--- a/docs/deliverables/ITPM_Final_Report_Emergency_Triage.docx
+++ b/docs/deliverables/ITPM_Final_Report_Emergency_Triage.docx
@@ -569,6 +569,34 @@
           <w:rFonts w:ascii="IRANSans(FaNum)" w:hAnsi="IRANSans(FaNum)" w:eastAsia="IRANSans(FaNum)" w:cs="IRANSans(FaNum)"/>
           <w:sz w:val="20"/>
         </w:rPr>
+        <w:t>نسخه PWA قابل نصب روی موبایل با manifest، service worker و app shell آفلاین</w:t>
+      </w:r>
+    </w:p>
+    <w:p>
+      <w:pPr>
+        <w:pStyle w:val="ListBullet"/>
+        <w:jc w:val="right"/>
+        <w:bidi/>
+      </w:pPr>
+      <w:r>
+        <w:rPr>
+          <w:rFonts w:ascii="IRANSans(FaNum)" w:hAnsi="IRANSans(FaNum)" w:eastAsia="IRANSans(FaNum)" w:cs="IRANSans(FaNum)"/>
+          <w:sz w:val="20"/>
+        </w:rPr>
+        <w:t>لایه safety-first hybrid برای تشخیص red flagهای حیاتی حتی در ورودی کم‌داده</w:t>
+      </w:r>
+    </w:p>
+    <w:p>
+      <w:pPr>
+        <w:pStyle w:val="ListBullet"/>
+        <w:jc w:val="right"/>
+        <w:bidi/>
+      </w:pPr>
+      <w:r>
+        <w:rPr>
+          <w:rFonts w:ascii="IRANSans(FaNum)" w:hAnsi="IRANSans(FaNum)" w:eastAsia="IRANSans(FaNum)" w:cs="IRANSans(FaNum)"/>
+          <w:sz w:val="20"/>
+        </w:rPr>
         <w:t>پشتیبانی از ورودی ناقص همراه با data completeness و missing fields</w:t>
       </w:r>
     </w:p>
@@ -586,6 +614,337 @@
         <w:t>مستندات کامل مدیریت پروژه، AI usage، Model Card و گزارش نهایی</w:t>
       </w:r>
     </w:p>
+    <w:p>
+      <w:pPr>
+        <w:pStyle w:val="Heading1"/>
+        <w:jc w:val="right"/>
+        <w:bidi/>
+      </w:pPr>
+      <w:r>
+        <w:t>نسخه موبایل و PWA</w:t>
+      </w:r>
+    </w:p>
+    <w:p>
+      <w:pPr>
+        <w:pStyle w:val="ListBullet"/>
+        <w:jc w:val="right"/>
+        <w:bidi/>
+      </w:pPr>
+      <w:r>
+        <w:rPr>
+          <w:rFonts w:ascii="IRANSans(FaNum)" w:hAnsi="IRANSans(FaNum)" w:eastAsia="IRANSans(FaNum)" w:cs="IRANSans(FaNum)"/>
+          <w:sz w:val="20"/>
+        </w:rPr>
+        <w:t>UI برای صفحه کوچک بازطراحی شد: action bar پایین صفحه، تب‌های ورودی/خروجی/پروژه و پنل نتیجه قابل اسکن.</w:t>
+      </w:r>
+    </w:p>
+    <w:p>
+      <w:pPr>
+        <w:pStyle w:val="ListBullet"/>
+        <w:jc w:val="right"/>
+        <w:bidi/>
+      </w:pPr>
+      <w:r>
+        <w:rPr>
+          <w:rFonts w:ascii="IRANSans(FaNum)" w:hAnsi="IRANSans(FaNum)" w:eastAsia="IRANSans(FaNum)" w:cs="IRANSans(FaNum)"/>
+          <w:sz w:val="20"/>
+        </w:rPr>
+        <w:t>manifest.webmanifest و service worker اضافه شد تا اپ بعد از اولین بارگذاری، app shell را در حالت آفلاین نیز باز کند.</w:t>
+      </w:r>
+    </w:p>
+    <w:p>
+      <w:pPr>
+        <w:pStyle w:val="ListBullet"/>
+        <w:jc w:val="right"/>
+        <w:bidi/>
+      </w:pPr>
+      <w:r>
+        <w:rPr>
+          <w:rFonts w:ascii="IRANSans(FaNum)" w:hAnsi="IRANSans(FaNum)" w:eastAsia="IRANSans(FaNum)" w:cs="IRANSans(FaNum)"/>
+          <w:sz w:val="20"/>
+        </w:rPr>
+        <w:t>سناریوهای demo شامل بحرانی، متوسط، کم‌داده و قلبی شدند تا در ویدئو و ارائه، رفتار سیستم با داده ناقص قابل نمایش باشد.</w:t>
+      </w:r>
+    </w:p>
+    <w:p>
+      <w:pPr>
+        <w:pStyle w:val="ListBullet"/>
+        <w:jc w:val="right"/>
+        <w:bidi/>
+      </w:pPr>
+      <w:r>
+        <w:rPr>
+          <w:rFonts w:ascii="IRANSans(FaNum)" w:hAnsi="IRANSans(FaNum)" w:eastAsia="IRANSans(FaNum)" w:cs="IRANSans(FaNum)"/>
+          <w:sz w:val="20"/>
+        </w:rPr>
+        <w:t>در خود MVP لینک مستقیم به بسته شواهد مدیریت پروژه اضافه شد تا محصول، مستندات و Rubric به هم متصل باشند.</w:t>
+      </w:r>
+    </w:p>
+    <w:p>
+      <w:pPr>
+        <w:pStyle w:val="Heading1"/>
+        <w:jc w:val="right"/>
+        <w:bidi/>
+      </w:pPr>
+      <w:r>
+        <w:t>لایه Safety-first Hybrid</w:t>
+      </w:r>
+    </w:p>
+    <w:tbl>
+      <w:tblPr>
+        <w:tblW w:type="auto" w:w="0"/>
+        <w:jc w:val="center"/>
+        <w:tblLayout w:type="fixed"/>
+        <w:tblLook w:firstColumn="1" w:firstRow="1" w:lastColumn="0" w:lastRow="0" w:noHBand="0" w:noVBand="1" w:val="04A0"/>
+        <w:tblBorders>
+          <w:top w:val="single" w:sz="6" w:space="0" w:color="D9E4E8"/>
+          <w:left w:val="single" w:sz="6" w:space="0" w:color="D9E4E8"/>
+          <w:bottom w:val="single" w:sz="6" w:space="0" w:color="D9E4E8"/>
+          <w:right w:val="single" w:sz="6" w:space="0" w:color="D9E4E8"/>
+          <w:insideH w:val="single" w:sz="6" w:space="0" w:color="D9E4E8"/>
+          <w:insideV w:val="single" w:sz="6" w:space="0" w:color="D9E4E8"/>
+        </w:tblBorders>
+      </w:tblPr>
+      <w:tblGrid>
+        <w:gridCol w:w="5100"/>
+        <w:gridCol w:w="5100"/>
+      </w:tblGrid>
+      <w:tr>
+        <w:tc>
+          <w:tcPr>
+            <w:tcW w:type="dxa" w:w="2835"/>
+            <w:shd w:fill="087F8C"/>
+            <w:vAlign w:val="center"/>
+          </w:tcPr>
+          <w:p>
+            <w:pPr>
+              <w:jc w:val="center"/>
+            </w:pPr>
+            <w:r/>
+            <w:r>
+              <w:rPr>
+                <w:rFonts w:ascii="IRANSans(FaNum)" w:hAnsi="IRANSans(FaNum)" w:eastAsia="IRANSans(FaNum)" w:cs="IRANSans(FaNum)"/>
+                <w:b/>
+                <w:color w:val="FFFFFF"/>
+                <w:sz w:val="19"/>
+              </w:rPr>
+              <w:t>مولفه خروجی</w:t>
+            </w:r>
+          </w:p>
+        </w:tc>
+        <w:tc>
+          <w:tcPr>
+            <w:tcW w:type="dxa" w:w="5953"/>
+            <w:shd w:fill="087F8C"/>
+            <w:vAlign w:val="center"/>
+          </w:tcPr>
+          <w:p>
+            <w:pPr>
+              <w:jc w:val="center"/>
+            </w:pPr>
+            <w:r/>
+            <w:r>
+              <w:rPr>
+                <w:rFonts w:ascii="IRANSans(FaNum)" w:hAnsi="IRANSans(FaNum)" w:eastAsia="IRANSans(FaNum)" w:cs="IRANSans(FaNum)"/>
+                <w:b/>
+                <w:color w:val="FFFFFF"/>
+                <w:sz w:val="19"/>
+              </w:rPr>
+              <w:t>توضیح مدیریتی/فنی</w:t>
+            </w:r>
+          </w:p>
+        </w:tc>
+      </w:tr>
+      <w:tr>
+        <w:tc>
+          <w:tcPr>
+            <w:tcW w:type="dxa" w:w="2835"/>
+            <w:vAlign w:val="center"/>
+            <w:shd w:fill="FBFCFD"/>
+          </w:tcPr>
+          <w:p>
+            <w:pPr>
+              <w:jc w:val="right"/>
+              <w:bidi/>
+            </w:pPr>
+            <w:r/>
+            <w:r>
+              <w:rPr>
+                <w:rFonts w:ascii="IRANSans(FaNum)" w:hAnsi="IRANSans(FaNum)" w:eastAsia="IRANSans(FaNum)" w:cs="IRANSans(FaNum)"/>
+                <w:b w:val="0"/>
+                <w:color w:val="17212B"/>
+                <w:sz w:val="17"/>
+              </w:rPr>
+              <w:t>model_probability</w:t>
+            </w:r>
+          </w:p>
+        </w:tc>
+        <w:tc>
+          <w:tcPr>
+            <w:tcW w:type="dxa" w:w="5953"/>
+            <w:vAlign w:val="center"/>
+            <w:shd w:fill="FBFCFD"/>
+          </w:tcPr>
+          <w:p>
+            <w:pPr>
+              <w:jc w:val="right"/>
+              <w:bidi/>
+            </w:pPr>
+            <w:r/>
+            <w:r>
+              <w:rPr>
+                <w:rFonts w:ascii="IRANSans(FaNum)" w:hAnsi="IRANSans(FaNum)" w:eastAsia="IRANSans(FaNum)" w:cs="IRANSans(FaNum)"/>
+                <w:b w:val="0"/>
+                <w:color w:val="17212B"/>
+                <w:sz w:val="17"/>
+              </w:rPr>
+              <w:t>احتمال خام مدل v6 بدون دستکاری</w:t>
+            </w:r>
+          </w:p>
+        </w:tc>
+      </w:tr>
+      <w:tr>
+        <w:tc>
+          <w:tcPr>
+            <w:tcW w:type="dxa" w:w="2835"/>
+            <w:vAlign w:val="center"/>
+          </w:tcPr>
+          <w:p>
+            <w:pPr>
+              <w:jc w:val="right"/>
+              <w:bidi/>
+            </w:pPr>
+            <w:r/>
+            <w:r>
+              <w:rPr>
+                <w:rFonts w:ascii="IRANSans(FaNum)" w:hAnsi="IRANSans(FaNum)" w:eastAsia="IRANSans(FaNum)" w:cs="IRANSans(FaNum)"/>
+                <w:b w:val="0"/>
+                <w:color w:val="17212B"/>
+                <w:sz w:val="17"/>
+              </w:rPr>
+              <w:t>critical_probability</w:t>
+            </w:r>
+          </w:p>
+        </w:tc>
+        <w:tc>
+          <w:tcPr>
+            <w:tcW w:type="dxa" w:w="5953"/>
+            <w:vAlign w:val="center"/>
+          </w:tcPr>
+          <w:p>
+            <w:pPr>
+              <w:jc w:val="right"/>
+              <w:bidi/>
+            </w:pPr>
+            <w:r/>
+            <w:r>
+              <w:rPr>
+                <w:rFonts w:ascii="IRANSans(FaNum)" w:hAnsi="IRANSans(FaNum)" w:eastAsia="IRANSans(FaNum)" w:cs="IRANSans(FaNum)"/>
+                <w:b w:val="0"/>
+                <w:color w:val="17212B"/>
+                <w:sz w:val="17"/>
+              </w:rPr>
+              <w:t>احتمال عملیاتی پس از اعمال guardهای ایمنی شفاف</w:t>
+            </w:r>
+          </w:p>
+        </w:tc>
+      </w:tr>
+      <w:tr>
+        <w:tc>
+          <w:tcPr>
+            <w:tcW w:type="dxa" w:w="2835"/>
+            <w:vAlign w:val="center"/>
+            <w:shd w:fill="FBFCFD"/>
+          </w:tcPr>
+          <w:p>
+            <w:pPr>
+              <w:jc w:val="right"/>
+              <w:bidi/>
+            </w:pPr>
+            <w:r/>
+            <w:r>
+              <w:rPr>
+                <w:rFonts w:ascii="IRANSans(FaNum)" w:hAnsi="IRANSans(FaNum)" w:eastAsia="IRANSans(FaNum)" w:cs="IRANSans(FaNum)"/>
+                <w:b w:val="0"/>
+                <w:color w:val="17212B"/>
+                <w:sz w:val="17"/>
+              </w:rPr>
+              <w:t>safety_flags</w:t>
+            </w:r>
+          </w:p>
+        </w:tc>
+        <w:tc>
+          <w:tcPr>
+            <w:tcW w:type="dxa" w:w="5953"/>
+            <w:vAlign w:val="center"/>
+            <w:shd w:fill="FBFCFD"/>
+          </w:tcPr>
+          <w:p>
+            <w:pPr>
+              <w:jc w:val="right"/>
+              <w:bidi/>
+            </w:pPr>
+            <w:r/>
+            <w:r>
+              <w:rPr>
+                <w:rFonts w:ascii="IRANSans(FaNum)" w:hAnsi="IRANSans(FaNum)" w:eastAsia="IRANSans(FaNum)" w:cs="IRANSans(FaNum)"/>
+                <w:b w:val="0"/>
+                <w:color w:val="17212B"/>
+                <w:sz w:val="17"/>
+              </w:rPr>
+              <w:t>هشدارهای بالینی ساده مثل SpO2 پایین، فشار بسیار پایین یا درد قفسه سینه با سابقه قلبی</w:t>
+            </w:r>
+          </w:p>
+        </w:tc>
+      </w:tr>
+      <w:tr>
+        <w:tc>
+          <w:tcPr>
+            <w:tcW w:type="dxa" w:w="2835"/>
+            <w:vAlign w:val="center"/>
+          </w:tcPr>
+          <w:p>
+            <w:pPr>
+              <w:jc w:val="right"/>
+              <w:bidi/>
+            </w:pPr>
+            <w:r/>
+            <w:r>
+              <w:rPr>
+                <w:rFonts w:ascii="IRANSans(FaNum)" w:hAnsi="IRANSans(FaNum)" w:eastAsia="IRANSans(FaNum)" w:cs="IRANSans(FaNum)"/>
+                <w:b w:val="0"/>
+                <w:color w:val="17212B"/>
+                <w:sz w:val="17"/>
+              </w:rPr>
+              <w:t>next_best_actions</w:t>
+            </w:r>
+          </w:p>
+        </w:tc>
+        <w:tc>
+          <w:tcPr>
+            <w:tcW w:type="dxa" w:w="5953"/>
+            <w:vAlign w:val="center"/>
+          </w:tcPr>
+          <w:p>
+            <w:pPr>
+              <w:jc w:val="right"/>
+              <w:bidi/>
+            </w:pPr>
+            <w:r/>
+            <w:r>
+              <w:rPr>
+                <w:rFonts w:ascii="IRANSans(FaNum)" w:hAnsi="IRANSans(FaNum)" w:eastAsia="IRANSans(FaNum)" w:cs="IRANSans(FaNum)"/>
+                <w:b w:val="0"/>
+                <w:color w:val="17212B"/>
+                <w:sz w:val="17"/>
+              </w:rPr>
+              <w:t>اقدام بعدی قابل ارائه به پرسنل؛ تصمیم نهایی همچنان انسانی است</w:t>
+            </w:r>
+          </w:p>
+        </w:tc>
+      </w:tr>
+    </w:tbl>
+    <w:p/>
     <w:p>
       <w:pPr>
         <w:pStyle w:val="Heading1"/>
@@ -2659,7 +3018,7 @@
                 <w:color w:val="17212B"/>
                 <w:sz w:val="17"/>
               </w:rPr>
-              <w:t>prototype آفلاین</w:t>
+              <w:t>اعتبارسنجی نسخه PWA و local-first</w:t>
             </w:r>
           </w:p>
         </w:tc>
@@ -2681,7 +3040,7 @@
                 <w:color w:val="17212B"/>
                 <w:sz w:val="17"/>
               </w:rPr>
-              <w:t>PWA یا local prototype</w:t>
+              <w:t>تست میدانی با فرم موبایل و بازخورد متخصص</w:t>
             </w:r>
           </w:p>
         </w:tc>

--- a/docs/deliverables/ITPM_Final_Report_Emergency_Triage.docx
+++ b/docs/deliverables/ITPM_Final_Report_Emergency_Triage.docx
@@ -527,7 +527,7 @@
           <w:rFonts w:ascii="IRANSans(FaNum)" w:hAnsi="IRANSans(FaNum)" w:eastAsia="IRANSans(FaNum)" w:cs="IRANSans(FaNum)"/>
           <w:sz w:val="20"/>
         </w:rPr>
-        <w:t>مدل ML نسخه v6 با threshold safety-first</w:t>
+        <w:t>مدل ML نسخه v7 با threshold safety-first</w:t>
       </w:r>
     </w:p>
     <w:p>
@@ -798,7 +798,7 @@
                 <w:color w:val="17212B"/>
                 <w:sz w:val="17"/>
               </w:rPr>
-              <w:t>احتمال خام مدل v6 بدون دستکاری</w:t>
+              <w:t>احتمال خام مدل v7 بدون دستکاری</w:t>
             </w:r>
           </w:p>
         </w:tc>
@@ -988,7 +988,7 @@
         <w:bidi/>
       </w:pPr>
       <w:r>
-        <w:t>نتایج مدل v6</w:t>
+        <w:t>نتایج مدل v7</w:t>
       </w:r>
     </w:p>
     <w:tbl>
@@ -1122,7 +1122,7 @@
                 <w:color w:val="17212B"/>
                 <w:sz w:val="17"/>
               </w:rPr>
-              <w:t>0.8947</w:t>
+              <w:t>0.9041</w:t>
             </w:r>
           </w:p>
         </w:tc>
@@ -1191,7 +1191,7 @@
                 <w:color w:val="17212B"/>
                 <w:sz w:val="17"/>
               </w:rPr>
-              <w:t>0.8034</w:t>
+              <w:t>0.8202</w:t>
             </w:r>
           </w:p>
         </w:tc>
@@ -1261,7 +1261,7 @@
                 <w:color w:val="17212B"/>
                 <w:sz w:val="17"/>
               </w:rPr>
-              <w:t>0.9241</w:t>
+              <w:t>0.9246</w:t>
             </w:r>
           </w:p>
         </w:tc>
@@ -1330,7 +1330,7 @@
                 <w:color w:val="17212B"/>
                 <w:sz w:val="17"/>
               </w:rPr>
-              <w:t>0.5269</w:t>
+              <w:t>0.5447</w:t>
             </w:r>
           </w:p>
         </w:tc>
@@ -1352,7 +1352,7 @@
                 <w:color w:val="17212B"/>
                 <w:sz w:val="17"/>
               </w:rPr>
-              <w:t>trade-off حالت safety-first</w:t>
+              <w:t>بهتر از v6</w:t>
             </w:r>
           </w:p>
         </w:tc>
@@ -1400,7 +1400,7 @@
                 <w:color w:val="17212B"/>
                 <w:sz w:val="17"/>
               </w:rPr>
-              <w:t>0.3598</w:t>
+              <w:t>0.3352</w:t>
             </w:r>
           </w:p>
         </w:tc>
@@ -1423,7 +1423,7 @@
                 <w:color w:val="17212B"/>
                 <w:sz w:val="17"/>
               </w:rPr>
-              <w:t>کمتر از نسخه‌های اولیه با FPR حدود 0.487</w:t>
+              <w:t>کمتر از v6 و نسخه‌های اولیه</w:t>
             </w:r>
           </w:p>
         </w:tc>
@@ -1469,7 +1469,7 @@
                 <w:color w:val="17212B"/>
                 <w:sz w:val="17"/>
               </w:rPr>
-              <w:t>0.2962</w:t>
+              <w:t>0.3017</w:t>
             </w:r>
           </w:p>
         </w:tc>
@@ -1514,7 +1514,7 @@
               <a:graphicData uri="http://schemas.openxmlformats.org/drawingml/2006/picture">
                 <pic:pic>
                   <pic:nvPicPr>
-                    <pic:cNvPr id="0" name="confusion_matrix_v6.png"/>
+                    <pic:cNvPr id="0" name="confusion_matrix_v7.png"/>
                     <pic:cNvPicPr/>
                   </pic:nvPicPr>
                   <pic:blipFill>
@@ -1548,7 +1548,7 @@
           <w:color w:val="667781"/>
           <w:sz w:val="17"/>
         </w:rPr>
-        <w:t>Confusion Matrix مدل v6</w:t>
+        <w:t>Confusion Matrix مدل v7</w:t>
       </w:r>
     </w:p>
     <w:p>
@@ -1567,7 +1567,7 @@
               <a:graphicData uri="http://schemas.openxmlformats.org/drawingml/2006/picture">
                 <pic:pic>
                   <pic:nvPicPr>
-                    <pic:cNvPr id="0" name="confidence_distribution_v6.png"/>
+                    <pic:cNvPr id="0" name="confidence_distribution_v7.png"/>
                     <pic:cNvPicPr/>
                   </pic:nvPicPr>
                   <pic:blipFill>
@@ -1975,7 +1975,7 @@
                 <w:color w:val="17212B"/>
                 <w:sz w:val="17"/>
               </w:rPr>
-              <w:t>metrics نهایی و Model Card</w:t>
+              <w:t>metrics و Model Card</w:t>
             </w:r>
           </w:p>
         </w:tc>
@@ -2000,7 +2000,7 @@
                 <w:color w:val="17212B"/>
                 <w:sz w:val="17"/>
               </w:rPr>
-              <w:t>Sprint 4</w:t>
+              <w:t>Sprint 6</w:t>
             </w:r>
           </w:p>
         </w:tc>
@@ -2023,6 +2023,75 @@
                 <w:color w:val="17212B"/>
                 <w:sz w:val="17"/>
               </w:rPr>
+              <w:t>مدل v7 و deploy وب‌اپ</w:t>
+            </w:r>
+          </w:p>
+        </w:tc>
+        <w:tc>
+          <w:tcPr>
+            <w:tcW w:type="dxa" w:w="4252"/>
+            <w:vAlign w:val="center"/>
+            <w:shd w:fill="FBFCFD"/>
+          </w:tcPr>
+          <w:p>
+            <w:pPr>
+              <w:jc w:val="right"/>
+              <w:bidi/>
+            </w:pPr>
+            <w:r/>
+            <w:r>
+              <w:rPr>
+                <w:rFonts w:ascii="IRANSans(FaNum)" w:hAnsi="IRANSans(FaNum)" w:eastAsia="IRANSans(FaNum)" w:cs="IRANSans(FaNum)"/>
+                <w:b w:val="0"/>
+                <w:color w:val="17212B"/>
+                <w:sz w:val="17"/>
+              </w:rPr>
+              <w:t>کاهش FPR، Docker و مسیر موبایل</w:t>
+            </w:r>
+          </w:p>
+        </w:tc>
+      </w:tr>
+      <w:tr>
+        <w:tc>
+          <w:tcPr>
+            <w:tcW w:type="dxa" w:w="1701"/>
+            <w:vAlign w:val="center"/>
+          </w:tcPr>
+          <w:p>
+            <w:pPr>
+              <w:jc w:val="right"/>
+              <w:bidi/>
+            </w:pPr>
+            <w:r/>
+            <w:r>
+              <w:rPr>
+                <w:rFonts w:ascii="IRANSans(FaNum)" w:hAnsi="IRANSans(FaNum)" w:eastAsia="IRANSans(FaNum)" w:cs="IRANSans(FaNum)"/>
+                <w:b w:val="0"/>
+                <w:color w:val="17212B"/>
+                <w:sz w:val="17"/>
+              </w:rPr>
+              <w:t>Sprint 4</w:t>
+            </w:r>
+          </w:p>
+        </w:tc>
+        <w:tc>
+          <w:tcPr>
+            <w:tcW w:type="dxa" w:w="3118"/>
+            <w:vAlign w:val="center"/>
+          </w:tcPr>
+          <w:p>
+            <w:pPr>
+              <w:jc w:val="right"/>
+              <w:bidi/>
+            </w:pPr>
+            <w:r/>
+            <w:r>
+              <w:rPr>
+                <w:rFonts w:ascii="IRANSans(FaNum)" w:hAnsi="IRANSans(FaNum)" w:eastAsia="IRANSans(FaNum)" w:cs="IRANSans(FaNum)"/>
+                <w:b w:val="0"/>
+                <w:color w:val="17212B"/>
+                <w:sz w:val="17"/>
+              </w:rPr>
               <w:t>پوستر و تحویل نهایی</w:t>
             </w:r>
           </w:p>
@@ -2031,7 +2100,6 @@
           <w:tcPr>
             <w:tcW w:type="dxa" w:w="4252"/>
             <w:vAlign w:val="center"/>
-            <w:shd w:fill="FBFCFD"/>
           </w:tcPr>
           <w:p>
             <w:pPr>

--- a/docs/deliverables/ITPM_Final_Report_Emergency_Triage.docx
+++ b/docs/deliverables/ITPM_Final_Report_Emergency_Triage.docx
@@ -4,127 +4,74 @@
   <w:body>
     <w:p>
       <w:pPr>
-        <w:jc w:val="center"/>
+        <w:spacing w:before="0" w:after="200"/>
+        <w:jc w:val="right"/>
+        <w:keepNext/>
+        <w:bidi w:val="1"/>
       </w:pPr>
       <w:r>
         <w:rPr>
-          <w:rFonts w:ascii="IRANSans(FaNum)" w:hAnsi="IRANSans(FaNum)" w:eastAsia="IRANSans(FaNum)" w:cs="IRANSans(FaNum)"/>
+          <w:rFonts w:ascii="Arial" w:hAnsi="Arial" w:cs="Arial"/>
           <w:b/>
-          <w:color w:val="0B2545"/>
-          <w:sz w:val="44"/>
+          <w:color w:val="064E5F"/>
+          <w:sz w:val="48"/>
+          <w:rtl w:val="1"/>
         </w:rPr>
-        <w:t>گزارش نهایی پروژه: سیستم هوشمند تریاژ اورژانس</w:t>
+        <w:t>گزارش نهایی پروژه امدادیار</w:t>
       </w:r>
     </w:p>
     <w:p>
       <w:pPr>
-        <w:jc w:val="center"/>
+        <w:spacing w:before="320" w:after="160"/>
+        <w:jc w:val="right"/>
+        <w:keepNext/>
+        <w:bidi w:val="1"/>
       </w:pPr>
       <w:r>
         <w:rPr>
-          <w:rFonts w:ascii="IRANSans(FaNum)" w:hAnsi="IRANSans(FaNum)" w:eastAsia="IRANSans(FaNum)" w:cs="IRANSans(FaNum)"/>
-          <w:b w:val="0"/>
-          <w:color w:val="087F8C"/>
-          <w:sz w:val="24"/>
+          <w:rFonts w:ascii="Arial" w:hAnsi="Arial" w:cs="Arial"/>
+          <w:b/>
+          <w:color w:val="064E5F"/>
+          <w:sz w:val="32"/>
+          <w:rtl w:val="1"/>
         </w:rPr>
-        <w:t>MVP تصمیم‌یار، API-first، mobile-first و safety-first</w:t>
-      </w:r>
-    </w:p>
-    <w:p>
-      <w:pPr>
-        <w:jc w:val="center"/>
-      </w:pPr>
-      <w:r>
-        <w:rPr>
-          <w:rFonts w:ascii="IRANSans(FaNum)" w:hAnsi="IRANSans(FaNum)" w:eastAsia="IRANSans(FaNum)" w:cs="IRANSans(FaNum)"/>
-          <w:b w:val="0"/>
-          <w:color w:val="667781"/>
-          <w:sz w:val="20"/>
-        </w:rPr>
-        <w:t>درس مدیریت و کنترل پروژه‌های فناوری اطلاعات | نسخه رسمی برای تحویل</w:t>
-      </w:r>
-    </w:p>
-    <w:p/>
-    <w:p>
-      <w:pPr>
-        <w:pStyle w:val="Heading1"/>
-        <w:jc w:val="right"/>
-        <w:bidi/>
-      </w:pPr>
-      <w:r>
         <w:t>خلاصه مدیریتی</w:t>
       </w:r>
     </w:p>
     <w:p>
       <w:pPr>
+        <w:spacing w:before="0" w:after="120" w:line="300" w:lineRule="auto"/>
         <w:jc w:val="right"/>
-        <w:bidi/>
+        <w:bidi w:val="1"/>
       </w:pPr>
       <w:r>
         <w:rPr>
-          <w:rFonts w:ascii="IRANSans(FaNum)" w:hAnsi="IRANSans(FaNum)" w:eastAsia="IRANSans(FaNum)" w:cs="IRANSans(FaNum)"/>
-          <w:sz w:val="21"/>
+          <w:rFonts w:ascii="Arial" w:hAnsi="Arial" w:cs="Arial"/>
+          <w:b w:val="0"/>
+          <w:color w:val="15212B"/>
+          <w:sz w:val="22"/>
+          <w:rtl w:val="1"/>
+          <w:rtl w:val="1"/>
         </w:rPr>
-        <w:t>این پروژه یک MVP مبتنی بر هوش مصنوعی برای کمک به تریاژ اورژانس است. سامانه با دریافت داده‌های قابل دسترسی در لحظه تریاژ، احتمال بحرانی بودن بیمار را تخمین می‌زند و همراه با سطح اعتماد و توضیح کوتاه ارائه می‌کند.</w:t>
+        <w:t>«امدادیار» از یک آزمایش مدل یادگیری ماشین به یک MVP عمومی، فارسی، نصب‌پذیر و قابل ردیابی از نظر مدیریت پروژه تبدیل شده است. نسخه نهایی فقط از داده‌های قابل دسترس در زمان تریاژ استفاده می‌کند، با ورودی ناقص کار می‌کند و خروجی را به‌صورت پشتیبان تصمیم، نه تشخیص پزشکی، ارائه می‌دهد.</w:t>
       </w:r>
     </w:p>
-    <w:tbl>
-      <w:tblPr>
-        <w:tblW w:type="auto" w:w="0"/>
-        <w:jc w:val="center"/>
-        <w:tblLook w:firstColumn="1" w:firstRow="1" w:lastColumn="0" w:lastRow="0" w:noHBand="0" w:noVBand="1" w:val="04A0"/>
-        <w:tblBorders>
-          <w:top w:val="single" w:sz="6" w:space="0" w:color="BBDADD"/>
-          <w:left w:val="single" w:sz="6" w:space="0" w:color="BBDADD"/>
-          <w:bottom w:val="single" w:sz="6" w:space="0" w:color="BBDADD"/>
-          <w:right w:val="single" w:sz="6" w:space="0" w:color="BBDADD"/>
-          <w:insideH w:val="single" w:sz="6" w:space="0" w:color="BBDADD"/>
-          <w:insideV w:val="single" w:sz="6" w:space="0" w:color="BBDADD"/>
-        </w:tblBorders>
-      </w:tblPr>
-      <w:tblGrid>
-        <w:gridCol w:w="10200"/>
-      </w:tblGrid>
-      <w:tr>
-        <w:tc>
-          <w:tcPr>
-            <w:tcW w:type="dxa" w:w="10200"/>
-            <w:shd w:fill="EAF7F7"/>
-          </w:tcPr>
-          <w:p>
-            <w:pPr>
-              <w:jc w:val="right"/>
-              <w:bidi/>
-            </w:pPr>
-            <w:r>
-              <w:rPr>
-                <w:rFonts w:ascii="IRANSans(FaNum)" w:hAnsi="IRANSans(FaNum)" w:eastAsia="IRANSans(FaNum)" w:cs="IRANSans(FaNum)"/>
-                <w:b/>
-                <w:color w:val="0B2545"/>
-                <w:sz w:val="20"/>
-              </w:rPr>
-              <w:t xml:space="preserve">اصل اخلاقی: </w:t>
-            </w:r>
-            <w:r>
-              <w:rPr>
-                <w:rFonts w:ascii="IRANSans(FaNum)" w:hAnsi="IRANSans(FaNum)" w:eastAsia="IRANSans(FaNum)" w:cs="IRANSans(FaNum)"/>
-                <w:sz w:val="20"/>
-              </w:rPr>
-              <w:t>سامانه فقط decision-support است و جایگزین پزشک، پرستار یا پروتکل رسمی بیمارستان نیست.</w:t>
-            </w:r>
-          </w:p>
-        </w:tc>
-      </w:tr>
-    </w:tbl>
-    <w:p/>
     <w:p>
       <w:pPr>
-        <w:pStyle w:val="Heading1"/>
+        <w:spacing w:before="320" w:after="160"/>
         <w:jc w:val="right"/>
-        <w:bidi/>
+        <w:keepNext/>
+        <w:bidi w:val="1"/>
       </w:pPr>
       <w:r>
-        <w:t>اعضای تیم و نقش‌ها</w:t>
+        <w:rPr>
+          <w:rFonts w:ascii="Arial" w:hAnsi="Arial" w:cs="Arial"/>
+          <w:b/>
+          <w:color w:val="064E5F"/>
+          <w:sz w:val="32"/>
+          <w:rtl w:val="1"/>
+        </w:rPr>
+        <w:t>وضعیت نهایی محصول و مدل</w:t>
       </w:r>
     </w:p>
     <w:tbl>
@@ -133,84 +80,74 @@
         <w:jc w:val="center"/>
         <w:tblLayout w:type="fixed"/>
         <w:tblLook w:firstColumn="1" w:firstRow="1" w:lastColumn="0" w:lastRow="0" w:noHBand="0" w:noVBand="1" w:val="04A0"/>
-        <w:tblBorders>
-          <w:top w:val="single" w:sz="6" w:space="0" w:color="D9E4E8"/>
-          <w:left w:val="single" w:sz="6" w:space="0" w:color="D9E4E8"/>
-          <w:bottom w:val="single" w:sz="6" w:space="0" w:color="D9E4E8"/>
-          <w:right w:val="single" w:sz="6" w:space="0" w:color="D9E4E8"/>
-          <w:insideH w:val="single" w:sz="6" w:space="0" w:color="D9E4E8"/>
-          <w:insideV w:val="single" w:sz="6" w:space="0" w:color="D9E4E8"/>
-        </w:tblBorders>
       </w:tblPr>
       <w:tblGrid>
-        <w:gridCol w:w="3400"/>
-        <w:gridCol w:w="3400"/>
-        <w:gridCol w:w="3400"/>
+        <w:gridCol w:w="4680"/>
+        <w:gridCol w:w="4680"/>
       </w:tblGrid>
       <w:tr>
+        <w:trPr>
+          <w:tblHeader/>
+        </w:trPr>
         <w:tc>
           <w:tcPr>
-            <w:tcW w:type="dxa" w:w="2381"/>
-            <w:shd w:fill="087F8C"/>
+            <w:tcW w:type="dxa" w:w="4680"/>
             <w:vAlign w:val="center"/>
+            <w:tcMar>
+              <w:top w:w="100" w:type="dxa"/>
+              <w:start w:w="140" w:type="dxa"/>
+              <w:bottom w:w="100" w:type="dxa"/>
+              <w:end w:w="140" w:type="dxa"/>
+            </w:tcMar>
+            <w:shd w:fill="EAF4F3"/>
           </w:tcPr>
           <w:p>
             <w:pPr>
-              <w:jc w:val="center"/>
+              <w:spacing w:before="0" w:after="0" w:line="276" w:lineRule="auto"/>
+              <w:jc w:val="right"/>
+              <w:bidi w:val="1"/>
             </w:pPr>
-            <w:r/>
             <w:r>
               <w:rPr>
-                <w:rFonts w:ascii="IRANSans(FaNum)" w:hAnsi="IRANSans(FaNum)" w:eastAsia="IRANSans(FaNum)" w:cs="IRANSans(FaNum)"/>
+                <w:rFonts w:ascii="Arial" w:hAnsi="Arial" w:cs="Arial"/>
                 <w:b/>
-                <w:color w:val="FFFFFF"/>
+                <w:color w:val="064E5F"/>
                 <w:sz w:val="19"/>
+                <w:rtl w:val="1"/>
+                <w:rtl w:val="1"/>
               </w:rPr>
-              <w:t>عضو</w:t>
+              <w:t>مؤلفه</w:t>
             </w:r>
           </w:p>
         </w:tc>
         <w:tc>
           <w:tcPr>
-            <w:tcW w:type="dxa" w:w="2835"/>
-            <w:shd w:fill="087F8C"/>
+            <w:tcW w:type="dxa" w:w="4680"/>
             <w:vAlign w:val="center"/>
+            <w:tcMar>
+              <w:top w:w="100" w:type="dxa"/>
+              <w:start w:w="140" w:type="dxa"/>
+              <w:bottom w:w="100" w:type="dxa"/>
+              <w:end w:w="140" w:type="dxa"/>
+            </w:tcMar>
+            <w:shd w:fill="EAF4F3"/>
           </w:tcPr>
           <w:p>
             <w:pPr>
-              <w:jc w:val="center"/>
+              <w:spacing w:before="0" w:after="0" w:line="276" w:lineRule="auto"/>
+              <w:jc w:val="right"/>
+              <w:bidi w:val="1"/>
             </w:pPr>
-            <w:r/>
             <w:r>
               <w:rPr>
-                <w:rFonts w:ascii="IRANSans(FaNum)" w:hAnsi="IRANSans(FaNum)" w:eastAsia="IRANSans(FaNum)" w:cs="IRANSans(FaNum)"/>
+                <w:rFonts w:ascii="Arial" w:hAnsi="Arial" w:cs="Arial"/>
                 <w:b/>
-                <w:color w:val="FFFFFF"/>
+                <w:color w:val="064E5F"/>
                 <w:sz w:val="19"/>
+                <w:rtl w:val="1"/>
+                <w:rtl w:val="1"/>
               </w:rPr>
-              <w:t>نقش</w:t>
-            </w:r>
-          </w:p>
-        </w:tc>
-        <w:tc>
-          <w:tcPr>
-            <w:tcW w:type="dxa" w:w="4082"/>
-            <w:shd w:fill="087F8C"/>
-            <w:vAlign w:val="center"/>
-          </w:tcPr>
-          <w:p>
-            <w:pPr>
-              <w:jc w:val="center"/>
-            </w:pPr>
-            <w:r/>
-            <w:r>
-              <w:rPr>
-                <w:rFonts w:ascii="IRANSans(FaNum)" w:hAnsi="IRANSans(FaNum)" w:eastAsia="IRANSans(FaNum)" w:cs="IRANSans(FaNum)"/>
-                <w:b/>
-                <w:color w:val="FFFFFF"/>
-                <w:sz w:val="19"/>
-              </w:rPr>
-              <w:t>مسئولیت قابل ارائه</w:t>
+              <w:t>وضعیت نهایی</w:t>
             </w:r>
           </w:p>
         </w:tc>
@@ -218,70 +155,61 @@
       <w:tr>
         <w:tc>
           <w:tcPr>
-            <w:tcW w:type="dxa" w:w="2381"/>
+            <w:tcW w:type="dxa" w:w="4680"/>
             <w:vAlign w:val="center"/>
-            <w:shd w:fill="FBFCFD"/>
+            <w:tcMar>
+              <w:top w:w="100" w:type="dxa"/>
+              <w:start w:w="140" w:type="dxa"/>
+              <w:bottom w:w="100" w:type="dxa"/>
+              <w:end w:w="140" w:type="dxa"/>
+            </w:tcMar>
           </w:tcPr>
           <w:p>
             <w:pPr>
+              <w:spacing w:before="0" w:after="0" w:line="276" w:lineRule="auto"/>
               <w:jc w:val="right"/>
-              <w:bidi/>
+              <w:bidi w:val="1"/>
             </w:pPr>
-            <w:r/>
             <w:r>
               <w:rPr>
-                <w:rFonts w:ascii="IRANSans(FaNum)" w:hAnsi="IRANSans(FaNum)" w:eastAsia="IRANSans(FaNum)" w:cs="IRANSans(FaNum)"/>
+                <w:rFonts w:ascii="Arial" w:hAnsi="Arial" w:cs="Arial"/>
                 <w:b w:val="0"/>
-                <w:color w:val="17212B"/>
-                <w:sz w:val="17"/>
+                <w:color w:val="15212B"/>
+                <w:sz w:val="19"/>
+                <w:rtl w:val="1"/>
+                <w:rtl w:val="1"/>
               </w:rPr>
-              <w:t>محمدامین پورمند</w:t>
+              <w:t>مدل عملیاتی</w:t>
             </w:r>
           </w:p>
         </w:tc>
         <w:tc>
           <w:tcPr>
-            <w:tcW w:type="dxa" w:w="2835"/>
+            <w:tcW w:type="dxa" w:w="4680"/>
             <w:vAlign w:val="center"/>
-            <w:shd w:fill="FBFCFD"/>
+            <w:tcMar>
+              <w:top w:w="100" w:type="dxa"/>
+              <w:start w:w="140" w:type="dxa"/>
+              <w:bottom w:w="100" w:type="dxa"/>
+              <w:end w:w="140" w:type="dxa"/>
+            </w:tcMar>
           </w:tcPr>
           <w:p>
             <w:pPr>
+              <w:spacing w:before="0" w:after="0" w:line="276" w:lineRule="auto"/>
               <w:jc w:val="right"/>
-              <w:bidi/>
+              <w:bidi w:val="1"/>
             </w:pPr>
-            <w:r/>
             <w:r>
               <w:rPr>
-                <w:rFonts w:ascii="IRANSans(FaNum)" w:hAnsi="IRANSans(FaNum)" w:eastAsia="IRANSans(FaNum)" w:cs="IRANSans(FaNum)"/>
+                <w:rFonts w:ascii="Arial" w:hAnsi="Arial" w:cs="Arial"/>
                 <w:b w:val="0"/>
-                <w:color w:val="17212B"/>
-                <w:sz w:val="17"/>
+                <w:color w:val="15212B"/>
+                <w:sz w:val="19"/>
+                <w:rtl w:val="1"/>
+                <w:rtl w:val="1"/>
               </w:rPr>
-              <w:t>Project Lead / ML &amp; System Architect</w:t>
-            </w:r>
-          </w:p>
-        </w:tc>
-        <w:tc>
-          <w:tcPr>
-            <w:tcW w:type="dxa" w:w="4082"/>
-            <w:vAlign w:val="center"/>
-            <w:shd w:fill="FBFCFD"/>
-          </w:tcPr>
-          <w:p>
-            <w:pPr>
-              <w:jc w:val="right"/>
-              <w:bidi/>
-            </w:pPr>
-            <w:r/>
-            <w:r>
-              <w:rPr>
-                <w:rFonts w:ascii="IRANSans(FaNum)" w:hAnsi="IRANSans(FaNum)" w:eastAsia="IRANSans(FaNum)" w:cs="IRANSans(FaNum)"/>
-                <w:b w:val="0"/>
-                <w:color w:val="17212B"/>
-                <w:sz w:val="17"/>
-              </w:rPr>
-              <w:t>مدل، API، معماری، GitHub و یکپارچه‌سازی</w:t>
+              <w:t>v7، حالت پیش‌فرض safety-first</w:t>
             </w:r>
           </w:p>
         </w:tc>
@@ -289,67 +217,61 @@
       <w:tr>
         <w:tc>
           <w:tcPr>
-            <w:tcW w:type="dxa" w:w="2381"/>
+            <w:tcW w:type="dxa" w:w="4680"/>
             <w:vAlign w:val="center"/>
+            <w:tcMar>
+              <w:top w:w="100" w:type="dxa"/>
+              <w:start w:w="140" w:type="dxa"/>
+              <w:bottom w:w="100" w:type="dxa"/>
+              <w:end w:w="140" w:type="dxa"/>
+            </w:tcMar>
           </w:tcPr>
           <w:p>
             <w:pPr>
+              <w:spacing w:before="0" w:after="0" w:line="276" w:lineRule="auto"/>
               <w:jc w:val="right"/>
-              <w:bidi/>
+              <w:bidi w:val="1"/>
             </w:pPr>
-            <w:r/>
             <w:r>
               <w:rPr>
-                <w:rFonts w:ascii="IRANSans(FaNum)" w:hAnsi="IRANSans(FaNum)" w:eastAsia="IRANSans(FaNum)" w:cs="IRANSans(FaNum)"/>
+                <w:rFonts w:ascii="Arial" w:hAnsi="Arial" w:cs="Arial"/>
                 <w:b w:val="0"/>
-                <w:color w:val="17212B"/>
-                <w:sz w:val="17"/>
+                <w:color w:val="15212B"/>
+                <w:sz w:val="19"/>
+                <w:rtl w:val="1"/>
+                <w:rtl w:val="1"/>
               </w:rPr>
-              <w:t>محمدرضا آرمان پور</w:t>
+              <w:t>AUC</w:t>
             </w:r>
           </w:p>
         </w:tc>
         <w:tc>
           <w:tcPr>
-            <w:tcW w:type="dxa" w:w="2835"/>
+            <w:tcW w:type="dxa" w:w="4680"/>
             <w:vAlign w:val="center"/>
+            <w:tcMar>
+              <w:top w:w="100" w:type="dxa"/>
+              <w:start w:w="140" w:type="dxa"/>
+              <w:bottom w:w="100" w:type="dxa"/>
+              <w:end w:w="140" w:type="dxa"/>
+            </w:tcMar>
           </w:tcPr>
           <w:p>
             <w:pPr>
+              <w:spacing w:before="0" w:after="0" w:line="276" w:lineRule="auto"/>
               <w:jc w:val="right"/>
-              <w:bidi/>
+              <w:bidi w:val="1"/>
             </w:pPr>
-            <w:r/>
             <w:r>
               <w:rPr>
-                <w:rFonts w:ascii="IRANSans(FaNum)" w:hAnsi="IRANSans(FaNum)" w:eastAsia="IRANSans(FaNum)" w:cs="IRANSans(FaNum)"/>
+                <w:rFonts w:ascii="Arial" w:hAnsi="Arial" w:cs="Arial"/>
                 <w:b w:val="0"/>
-                <w:color w:val="17212B"/>
-                <w:sz w:val="17"/>
+                <w:color w:val="15212B"/>
+                <w:sz w:val="19"/>
+                <w:rtl w:val="1"/>
+                <w:rtl w:val="1"/>
               </w:rPr>
-              <w:t>Project Control &amp; Metrics Coordinator</w:t>
-            </w:r>
-          </w:p>
-        </w:tc>
-        <w:tc>
-          <w:tcPr>
-            <w:tcW w:type="dxa" w:w="4082"/>
-            <w:vAlign w:val="center"/>
-          </w:tcPr>
-          <w:p>
-            <w:pPr>
-              <w:jc w:val="right"/>
-              <w:bidi/>
-            </w:pPr>
-            <w:r/>
-            <w:r>
-              <w:rPr>
-                <w:rFonts w:ascii="IRANSans(FaNum)" w:hAnsi="IRANSans(FaNum)" w:eastAsia="IRANSans(FaNum)" w:cs="IRANSans(FaNum)"/>
-                <w:b w:val="0"/>
-                <w:color w:val="17212B"/>
-                <w:sz w:val="17"/>
-              </w:rPr>
-              <w:t>KPI، ریسک، ارزش اجتماعی و trade-offها</w:t>
+              <w:t>۰٫۹۰۴۱</w:t>
             </w:r>
           </w:p>
         </w:tc>
@@ -357,337 +279,689 @@
       <w:tr>
         <w:tc>
           <w:tcPr>
-            <w:tcW w:type="dxa" w:w="2381"/>
+            <w:tcW w:type="dxa" w:w="4680"/>
             <w:vAlign w:val="center"/>
-            <w:shd w:fill="FBFCFD"/>
+            <w:tcMar>
+              <w:top w:w="100" w:type="dxa"/>
+              <w:start w:w="140" w:type="dxa"/>
+              <w:bottom w:w="100" w:type="dxa"/>
+              <w:end w:w="140" w:type="dxa"/>
+            </w:tcMar>
           </w:tcPr>
           <w:p>
             <w:pPr>
+              <w:spacing w:before="0" w:after="0" w:line="276" w:lineRule="auto"/>
               <w:jc w:val="right"/>
-              <w:bidi/>
+              <w:bidi w:val="1"/>
             </w:pPr>
-            <w:r/>
             <w:r>
               <w:rPr>
-                <w:rFonts w:ascii="IRANSans(FaNum)" w:hAnsi="IRANSans(FaNum)" w:eastAsia="IRANSans(FaNum)" w:cs="IRANSans(FaNum)"/>
+                <w:rFonts w:ascii="Arial" w:hAnsi="Arial" w:cs="Arial"/>
                 <w:b w:val="0"/>
-                <w:color w:val="17212B"/>
-                <w:sz w:val="17"/>
+                <w:color w:val="15212B"/>
+                <w:sz w:val="19"/>
+                <w:rtl w:val="1"/>
+                <w:rtl w:val="1"/>
               </w:rPr>
-              <w:t>محدثه حاتمی کیا</w:t>
+              <w:t>Recall بیمار پرخطر</w:t>
             </w:r>
           </w:p>
         </w:tc>
         <w:tc>
           <w:tcPr>
-            <w:tcW w:type="dxa" w:w="2835"/>
+            <w:tcW w:type="dxa" w:w="4680"/>
             <w:vAlign w:val="center"/>
-            <w:shd w:fill="FBFCFD"/>
+            <w:tcMar>
+              <w:top w:w="100" w:type="dxa"/>
+              <w:start w:w="140" w:type="dxa"/>
+              <w:bottom w:w="100" w:type="dxa"/>
+              <w:end w:w="140" w:type="dxa"/>
+            </w:tcMar>
           </w:tcPr>
           <w:p>
             <w:pPr>
+              <w:spacing w:before="0" w:after="0" w:line="276" w:lineRule="auto"/>
               <w:jc w:val="right"/>
-              <w:bidi/>
+              <w:bidi w:val="1"/>
             </w:pPr>
-            <w:r/>
             <w:r>
               <w:rPr>
-                <w:rFonts w:ascii="IRANSans(FaNum)" w:hAnsi="IRANSans(FaNum)" w:eastAsia="IRANSans(FaNum)" w:cs="IRANSans(FaNum)"/>
+                <w:rFonts w:ascii="Arial" w:hAnsi="Arial" w:cs="Arial"/>
                 <w:b w:val="0"/>
-                <w:color w:val="17212B"/>
-                <w:sz w:val="17"/>
+                <w:color w:val="15212B"/>
+                <w:sz w:val="19"/>
+                <w:rtl w:val="1"/>
+                <w:rtl w:val="1"/>
               </w:rPr>
-              <w:t>UI/Documentation &amp; QA Coordinator</w:t>
+              <w:t>۰٫۹۲۴۶</w:t>
+            </w:r>
+          </w:p>
+        </w:tc>
+      </w:tr>
+      <w:tr>
+        <w:tc>
+          <w:tcPr>
+            <w:tcW w:type="dxa" w:w="4680"/>
+            <w:vAlign w:val="center"/>
+            <w:tcMar>
+              <w:top w:w="100" w:type="dxa"/>
+              <w:start w:w="140" w:type="dxa"/>
+              <w:bottom w:w="100" w:type="dxa"/>
+              <w:end w:w="140" w:type="dxa"/>
+            </w:tcMar>
+          </w:tcPr>
+          <w:p>
+            <w:pPr>
+              <w:spacing w:before="0" w:after="0" w:line="276" w:lineRule="auto"/>
+              <w:jc w:val="right"/>
+              <w:bidi w:val="1"/>
+            </w:pPr>
+            <w:r>
+              <w:rPr>
+                <w:rFonts w:ascii="Arial" w:hAnsi="Arial" w:cs="Arial"/>
+                <w:b w:val="0"/>
+                <w:color w:val="15212B"/>
+                <w:sz w:val="19"/>
+                <w:rtl w:val="1"/>
+                <w:rtl w:val="1"/>
+              </w:rPr>
+              <w:t>Precision</w:t>
             </w:r>
           </w:p>
         </w:tc>
         <w:tc>
           <w:tcPr>
-            <w:tcW w:type="dxa" w:w="4082"/>
+            <w:tcW w:type="dxa" w:w="4680"/>
             <w:vAlign w:val="center"/>
-            <w:shd w:fill="FBFCFD"/>
+            <w:tcMar>
+              <w:top w:w="100" w:type="dxa"/>
+              <w:start w:w="140" w:type="dxa"/>
+              <w:bottom w:w="100" w:type="dxa"/>
+              <w:end w:w="140" w:type="dxa"/>
+            </w:tcMar>
           </w:tcPr>
           <w:p>
             <w:pPr>
+              <w:spacing w:before="0" w:after="0" w:line="276" w:lineRule="auto"/>
               <w:jc w:val="right"/>
-              <w:bidi/>
+              <w:bidi w:val="1"/>
             </w:pPr>
-            <w:r/>
             <w:r>
               <w:rPr>
-                <w:rFonts w:ascii="IRANSans(FaNum)" w:hAnsi="IRANSans(FaNum)" w:eastAsia="IRANSans(FaNum)" w:cs="IRANSans(FaNum)"/>
+                <w:rFonts w:ascii="Arial" w:hAnsi="Arial" w:cs="Arial"/>
                 <w:b w:val="0"/>
-                <w:color w:val="17212B"/>
-                <w:sz w:val="17"/>
+                <w:color w:val="15212B"/>
+                <w:sz w:val="19"/>
+                <w:rtl w:val="1"/>
+                <w:rtl w:val="1"/>
               </w:rPr>
-              <w:t>user flow، QA، مستندات و اخلاق AI</w:t>
+              <w:t>۰٫۵۴۴۷</w:t>
+            </w:r>
+          </w:p>
+        </w:tc>
+      </w:tr>
+      <w:tr>
+        <w:tc>
+          <w:tcPr>
+            <w:tcW w:type="dxa" w:w="4680"/>
+            <w:vAlign w:val="center"/>
+            <w:tcMar>
+              <w:top w:w="100" w:type="dxa"/>
+              <w:start w:w="140" w:type="dxa"/>
+              <w:bottom w:w="100" w:type="dxa"/>
+              <w:end w:w="140" w:type="dxa"/>
+            </w:tcMar>
+          </w:tcPr>
+          <w:p>
+            <w:pPr>
+              <w:spacing w:before="0" w:after="0" w:line="276" w:lineRule="auto"/>
+              <w:jc w:val="right"/>
+              <w:bidi w:val="1"/>
+            </w:pPr>
+            <w:r>
+              <w:rPr>
+                <w:rFonts w:ascii="Arial" w:hAnsi="Arial" w:cs="Arial"/>
+                <w:b w:val="0"/>
+                <w:color w:val="15212B"/>
+                <w:sz w:val="19"/>
+                <w:rtl w:val="1"/>
+                <w:rtl w:val="1"/>
+              </w:rPr>
+              <w:t>FPR</w:t>
+            </w:r>
+          </w:p>
+        </w:tc>
+        <w:tc>
+          <w:tcPr>
+            <w:tcW w:type="dxa" w:w="4680"/>
+            <w:vAlign w:val="center"/>
+            <w:tcMar>
+              <w:top w:w="100" w:type="dxa"/>
+              <w:start w:w="140" w:type="dxa"/>
+              <w:bottom w:w="100" w:type="dxa"/>
+              <w:end w:w="140" w:type="dxa"/>
+            </w:tcMar>
+          </w:tcPr>
+          <w:p>
+            <w:pPr>
+              <w:spacing w:before="0" w:after="0" w:line="276" w:lineRule="auto"/>
+              <w:jc w:val="right"/>
+              <w:bidi w:val="1"/>
+            </w:pPr>
+            <w:r>
+              <w:rPr>
+                <w:rFonts w:ascii="Arial" w:hAnsi="Arial" w:cs="Arial"/>
+                <w:b w:val="0"/>
+                <w:color w:val="15212B"/>
+                <w:sz w:val="19"/>
+                <w:rtl w:val="1"/>
+                <w:rtl w:val="1"/>
+              </w:rPr>
+              <w:t>۰٫۳۳۵۲</w:t>
+            </w:r>
+          </w:p>
+        </w:tc>
+      </w:tr>
+      <w:tr>
+        <w:tc>
+          <w:tcPr>
+            <w:tcW w:type="dxa" w:w="4680"/>
+            <w:vAlign w:val="center"/>
+            <w:tcMar>
+              <w:top w:w="100" w:type="dxa"/>
+              <w:start w:w="140" w:type="dxa"/>
+              <w:bottom w:w="100" w:type="dxa"/>
+              <w:end w:w="140" w:type="dxa"/>
+            </w:tcMar>
+          </w:tcPr>
+          <w:p>
+            <w:pPr>
+              <w:spacing w:before="0" w:after="0" w:line="276" w:lineRule="auto"/>
+              <w:jc w:val="right"/>
+              <w:bidi w:val="1"/>
+            </w:pPr>
+            <w:r>
+              <w:rPr>
+                <w:rFonts w:ascii="Arial" w:hAnsi="Arial" w:cs="Arial"/>
+                <w:b w:val="0"/>
+                <w:color w:val="15212B"/>
+                <w:sz w:val="19"/>
+                <w:rtl w:val="1"/>
+                <w:rtl w:val="1"/>
+              </w:rPr>
+              <w:t>Threshold</w:t>
+            </w:r>
+          </w:p>
+        </w:tc>
+        <w:tc>
+          <w:tcPr>
+            <w:tcW w:type="dxa" w:w="4680"/>
+            <w:vAlign w:val="center"/>
+            <w:tcMar>
+              <w:top w:w="100" w:type="dxa"/>
+              <w:start w:w="140" w:type="dxa"/>
+              <w:bottom w:w="100" w:type="dxa"/>
+              <w:end w:w="140" w:type="dxa"/>
+            </w:tcMar>
+          </w:tcPr>
+          <w:p>
+            <w:pPr>
+              <w:spacing w:before="0" w:after="0" w:line="276" w:lineRule="auto"/>
+              <w:jc w:val="right"/>
+              <w:bidi w:val="1"/>
+            </w:pPr>
+            <w:r>
+              <w:rPr>
+                <w:rFonts w:ascii="Arial" w:hAnsi="Arial" w:cs="Arial"/>
+                <w:b w:val="0"/>
+                <w:color w:val="15212B"/>
+                <w:sz w:val="19"/>
+                <w:rtl w:val="1"/>
+                <w:rtl w:val="1"/>
+              </w:rPr>
+              <w:t>۰٫۳۰۱۷</w:t>
+            </w:r>
+          </w:p>
+        </w:tc>
+      </w:tr>
+      <w:tr>
+        <w:tc>
+          <w:tcPr>
+            <w:tcW w:type="dxa" w:w="4680"/>
+            <w:vAlign w:val="center"/>
+            <w:tcMar>
+              <w:top w:w="100" w:type="dxa"/>
+              <w:start w:w="140" w:type="dxa"/>
+              <w:bottom w:w="100" w:type="dxa"/>
+              <w:end w:w="140" w:type="dxa"/>
+            </w:tcMar>
+          </w:tcPr>
+          <w:p>
+            <w:pPr>
+              <w:spacing w:before="0" w:after="0" w:line="276" w:lineRule="auto"/>
+              <w:jc w:val="right"/>
+              <w:bidi w:val="1"/>
+            </w:pPr>
+            <w:r>
+              <w:rPr>
+                <w:rFonts w:ascii="Arial" w:hAnsi="Arial" w:cs="Arial"/>
+                <w:b w:val="0"/>
+                <w:color w:val="15212B"/>
+                <w:sz w:val="19"/>
+                <w:rtl w:val="1"/>
+                <w:rtl w:val="1"/>
+              </w:rPr>
+              <w:t>وب‌اپ عمومی</w:t>
+            </w:r>
+          </w:p>
+        </w:tc>
+        <w:tc>
+          <w:tcPr>
+            <w:tcW w:type="dxa" w:w="4680"/>
+            <w:vAlign w:val="center"/>
+            <w:tcMar>
+              <w:top w:w="100" w:type="dxa"/>
+              <w:start w:w="140" w:type="dxa"/>
+              <w:bottom w:w="100" w:type="dxa"/>
+              <w:end w:w="140" w:type="dxa"/>
+            </w:tcMar>
+          </w:tcPr>
+          <w:p>
+            <w:pPr>
+              <w:spacing w:before="0" w:after="0" w:line="276" w:lineRule="auto"/>
+              <w:jc w:val="right"/>
+              <w:bidi w:val="1"/>
+            </w:pPr>
+            <w:r>
+              <w:rPr>
+                <w:rFonts w:ascii="Arial" w:hAnsi="Arial" w:cs="Arial"/>
+                <w:b w:val="0"/>
+                <w:color w:val="15212B"/>
+                <w:sz w:val="19"/>
+                <w:rtl w:val="1"/>
+                <w:rtl w:val="1"/>
+              </w:rPr>
+              <w:t>فعال روی GitHub Pages</w:t>
+            </w:r>
+          </w:p>
+        </w:tc>
+      </w:tr>
+      <w:tr>
+        <w:tc>
+          <w:tcPr>
+            <w:tcW w:type="dxa" w:w="4680"/>
+            <w:vAlign w:val="center"/>
+            <w:tcMar>
+              <w:top w:w="100" w:type="dxa"/>
+              <w:start w:w="140" w:type="dxa"/>
+              <w:bottom w:w="100" w:type="dxa"/>
+              <w:end w:w="140" w:type="dxa"/>
+            </w:tcMar>
+          </w:tcPr>
+          <w:p>
+            <w:pPr>
+              <w:spacing w:before="0" w:after="0" w:line="276" w:lineRule="auto"/>
+              <w:jc w:val="right"/>
+              <w:bidi w:val="1"/>
+            </w:pPr>
+            <w:r>
+              <w:rPr>
+                <w:rFonts w:ascii="Arial" w:hAnsi="Arial" w:cs="Arial"/>
+                <w:b w:val="0"/>
+                <w:color w:val="15212B"/>
+                <w:sz w:val="19"/>
+                <w:rtl w:val="1"/>
+                <w:rtl w:val="1"/>
+              </w:rPr>
+              <w:t>موبایل</w:t>
+            </w:r>
+          </w:p>
+        </w:tc>
+        <w:tc>
+          <w:tcPr>
+            <w:tcW w:type="dxa" w:w="4680"/>
+            <w:vAlign w:val="center"/>
+            <w:tcMar>
+              <w:top w:w="100" w:type="dxa"/>
+              <w:start w:w="140" w:type="dxa"/>
+              <w:bottom w:w="100" w:type="dxa"/>
+              <w:end w:w="140" w:type="dxa"/>
+            </w:tcMar>
+          </w:tcPr>
+          <w:p>
+            <w:pPr>
+              <w:spacing w:before="0" w:after="0" w:line="276" w:lineRule="auto"/>
+              <w:jc w:val="right"/>
+              <w:bidi w:val="1"/>
+            </w:pPr>
+            <w:r>
+              <w:rPr>
+                <w:rFonts w:ascii="Arial" w:hAnsi="Arial" w:cs="Arial"/>
+                <w:b w:val="0"/>
+                <w:color w:val="15212B"/>
+                <w:sz w:val="19"/>
+                <w:rtl w:val="1"/>
+                <w:rtl w:val="1"/>
+              </w:rPr>
+              <w:t>PWA، responsive و قابل افزودن به صفحه اصلی</w:t>
+            </w:r>
+          </w:p>
+        </w:tc>
+      </w:tr>
+      <w:tr>
+        <w:tc>
+          <w:tcPr>
+            <w:tcW w:type="dxa" w:w="4680"/>
+            <w:vAlign w:val="center"/>
+            <w:tcMar>
+              <w:top w:w="100" w:type="dxa"/>
+              <w:start w:w="140" w:type="dxa"/>
+              <w:bottom w:w="100" w:type="dxa"/>
+              <w:end w:w="140" w:type="dxa"/>
+            </w:tcMar>
+          </w:tcPr>
+          <w:p>
+            <w:pPr>
+              <w:spacing w:before="0" w:after="0" w:line="276" w:lineRule="auto"/>
+              <w:jc w:val="right"/>
+              <w:bidi w:val="1"/>
+            </w:pPr>
+            <w:r>
+              <w:rPr>
+                <w:rFonts w:ascii="Arial" w:hAnsi="Arial" w:cs="Arial"/>
+                <w:b w:val="0"/>
+                <w:color w:val="15212B"/>
+                <w:sz w:val="19"/>
+                <w:rtl w:val="1"/>
+                <w:rtl w:val="1"/>
+              </w:rPr>
+              <w:t>ورودی ناقص</w:t>
+            </w:r>
+          </w:p>
+        </w:tc>
+        <w:tc>
+          <w:tcPr>
+            <w:tcW w:type="dxa" w:w="4680"/>
+            <w:vAlign w:val="center"/>
+            <w:tcMar>
+              <w:top w:w="100" w:type="dxa"/>
+              <w:start w:w="140" w:type="dxa"/>
+              <w:bottom w:w="100" w:type="dxa"/>
+              <w:end w:w="140" w:type="dxa"/>
+            </w:tcMar>
+          </w:tcPr>
+          <w:p>
+            <w:pPr>
+              <w:spacing w:before="0" w:after="0" w:line="276" w:lineRule="auto"/>
+              <w:jc w:val="right"/>
+              <w:bidi w:val="1"/>
+            </w:pPr>
+            <w:r>
+              <w:rPr>
+                <w:rFonts w:ascii="Arial" w:hAnsi="Arial" w:cs="Arial"/>
+                <w:b w:val="0"/>
+                <w:color w:val="15212B"/>
+                <w:sz w:val="19"/>
+                <w:rtl w:val="1"/>
+                <w:rtl w:val="1"/>
+              </w:rPr>
+              <w:t>پشتیبانی می‌شود؛ کامل بودن داده و فیلدهای باقی‌مانده نمایش داده می‌شود</w:t>
+            </w:r>
+          </w:p>
+        </w:tc>
+      </w:tr>
+      <w:tr>
+        <w:tc>
+          <w:tcPr>
+            <w:tcW w:type="dxa" w:w="4680"/>
+            <w:vAlign w:val="center"/>
+            <w:tcMar>
+              <w:top w:w="100" w:type="dxa"/>
+              <w:start w:w="140" w:type="dxa"/>
+              <w:bottom w:w="100" w:type="dxa"/>
+              <w:end w:w="140" w:type="dxa"/>
+            </w:tcMar>
+          </w:tcPr>
+          <w:p>
+            <w:pPr>
+              <w:spacing w:before="0" w:after="0" w:line="276" w:lineRule="auto"/>
+              <w:jc w:val="right"/>
+              <w:bidi w:val="1"/>
+            </w:pPr>
+            <w:r>
+              <w:rPr>
+                <w:rFonts w:ascii="Arial" w:hAnsi="Arial" w:cs="Arial"/>
+                <w:b w:val="0"/>
+                <w:color w:val="15212B"/>
+                <w:sz w:val="19"/>
+                <w:rtl w:val="1"/>
+                <w:rtl w:val="1"/>
+              </w:rPr>
+              <w:t>مرز اخلاقی</w:t>
+            </w:r>
+          </w:p>
+        </w:tc>
+        <w:tc>
+          <w:tcPr>
+            <w:tcW w:type="dxa" w:w="4680"/>
+            <w:vAlign w:val="center"/>
+            <w:tcMar>
+              <w:top w:w="100" w:type="dxa"/>
+              <w:start w:w="140" w:type="dxa"/>
+              <w:bottom w:w="100" w:type="dxa"/>
+              <w:end w:w="140" w:type="dxa"/>
+            </w:tcMar>
+          </w:tcPr>
+          <w:p>
+            <w:pPr>
+              <w:spacing w:before="0" w:after="0" w:line="276" w:lineRule="auto"/>
+              <w:jc w:val="right"/>
+              <w:bidi w:val="1"/>
+            </w:pPr>
+            <w:r>
+              <w:rPr>
+                <w:rFonts w:ascii="Arial" w:hAnsi="Arial" w:cs="Arial"/>
+                <w:b w:val="0"/>
+                <w:color w:val="15212B"/>
+                <w:sz w:val="19"/>
+                <w:rtl w:val="1"/>
+                <w:rtl w:val="1"/>
+              </w:rPr>
+              <w:t>پشتیبان تصمیم؛ فاقد ادعای تشخیص یا اعتبارسنجی بالینی</w:t>
             </w:r>
           </w:p>
         </w:tc>
       </w:tr>
     </w:tbl>
-    <w:p/>
     <w:p>
       <w:pPr>
-        <w:pStyle w:val="Heading1"/>
+        <w:spacing w:after="40"/>
+      </w:pPr>
+    </w:p>
+    <w:p>
+      <w:pPr>
+        <w:spacing w:before="320" w:after="160"/>
         <w:jc w:val="right"/>
-        <w:bidi/>
+        <w:keepNext/>
+        <w:bidi w:val="1"/>
       </w:pPr>
       <w:r>
-        <w:t>Scope و تغییر موضوع</w:t>
+        <w:rPr>
+          <w:rFonts w:ascii="Arial" w:hAnsi="Arial" w:cs="Arial"/>
+          <w:b/>
+          <w:color w:val="064E5F"/>
+          <w:sz w:val="32"/>
+          <w:rtl w:val="1"/>
+        </w:rPr>
+        <w:t>تصمیم نهایی طراحی: سادگی به‌عنوان قابلیت اصلی</w:t>
       </w:r>
     </w:p>
     <w:p>
       <w:pPr>
+        <w:spacing w:before="0" w:after="120" w:line="300" w:lineRule="auto"/>
         <w:jc w:val="right"/>
-        <w:bidi/>
+        <w:bidi w:val="1"/>
       </w:pPr>
       <w:r>
         <w:rPr>
-          <w:rFonts w:ascii="IRANSans(FaNum)" w:hAnsi="IRANSans(FaNum)" w:eastAsia="IRANSans(FaNum)" w:cs="IRANSans(FaNum)"/>
-          <w:sz w:val="21"/>
+          <w:rFonts w:ascii="Arial" w:hAnsi="Arial" w:cs="Arial"/>
+          <w:b w:val="0"/>
+          <w:color w:val="15212B"/>
+          <w:sz w:val="22"/>
+          <w:rtl w:val="1"/>
+          <w:rtl w:val="1"/>
         </w:rPr>
-        <w:t>در Sheet1 اولیه، موضوع گروه روی پلتفرم ارتباطات اجتماعی از طریق بازی‌های گروهی ثبت شده بود. تیم در ادامه با توجه به تاکید درس بر بحران، اثر اجتماعی و MVP قابل دفاع، scope را به سیستم هوشمند تریاژ اورژانس تغییر داد.</w:t>
+        <w:t>تیم در طول توسعه امکانات متعددی مانند توضیح‌پذیری، سناریوهای آماده، بازخورد، خلاصه کیس، نصب موبایل و خروجی‌های مدیریتی را بررسی کرد. جمع‌بندی بازبینی‌ها این بود که در شرایط تریاژ، کاربر فرصت تعامل با یک رابط شلوغ را ندارد. بنابراین نسخه نهایی با این اصول بسته شد:</w:t>
       </w:r>
     </w:p>
     <w:p>
       <w:pPr>
         <w:pStyle w:val="ListBullet"/>
+        <w:spacing w:before="0" w:after="80" w:line="300" w:lineRule="auto"/>
         <w:jc w:val="right"/>
-        <w:bidi/>
+        <w:bidi w:val="1"/>
       </w:pPr>
       <w:r>
         <w:rPr>
-          <w:rFonts w:ascii="IRANSans(FaNum)" w:hAnsi="IRANSans(FaNum)" w:eastAsia="IRANSans(FaNum)" w:cs="IRANSans(FaNum)"/>
-          <w:sz w:val="20"/>
+          <w:rFonts w:ascii="Arial" w:hAnsi="Arial" w:cs="Arial"/>
+          <w:b w:val="0"/>
+          <w:color w:val="15212B"/>
+          <w:sz w:val="22"/>
+          <w:rtl w:val="1"/>
+          <w:rtl w:val="1"/>
         </w:rPr>
-        <w:t>اثر انسانی و ملی مستقیم‌تر در شرایط بحران درمانی</w:t>
+        <w:t>جداسازی کامل گزارش‌های مدل و مدیریت پروژه از رابط کاربر</w:t>
       </w:r>
     </w:p>
     <w:p>
       <w:pPr>
         <w:pStyle w:val="ListBullet"/>
+        <w:spacing w:before="0" w:after="80" w:line="300" w:lineRule="auto"/>
         <w:jc w:val="right"/>
-        <w:bidi/>
+        <w:bidi w:val="1"/>
       </w:pPr>
       <w:r>
         <w:rPr>
-          <w:rFonts w:ascii="IRANSans(FaNum)" w:hAnsi="IRANSans(FaNum)" w:eastAsia="IRANSans(FaNum)" w:cs="IRANSans(FaNum)"/>
-          <w:sz w:val="20"/>
+          <w:rFonts w:ascii="Arial" w:hAnsi="Arial" w:cs="Arial"/>
+          <w:b w:val="0"/>
+          <w:color w:val="15212B"/>
+          <w:sz w:val="22"/>
+          <w:rtl w:val="1"/>
+          <w:rtl w:val="1"/>
         </w:rPr>
-        <w:t>امکان تعریف KPIهای کمی روشن مثل AUC، Recall و FPR</w:t>
+        <w:t>نمایش یک فرم اصلی کوتاه و راست‌چین</w:t>
       </w:r>
     </w:p>
     <w:p>
       <w:pPr>
         <w:pStyle w:val="ListBullet"/>
+        <w:spacing w:before="0" w:after="80" w:line="300" w:lineRule="auto"/>
         <w:jc w:val="right"/>
-        <w:bidi/>
+        <w:bidi w:val="1"/>
       </w:pPr>
       <w:r>
         <w:rPr>
-          <w:rFonts w:ascii="IRANSans(FaNum)" w:hAnsi="IRANSans(FaNum)" w:eastAsia="IRANSans(FaNum)" w:cs="IRANSans(FaNum)"/>
-          <w:sz w:val="20"/>
+          <w:rFonts w:ascii="Arial" w:hAnsi="Arial" w:cs="Arial"/>
+          <w:b w:val="0"/>
+          <w:color w:val="15212B"/>
+          <w:sz w:val="22"/>
+          <w:rtl w:val="1"/>
+          <w:rtl w:val="1"/>
         </w:rPr>
-        <w:t>امکان ساخت demo واقعی با API و UI</w:t>
+        <w:t>قرار دادن سناریوهای تست در پایین فرم و با برچسب «اختیاری»</w:t>
       </w:r>
     </w:p>
     <w:p>
       <w:pPr>
         <w:pStyle w:val="ListBullet"/>
+        <w:spacing w:before="0" w:after="80" w:line="300" w:lineRule="auto"/>
         <w:jc w:val="right"/>
-        <w:bidi/>
+        <w:bidi w:val="1"/>
       </w:pPr>
       <w:r>
         <w:rPr>
-          <w:rFonts w:ascii="IRANSans(FaNum)" w:hAnsi="IRANSans(FaNum)" w:eastAsia="IRANSans(FaNum)" w:cs="IRANSans(FaNum)"/>
-          <w:sz w:val="20"/>
+          <w:rFonts w:ascii="Arial" w:hAnsi="Arial" w:cs="Arial"/>
+          <w:b w:val="0"/>
+          <w:color w:val="15212B"/>
+          <w:sz w:val="22"/>
+          <w:rtl w:val="1"/>
+          <w:rtl w:val="1"/>
         </w:rPr>
-        <w:t>امکان مستندسازی قوی‌تر برای ریسک، اخلاق و مدیریت پروژه</w:t>
-      </w:r>
-    </w:p>
-    <w:p>
-      <w:pPr>
-        <w:pStyle w:val="Heading1"/>
-        <w:jc w:val="right"/>
-        <w:bidi/>
-      </w:pPr>
-      <w:r>
-        <w:t>محصول ساخته‌شده</w:t>
+        <w:t>تبدیل اصطلاحات فنی به زبان عملیاتی و قابل فهم</w:t>
       </w:r>
     </w:p>
     <w:p>
       <w:pPr>
         <w:pStyle w:val="ListBullet"/>
+        <w:spacing w:before="0" w:after="80" w:line="300" w:lineRule="auto"/>
         <w:jc w:val="right"/>
-        <w:bidi/>
+        <w:bidi w:val="1"/>
       </w:pPr>
       <w:r>
         <w:rPr>
-          <w:rFonts w:ascii="IRANSans(FaNum)" w:hAnsi="IRANSans(FaNum)" w:eastAsia="IRANSans(FaNum)" w:cs="IRANSans(FaNum)"/>
-          <w:sz w:val="20"/>
+          <w:rFonts w:ascii="Arial" w:hAnsi="Arial" w:cs="Arial"/>
+          <w:b w:val="0"/>
+          <w:color w:val="15212B"/>
+          <w:sz w:val="22"/>
+          <w:rtl w:val="1"/>
+          <w:rtl w:val="1"/>
         </w:rPr>
-        <w:t>مدل ML نسخه v7 با threshold safety-first</w:t>
+        <w:t>حفظ «هشدارهای مهم»، «اقدام بعدی» و «کامل بودن داده»</w:t>
       </w:r>
     </w:p>
     <w:p>
       <w:pPr>
         <w:pStyle w:val="ListBullet"/>
+        <w:spacing w:before="0" w:after="80" w:line="300" w:lineRule="auto"/>
         <w:jc w:val="right"/>
-        <w:bidi/>
+        <w:bidi w:val="1"/>
       </w:pPr>
       <w:r>
         <w:rPr>
-          <w:rFonts w:ascii="IRANSans(FaNum)" w:hAnsi="IRANSans(FaNum)" w:eastAsia="IRANSans(FaNum)" w:cs="IRANSans(FaNum)"/>
-          <w:sz w:val="20"/>
+          <w:rFonts w:ascii="Arial" w:hAnsi="Arial" w:cs="Arial"/>
+          <w:b w:val="0"/>
+          <w:color w:val="15212B"/>
+          <w:sz w:val="22"/>
+          <w:rtl w:val="1"/>
+          <w:rtl w:val="1"/>
         </w:rPr>
-        <w:t>Backend با FastAPI شامل endpointهای /health، /model-info و /predict</w:t>
+        <w:t>پرهیز از القای تشخیص قطعی یا اطمینان کاذب</w:t>
       </w:r>
     </w:p>
     <w:p>
       <w:pPr>
-        <w:pStyle w:val="ListBullet"/>
+        <w:spacing w:before="320" w:after="160"/>
         <w:jc w:val="right"/>
-        <w:bidi/>
+        <w:keepNext/>
+        <w:bidi w:val="1"/>
       </w:pPr>
       <w:r>
         <w:rPr>
-          <w:rFonts w:ascii="IRANSans(FaNum)" w:hAnsi="IRANSans(FaNum)" w:eastAsia="IRANSans(FaNum)" w:cs="IRANSans(FaNum)"/>
-          <w:sz w:val="20"/>
+          <w:rFonts w:ascii="Arial" w:hAnsi="Arial" w:cs="Arial"/>
+          <w:b/>
+          <w:color w:val="064E5F"/>
+          <w:sz w:val="32"/>
+          <w:rtl w:val="1"/>
         </w:rPr>
-        <w:t>Frontend فارسی و mobile-first برای demo</w:t>
+        <w:t>شواهد بازخورد واقعی و تغییر محصول</w:t>
       </w:r>
     </w:p>
     <w:p>
       <w:pPr>
-        <w:pStyle w:val="ListBullet"/>
+        <w:spacing w:before="0" w:after="120" w:line="300" w:lineRule="auto"/>
         <w:jc w:val="right"/>
-        <w:bidi/>
+        <w:bidi w:val="1"/>
       </w:pPr>
       <w:r>
         <w:rPr>
-          <w:rFonts w:ascii="IRANSans(FaNum)" w:hAnsi="IRANSans(FaNum)" w:eastAsia="IRANSans(FaNum)" w:cs="IRANSans(FaNum)"/>
-          <w:sz w:val="20"/>
+          <w:rFonts w:ascii="Arial" w:hAnsi="Arial" w:cs="Arial"/>
+          <w:b w:val="0"/>
+          <w:color w:val="15212B"/>
+          <w:sz w:val="22"/>
+          <w:rtl w:val="1"/>
+          <w:rtl w:val="1"/>
         </w:rPr>
-        <w:t>نسخه PWA قابل نصب روی موبایل با manifest، service worker و app shell آفلاین</w:t>
-      </w:r>
-    </w:p>
-    <w:p>
-      <w:pPr>
-        <w:pStyle w:val="ListBullet"/>
-        <w:jc w:val="right"/>
-        <w:bidi/>
-      </w:pPr>
-      <w:r>
-        <w:rPr>
-          <w:rFonts w:ascii="IRANSans(FaNum)" w:hAnsi="IRANSans(FaNum)" w:eastAsia="IRANSans(FaNum)" w:cs="IRANSans(FaNum)"/>
-          <w:sz w:val="20"/>
-        </w:rPr>
-        <w:t>لایه safety-first hybrid برای تشخیص red flagهای حیاتی حتی در ورودی کم‌داده</w:t>
-      </w:r>
-    </w:p>
-    <w:p>
-      <w:pPr>
-        <w:pStyle w:val="ListBullet"/>
-        <w:jc w:val="right"/>
-        <w:bidi/>
-      </w:pPr>
-      <w:r>
-        <w:rPr>
-          <w:rFonts w:ascii="IRANSans(FaNum)" w:hAnsi="IRANSans(FaNum)" w:eastAsia="IRANSans(FaNum)" w:cs="IRANSans(FaNum)"/>
-          <w:sz w:val="20"/>
-        </w:rPr>
-        <w:t>پشتیبانی از ورودی ناقص همراه با data completeness و missing fields</w:t>
-      </w:r>
-    </w:p>
-    <w:p>
-      <w:pPr>
-        <w:pStyle w:val="ListBullet"/>
-        <w:jc w:val="right"/>
-        <w:bidi/>
-      </w:pPr>
-      <w:r>
-        <w:rPr>
-          <w:rFonts w:ascii="IRANSans(FaNum)" w:hAnsi="IRANSans(FaNum)" w:eastAsia="IRANSans(FaNum)" w:cs="IRANSans(FaNum)"/>
-          <w:sz w:val="20"/>
-        </w:rPr>
-        <w:t>مستندات کامل مدیریت پروژه، AI usage، Model Card و گزارش نهایی</w:t>
-      </w:r>
-    </w:p>
-    <w:p>
-      <w:pPr>
-        <w:pStyle w:val="Heading1"/>
-        <w:jc w:val="right"/>
-        <w:bidi/>
-      </w:pPr>
-      <w:r>
-        <w:t>نسخه موبایل و PWA</w:t>
-      </w:r>
-    </w:p>
-    <w:p>
-      <w:pPr>
-        <w:pStyle w:val="ListBullet"/>
-        <w:jc w:val="right"/>
-        <w:bidi/>
-      </w:pPr>
-      <w:r>
-        <w:rPr>
-          <w:rFonts w:ascii="IRANSans(FaNum)" w:hAnsi="IRANSans(FaNum)" w:eastAsia="IRANSans(FaNum)" w:cs="IRANSans(FaNum)"/>
-          <w:sz w:val="20"/>
-        </w:rPr>
-        <w:t>UI برای صفحه کوچک بازطراحی شد: action bar پایین صفحه، تب‌های ورودی/خروجی/پروژه و پنل نتیجه قابل اسکن.</w:t>
-      </w:r>
-    </w:p>
-    <w:p>
-      <w:pPr>
-        <w:pStyle w:val="ListBullet"/>
-        <w:jc w:val="right"/>
-        <w:bidi/>
-      </w:pPr>
-      <w:r>
-        <w:rPr>
-          <w:rFonts w:ascii="IRANSans(FaNum)" w:hAnsi="IRANSans(FaNum)" w:eastAsia="IRANSans(FaNum)" w:cs="IRANSans(FaNum)"/>
-          <w:sz w:val="20"/>
-        </w:rPr>
-        <w:t>manifest.webmanifest و service worker اضافه شد تا اپ بعد از اولین بارگذاری، app shell را در حالت آفلاین نیز باز کند.</w:t>
-      </w:r>
-    </w:p>
-    <w:p>
-      <w:pPr>
-        <w:pStyle w:val="ListBullet"/>
-        <w:jc w:val="right"/>
-        <w:bidi/>
-      </w:pPr>
-      <w:r>
-        <w:rPr>
-          <w:rFonts w:ascii="IRANSans(FaNum)" w:hAnsi="IRANSans(FaNum)" w:eastAsia="IRANSans(FaNum)" w:cs="IRANSans(FaNum)"/>
-          <w:sz w:val="20"/>
-        </w:rPr>
-        <w:t>سناریوهای demo شامل بحرانی، متوسط، کم‌داده و قلبی شدند تا در ویدئو و ارائه، رفتار سیستم با داده ناقص قابل نمایش باشد.</w:t>
-      </w:r>
-    </w:p>
-    <w:p>
-      <w:pPr>
-        <w:pStyle w:val="ListBullet"/>
-        <w:jc w:val="right"/>
-        <w:bidi/>
-      </w:pPr>
-      <w:r>
-        <w:rPr>
-          <w:rFonts w:ascii="IRANSans(FaNum)" w:hAnsi="IRANSans(FaNum)" w:eastAsia="IRANSans(FaNum)" w:cs="IRANSans(FaNum)"/>
-          <w:sz w:val="20"/>
-        </w:rPr>
-        <w:t>در خود MVP لینک مستقیم به بسته شواهد مدیریت پروژه اضافه شد تا محصول، مستندات و Rubric به هم متصل باشند.</w:t>
-      </w:r>
-    </w:p>
-    <w:p>
-      <w:pPr>
-        <w:pStyle w:val="Heading1"/>
-        <w:jc w:val="right"/>
-        <w:bidi/>
-      </w:pPr>
-      <w:r>
-        <w:t>لایه Safety-first Hybrid</w:t>
+        <w:t>۹ بازخورد پرستاران تریاژ بنا بر اعلام مدیر پروژه تأیید و در تاریخ ۲۱ تیر ۱۴۰۵ ثبت نهایی شد. هویت پاسخ‌دهندگان برای حفظ حریم خصوصی در مخزن عمومی قرار نگرفته است. مهم‌ترین نتیجه‌ها:</w:t>
       </w:r>
     </w:p>
     <w:tbl>
@@ -696,61 +970,74 @@
         <w:jc w:val="center"/>
         <w:tblLayout w:type="fixed"/>
         <w:tblLook w:firstColumn="1" w:firstRow="1" w:lastColumn="0" w:lastRow="0" w:noHBand="0" w:noVBand="1" w:val="04A0"/>
-        <w:tblBorders>
-          <w:top w:val="single" w:sz="6" w:space="0" w:color="D9E4E8"/>
-          <w:left w:val="single" w:sz="6" w:space="0" w:color="D9E4E8"/>
-          <w:bottom w:val="single" w:sz="6" w:space="0" w:color="D9E4E8"/>
-          <w:right w:val="single" w:sz="6" w:space="0" w:color="D9E4E8"/>
-          <w:insideH w:val="single" w:sz="6" w:space="0" w:color="D9E4E8"/>
-          <w:insideV w:val="single" w:sz="6" w:space="0" w:color="D9E4E8"/>
-        </w:tblBorders>
       </w:tblPr>
       <w:tblGrid>
-        <w:gridCol w:w="5100"/>
-        <w:gridCol w:w="5100"/>
+        <w:gridCol w:w="4680"/>
+        <w:gridCol w:w="4680"/>
       </w:tblGrid>
       <w:tr>
+        <w:trPr>
+          <w:tblHeader/>
+        </w:trPr>
         <w:tc>
           <w:tcPr>
-            <w:tcW w:type="dxa" w:w="2835"/>
-            <w:shd w:fill="087F8C"/>
+            <w:tcW w:type="dxa" w:w="4680"/>
             <w:vAlign w:val="center"/>
+            <w:tcMar>
+              <w:top w:w="100" w:type="dxa"/>
+              <w:start w:w="140" w:type="dxa"/>
+              <w:bottom w:w="100" w:type="dxa"/>
+              <w:end w:w="140" w:type="dxa"/>
+            </w:tcMar>
+            <w:shd w:fill="EAF4F3"/>
           </w:tcPr>
           <w:p>
             <w:pPr>
-              <w:jc w:val="center"/>
+              <w:spacing w:before="0" w:after="0" w:line="276" w:lineRule="auto"/>
+              <w:jc w:val="right"/>
+              <w:bidi w:val="1"/>
             </w:pPr>
-            <w:r/>
             <w:r>
               <w:rPr>
-                <w:rFonts w:ascii="IRANSans(FaNum)" w:hAnsi="IRANSans(FaNum)" w:eastAsia="IRANSans(FaNum)" w:cs="IRANSans(FaNum)"/>
+                <w:rFonts w:ascii="Arial" w:hAnsi="Arial" w:cs="Arial"/>
                 <w:b/>
-                <w:color w:val="FFFFFF"/>
+                <w:color w:val="064E5F"/>
                 <w:sz w:val="19"/>
+                <w:rtl w:val="1"/>
+                <w:rtl w:val="1"/>
               </w:rPr>
-              <w:t>مولفه خروجی</w:t>
+              <w:t>نیاز مطرح‌شده</w:t>
             </w:r>
           </w:p>
         </w:tc>
         <w:tc>
           <w:tcPr>
-            <w:tcW w:type="dxa" w:w="5953"/>
-            <w:shd w:fill="087F8C"/>
+            <w:tcW w:type="dxa" w:w="4680"/>
             <w:vAlign w:val="center"/>
+            <w:tcMar>
+              <w:top w:w="100" w:type="dxa"/>
+              <w:start w:w="140" w:type="dxa"/>
+              <w:bottom w:w="100" w:type="dxa"/>
+              <w:end w:w="140" w:type="dxa"/>
+            </w:tcMar>
+            <w:shd w:fill="EAF4F3"/>
           </w:tcPr>
           <w:p>
             <w:pPr>
-              <w:jc w:val="center"/>
+              <w:spacing w:before="0" w:after="0" w:line="276" w:lineRule="auto"/>
+              <w:jc w:val="right"/>
+              <w:bidi w:val="1"/>
             </w:pPr>
-            <w:r/>
             <w:r>
               <w:rPr>
-                <w:rFonts w:ascii="IRANSans(FaNum)" w:hAnsi="IRANSans(FaNum)" w:eastAsia="IRANSans(FaNum)" w:cs="IRANSans(FaNum)"/>
+                <w:rFonts w:ascii="Arial" w:hAnsi="Arial" w:cs="Arial"/>
                 <w:b/>
-                <w:color w:val="FFFFFF"/>
+                <w:color w:val="064E5F"/>
                 <w:sz w:val="19"/>
+                <w:rtl w:val="1"/>
+                <w:rtl w:val="1"/>
               </w:rPr>
-              <w:t>توضیح مدیریتی/فنی</w:t>
+              <w:t>تغییر انجام‌شده</w:t>
             </w:r>
           </w:p>
         </w:tc>
@@ -758,47 +1045,61 @@
       <w:tr>
         <w:tc>
           <w:tcPr>
-            <w:tcW w:type="dxa" w:w="2835"/>
+            <w:tcW w:type="dxa" w:w="4680"/>
             <w:vAlign w:val="center"/>
-            <w:shd w:fill="FBFCFD"/>
+            <w:tcMar>
+              <w:top w:w="100" w:type="dxa"/>
+              <w:start w:w="140" w:type="dxa"/>
+              <w:bottom w:w="100" w:type="dxa"/>
+              <w:end w:w="140" w:type="dxa"/>
+            </w:tcMar>
           </w:tcPr>
           <w:p>
             <w:pPr>
+              <w:spacing w:before="0" w:after="0" w:line="276" w:lineRule="auto"/>
               <w:jc w:val="right"/>
-              <w:bidi/>
+              <w:bidi w:val="1"/>
             </w:pPr>
-            <w:r/>
             <w:r>
               <w:rPr>
-                <w:rFonts w:ascii="IRANSans(FaNum)" w:hAnsi="IRANSans(FaNum)" w:eastAsia="IRANSans(FaNum)" w:cs="IRANSans(FaNum)"/>
+                <w:rFonts w:ascii="Arial" w:hAnsi="Arial" w:cs="Arial"/>
                 <w:b w:val="0"/>
-                <w:color w:val="17212B"/>
-                <w:sz w:val="17"/>
+                <w:color w:val="15212B"/>
+                <w:sz w:val="19"/>
+                <w:rtl w:val="1"/>
+                <w:rtl w:val="1"/>
               </w:rPr>
-              <w:t>model_probability</w:t>
+              <w:t>زبان عملیاتی به‌جای اصطلاحات تخصصی</w:t>
             </w:r>
           </w:p>
         </w:tc>
         <w:tc>
           <w:tcPr>
-            <w:tcW w:type="dxa" w:w="5953"/>
+            <w:tcW w:type="dxa" w:w="4680"/>
             <w:vAlign w:val="center"/>
-            <w:shd w:fill="FBFCFD"/>
+            <w:tcMar>
+              <w:top w:w="100" w:type="dxa"/>
+              <w:start w:w="140" w:type="dxa"/>
+              <w:bottom w:w="100" w:type="dxa"/>
+              <w:end w:w="140" w:type="dxa"/>
+            </w:tcMar>
           </w:tcPr>
           <w:p>
             <w:pPr>
+              <w:spacing w:before="0" w:after="0" w:line="276" w:lineRule="auto"/>
               <w:jc w:val="right"/>
-              <w:bidi/>
+              <w:bidi w:val="1"/>
             </w:pPr>
-            <w:r/>
             <w:r>
               <w:rPr>
-                <w:rFonts w:ascii="IRANSans(FaNum)" w:hAnsi="IRANSans(FaNum)" w:eastAsia="IRANSans(FaNum)" w:cs="IRANSans(FaNum)"/>
+                <w:rFonts w:ascii="Arial" w:hAnsi="Arial" w:cs="Arial"/>
                 <w:b w:val="0"/>
-                <w:color w:val="17212B"/>
-                <w:sz w:val="17"/>
+                <w:color w:val="15212B"/>
+                <w:sz w:val="19"/>
+                <w:rtl w:val="1"/>
+                <w:rtl w:val="1"/>
               </w:rPr>
-              <w:t>احتمال خام مدل v7 بدون دستکاری</w:t>
+              <w:t>حذف ESI از پیام اصلی و استفاده از «نیازمند بررسی فوری»</w:t>
             </w:r>
           </w:p>
         </w:tc>
@@ -806,45 +1107,61 @@
       <w:tr>
         <w:tc>
           <w:tcPr>
-            <w:tcW w:type="dxa" w:w="2835"/>
+            <w:tcW w:type="dxa" w:w="4680"/>
             <w:vAlign w:val="center"/>
+            <w:tcMar>
+              <w:top w:w="100" w:type="dxa"/>
+              <w:start w:w="140" w:type="dxa"/>
+              <w:bottom w:w="100" w:type="dxa"/>
+              <w:end w:w="140" w:type="dxa"/>
+            </w:tcMar>
           </w:tcPr>
           <w:p>
             <w:pPr>
+              <w:spacing w:before="0" w:after="0" w:line="276" w:lineRule="auto"/>
               <w:jc w:val="right"/>
-              <w:bidi/>
+              <w:bidi w:val="1"/>
             </w:pPr>
-            <w:r/>
             <w:r>
               <w:rPr>
-                <w:rFonts w:ascii="IRANSans(FaNum)" w:hAnsi="IRANSans(FaNum)" w:eastAsia="IRANSans(FaNum)" w:cs="IRANSans(FaNum)"/>
+                <w:rFonts w:ascii="Arial" w:hAnsi="Arial" w:cs="Arial"/>
                 <w:b w:val="0"/>
-                <w:color w:val="17212B"/>
-                <w:sz w:val="17"/>
+                <w:color w:val="15212B"/>
+                <w:sz w:val="19"/>
+                <w:rtl w:val="1"/>
+                <w:rtl w:val="1"/>
               </w:rPr>
-              <w:t>critical_probability</w:t>
+              <w:t>کار با داده ناقص</w:t>
             </w:r>
           </w:p>
         </w:tc>
         <w:tc>
           <w:tcPr>
-            <w:tcW w:type="dxa" w:w="5953"/>
+            <w:tcW w:type="dxa" w:w="4680"/>
             <w:vAlign w:val="center"/>
+            <w:tcMar>
+              <w:top w:w="100" w:type="dxa"/>
+              <w:start w:w="140" w:type="dxa"/>
+              <w:bottom w:w="100" w:type="dxa"/>
+              <w:end w:w="140" w:type="dxa"/>
+            </w:tcMar>
           </w:tcPr>
           <w:p>
             <w:pPr>
+              <w:spacing w:before="0" w:after="0" w:line="276" w:lineRule="auto"/>
               <w:jc w:val="right"/>
-              <w:bidi/>
+              <w:bidi w:val="1"/>
             </w:pPr>
-            <w:r/>
             <w:r>
               <w:rPr>
-                <w:rFonts w:ascii="IRANSans(FaNum)" w:hAnsi="IRANSans(FaNum)" w:eastAsia="IRANSans(FaNum)" w:cs="IRANSans(FaNum)"/>
+                <w:rFonts w:ascii="Arial" w:hAnsi="Arial" w:cs="Arial"/>
                 <w:b w:val="0"/>
-                <w:color w:val="17212B"/>
-                <w:sz w:val="17"/>
+                <w:color w:val="15212B"/>
+                <w:sz w:val="19"/>
+                <w:rtl w:val="1"/>
+                <w:rtl w:val="1"/>
               </w:rPr>
-              <w:t>احتمال عملیاتی پس از اعمال guardهای ایمنی شفاف</w:t>
+              <w:t>حفظ ارزیابی اولیه، نمایش کامل بودن داده و فیلدهای پیشنهادی</w:t>
             </w:r>
           </w:p>
         </w:tc>
@@ -852,47 +1169,61 @@
       <w:tr>
         <w:tc>
           <w:tcPr>
-            <w:tcW w:type="dxa" w:w="2835"/>
+            <w:tcW w:type="dxa" w:w="4680"/>
             <w:vAlign w:val="center"/>
-            <w:shd w:fill="FBFCFD"/>
+            <w:tcMar>
+              <w:top w:w="100" w:type="dxa"/>
+              <w:start w:w="140" w:type="dxa"/>
+              <w:bottom w:w="100" w:type="dxa"/>
+              <w:end w:w="140" w:type="dxa"/>
+            </w:tcMar>
           </w:tcPr>
           <w:p>
             <w:pPr>
+              <w:spacing w:before="0" w:after="0" w:line="276" w:lineRule="auto"/>
               <w:jc w:val="right"/>
-              <w:bidi/>
+              <w:bidi w:val="1"/>
             </w:pPr>
-            <w:r/>
             <w:r>
               <w:rPr>
-                <w:rFonts w:ascii="IRANSans(FaNum)" w:hAnsi="IRANSans(FaNum)" w:eastAsia="IRANSans(FaNum)" w:cs="IRANSans(FaNum)"/>
+                <w:rFonts w:ascii="Arial" w:hAnsi="Arial" w:cs="Arial"/>
                 <w:b w:val="0"/>
-                <w:color w:val="17212B"/>
-                <w:sz w:val="17"/>
+                <w:color w:val="15212B"/>
+                <w:sz w:val="19"/>
+                <w:rtl w:val="1"/>
+                <w:rtl w:val="1"/>
               </w:rPr>
-              <w:t>safety_flags</w:t>
+              <w:t>هشدار واضح برای علائم خطر</w:t>
             </w:r>
           </w:p>
         </w:tc>
         <w:tc>
           <w:tcPr>
-            <w:tcW w:type="dxa" w:w="5953"/>
+            <w:tcW w:type="dxa" w:w="4680"/>
             <w:vAlign w:val="center"/>
-            <w:shd w:fill="FBFCFD"/>
+            <w:tcMar>
+              <w:top w:w="100" w:type="dxa"/>
+              <w:start w:w="140" w:type="dxa"/>
+              <w:bottom w:w="100" w:type="dxa"/>
+              <w:end w:w="140" w:type="dxa"/>
+            </w:tcMar>
           </w:tcPr>
           <w:p>
             <w:pPr>
+              <w:spacing w:before="0" w:after="0" w:line="276" w:lineRule="auto"/>
               <w:jc w:val="right"/>
-              <w:bidi/>
+              <w:bidi w:val="1"/>
             </w:pPr>
-            <w:r/>
             <w:r>
               <w:rPr>
-                <w:rFonts w:ascii="IRANSans(FaNum)" w:hAnsi="IRANSans(FaNum)" w:eastAsia="IRANSans(FaNum)" w:cs="IRANSans(FaNum)"/>
+                <w:rFonts w:ascii="Arial" w:hAnsi="Arial" w:cs="Arial"/>
                 <w:b w:val="0"/>
-                <w:color w:val="17212B"/>
-                <w:sz w:val="17"/>
+                <w:color w:val="15212B"/>
+                <w:sz w:val="19"/>
+                <w:rtl w:val="1"/>
+                <w:rtl w:val="1"/>
               </w:rPr>
-              <w:t>هشدارهای بالینی ساده مثل SpO2 پایین، فشار بسیار پایین یا درد قفسه سینه با سابقه قلبی</w:t>
+              <w:t>تفکیک «هشدارهای مهم» و «اقدام بعدی»</w:t>
             </w:r>
           </w:p>
         </w:tc>
@@ -900,95 +1231,265 @@
       <w:tr>
         <w:tc>
           <w:tcPr>
-            <w:tcW w:type="dxa" w:w="2835"/>
+            <w:tcW w:type="dxa" w:w="4680"/>
             <w:vAlign w:val="center"/>
+            <w:tcMar>
+              <w:top w:w="100" w:type="dxa"/>
+              <w:start w:w="140" w:type="dxa"/>
+              <w:bottom w:w="100" w:type="dxa"/>
+              <w:end w:w="140" w:type="dxa"/>
+            </w:tcMar>
           </w:tcPr>
           <w:p>
             <w:pPr>
+              <w:spacing w:before="0" w:after="0" w:line="276" w:lineRule="auto"/>
               <w:jc w:val="right"/>
-              <w:bidi/>
+              <w:bidi w:val="1"/>
             </w:pPr>
-            <w:r/>
             <w:r>
               <w:rPr>
-                <w:rFonts w:ascii="IRANSans(FaNum)" w:hAnsi="IRANSans(FaNum)" w:eastAsia="IRANSans(FaNum)" w:cs="IRANSans(FaNum)"/>
+                <w:rFonts w:ascii="Arial" w:hAnsi="Arial" w:cs="Arial"/>
                 <w:b w:val="0"/>
-                <w:color w:val="17212B"/>
-                <w:sz w:val="17"/>
+                <w:color w:val="15212B"/>
+                <w:sz w:val="19"/>
+                <w:rtl w:val="1"/>
+                <w:rtl w:val="1"/>
               </w:rPr>
-              <w:t>next_best_actions</w:t>
+              <w:t>جلوگیری از تشخیص‌نمایی</w:t>
             </w:r>
           </w:p>
         </w:tc>
         <w:tc>
           <w:tcPr>
-            <w:tcW w:type="dxa" w:w="5953"/>
+            <w:tcW w:type="dxa" w:w="4680"/>
             <w:vAlign w:val="center"/>
+            <w:tcMar>
+              <w:top w:w="100" w:type="dxa"/>
+              <w:start w:w="140" w:type="dxa"/>
+              <w:bottom w:w="100" w:type="dxa"/>
+              <w:end w:w="140" w:type="dxa"/>
+            </w:tcMar>
           </w:tcPr>
           <w:p>
             <w:pPr>
+              <w:spacing w:before="0" w:after="0" w:line="276" w:lineRule="auto"/>
               <w:jc w:val="right"/>
-              <w:bidi/>
+              <w:bidi w:val="1"/>
             </w:pPr>
-            <w:r/>
             <w:r>
               <w:rPr>
-                <w:rFonts w:ascii="IRANSans(FaNum)" w:hAnsi="IRANSans(FaNum)" w:eastAsia="IRANSans(FaNum)" w:cs="IRANSans(FaNum)"/>
+                <w:rFonts w:ascii="Arial" w:hAnsi="Arial" w:cs="Arial"/>
                 <w:b w:val="0"/>
-                <w:color w:val="17212B"/>
-                <w:sz w:val="17"/>
+                <w:color w:val="15212B"/>
+                <w:sz w:val="19"/>
+                <w:rtl w:val="1"/>
+                <w:rtl w:val="1"/>
               </w:rPr>
-              <w:t>اقدام بعدی قابل ارائه به پرسنل؛ تصمیم نهایی همچنان انسانی است</w:t>
+              <w:t>تکرار هشدار «پشتیبان تصمیم، نه جایگزین متخصص»</w:t>
+            </w:r>
+          </w:p>
+        </w:tc>
+      </w:tr>
+      <w:tr>
+        <w:tc>
+          <w:tcPr>
+            <w:tcW w:type="dxa" w:w="4680"/>
+            <w:vAlign w:val="center"/>
+            <w:tcMar>
+              <w:top w:w="100" w:type="dxa"/>
+              <w:start w:w="140" w:type="dxa"/>
+              <w:bottom w:w="100" w:type="dxa"/>
+              <w:end w:w="140" w:type="dxa"/>
+            </w:tcMar>
+          </w:tcPr>
+          <w:p>
+            <w:pPr>
+              <w:spacing w:before="0" w:after="0" w:line="276" w:lineRule="auto"/>
+              <w:jc w:val="right"/>
+              <w:bidi w:val="1"/>
+            </w:pPr>
+            <w:r>
+              <w:rPr>
+                <w:rFonts w:ascii="Arial" w:hAnsi="Arial" w:cs="Arial"/>
+                <w:b w:val="0"/>
+                <w:color w:val="15212B"/>
+                <w:sz w:val="19"/>
+                <w:rtl w:val="1"/>
+                <w:rtl w:val="1"/>
+              </w:rPr>
+              <w:t>کاهش اصطلاحات مبهم</w:t>
+            </w:r>
+          </w:p>
+        </w:tc>
+        <w:tc>
+          <w:tcPr>
+            <w:tcW w:type="dxa" w:w="4680"/>
+            <w:vAlign w:val="center"/>
+            <w:tcMar>
+              <w:top w:w="100" w:type="dxa"/>
+              <w:start w:w="140" w:type="dxa"/>
+              <w:bottom w:w="100" w:type="dxa"/>
+              <w:end w:w="140" w:type="dxa"/>
+            </w:tcMar>
+          </w:tcPr>
+          <w:p>
+            <w:pPr>
+              <w:spacing w:before="0" w:after="0" w:line="276" w:lineRule="auto"/>
+              <w:jc w:val="right"/>
+              <w:bidi w:val="1"/>
+            </w:pPr>
+            <w:r>
+              <w:rPr>
+                <w:rFonts w:ascii="Arial" w:hAnsi="Arial" w:cs="Arial"/>
+                <w:b w:val="0"/>
+                <w:color w:val="15212B"/>
+                <w:sz w:val="19"/>
+                <w:rtl w:val="1"/>
+                <w:rtl w:val="1"/>
+              </w:rPr>
+              <w:t>«عوامل مؤثر» به «دلایل این پیشنهاد» و COPD به «بیماری مزمن ریه (COPD)» تغییر کرد</w:t>
+            </w:r>
+          </w:p>
+        </w:tc>
+      </w:tr>
+      <w:tr>
+        <w:tc>
+          <w:tcPr>
+            <w:tcW w:type="dxa" w:w="4680"/>
+            <w:vAlign w:val="center"/>
+            <w:tcMar>
+              <w:top w:w="100" w:type="dxa"/>
+              <w:start w:w="140" w:type="dxa"/>
+              <w:bottom w:w="100" w:type="dxa"/>
+              <w:end w:w="140" w:type="dxa"/>
+            </w:tcMar>
+          </w:tcPr>
+          <w:p>
+            <w:pPr>
+              <w:spacing w:before="0" w:after="0" w:line="276" w:lineRule="auto"/>
+              <w:jc w:val="right"/>
+              <w:bidi w:val="1"/>
+            </w:pPr>
+            <w:r>
+              <w:rPr>
+                <w:rFonts w:ascii="Arial" w:hAnsi="Arial" w:cs="Arial"/>
+                <w:b w:val="0"/>
+                <w:color w:val="15212B"/>
+                <w:sz w:val="19"/>
+                <w:rtl w:val="1"/>
+                <w:rtl w:val="1"/>
+              </w:rPr>
+              <w:t>کاربردپذیری موبایل</w:t>
+            </w:r>
+          </w:p>
+        </w:tc>
+        <w:tc>
+          <w:tcPr>
+            <w:tcW w:type="dxa" w:w="4680"/>
+            <w:vAlign w:val="center"/>
+            <w:tcMar>
+              <w:top w:w="100" w:type="dxa"/>
+              <w:start w:w="140" w:type="dxa"/>
+              <w:bottom w:w="100" w:type="dxa"/>
+              <w:end w:w="140" w:type="dxa"/>
+            </w:tcMar>
+          </w:tcPr>
+          <w:p>
+            <w:pPr>
+              <w:spacing w:before="0" w:after="0" w:line="276" w:lineRule="auto"/>
+              <w:jc w:val="right"/>
+              <w:bidi w:val="1"/>
+            </w:pPr>
+            <w:r>
+              <w:rPr>
+                <w:rFonts w:ascii="Arial" w:hAnsi="Arial" w:cs="Arial"/>
+                <w:b w:val="0"/>
+                <w:color w:val="15212B"/>
+                <w:sz w:val="19"/>
+                <w:rtl w:val="1"/>
+                <w:rtl w:val="1"/>
+              </w:rPr>
+              <w:t>نوار اقدام، طراحی responsive و PWA حفظ شد</w:t>
             </w:r>
           </w:p>
         </w:tc>
       </w:tr>
     </w:tbl>
-    <w:p/>
     <w:p>
       <w:pPr>
-        <w:pStyle w:val="Heading1"/>
+        <w:spacing w:after="40"/>
+      </w:pPr>
+    </w:p>
+    <w:p>
+      <w:pPr>
+        <w:spacing w:before="0" w:after="120" w:line="300" w:lineRule="auto"/>
         <w:jc w:val="right"/>
-        <w:bidi/>
+        <w:bidi w:val="1"/>
       </w:pPr>
       <w:r>
-        <w:t>داده و کنترل Leakage</w:t>
+        <w:rPr>
+          <w:rFonts w:ascii="Arial" w:hAnsi="Arial" w:cs="Arial"/>
+          <w:b w:val="0"/>
+          <w:color w:val="15212B"/>
+          <w:sz w:val="22"/>
+          <w:rtl w:val="1"/>
+          <w:rtl w:val="1"/>
+        </w:rPr>
+        <w:t>این بازخوردها شواهد کاربردپذیری هستند و به معنی اعتبارسنجی بالینی مدل نیستند.</w:t>
       </w:r>
     </w:p>
     <w:p>
       <w:pPr>
+        <w:spacing w:before="320" w:after="160"/>
         <w:jc w:val="right"/>
-        <w:bidi/>
+        <w:keepNext/>
+        <w:bidi w:val="1"/>
       </w:pPr>
       <w:r>
         <w:rPr>
-          <w:rFonts w:ascii="IRANSans(FaNum)" w:hAnsi="IRANSans(FaNum)" w:eastAsia="IRANSans(FaNum)" w:cs="IRANSans(FaNum)"/>
-          <w:sz w:val="21"/>
+          <w:rFonts w:ascii="Arial" w:hAnsi="Arial" w:cs="Arial"/>
+          <w:b/>
+          <w:color w:val="064E5F"/>
+          <w:sz w:val="32"/>
+          <w:rtl w:val="1"/>
         </w:rPr>
-        <w:t>مدل فقط از داده‌های triage-time یا EHR-safe استفاده می‌کند: علائم حیاتی اولیه، شکایت اصلی، سن، روش ورود، سوابق مراجعه/بستری/جراحی و سابقه‌های بالینی قابل پرسش.</w:t>
+        <w:t>ارتباط با محیط درمان</w:t>
       </w:r>
     </w:p>
     <w:p>
       <w:pPr>
+        <w:spacing w:before="0" w:after="120" w:line="300" w:lineRule="auto"/>
         <w:jc w:val="right"/>
-        <w:bidi/>
+        <w:bidi w:val="1"/>
       </w:pPr>
       <w:r>
         <w:rPr>
-          <w:rFonts w:ascii="IRANSans(FaNum)" w:hAnsi="IRANSans(FaNum)" w:eastAsia="IRANSans(FaNum)" w:cs="IRANSans(FaNum)"/>
-          <w:sz w:val="21"/>
+          <w:rFonts w:ascii="Arial" w:hAnsi="Arial" w:cs="Arial"/>
+          <w:b w:val="0"/>
+          <w:color w:val="15212B"/>
+          <w:sz w:val="22"/>
+          <w:rtl w:val="1"/>
+          <w:rtl w:val="1"/>
         </w:rPr>
-        <w:t>داده‌های بعد از تریاژ مثل آزمایش، دارو، تصویربرداری، disposition و تشخیص‌های بعدی حذف شدند. همچنین race، ethnicity و insurance تا قبل از fairness review وارد مدل نشده‌اند.</w:t>
+        <w:t>برای نزدیک کردن پروژه به استفاده واقعی، ایمیل و درخواست ملاقات برای رئیس بیمارستان پیامبران تهران و مجموعه سلامت فردای تهران ارسال شد. پاسخ اولیه این بوده است که درخواست بررسی و نتیجه اطلاع‌رسانی می‌شود. تا زمان این گزارش، پاسخ نهایی، موافقت رسمی یا اعتبارسنجی دریافت نشده است. تیم پیگیری مودبانه و ارائه دموی کوتاه را در backlog فاز بعد نگه داشته است.</w:t>
       </w:r>
     </w:p>
     <w:p>
       <w:pPr>
-        <w:pStyle w:val="Heading1"/>
+        <w:spacing w:before="320" w:after="160"/>
         <w:jc w:val="right"/>
-        <w:bidi/>
+        <w:keepNext/>
+        <w:bidi w:val="1"/>
       </w:pPr>
       <w:r>
-        <w:t>نتایج مدل v7</w:t>
+        <w:rPr>
+          <w:rFonts w:ascii="Arial" w:hAnsi="Arial" w:cs="Arial"/>
+          <w:b/>
+          <w:color w:val="064E5F"/>
+          <w:sz w:val="32"/>
+          <w:rtl w:val="1"/>
+        </w:rPr>
+        <w:t>شاخص‌های نتیجه واقعی</w:t>
       </w:r>
     </w:p>
     <w:tbl>
@@ -997,84 +1498,74 @@
         <w:jc w:val="center"/>
         <w:tblLayout w:type="fixed"/>
         <w:tblLook w:firstColumn="1" w:firstRow="1" w:lastColumn="0" w:lastRow="0" w:noHBand="0" w:noVBand="1" w:val="04A0"/>
-        <w:tblBorders>
-          <w:top w:val="single" w:sz="6" w:space="0" w:color="D9E4E8"/>
-          <w:left w:val="single" w:sz="6" w:space="0" w:color="D9E4E8"/>
-          <w:bottom w:val="single" w:sz="6" w:space="0" w:color="D9E4E8"/>
-          <w:right w:val="single" w:sz="6" w:space="0" w:color="D9E4E8"/>
-          <w:insideH w:val="single" w:sz="6" w:space="0" w:color="D9E4E8"/>
-          <w:insideV w:val="single" w:sz="6" w:space="0" w:color="D9E4E8"/>
-        </w:tblBorders>
       </w:tblPr>
       <w:tblGrid>
-        <w:gridCol w:w="3400"/>
-        <w:gridCol w:w="3400"/>
-        <w:gridCol w:w="3400"/>
+        <w:gridCol w:w="4680"/>
+        <w:gridCol w:w="4680"/>
       </w:tblGrid>
       <w:tr>
+        <w:trPr>
+          <w:tblHeader/>
+        </w:trPr>
         <w:tc>
           <w:tcPr>
-            <w:tcW w:type="dxa" w:w="2268"/>
-            <w:shd w:fill="087F8C"/>
+            <w:tcW w:type="dxa" w:w="4680"/>
             <w:vAlign w:val="center"/>
+            <w:tcMar>
+              <w:top w:w="100" w:type="dxa"/>
+              <w:start w:w="140" w:type="dxa"/>
+              <w:bottom w:w="100" w:type="dxa"/>
+              <w:end w:w="140" w:type="dxa"/>
+            </w:tcMar>
+            <w:shd w:fill="EAF4F3"/>
           </w:tcPr>
           <w:p>
             <w:pPr>
-              <w:jc w:val="center"/>
+              <w:spacing w:before="0" w:after="0" w:line="276" w:lineRule="auto"/>
+              <w:jc w:val="right"/>
+              <w:bidi w:val="1"/>
             </w:pPr>
-            <w:r/>
             <w:r>
               <w:rPr>
-                <w:rFonts w:ascii="IRANSans(FaNum)" w:hAnsi="IRANSans(FaNum)" w:eastAsia="IRANSans(FaNum)" w:cs="IRANSans(FaNum)"/>
+                <w:rFonts w:ascii="Arial" w:hAnsi="Arial" w:cs="Arial"/>
                 <w:b/>
-                <w:color w:val="FFFFFF"/>
+                <w:color w:val="064E5F"/>
                 <w:sz w:val="19"/>
+                <w:rtl w:val="1"/>
+                <w:rtl w:val="1"/>
               </w:rPr>
-              <w:t>KPI</w:t>
+              <w:t>شاخص</w:t>
             </w:r>
           </w:p>
         </w:tc>
         <w:tc>
           <w:tcPr>
-            <w:tcW w:type="dxa" w:w="1701"/>
-            <w:shd w:fill="087F8C"/>
+            <w:tcW w:type="dxa" w:w="4680"/>
             <w:vAlign w:val="center"/>
+            <w:tcMar>
+              <w:top w:w="100" w:type="dxa"/>
+              <w:start w:w="140" w:type="dxa"/>
+              <w:bottom w:w="100" w:type="dxa"/>
+              <w:end w:w="140" w:type="dxa"/>
+            </w:tcMar>
+            <w:shd w:fill="EAF4F3"/>
           </w:tcPr>
           <w:p>
             <w:pPr>
-              <w:jc w:val="center"/>
+              <w:spacing w:before="0" w:after="0" w:line="276" w:lineRule="auto"/>
+              <w:jc w:val="right"/>
+              <w:bidi w:val="1"/>
             </w:pPr>
-            <w:r/>
             <w:r>
               <w:rPr>
-                <w:rFonts w:ascii="IRANSans(FaNum)" w:hAnsi="IRANSans(FaNum)" w:eastAsia="IRANSans(FaNum)" w:cs="IRANSans(FaNum)"/>
+                <w:rFonts w:ascii="Arial" w:hAnsi="Arial" w:cs="Arial"/>
                 <w:b/>
-                <w:color w:val="FFFFFF"/>
+                <w:color w:val="064E5F"/>
                 <w:sz w:val="19"/>
+                <w:rtl w:val="1"/>
+                <w:rtl w:val="1"/>
               </w:rPr>
-              <w:t>مقدار تست</w:t>
-            </w:r>
-          </w:p>
-        </w:tc>
-        <w:tc>
-          <w:tcPr>
-            <w:tcW w:type="dxa" w:w="5103"/>
-            <w:shd w:fill="087F8C"/>
-            <w:vAlign w:val="center"/>
-          </w:tcPr>
-          <w:p>
-            <w:pPr>
-              <w:jc w:val="center"/>
-            </w:pPr>
-            <w:r/>
-            <w:r>
-              <w:rPr>
-                <w:rFonts w:ascii="IRANSans(FaNum)" w:hAnsi="IRANSans(FaNum)" w:eastAsia="IRANSans(FaNum)" w:cs="IRANSans(FaNum)"/>
-                <w:b/>
-                <w:color w:val="FFFFFF"/>
-                <w:sz w:val="19"/>
-              </w:rPr>
-              <w:t>تفسیر</w:t>
+              <w:t>مقدار تأییدشده</w:t>
             </w:r>
           </w:p>
         </w:tc>
@@ -1082,70 +1573,61 @@
       <w:tr>
         <w:tc>
           <w:tcPr>
-            <w:tcW w:type="dxa" w:w="2268"/>
+            <w:tcW w:type="dxa" w:w="4680"/>
             <w:vAlign w:val="center"/>
-            <w:shd w:fill="FBFCFD"/>
+            <w:tcMar>
+              <w:top w:w="100" w:type="dxa"/>
+              <w:start w:w="140" w:type="dxa"/>
+              <w:bottom w:w="100" w:type="dxa"/>
+              <w:end w:w="140" w:type="dxa"/>
+            </w:tcMar>
           </w:tcPr>
           <w:p>
             <w:pPr>
+              <w:spacing w:before="0" w:after="0" w:line="276" w:lineRule="auto"/>
               <w:jc w:val="right"/>
-              <w:bidi/>
+              <w:bidi w:val="1"/>
             </w:pPr>
-            <w:r/>
             <w:r>
               <w:rPr>
-                <w:rFonts w:ascii="IRANSans(FaNum)" w:hAnsi="IRANSans(FaNum)" w:eastAsia="IRANSans(FaNum)" w:cs="IRANSans(FaNum)"/>
+                <w:rFonts w:ascii="Arial" w:hAnsi="Arial" w:cs="Arial"/>
                 <w:b w:val="0"/>
-                <w:color w:val="17212B"/>
-                <w:sz w:val="17"/>
+                <w:color w:val="15212B"/>
+                <w:sz w:val="19"/>
+                <w:rtl w:val="1"/>
+                <w:rtl w:val="1"/>
               </w:rPr>
-              <w:t>AUC</w:t>
+              <w:t>وب‌اپ عمومی فعال</w:t>
             </w:r>
           </w:p>
         </w:tc>
         <w:tc>
           <w:tcPr>
-            <w:tcW w:type="dxa" w:w="1701"/>
+            <w:tcW w:type="dxa" w:w="4680"/>
             <w:vAlign w:val="center"/>
-            <w:shd w:fill="FBFCFD"/>
+            <w:tcMar>
+              <w:top w:w="100" w:type="dxa"/>
+              <w:start w:w="140" w:type="dxa"/>
+              <w:bottom w:w="100" w:type="dxa"/>
+              <w:end w:w="140" w:type="dxa"/>
+            </w:tcMar>
           </w:tcPr>
           <w:p>
             <w:pPr>
+              <w:spacing w:before="0" w:after="0" w:line="276" w:lineRule="auto"/>
               <w:jc w:val="right"/>
-              <w:bidi/>
+              <w:bidi w:val="1"/>
             </w:pPr>
-            <w:r/>
             <w:r>
               <w:rPr>
-                <w:rFonts w:ascii="IRANSans(FaNum)" w:hAnsi="IRANSans(FaNum)" w:eastAsia="IRANSans(FaNum)" w:cs="IRANSans(FaNum)"/>
+                <w:rFonts w:ascii="Arial" w:hAnsi="Arial" w:cs="Arial"/>
                 <w:b w:val="0"/>
-                <w:color w:val="17212B"/>
-                <w:sz w:val="17"/>
+                <w:color w:val="15212B"/>
+                <w:sz w:val="19"/>
+                <w:rtl w:val="1"/>
+                <w:rtl w:val="1"/>
               </w:rPr>
-              <w:t>0.9041</w:t>
-            </w:r>
-          </w:p>
-        </w:tc>
-        <w:tc>
-          <w:tcPr>
-            <w:tcW w:type="dxa" w:w="5103"/>
-            <w:vAlign w:val="center"/>
-            <w:shd w:fill="FBFCFD"/>
-          </w:tcPr>
-          <w:p>
-            <w:pPr>
-              <w:jc w:val="right"/>
-              <w:bidi/>
-            </w:pPr>
-            <w:r/>
-            <w:r>
-              <w:rPr>
-                <w:rFonts w:ascii="IRANSans(FaNum)" w:hAnsi="IRANSans(FaNum)" w:eastAsia="IRANSans(FaNum)" w:cs="IRANSans(FaNum)"/>
-                <w:b w:val="0"/>
-                <w:color w:val="17212B"/>
-                <w:sz w:val="17"/>
-              </w:rPr>
-              <w:t>کیفیت کلی رتبه‌بندی مدل</w:t>
+              <w:t>۱</w:t>
             </w:r>
           </w:p>
         </w:tc>
@@ -1153,67 +1635,61 @@
       <w:tr>
         <w:tc>
           <w:tcPr>
-            <w:tcW w:type="dxa" w:w="2268"/>
+            <w:tcW w:type="dxa" w:w="4680"/>
             <w:vAlign w:val="center"/>
+            <w:tcMar>
+              <w:top w:w="100" w:type="dxa"/>
+              <w:start w:w="140" w:type="dxa"/>
+              <w:bottom w:w="100" w:type="dxa"/>
+              <w:end w:w="140" w:type="dxa"/>
+            </w:tcMar>
           </w:tcPr>
           <w:p>
             <w:pPr>
+              <w:spacing w:before="0" w:after="0" w:line="276" w:lineRule="auto"/>
               <w:jc w:val="right"/>
-              <w:bidi/>
+              <w:bidi w:val="1"/>
             </w:pPr>
-            <w:r/>
             <w:r>
               <w:rPr>
-                <w:rFonts w:ascii="IRANSans(FaNum)" w:hAnsi="IRANSans(FaNum)" w:eastAsia="IRANSans(FaNum)" w:cs="IRANSans(FaNum)"/>
+                <w:rFonts w:ascii="Arial" w:hAnsi="Arial" w:cs="Arial"/>
                 <w:b w:val="0"/>
-                <w:color w:val="17212B"/>
-                <w:sz w:val="17"/>
+                <w:color w:val="15212B"/>
+                <w:sz w:val="19"/>
+                <w:rtl w:val="1"/>
+                <w:rtl w:val="1"/>
               </w:rPr>
-              <w:t>Average Precision</w:t>
+              <w:t>بازخورد تخصصی پرستاران</w:t>
             </w:r>
           </w:p>
         </w:tc>
         <w:tc>
           <w:tcPr>
-            <w:tcW w:type="dxa" w:w="1701"/>
+            <w:tcW w:type="dxa" w:w="4680"/>
             <w:vAlign w:val="center"/>
+            <w:tcMar>
+              <w:top w:w="100" w:type="dxa"/>
+              <w:start w:w="140" w:type="dxa"/>
+              <w:bottom w:w="100" w:type="dxa"/>
+              <w:end w:w="140" w:type="dxa"/>
+            </w:tcMar>
           </w:tcPr>
           <w:p>
             <w:pPr>
+              <w:spacing w:before="0" w:after="0" w:line="276" w:lineRule="auto"/>
               <w:jc w:val="right"/>
-              <w:bidi/>
+              <w:bidi w:val="1"/>
             </w:pPr>
-            <w:r/>
             <w:r>
               <w:rPr>
-                <w:rFonts w:ascii="IRANSans(FaNum)" w:hAnsi="IRANSans(FaNum)" w:eastAsia="IRANSans(FaNum)" w:cs="IRANSans(FaNum)"/>
+                <w:rFonts w:ascii="Arial" w:hAnsi="Arial" w:cs="Arial"/>
                 <w:b w:val="0"/>
-                <w:color w:val="17212B"/>
-                <w:sz w:val="17"/>
+                <w:color w:val="15212B"/>
+                <w:sz w:val="19"/>
+                <w:rtl w:val="1"/>
+                <w:rtl w:val="1"/>
               </w:rPr>
-              <w:t>0.8202</w:t>
-            </w:r>
-          </w:p>
-        </w:tc>
-        <w:tc>
-          <w:tcPr>
-            <w:tcW w:type="dxa" w:w="5103"/>
-            <w:vAlign w:val="center"/>
-          </w:tcPr>
-          <w:p>
-            <w:pPr>
-              <w:jc w:val="right"/>
-              <w:bidi/>
-            </w:pPr>
-            <w:r/>
-            <w:r>
-              <w:rPr>
-                <w:rFonts w:ascii="IRANSans(FaNum)" w:hAnsi="IRANSans(FaNum)" w:eastAsia="IRANSans(FaNum)" w:cs="IRANSans(FaNum)"/>
-                <w:b w:val="0"/>
-                <w:color w:val="17212B"/>
-                <w:sz w:val="17"/>
-              </w:rPr>
-              <w:t>مناسب برای کلاس بحرانی</w:t>
+              <w:t>۹</w:t>
             </w:r>
           </w:p>
         </w:tc>
@@ -1221,70 +1697,61 @@
       <w:tr>
         <w:tc>
           <w:tcPr>
-            <w:tcW w:type="dxa" w:w="2268"/>
+            <w:tcW w:type="dxa" w:w="4680"/>
             <w:vAlign w:val="center"/>
-            <w:shd w:fill="FBFCFD"/>
+            <w:tcMar>
+              <w:top w:w="100" w:type="dxa"/>
+              <w:start w:w="140" w:type="dxa"/>
+              <w:bottom w:w="100" w:type="dxa"/>
+              <w:end w:w="140" w:type="dxa"/>
+            </w:tcMar>
           </w:tcPr>
           <w:p>
             <w:pPr>
+              <w:spacing w:before="0" w:after="0" w:line="276" w:lineRule="auto"/>
               <w:jc w:val="right"/>
-              <w:bidi/>
+              <w:bidi w:val="1"/>
             </w:pPr>
-            <w:r/>
             <w:r>
               <w:rPr>
-                <w:rFonts w:ascii="IRANSans(FaNum)" w:hAnsi="IRANSans(FaNum)" w:eastAsia="IRANSans(FaNum)" w:cs="IRANSans(FaNum)"/>
+                <w:rFonts w:ascii="Arial" w:hAnsi="Arial" w:cs="Arial"/>
                 <w:b w:val="0"/>
-                <w:color w:val="17212B"/>
-                <w:sz w:val="17"/>
+                <w:color w:val="15212B"/>
+                <w:sz w:val="19"/>
+                <w:rtl w:val="1"/>
+                <w:rtl w:val="1"/>
               </w:rPr>
-              <w:t>Recall</w:t>
+              <w:t>مرکز درمانی مخاطب</w:t>
             </w:r>
           </w:p>
         </w:tc>
         <w:tc>
           <w:tcPr>
-            <w:tcW w:type="dxa" w:w="1701"/>
+            <w:tcW w:type="dxa" w:w="4680"/>
             <w:vAlign w:val="center"/>
-            <w:shd w:fill="FBFCFD"/>
+            <w:tcMar>
+              <w:top w:w="100" w:type="dxa"/>
+              <w:start w:w="140" w:type="dxa"/>
+              <w:bottom w:w="100" w:type="dxa"/>
+              <w:end w:w="140" w:type="dxa"/>
+            </w:tcMar>
           </w:tcPr>
           <w:p>
             <w:pPr>
+              <w:spacing w:before="0" w:after="0" w:line="276" w:lineRule="auto"/>
               <w:jc w:val="right"/>
-              <w:bidi/>
+              <w:bidi w:val="1"/>
             </w:pPr>
-            <w:r/>
             <w:r>
               <w:rPr>
-                <w:rFonts w:ascii="IRANSans(FaNum)" w:hAnsi="IRANSans(FaNum)" w:eastAsia="IRANSans(FaNum)" w:cs="IRANSans(FaNum)"/>
+                <w:rFonts w:ascii="Arial" w:hAnsi="Arial" w:cs="Arial"/>
                 <w:b w:val="0"/>
-                <w:color w:val="17212B"/>
-                <w:sz w:val="17"/>
+                <w:color w:val="15212B"/>
+                <w:sz w:val="19"/>
+                <w:rtl w:val="1"/>
+                <w:rtl w:val="1"/>
               </w:rPr>
-              <w:t>0.9246</w:t>
-            </w:r>
-          </w:p>
-        </w:tc>
-        <w:tc>
-          <w:tcPr>
-            <w:tcW w:type="dxa" w:w="5103"/>
-            <w:vAlign w:val="center"/>
-            <w:shd w:fill="FBFCFD"/>
-          </w:tcPr>
-          <w:p>
-            <w:pPr>
-              <w:jc w:val="right"/>
-              <w:bidi/>
-            </w:pPr>
-            <w:r/>
-            <w:r>
-              <w:rPr>
-                <w:rFonts w:ascii="IRANSans(FaNum)" w:hAnsi="IRANSans(FaNum)" w:eastAsia="IRANSans(FaNum)" w:cs="IRANSans(FaNum)"/>
-                <w:b w:val="0"/>
-                <w:color w:val="17212B"/>
-                <w:sz w:val="17"/>
-              </w:rPr>
-              <w:t>عبور از هدف 0.92</w:t>
+              <w:t>۲</w:t>
             </w:r>
           </w:p>
         </w:tc>
@@ -1292,67 +1759,61 @@
       <w:tr>
         <w:tc>
           <w:tcPr>
-            <w:tcW w:type="dxa" w:w="2268"/>
+            <w:tcW w:type="dxa" w:w="4680"/>
             <w:vAlign w:val="center"/>
+            <w:tcMar>
+              <w:top w:w="100" w:type="dxa"/>
+              <w:start w:w="140" w:type="dxa"/>
+              <w:bottom w:w="100" w:type="dxa"/>
+              <w:end w:w="140" w:type="dxa"/>
+            </w:tcMar>
           </w:tcPr>
           <w:p>
             <w:pPr>
+              <w:spacing w:before="0" w:after="0" w:line="276" w:lineRule="auto"/>
               <w:jc w:val="right"/>
-              <w:bidi/>
+              <w:bidi w:val="1"/>
             </w:pPr>
-            <w:r/>
             <w:r>
               <w:rPr>
-                <w:rFonts w:ascii="IRANSans(FaNum)" w:hAnsi="IRANSans(FaNum)" w:eastAsia="IRANSans(FaNum)" w:cs="IRANSans(FaNum)"/>
+                <w:rFonts w:ascii="Arial" w:hAnsi="Arial" w:cs="Arial"/>
                 <w:b w:val="0"/>
-                <w:color w:val="17212B"/>
-                <w:sz w:val="17"/>
+                <w:color w:val="15212B"/>
+                <w:sz w:val="19"/>
+                <w:rtl w:val="1"/>
+                <w:rtl w:val="1"/>
               </w:rPr>
-              <w:t>Precision</w:t>
+              <w:t>سناریوی QA ثبت‌شده</w:t>
             </w:r>
           </w:p>
         </w:tc>
         <w:tc>
           <w:tcPr>
-            <w:tcW w:type="dxa" w:w="1701"/>
+            <w:tcW w:type="dxa" w:w="4680"/>
             <w:vAlign w:val="center"/>
+            <w:tcMar>
+              <w:top w:w="100" w:type="dxa"/>
+              <w:start w:w="140" w:type="dxa"/>
+              <w:bottom w:w="100" w:type="dxa"/>
+              <w:end w:w="140" w:type="dxa"/>
+            </w:tcMar>
           </w:tcPr>
           <w:p>
             <w:pPr>
+              <w:spacing w:before="0" w:after="0" w:line="276" w:lineRule="auto"/>
               <w:jc w:val="right"/>
-              <w:bidi/>
+              <w:bidi w:val="1"/>
             </w:pPr>
-            <w:r/>
             <w:r>
               <w:rPr>
-                <w:rFonts w:ascii="IRANSans(FaNum)" w:hAnsi="IRANSans(FaNum)" w:eastAsia="IRANSans(FaNum)" w:cs="IRANSans(FaNum)"/>
+                <w:rFonts w:ascii="Arial" w:hAnsi="Arial" w:cs="Arial"/>
                 <w:b w:val="0"/>
-                <w:color w:val="17212B"/>
-                <w:sz w:val="17"/>
+                <w:color w:val="15212B"/>
+                <w:sz w:val="19"/>
+                <w:rtl w:val="1"/>
+                <w:rtl w:val="1"/>
               </w:rPr>
-              <w:t>0.5447</w:t>
-            </w:r>
-          </w:p>
-        </w:tc>
-        <w:tc>
-          <w:tcPr>
-            <w:tcW w:type="dxa" w:w="5103"/>
-            <w:vAlign w:val="center"/>
-          </w:tcPr>
-          <w:p>
-            <w:pPr>
-              <w:jc w:val="right"/>
-              <w:bidi/>
-            </w:pPr>
-            <w:r/>
-            <w:r>
-              <w:rPr>
-                <w:rFonts w:ascii="IRANSans(FaNum)" w:hAnsi="IRANSans(FaNum)" w:eastAsia="IRANSans(FaNum)" w:cs="IRANSans(FaNum)"/>
-                <w:b w:val="0"/>
-                <w:color w:val="17212B"/>
-                <w:sz w:val="17"/>
-              </w:rPr>
-              <w:t>بهتر از v6</w:t>
+              <w:t>۱۰</w:t>
             </w:r>
           </w:p>
         </w:tc>
@@ -1360,70 +1821,61 @@
       <w:tr>
         <w:tc>
           <w:tcPr>
-            <w:tcW w:type="dxa" w:w="2268"/>
+            <w:tcW w:type="dxa" w:w="4680"/>
             <w:vAlign w:val="center"/>
-            <w:shd w:fill="FBFCFD"/>
+            <w:tcMar>
+              <w:top w:w="100" w:type="dxa"/>
+              <w:start w:w="140" w:type="dxa"/>
+              <w:bottom w:w="100" w:type="dxa"/>
+              <w:end w:w="140" w:type="dxa"/>
+            </w:tcMar>
           </w:tcPr>
           <w:p>
             <w:pPr>
+              <w:spacing w:before="0" w:after="0" w:line="276" w:lineRule="auto"/>
               <w:jc w:val="right"/>
-              <w:bidi/>
+              <w:bidi w:val="1"/>
             </w:pPr>
-            <w:r/>
             <w:r>
               <w:rPr>
-                <w:rFonts w:ascii="IRANSans(FaNum)" w:hAnsi="IRANSans(FaNum)" w:eastAsia="IRANSans(FaNum)" w:cs="IRANSans(FaNum)"/>
+                <w:rFonts w:ascii="Arial" w:hAnsi="Arial" w:cs="Arial"/>
                 <w:b w:val="0"/>
-                <w:color w:val="17212B"/>
-                <w:sz w:val="17"/>
+                <w:color w:val="15212B"/>
+                <w:sz w:val="19"/>
+                <w:rtl w:val="1"/>
+                <w:rtl w:val="1"/>
               </w:rPr>
-              <w:t>FPR</w:t>
+              <w:t>همکاری رسمی بیمارستانی</w:t>
             </w:r>
           </w:p>
         </w:tc>
         <w:tc>
           <w:tcPr>
-            <w:tcW w:type="dxa" w:w="1701"/>
+            <w:tcW w:type="dxa" w:w="4680"/>
             <w:vAlign w:val="center"/>
-            <w:shd w:fill="FBFCFD"/>
+            <w:tcMar>
+              <w:top w:w="100" w:type="dxa"/>
+              <w:start w:w="140" w:type="dxa"/>
+              <w:bottom w:w="100" w:type="dxa"/>
+              <w:end w:w="140" w:type="dxa"/>
+            </w:tcMar>
           </w:tcPr>
           <w:p>
             <w:pPr>
+              <w:spacing w:before="0" w:after="0" w:line="276" w:lineRule="auto"/>
               <w:jc w:val="right"/>
-              <w:bidi/>
+              <w:bidi w:val="1"/>
             </w:pPr>
-            <w:r/>
             <w:r>
               <w:rPr>
-                <w:rFonts w:ascii="IRANSans(FaNum)" w:hAnsi="IRANSans(FaNum)" w:eastAsia="IRANSans(FaNum)" w:cs="IRANSans(FaNum)"/>
+                <w:rFonts w:ascii="Arial" w:hAnsi="Arial" w:cs="Arial"/>
                 <w:b w:val="0"/>
-                <w:color w:val="17212B"/>
-                <w:sz w:val="17"/>
+                <w:color w:val="15212B"/>
+                <w:sz w:val="19"/>
+                <w:rtl w:val="1"/>
+                <w:rtl w:val="1"/>
               </w:rPr>
-              <w:t>0.3352</w:t>
-            </w:r>
-          </w:p>
-        </w:tc>
-        <w:tc>
-          <w:tcPr>
-            <w:tcW w:type="dxa" w:w="5103"/>
-            <w:vAlign w:val="center"/>
-            <w:shd w:fill="FBFCFD"/>
-          </w:tcPr>
-          <w:p>
-            <w:pPr>
-              <w:jc w:val="right"/>
-              <w:bidi/>
-            </w:pPr>
-            <w:r/>
-            <w:r>
-              <w:rPr>
-                <w:rFonts w:ascii="IRANSans(FaNum)" w:hAnsi="IRANSans(FaNum)" w:eastAsia="IRANSans(FaNum)" w:cs="IRANSans(FaNum)"/>
-                <w:b w:val="0"/>
-                <w:color w:val="17212B"/>
-                <w:sz w:val="17"/>
-              </w:rPr>
-              <w:t>کمتر از v6 و نسخه‌های اولیه</w:t>
+              <w:t>۰</w:t>
             </w:r>
           </w:p>
         </w:tc>
@@ -1431,187 +1883,275 @@
       <w:tr>
         <w:tc>
           <w:tcPr>
-            <w:tcW w:type="dxa" w:w="2268"/>
+            <w:tcW w:type="dxa" w:w="4680"/>
             <w:vAlign w:val="center"/>
+            <w:tcMar>
+              <w:top w:w="100" w:type="dxa"/>
+              <w:start w:w="140" w:type="dxa"/>
+              <w:bottom w:w="100" w:type="dxa"/>
+              <w:end w:w="140" w:type="dxa"/>
+            </w:tcMar>
           </w:tcPr>
           <w:p>
             <w:pPr>
+              <w:spacing w:before="0" w:after="0" w:line="276" w:lineRule="auto"/>
               <w:jc w:val="right"/>
-              <w:bidi/>
+              <w:bidi w:val="1"/>
             </w:pPr>
-            <w:r/>
             <w:r>
               <w:rPr>
-                <w:rFonts w:ascii="IRANSans(FaNum)" w:hAnsi="IRANSans(FaNum)" w:eastAsia="IRANSans(FaNum)" w:cs="IRANSans(FaNum)"/>
+                <w:rFonts w:ascii="Arial" w:hAnsi="Arial" w:cs="Arial"/>
                 <w:b w:val="0"/>
-                <w:color w:val="17212B"/>
-                <w:sz w:val="17"/>
+                <w:color w:val="15212B"/>
+                <w:sz w:val="19"/>
+                <w:rtl w:val="1"/>
+                <w:rtl w:val="1"/>
               </w:rPr>
-              <w:t>Threshold</w:t>
+              <w:t>بیمار واقعی تحت پوشش</w:t>
             </w:r>
           </w:p>
         </w:tc>
         <w:tc>
           <w:tcPr>
-            <w:tcW w:type="dxa" w:w="1701"/>
+            <w:tcW w:type="dxa" w:w="4680"/>
             <w:vAlign w:val="center"/>
+            <w:tcMar>
+              <w:top w:w="100" w:type="dxa"/>
+              <w:start w:w="140" w:type="dxa"/>
+              <w:bottom w:w="100" w:type="dxa"/>
+              <w:end w:w="140" w:type="dxa"/>
+            </w:tcMar>
           </w:tcPr>
           <w:p>
             <w:pPr>
+              <w:spacing w:before="0" w:after="0" w:line="276" w:lineRule="auto"/>
               <w:jc w:val="right"/>
-              <w:bidi/>
+              <w:bidi w:val="1"/>
             </w:pPr>
-            <w:r/>
             <w:r>
               <w:rPr>
-                <w:rFonts w:ascii="IRANSans(FaNum)" w:hAnsi="IRANSans(FaNum)" w:eastAsia="IRANSans(FaNum)" w:cs="IRANSans(FaNum)"/>
+                <w:rFonts w:ascii="Arial" w:hAnsi="Arial" w:cs="Arial"/>
                 <w:b w:val="0"/>
-                <w:color w:val="17212B"/>
-                <w:sz w:val="17"/>
+                <w:color w:val="15212B"/>
+                <w:sz w:val="19"/>
+                <w:rtl w:val="1"/>
+                <w:rtl w:val="1"/>
               </w:rPr>
-              <w:t>0.3017</w:t>
-            </w:r>
-          </w:p>
-        </w:tc>
-        <w:tc>
-          <w:tcPr>
-            <w:tcW w:type="dxa" w:w="5103"/>
-            <w:vAlign w:val="center"/>
-          </w:tcPr>
-          <w:p>
-            <w:pPr>
-              <w:jc w:val="right"/>
-              <w:bidi/>
-            </w:pPr>
-            <w:r/>
-            <w:r>
-              <w:rPr>
-                <w:rFonts w:ascii="IRANSans(FaNum)" w:hAnsi="IRANSans(FaNum)" w:eastAsia="IRANSans(FaNum)" w:cs="IRANSans(FaNum)"/>
-                <w:b w:val="0"/>
-                <w:color w:val="17212B"/>
-                <w:sz w:val="17"/>
-              </w:rPr>
-              <w:t>انتخاب‌شده روی validation</w:t>
+              <w:t>۰</w:t>
             </w:r>
           </w:p>
         </w:tc>
       </w:tr>
     </w:tbl>
-    <w:p/>
     <w:p>
       <w:pPr>
-        <w:jc w:val="center"/>
+        <w:spacing w:after="40"/>
+      </w:pPr>
+    </w:p>
+    <w:p>
+      <w:pPr>
+        <w:spacing w:before="0" w:after="120" w:line="300" w:lineRule="auto"/>
+        <w:jc w:val="right"/>
+        <w:bidi w:val="1"/>
       </w:pPr>
       <w:r>
-        <w:drawing>
-          <wp:inline xmlns:a="http://schemas.openxmlformats.org/drawingml/2006/main" xmlns:pic="http://schemas.openxmlformats.org/drawingml/2006/picture">
-            <wp:extent cx="4500000" cy="3750000"/>
-            <wp:docPr id="1" name="Picture 1"/>
-            <wp:cNvGraphicFramePr>
-              <a:graphicFrameLocks noChangeAspect="1"/>
-            </wp:cNvGraphicFramePr>
-            <a:graphic>
-              <a:graphicData uri="http://schemas.openxmlformats.org/drawingml/2006/picture">
-                <pic:pic>
-                  <pic:nvPicPr>
-                    <pic:cNvPr id="0" name="confusion_matrix_v7.png"/>
-                    <pic:cNvPicPr/>
-                  </pic:nvPicPr>
-                  <pic:blipFill>
-                    <a:blip r:embed="rId11"/>
-                    <a:stretch>
-                      <a:fillRect/>
-                    </a:stretch>
-                  </pic:blipFill>
-                  <pic:spPr>
-                    <a:xfrm>
-                      <a:off x="0" y="0"/>
-                      <a:ext cx="4500000" cy="3750000"/>
-                    </a:xfrm>
-                    <a:prstGeom prst="rect"/>
-                  </pic:spPr>
-                </pic:pic>
-              </a:graphicData>
-            </a:graphic>
-          </wp:inline>
-        </w:drawing>
+        <w:rPr>
+          <w:rFonts w:ascii="Arial" w:hAnsi="Arial" w:cs="Arial"/>
+          <w:b w:val="0"/>
+          <w:color w:val="15212B"/>
+          <w:sz w:val="22"/>
+          <w:rtl w:val="1"/>
+          <w:rtl w:val="1"/>
+        </w:rPr>
+        <w:t>این اعداد نتیجه فعلی MVP را نشان می‌دهند. پیش‌بینی جذب کاربر و هدف پایلوت در نمودار جدا ثبت شده و با دستاورد واقعی جمع نشده است.</w:t>
       </w:r>
     </w:p>
     <w:p>
       <w:pPr>
-        <w:jc w:val="center"/>
+        <w:spacing w:before="320" w:after="160"/>
+        <w:jc w:val="right"/>
+        <w:keepNext/>
+        <w:bidi w:val="1"/>
       </w:pPr>
       <w:r>
         <w:rPr>
-          <w:rFonts w:ascii="IRANSans(FaNum)" w:hAnsi="IRANSans(FaNum)" w:eastAsia="IRANSans(FaNum)" w:cs="IRANSans(FaNum)"/>
-          <w:b w:val="0"/>
-          <w:color w:val="667781"/>
-          <w:sz w:val="17"/>
+          <w:rFonts w:ascii="Arial" w:hAnsi="Arial" w:cs="Arial"/>
+          <w:b/>
+          <w:color w:val="064E5F"/>
+          <w:sz w:val="32"/>
+          <w:rtl w:val="1"/>
         </w:rPr>
-        <w:t>Confusion Matrix مدل v7</w:t>
+        <w:t>شواهد مدیریت پروژه</w:t>
       </w:r>
     </w:p>
     <w:p>
       <w:pPr>
-        <w:jc w:val="center"/>
+        <w:pStyle w:val="ListBullet"/>
+        <w:spacing w:before="0" w:after="80" w:line="300" w:lineRule="auto"/>
+        <w:jc w:val="right"/>
+        <w:bidi w:val="1"/>
       </w:pPr>
       <w:r>
-        <w:drawing>
-          <wp:inline xmlns:a="http://schemas.openxmlformats.org/drawingml/2006/main" xmlns:pic="http://schemas.openxmlformats.org/drawingml/2006/picture">
-            <wp:extent cx="5040000" cy="2835000"/>
-            <wp:docPr id="2" name="Picture 2"/>
-            <wp:cNvGraphicFramePr>
-              <a:graphicFrameLocks noChangeAspect="1"/>
-            </wp:cNvGraphicFramePr>
-            <a:graphic>
-              <a:graphicData uri="http://schemas.openxmlformats.org/drawingml/2006/picture">
-                <pic:pic>
-                  <pic:nvPicPr>
-                    <pic:cNvPr id="0" name="confidence_distribution_v7.png"/>
-                    <pic:cNvPicPr/>
-                  </pic:nvPicPr>
-                  <pic:blipFill>
-                    <a:blip r:embed="rId12"/>
-                    <a:stretch>
-                      <a:fillRect/>
-                    </a:stretch>
-                  </pic:blipFill>
-                  <pic:spPr>
-                    <a:xfrm>
-                      <a:off x="0" y="0"/>
-                      <a:ext cx="5040000" cy="2835000"/>
-                    </a:xfrm>
-                    <a:prstGeom prst="rect"/>
-                  </pic:spPr>
-                </pic:pic>
-              </a:graphicData>
-            </a:graphic>
-          </wp:inline>
-        </w:drawing>
+        <w:rPr>
+          <w:rFonts w:ascii="Arial" w:hAnsi="Arial" w:cs="Arial"/>
+          <w:b w:val="0"/>
+          <w:color w:val="15212B"/>
+          <w:sz w:val="22"/>
+          <w:rtl w:val="1"/>
+          <w:rtl w:val="1"/>
+        </w:rPr>
+        <w:t>ساختار Agile با Sprintهای دارای Deliverable مشخص</w:t>
       </w:r>
     </w:p>
     <w:p>
       <w:pPr>
-        <w:jc w:val="center"/>
+        <w:pStyle w:val="ListBullet"/>
+        <w:spacing w:before="0" w:after="80" w:line="300" w:lineRule="auto"/>
+        <w:jc w:val="right"/>
+        <w:bidi w:val="1"/>
       </w:pPr>
       <w:r>
         <w:rPr>
-          <w:rFonts w:ascii="IRANSans(FaNum)" w:hAnsi="IRANSans(FaNum)" w:eastAsia="IRANSans(FaNum)" w:cs="IRANSans(FaNum)"/>
+          <w:rFonts w:ascii="Arial" w:hAnsi="Arial" w:cs="Arial"/>
           <w:b w:val="0"/>
-          <w:color w:val="667781"/>
-          <w:sz w:val="17"/>
+          <w:color w:val="15212B"/>
+          <w:sz w:val="22"/>
+          <w:rtl w:val="1"/>
+          <w:rtl w:val="1"/>
         </w:rPr>
-        <w:t>توزیع confidence در split تست</w:t>
+        <w:t>backlog آماده Jira شامل ۹ Epic و حداقل ۴۵ Story/Task</w:t>
       </w:r>
     </w:p>
     <w:p>
       <w:pPr>
-        <w:pStyle w:val="Heading1"/>
+        <w:pStyle w:val="ListBullet"/>
+        <w:spacing w:before="0" w:after="80" w:line="300" w:lineRule="auto"/>
         <w:jc w:val="right"/>
-        <w:bidi/>
+        <w:bidi w:val="1"/>
       </w:pPr>
       <w:r>
-        <w:t>رویکرد Agile و مدیریت پروژه</w:t>
+        <w:rPr>
+          <w:rFonts w:ascii="Arial" w:hAnsi="Arial" w:cs="Arial"/>
+          <w:b w:val="0"/>
+          <w:color w:val="15212B"/>
+          <w:sz w:val="22"/>
+          <w:rtl w:val="1"/>
+          <w:rtl w:val="1"/>
+        </w:rPr>
+        <w:t>ثبت assignee، priority، story point، acceptance criteria و Definition of Done</w:t>
+      </w:r>
+    </w:p>
+    <w:p>
+      <w:pPr>
+        <w:pStyle w:val="ListBullet"/>
+        <w:spacing w:before="0" w:after="80" w:line="300" w:lineRule="auto"/>
+        <w:jc w:val="right"/>
+        <w:bidi w:val="1"/>
+      </w:pPr>
+      <w:r>
+        <w:rPr>
+          <w:rFonts w:ascii="Arial" w:hAnsi="Arial" w:cs="Arial"/>
+          <w:b w:val="0"/>
+          <w:color w:val="15212B"/>
+          <w:sz w:val="22"/>
+          <w:rtl w:val="1"/>
+          <w:rtl w:val="1"/>
+        </w:rPr>
+        <w:t>Burndown نهایی، Velocity، KPI Register و Risk Register</w:t>
+      </w:r>
+    </w:p>
+    <w:p>
+      <w:pPr>
+        <w:pStyle w:val="ListBullet"/>
+        <w:spacing w:before="0" w:after="80" w:line="300" w:lineRule="auto"/>
+        <w:jc w:val="right"/>
+        <w:bidi w:val="1"/>
+      </w:pPr>
+      <w:r>
+        <w:rPr>
+          <w:rFonts w:ascii="Arial" w:hAnsi="Arial" w:cs="Arial"/>
+          <w:b w:val="0"/>
+          <w:color w:val="15212B"/>
+          <w:sz w:val="22"/>
+          <w:rtl w:val="1"/>
+          <w:rtl w:val="1"/>
+        </w:rPr>
+        <w:t>Knowledge Base شامل Decision Log، Change Log، Sprint Notes، Meeting Notes، AI Usage و Lessons Learned</w:t>
+      </w:r>
+    </w:p>
+    <w:p>
+      <w:pPr>
+        <w:pStyle w:val="ListBullet"/>
+        <w:spacing w:before="0" w:after="80" w:line="300" w:lineRule="auto"/>
+        <w:jc w:val="right"/>
+        <w:bidi w:val="1"/>
+      </w:pPr>
+      <w:r>
+        <w:rPr>
+          <w:rFonts w:ascii="Arial" w:hAnsi="Arial" w:cs="Arial"/>
+          <w:b w:val="0"/>
+          <w:color w:val="15212B"/>
+          <w:sz w:val="22"/>
+          <w:rtl w:val="1"/>
+          <w:rtl w:val="1"/>
+        </w:rPr>
+        <w:t>ثبت یکپارچه منابع انسانی و غیرانسانی، Cost Log، برنامه ارتباطات، کیفیت و خاتمه MVP</w:t>
+      </w:r>
+    </w:p>
+    <w:p>
+      <w:pPr>
+        <w:pStyle w:val="ListBullet"/>
+        <w:spacing w:before="0" w:after="80" w:line="300" w:lineRule="auto"/>
+        <w:jc w:val="right"/>
+        <w:bidi w:val="1"/>
+      </w:pPr>
+      <w:r>
+        <w:rPr>
+          <w:rFonts w:ascii="Arial" w:hAnsi="Arial" w:cs="Arial"/>
+          <w:b w:val="0"/>
+          <w:color w:val="15212B"/>
+          <w:sz w:val="22"/>
+          <w:rtl w:val="1"/>
+          <w:rtl w:val="1"/>
+        </w:rPr>
+        <w:t>تفکیک داده‌های ۷۸‌تایی synthetic از ۹ بازخورد واقعی تأییدشده</w:t>
+      </w:r>
+    </w:p>
+    <w:p>
+      <w:pPr>
+        <w:pStyle w:val="ListBullet"/>
+        <w:spacing w:before="0" w:after="80" w:line="300" w:lineRule="auto"/>
+        <w:jc w:val="right"/>
+        <w:bidi w:val="1"/>
+      </w:pPr>
+      <w:r>
+        <w:rPr>
+          <w:rFonts w:ascii="Arial" w:hAnsi="Arial" w:cs="Arial"/>
+          <w:b w:val="0"/>
+          <w:color w:val="15212B"/>
+          <w:sz w:val="22"/>
+          <w:rtl w:val="1"/>
+          <w:rtl w:val="1"/>
+        </w:rPr>
+        <w:t>لینک شواهد به فایل‌ها، نمودارها و commitهای repository</w:t>
+      </w:r>
+    </w:p>
+    <w:p>
+      <w:pPr>
+        <w:spacing w:before="320" w:after="160"/>
+        <w:jc w:val="right"/>
+        <w:keepNext/>
+        <w:bidi w:val="1"/>
+      </w:pPr>
+      <w:r>
+        <w:rPr>
+          <w:rFonts w:ascii="Arial" w:hAnsi="Arial" w:cs="Arial"/>
+          <w:b/>
+          <w:color w:val="064E5F"/>
+          <w:sz w:val="32"/>
+          <w:rtl w:val="1"/>
+        </w:rPr>
+        <w:t>چرخه عمر و کنترل پروژه</w:t>
       </w:r>
     </w:p>
     <w:tbl>
@@ -1620,82 +2160,104 @@
         <w:jc w:val="center"/>
         <w:tblLayout w:type="fixed"/>
         <w:tblLook w:firstColumn="1" w:firstRow="1" w:lastColumn="0" w:lastRow="0" w:noHBand="0" w:noVBand="1" w:val="04A0"/>
-        <w:tblBorders>
-          <w:top w:val="single" w:sz="6" w:space="0" w:color="D9E4E8"/>
-          <w:left w:val="single" w:sz="6" w:space="0" w:color="D9E4E8"/>
-          <w:bottom w:val="single" w:sz="6" w:space="0" w:color="D9E4E8"/>
-          <w:right w:val="single" w:sz="6" w:space="0" w:color="D9E4E8"/>
-          <w:insideH w:val="single" w:sz="6" w:space="0" w:color="D9E4E8"/>
-          <w:insideV w:val="single" w:sz="6" w:space="0" w:color="D9E4E8"/>
-        </w:tblBorders>
       </w:tblPr>
       <w:tblGrid>
-        <w:gridCol w:w="3400"/>
-        <w:gridCol w:w="3400"/>
-        <w:gridCol w:w="3400"/>
+        <w:gridCol w:w="3120"/>
+        <w:gridCol w:w="3120"/>
+        <w:gridCol w:w="3120"/>
       </w:tblGrid>
       <w:tr>
+        <w:trPr>
+          <w:tblHeader/>
+        </w:trPr>
         <w:tc>
           <w:tcPr>
-            <w:tcW w:type="dxa" w:w="1701"/>
-            <w:shd w:fill="087F8C"/>
+            <w:tcW w:type="dxa" w:w="3096"/>
             <w:vAlign w:val="center"/>
+            <w:tcMar>
+              <w:top w:w="100" w:type="dxa"/>
+              <w:start w:w="140" w:type="dxa"/>
+              <w:bottom w:w="100" w:type="dxa"/>
+              <w:end w:w="140" w:type="dxa"/>
+            </w:tcMar>
+            <w:shd w:fill="EAF4F3"/>
           </w:tcPr>
           <w:p>
             <w:pPr>
-              <w:jc w:val="center"/>
+              <w:spacing w:before="0" w:after="0" w:line="276" w:lineRule="auto"/>
+              <w:jc w:val="right"/>
+              <w:bidi w:val="1"/>
             </w:pPr>
-            <w:r/>
             <w:r>
               <w:rPr>
-                <w:rFonts w:ascii="IRANSans(FaNum)" w:hAnsi="IRANSans(FaNum)" w:eastAsia="IRANSans(FaNum)" w:cs="IRANSans(FaNum)"/>
+                <w:rFonts w:ascii="Arial" w:hAnsi="Arial" w:cs="Arial"/>
                 <w:b/>
-                <w:color w:val="FFFFFF"/>
+                <w:color w:val="064E5F"/>
                 <w:sz w:val="19"/>
+                <w:rtl w:val="1"/>
+                <w:rtl w:val="1"/>
               </w:rPr>
-              <w:t>Sprint</w:t>
+              <w:t>مرحله</w:t>
             </w:r>
           </w:p>
         </w:tc>
         <w:tc>
           <w:tcPr>
-            <w:tcW w:type="dxa" w:w="3118"/>
-            <w:shd w:fill="087F8C"/>
+            <w:tcW w:type="dxa" w:w="1512"/>
             <w:vAlign w:val="center"/>
+            <w:tcMar>
+              <w:top w:w="100" w:type="dxa"/>
+              <w:start w:w="140" w:type="dxa"/>
+              <w:bottom w:w="100" w:type="dxa"/>
+              <w:end w:w="140" w:type="dxa"/>
+            </w:tcMar>
+            <w:shd w:fill="EAF4F3"/>
           </w:tcPr>
           <w:p>
             <w:pPr>
-              <w:jc w:val="center"/>
+              <w:spacing w:before="0" w:after="0" w:line="276" w:lineRule="auto"/>
+              <w:jc w:val="right"/>
+              <w:bidi w:val="1"/>
             </w:pPr>
-            <w:r/>
             <w:r>
               <w:rPr>
-                <w:rFonts w:ascii="IRANSans(FaNum)" w:hAnsi="IRANSans(FaNum)" w:eastAsia="IRANSans(FaNum)" w:cs="IRANSans(FaNum)"/>
+                <w:rFonts w:ascii="Arial" w:hAnsi="Arial" w:cs="Arial"/>
                 <w:b/>
-                <w:color w:val="FFFFFF"/>
+                <w:color w:val="064E5F"/>
                 <w:sz w:val="19"/>
+                <w:rtl w:val="1"/>
+                <w:rtl w:val="1"/>
               </w:rPr>
-              <w:t>هدف</w:t>
+              <w:t>فعالیت اصلی</w:t>
             </w:r>
           </w:p>
         </w:tc>
         <w:tc>
           <w:tcPr>
-            <w:tcW w:type="dxa" w:w="4252"/>
-            <w:shd w:fill="087F8C"/>
+            <w:tcW w:type="dxa" w:w="4752"/>
             <w:vAlign w:val="center"/>
+            <w:tcMar>
+              <w:top w:w="100" w:type="dxa"/>
+              <w:start w:w="140" w:type="dxa"/>
+              <w:bottom w:w="100" w:type="dxa"/>
+              <w:end w:w="140" w:type="dxa"/>
+            </w:tcMar>
+            <w:shd w:fill="EAF4F3"/>
           </w:tcPr>
           <w:p>
             <w:pPr>
-              <w:jc w:val="center"/>
+              <w:spacing w:before="0" w:after="0" w:line="276" w:lineRule="auto"/>
+              <w:jc w:val="right"/>
+              <w:bidi w:val="1"/>
             </w:pPr>
-            <w:r/>
             <w:r>
               <w:rPr>
-                <w:rFonts w:ascii="IRANSans(FaNum)" w:hAnsi="IRANSans(FaNum)" w:eastAsia="IRANSans(FaNum)" w:cs="IRANSans(FaNum)"/>
+                <w:rFonts w:ascii="Arial" w:hAnsi="Arial" w:cs="Arial"/>
                 <w:b/>
-                <w:color w:val="FFFFFF"/>
+                <w:color w:val="064E5F"/>
                 <w:sz w:val="19"/>
+                <w:rtl w:val="1"/>
+                <w:rtl w:val="1"/>
               </w:rPr>
               <w:t>خروجی</w:t>
             </w:r>
@@ -1705,70 +2267,91 @@
       <w:tr>
         <w:tc>
           <w:tcPr>
-            <w:tcW w:type="dxa" w:w="1701"/>
+            <w:tcW w:type="dxa" w:w="3096"/>
             <w:vAlign w:val="center"/>
-            <w:shd w:fill="FBFCFD"/>
+            <w:tcMar>
+              <w:top w:w="100" w:type="dxa"/>
+              <w:start w:w="140" w:type="dxa"/>
+              <w:bottom w:w="100" w:type="dxa"/>
+              <w:end w:w="140" w:type="dxa"/>
+            </w:tcMar>
           </w:tcPr>
           <w:p>
             <w:pPr>
+              <w:spacing w:before="0" w:after="0" w:line="276" w:lineRule="auto"/>
               <w:jc w:val="right"/>
-              <w:bidi/>
+              <w:bidi w:val="1"/>
             </w:pPr>
-            <w:r/>
             <w:r>
               <w:rPr>
-                <w:rFonts w:ascii="IRANSans(FaNum)" w:hAnsi="IRANSans(FaNum)" w:eastAsia="IRANSans(FaNum)" w:cs="IRANSans(FaNum)"/>
+                <w:rFonts w:ascii="Arial" w:hAnsi="Arial" w:cs="Arial"/>
                 <w:b w:val="0"/>
-                <w:color w:val="17212B"/>
-                <w:sz w:val="17"/>
+                <w:color w:val="15212B"/>
+                <w:sz w:val="19"/>
+                <w:rtl w:val="1"/>
+                <w:rtl w:val="1"/>
               </w:rPr>
-              <w:t>Sprint 0</w:t>
+              <w:t>آغاز</w:t>
             </w:r>
           </w:p>
         </w:tc>
         <w:tc>
           <w:tcPr>
-            <w:tcW w:type="dxa" w:w="3118"/>
+            <w:tcW w:type="dxa" w:w="1512"/>
             <w:vAlign w:val="center"/>
-            <w:shd w:fill="FBFCFD"/>
+            <w:tcMar>
+              <w:top w:w="100" w:type="dxa"/>
+              <w:start w:w="140" w:type="dxa"/>
+              <w:bottom w:w="100" w:type="dxa"/>
+              <w:end w:w="140" w:type="dxa"/>
+            </w:tcMar>
           </w:tcPr>
           <w:p>
             <w:pPr>
+              <w:spacing w:before="0" w:after="0" w:line="276" w:lineRule="auto"/>
               <w:jc w:val="right"/>
-              <w:bidi/>
+              <w:bidi w:val="1"/>
             </w:pPr>
-            <w:r/>
             <w:r>
               <w:rPr>
-                <w:rFonts w:ascii="IRANSans(FaNum)" w:hAnsi="IRANSans(FaNum)" w:eastAsia="IRANSans(FaNum)" w:cs="IRANSans(FaNum)"/>
+                <w:rFonts w:ascii="Arial" w:hAnsi="Arial" w:cs="Arial"/>
                 <w:b w:val="0"/>
-                <w:color w:val="17212B"/>
-                <w:sz w:val="17"/>
+                <w:color w:val="15212B"/>
+                <w:sz w:val="19"/>
+                <w:rtl w:val="1"/>
+                <w:rtl w:val="1"/>
               </w:rPr>
-              <w:t>انتخاب مسئله و scope</w:t>
+              <w:t>تعریف مسئله، محدوده، ذی‌نفعان و مرز اخلاقی</w:t>
             </w:r>
           </w:p>
         </w:tc>
         <w:tc>
           <w:tcPr>
-            <w:tcW w:type="dxa" w:w="4252"/>
+            <w:tcW w:type="dxa" w:w="4752"/>
             <w:vAlign w:val="center"/>
-            <w:shd w:fill="FBFCFD"/>
+            <w:tcMar>
+              <w:top w:w="100" w:type="dxa"/>
+              <w:start w:w="140" w:type="dxa"/>
+              <w:bottom w:w="100" w:type="dxa"/>
+              <w:end w:w="140" w:type="dxa"/>
+            </w:tcMar>
           </w:tcPr>
           <w:p>
             <w:pPr>
+              <w:spacing w:before="0" w:after="0" w:line="276" w:lineRule="auto"/>
               <w:jc w:val="right"/>
-              <w:bidi/>
+              <w:bidi w:val="1"/>
             </w:pPr>
-            <w:r/>
             <w:r>
               <w:rPr>
-                <w:rFonts w:ascii="IRANSans(FaNum)" w:hAnsi="IRANSans(FaNum)" w:eastAsia="IRANSans(FaNum)" w:cs="IRANSans(FaNum)"/>
+                <w:rFonts w:ascii="Arial" w:hAnsi="Arial" w:cs="Arial"/>
                 <w:b w:val="0"/>
-                <w:color w:val="17212B"/>
-                <w:sz w:val="17"/>
+                <w:color w:val="15212B"/>
+                <w:sz w:val="19"/>
+                <w:rtl w:val="1"/>
+                <w:rtl w:val="1"/>
               </w:rPr>
-              <w:t>problem statement و ارزش اجتماعی</w:t>
+              <w:t>Charter، Scope و Stakeholder Register</w:t>
             </w:r>
           </w:p>
         </w:tc>
@@ -1776,67 +2359,91 @@
       <w:tr>
         <w:tc>
           <w:tcPr>
-            <w:tcW w:type="dxa" w:w="1701"/>
+            <w:tcW w:type="dxa" w:w="3096"/>
             <w:vAlign w:val="center"/>
+            <w:tcMar>
+              <w:top w:w="100" w:type="dxa"/>
+              <w:start w:w="140" w:type="dxa"/>
+              <w:bottom w:w="100" w:type="dxa"/>
+              <w:end w:w="140" w:type="dxa"/>
+            </w:tcMar>
           </w:tcPr>
           <w:p>
             <w:pPr>
+              <w:spacing w:before="0" w:after="0" w:line="276" w:lineRule="auto"/>
               <w:jc w:val="right"/>
-              <w:bidi/>
+              <w:bidi w:val="1"/>
             </w:pPr>
-            <w:r/>
             <w:r>
               <w:rPr>
-                <w:rFonts w:ascii="IRANSans(FaNum)" w:hAnsi="IRANSans(FaNum)" w:eastAsia="IRANSans(FaNum)" w:cs="IRANSans(FaNum)"/>
+                <w:rFonts w:ascii="Arial" w:hAnsi="Arial" w:cs="Arial"/>
                 <w:b w:val="0"/>
-                <w:color w:val="17212B"/>
-                <w:sz w:val="17"/>
+                <w:color w:val="15212B"/>
+                <w:sz w:val="19"/>
+                <w:rtl w:val="1"/>
+                <w:rtl w:val="1"/>
               </w:rPr>
-              <w:t>Sprint 1</w:t>
+              <w:t>برنامه‌ریزی</w:t>
             </w:r>
           </w:p>
         </w:tc>
         <w:tc>
           <w:tcPr>
-            <w:tcW w:type="dxa" w:w="3118"/>
+            <w:tcW w:type="dxa" w:w="1512"/>
             <w:vAlign w:val="center"/>
+            <w:tcMar>
+              <w:top w:w="100" w:type="dxa"/>
+              <w:start w:w="140" w:type="dxa"/>
+              <w:bottom w:w="100" w:type="dxa"/>
+              <w:end w:w="140" w:type="dxa"/>
+            </w:tcMar>
           </w:tcPr>
           <w:p>
             <w:pPr>
+              <w:spacing w:before="0" w:after="0" w:line="276" w:lineRule="auto"/>
               <w:jc w:val="right"/>
-              <w:bidi/>
+              <w:bidi w:val="1"/>
             </w:pPr>
-            <w:r/>
             <w:r>
               <w:rPr>
-                <w:rFonts w:ascii="IRANSans(FaNum)" w:hAnsi="IRANSans(FaNum)" w:eastAsia="IRANSans(FaNum)" w:cs="IRANSans(FaNum)"/>
+                <w:rFonts w:ascii="Arial" w:hAnsi="Arial" w:cs="Arial"/>
                 <w:b w:val="0"/>
-                <w:color w:val="17212B"/>
-                <w:sz w:val="17"/>
+                <w:color w:val="15212B"/>
+                <w:sz w:val="19"/>
+                <w:rtl w:val="1"/>
+                <w:rtl w:val="1"/>
               </w:rPr>
-              <w:t>مدل و مستندات پایه</w:t>
+              <w:t>WBS، RACI، backlog، منابع، ریسک، KPI و ارتباطات</w:t>
             </w:r>
           </w:p>
         </w:tc>
         <w:tc>
           <w:tcPr>
-            <w:tcW w:type="dxa" w:w="4252"/>
+            <w:tcW w:type="dxa" w:w="4752"/>
             <w:vAlign w:val="center"/>
+            <w:tcMar>
+              <w:top w:w="100" w:type="dxa"/>
+              <w:start w:w="140" w:type="dxa"/>
+              <w:bottom w:w="100" w:type="dxa"/>
+              <w:end w:w="140" w:type="dxa"/>
+            </w:tcMar>
           </w:tcPr>
           <w:p>
             <w:pPr>
+              <w:spacing w:before="0" w:after="0" w:line="276" w:lineRule="auto"/>
               <w:jc w:val="right"/>
-              <w:bidi/>
+              <w:bidi w:val="1"/>
             </w:pPr>
-            <w:r/>
             <w:r>
               <w:rPr>
-                <w:rFonts w:ascii="IRANSans(FaNum)" w:hAnsi="IRANSans(FaNum)" w:eastAsia="IRANSans(FaNum)" w:cs="IRANSans(FaNum)"/>
+                <w:rFonts w:ascii="Arial" w:hAnsi="Arial" w:cs="Arial"/>
                 <w:b w:val="0"/>
-                <w:color w:val="17212B"/>
-                <w:sz w:val="17"/>
+                <w:color w:val="15212B"/>
+                <w:sz w:val="19"/>
+                <w:rtl w:val="1"/>
+                <w:rtl w:val="1"/>
               </w:rPr>
-              <w:t>baseline و docs اولیه</w:t>
+              <w:t>برنامه مدیریت و Jira import</w:t>
             </w:r>
           </w:p>
         </w:tc>
@@ -1844,70 +2451,91 @@
       <w:tr>
         <w:tc>
           <w:tcPr>
-            <w:tcW w:type="dxa" w:w="1701"/>
+            <w:tcW w:type="dxa" w:w="3096"/>
             <w:vAlign w:val="center"/>
-            <w:shd w:fill="FBFCFD"/>
+            <w:tcMar>
+              <w:top w:w="100" w:type="dxa"/>
+              <w:start w:w="140" w:type="dxa"/>
+              <w:bottom w:w="100" w:type="dxa"/>
+              <w:end w:w="140" w:type="dxa"/>
+            </w:tcMar>
           </w:tcPr>
           <w:p>
             <w:pPr>
+              <w:spacing w:before="0" w:after="0" w:line="276" w:lineRule="auto"/>
               <w:jc w:val="right"/>
-              <w:bidi/>
+              <w:bidi w:val="1"/>
             </w:pPr>
-            <w:r/>
             <w:r>
               <w:rPr>
-                <w:rFonts w:ascii="IRANSans(FaNum)" w:hAnsi="IRANSans(FaNum)" w:eastAsia="IRANSans(FaNum)" w:cs="IRANSans(FaNum)"/>
+                <w:rFonts w:ascii="Arial" w:hAnsi="Arial" w:cs="Arial"/>
                 <w:b w:val="0"/>
-                <w:color w:val="17212B"/>
-                <w:sz w:val="17"/>
+                <w:color w:val="15212B"/>
+                <w:sz w:val="19"/>
+                <w:rtl w:val="1"/>
+                <w:rtl w:val="1"/>
               </w:rPr>
-              <w:t>Sprint 2</w:t>
+              <w:t>اجرا</w:t>
             </w:r>
           </w:p>
         </w:tc>
         <w:tc>
           <w:tcPr>
-            <w:tcW w:type="dxa" w:w="3118"/>
+            <w:tcW w:type="dxa" w:w="1512"/>
             <w:vAlign w:val="center"/>
-            <w:shd w:fill="FBFCFD"/>
+            <w:tcMar>
+              <w:top w:w="100" w:type="dxa"/>
+              <w:start w:w="140" w:type="dxa"/>
+              <w:bottom w:w="100" w:type="dxa"/>
+              <w:end w:w="140" w:type="dxa"/>
+            </w:tcMar>
           </w:tcPr>
           <w:p>
             <w:pPr>
+              <w:spacing w:before="0" w:after="0" w:line="276" w:lineRule="auto"/>
               <w:jc w:val="right"/>
-              <w:bidi/>
+              <w:bidi w:val="1"/>
             </w:pPr>
-            <w:r/>
             <w:r>
               <w:rPr>
-                <w:rFonts w:ascii="IRANSans(FaNum)" w:hAnsi="IRANSans(FaNum)" w:eastAsia="IRANSans(FaNum)" w:cs="IRANSans(FaNum)"/>
+                <w:rFonts w:ascii="Arial" w:hAnsi="Arial" w:cs="Arial"/>
                 <w:b w:val="0"/>
-                <w:color w:val="17212B"/>
-                <w:sz w:val="17"/>
+                <w:color w:val="15212B"/>
+                <w:sz w:val="19"/>
+                <w:rtl w:val="1"/>
+                <w:rtl w:val="1"/>
               </w:rPr>
-              <w:t>API و UI demo</w:t>
+              <w:t>مدل، API، رابط، PWA، مستندات و بازخورد</w:t>
             </w:r>
           </w:p>
         </w:tc>
         <w:tc>
           <w:tcPr>
-            <w:tcW w:type="dxa" w:w="4252"/>
+            <w:tcW w:type="dxa" w:w="4752"/>
             <w:vAlign w:val="center"/>
-            <w:shd w:fill="FBFCFD"/>
+            <w:tcMar>
+              <w:top w:w="100" w:type="dxa"/>
+              <w:start w:w="140" w:type="dxa"/>
+              <w:bottom w:w="100" w:type="dxa"/>
+              <w:end w:w="140" w:type="dxa"/>
+            </w:tcMar>
           </w:tcPr>
           <w:p>
             <w:pPr>
+              <w:spacing w:before="0" w:after="0" w:line="276" w:lineRule="auto"/>
               <w:jc w:val="right"/>
-              <w:bidi/>
+              <w:bidi w:val="1"/>
             </w:pPr>
-            <w:r/>
             <w:r>
               <w:rPr>
-                <w:rFonts w:ascii="IRANSans(FaNum)" w:hAnsi="IRANSans(FaNum)" w:eastAsia="IRANSans(FaNum)" w:cs="IRANSans(FaNum)"/>
+                <w:rFonts w:ascii="Arial" w:hAnsi="Arial" w:cs="Arial"/>
                 <w:b w:val="0"/>
-                <w:color w:val="17212B"/>
-                <w:sz w:val="17"/>
+                <w:color w:val="15212B"/>
+                <w:sz w:val="19"/>
+                <w:rtl w:val="1"/>
+                <w:rtl w:val="1"/>
               </w:rPr>
-              <w:t>FastAPI و UI فارسی</w:t>
+              <w:t>MVP عمومی و Knowledge Base</w:t>
             </w:r>
           </w:p>
         </w:tc>
@@ -1915,67 +2543,91 @@
       <w:tr>
         <w:tc>
           <w:tcPr>
-            <w:tcW w:type="dxa" w:w="1701"/>
+            <w:tcW w:type="dxa" w:w="3096"/>
             <w:vAlign w:val="center"/>
+            <w:tcMar>
+              <w:top w:w="100" w:type="dxa"/>
+              <w:start w:w="140" w:type="dxa"/>
+              <w:bottom w:w="100" w:type="dxa"/>
+              <w:end w:w="140" w:type="dxa"/>
+            </w:tcMar>
           </w:tcPr>
           <w:p>
             <w:pPr>
+              <w:spacing w:before="0" w:after="0" w:line="276" w:lineRule="auto"/>
               <w:jc w:val="right"/>
-              <w:bidi/>
+              <w:bidi w:val="1"/>
             </w:pPr>
-            <w:r/>
             <w:r>
               <w:rPr>
-                <w:rFonts w:ascii="IRANSans(FaNum)" w:hAnsi="IRANSans(FaNum)" w:eastAsia="IRANSans(FaNum)" w:cs="IRANSans(FaNum)"/>
+                <w:rFonts w:ascii="Arial" w:hAnsi="Arial" w:cs="Arial"/>
                 <w:b w:val="0"/>
-                <w:color w:val="17212B"/>
-                <w:sz w:val="17"/>
+                <w:color w:val="15212B"/>
+                <w:sz w:val="19"/>
+                <w:rtl w:val="1"/>
+                <w:rtl w:val="1"/>
               </w:rPr>
-              <w:t>Sprint 3</w:t>
+              <w:t>پایش و کنترل</w:t>
             </w:r>
           </w:p>
         </w:tc>
         <w:tc>
           <w:tcPr>
-            <w:tcW w:type="dxa" w:w="3118"/>
+            <w:tcW w:type="dxa" w:w="1512"/>
             <w:vAlign w:val="center"/>
+            <w:tcMar>
+              <w:top w:w="100" w:type="dxa"/>
+              <w:start w:w="140" w:type="dxa"/>
+              <w:bottom w:w="100" w:type="dxa"/>
+              <w:end w:w="140" w:type="dxa"/>
+            </w:tcMar>
           </w:tcPr>
           <w:p>
             <w:pPr>
+              <w:spacing w:before="0" w:after="0" w:line="276" w:lineRule="auto"/>
               <w:jc w:val="right"/>
-              <w:bidi/>
+              <w:bidi w:val="1"/>
             </w:pPr>
-            <w:r/>
             <w:r>
               <w:rPr>
-                <w:rFonts w:ascii="IRANSans(FaNum)" w:hAnsi="IRANSans(FaNum)" w:eastAsia="IRANSans(FaNum)" w:cs="IRANSans(FaNum)"/>
+                <w:rFonts w:ascii="Arial" w:hAnsi="Arial" w:cs="Arial"/>
                 <w:b w:val="0"/>
-                <w:color w:val="17212B"/>
-                <w:sz w:val="17"/>
+                <w:color w:val="15212B"/>
+                <w:sz w:val="19"/>
+                <w:rtl w:val="1"/>
+                <w:rtl w:val="1"/>
               </w:rPr>
-              <w:t>مدل v6 و مستندات</w:t>
+              <w:t>متریک، QA، Burndown، Velocity، Change Log و Risk Review</w:t>
             </w:r>
           </w:p>
         </w:tc>
         <w:tc>
           <w:tcPr>
-            <w:tcW w:type="dxa" w:w="4252"/>
+            <w:tcW w:type="dxa" w:w="4752"/>
             <w:vAlign w:val="center"/>
+            <w:tcMar>
+              <w:top w:w="100" w:type="dxa"/>
+              <w:start w:w="140" w:type="dxa"/>
+              <w:bottom w:w="100" w:type="dxa"/>
+              <w:end w:w="140" w:type="dxa"/>
+            </w:tcMar>
           </w:tcPr>
           <w:p>
             <w:pPr>
+              <w:spacing w:before="0" w:after="0" w:line="276" w:lineRule="auto"/>
               <w:jc w:val="right"/>
-              <w:bidi/>
+              <w:bidi w:val="1"/>
             </w:pPr>
-            <w:r/>
             <w:r>
               <w:rPr>
-                <w:rFonts w:ascii="IRANSans(FaNum)" w:hAnsi="IRANSans(FaNum)" w:eastAsia="IRANSans(FaNum)" w:cs="IRANSans(FaNum)"/>
+                <w:rFonts w:ascii="Arial" w:hAnsi="Arial" w:cs="Arial"/>
                 <w:b w:val="0"/>
-                <w:color w:val="17212B"/>
-                <w:sz w:val="17"/>
+                <w:color w:val="15212B"/>
+                <w:sz w:val="19"/>
+                <w:rtl w:val="1"/>
+                <w:rtl w:val="1"/>
               </w:rPr>
-              <w:t>metrics و Model Card</w:t>
+              <w:t>گزارش v7 و شواهد کنترل</w:t>
             </w:r>
           </w:p>
         </w:tc>
@@ -1983,455 +2635,117 @@
       <w:tr>
         <w:tc>
           <w:tcPr>
-            <w:tcW w:type="dxa" w:w="1701"/>
+            <w:tcW w:type="dxa" w:w="3096"/>
             <w:vAlign w:val="center"/>
-            <w:shd w:fill="FBFCFD"/>
+            <w:tcMar>
+              <w:top w:w="100" w:type="dxa"/>
+              <w:start w:w="140" w:type="dxa"/>
+              <w:bottom w:w="100" w:type="dxa"/>
+              <w:end w:w="140" w:type="dxa"/>
+            </w:tcMar>
           </w:tcPr>
           <w:p>
             <w:pPr>
+              <w:spacing w:before="0" w:after="0" w:line="276" w:lineRule="auto"/>
               <w:jc w:val="right"/>
-              <w:bidi/>
+              <w:bidi w:val="1"/>
             </w:pPr>
-            <w:r/>
             <w:r>
               <w:rPr>
-                <w:rFonts w:ascii="IRANSans(FaNum)" w:hAnsi="IRANSans(FaNum)" w:eastAsia="IRANSans(FaNum)" w:cs="IRANSans(FaNum)"/>
+                <w:rFonts w:ascii="Arial" w:hAnsi="Arial" w:cs="Arial"/>
                 <w:b w:val="0"/>
-                <w:color w:val="17212B"/>
-                <w:sz w:val="17"/>
+                <w:color w:val="15212B"/>
+                <w:sz w:val="19"/>
+                <w:rtl w:val="1"/>
+                <w:rtl w:val="1"/>
               </w:rPr>
-              <w:t>Sprint 6</w:t>
+              <w:t>خاتمه MVP</w:t>
             </w:r>
           </w:p>
         </w:tc>
         <w:tc>
           <w:tcPr>
-            <w:tcW w:type="dxa" w:w="3118"/>
+            <w:tcW w:type="dxa" w:w="1512"/>
             <w:vAlign w:val="center"/>
-            <w:shd w:fill="FBFCFD"/>
+            <w:tcMar>
+              <w:top w:w="100" w:type="dxa"/>
+              <w:start w:w="140" w:type="dxa"/>
+              <w:bottom w:w="100" w:type="dxa"/>
+              <w:end w:w="140" w:type="dxa"/>
+            </w:tcMar>
           </w:tcPr>
           <w:p>
             <w:pPr>
+              <w:spacing w:before="0" w:after="0" w:line="276" w:lineRule="auto"/>
               <w:jc w:val="right"/>
-              <w:bidi/>
+              <w:bidi w:val="1"/>
             </w:pPr>
-            <w:r/>
             <w:r>
               <w:rPr>
-                <w:rFonts w:ascii="IRANSans(FaNum)" w:hAnsi="IRANSans(FaNum)" w:eastAsia="IRANSans(FaNum)" w:cs="IRANSans(FaNum)"/>
+                <w:rFonts w:ascii="Arial" w:hAnsi="Arial" w:cs="Arial"/>
                 <w:b w:val="0"/>
-                <w:color w:val="17212B"/>
-                <w:sz w:val="17"/>
+                <w:color w:val="15212B"/>
+                <w:sz w:val="19"/>
+                <w:rtl w:val="1"/>
+                <w:rtl w:val="1"/>
               </w:rPr>
-              <w:t>مدل v7 و deploy وب‌اپ</w:t>
+              <w:t>تحویل، ثبت محدودیت و انتقال کارهای باز</w:t>
             </w:r>
           </w:p>
         </w:tc>
         <w:tc>
           <w:tcPr>
-            <w:tcW w:type="dxa" w:w="4252"/>
+            <w:tcW w:type="dxa" w:w="4752"/>
             <w:vAlign w:val="center"/>
-            <w:shd w:fill="FBFCFD"/>
+            <w:tcMar>
+              <w:top w:w="100" w:type="dxa"/>
+              <w:start w:w="140" w:type="dxa"/>
+              <w:bottom w:w="100" w:type="dxa"/>
+              <w:end w:w="140" w:type="dxa"/>
+            </w:tcMar>
           </w:tcPr>
           <w:p>
             <w:pPr>
+              <w:spacing w:before="0" w:after="0" w:line="276" w:lineRule="auto"/>
               <w:jc w:val="right"/>
-              <w:bidi/>
+              <w:bidi w:val="1"/>
             </w:pPr>
-            <w:r/>
             <w:r>
               <w:rPr>
-                <w:rFonts w:ascii="IRANSans(FaNum)" w:hAnsi="IRANSans(FaNum)" w:eastAsia="IRANSans(FaNum)" w:cs="IRANSans(FaNum)"/>
+                <w:rFonts w:ascii="Arial" w:hAnsi="Arial" w:cs="Arial"/>
                 <w:b w:val="0"/>
-                <w:color w:val="17212B"/>
-                <w:sz w:val="17"/>
+                <w:color w:val="15212B"/>
+                <w:sz w:val="19"/>
+                <w:rtl w:val="1"/>
+                <w:rtl w:val="1"/>
               </w:rPr>
-              <w:t>کاهش FPR، Docker و مسیر موبایل</w:t>
-            </w:r>
-          </w:p>
-        </w:tc>
-      </w:tr>
-      <w:tr>
-        <w:tc>
-          <w:tcPr>
-            <w:tcW w:type="dxa" w:w="1701"/>
-            <w:vAlign w:val="center"/>
-          </w:tcPr>
-          <w:p>
-            <w:pPr>
-              <w:jc w:val="right"/>
-              <w:bidi/>
-            </w:pPr>
-            <w:r/>
-            <w:r>
-              <w:rPr>
-                <w:rFonts w:ascii="IRANSans(FaNum)" w:hAnsi="IRANSans(FaNum)" w:eastAsia="IRANSans(FaNum)" w:cs="IRANSans(FaNum)"/>
-                <w:b w:val="0"/>
-                <w:color w:val="17212B"/>
-                <w:sz w:val="17"/>
-              </w:rPr>
-              <w:t>Sprint 4</w:t>
-            </w:r>
-          </w:p>
-        </w:tc>
-        <w:tc>
-          <w:tcPr>
-            <w:tcW w:type="dxa" w:w="3118"/>
-            <w:vAlign w:val="center"/>
-          </w:tcPr>
-          <w:p>
-            <w:pPr>
-              <w:jc w:val="right"/>
-              <w:bidi/>
-            </w:pPr>
-            <w:r/>
-            <w:r>
-              <w:rPr>
-                <w:rFonts w:ascii="IRANSans(FaNum)" w:hAnsi="IRANSans(FaNum)" w:eastAsia="IRANSans(FaNum)" w:cs="IRANSans(FaNum)"/>
-                <w:b w:val="0"/>
-                <w:color w:val="17212B"/>
-                <w:sz w:val="17"/>
-              </w:rPr>
-              <w:t>پوستر و تحویل نهایی</w:t>
-            </w:r>
-          </w:p>
-        </w:tc>
-        <w:tc>
-          <w:tcPr>
-            <w:tcW w:type="dxa" w:w="4252"/>
-            <w:vAlign w:val="center"/>
-          </w:tcPr>
-          <w:p>
-            <w:pPr>
-              <w:jc w:val="right"/>
-              <w:bidi/>
-            </w:pPr>
-            <w:r/>
-            <w:r>
-              <w:rPr>
-                <w:rFonts w:ascii="IRANSans(FaNum)" w:hAnsi="IRANSans(FaNum)" w:eastAsia="IRANSans(FaNum)" w:cs="IRANSans(FaNum)"/>
-                <w:b w:val="0"/>
-                <w:color w:val="17212B"/>
-                <w:sz w:val="17"/>
-              </w:rPr>
-              <w:t>Word/PDF، ویدئو، board و knowledge base</w:t>
+              <w:t>Final Index، Roadmap و Runbook</w:t>
             </w:r>
           </w:p>
         </w:tc>
       </w:tr>
     </w:tbl>
-    <w:p/>
-    <w:tbl>
-      <w:tblPr>
-        <w:tblW w:type="auto" w:w="0"/>
-        <w:jc w:val="center"/>
-        <w:tblLayout w:type="fixed"/>
-        <w:tblLook w:firstColumn="1" w:firstRow="1" w:lastColumn="0" w:lastRow="0" w:noHBand="0" w:noVBand="1" w:val="04A0"/>
-        <w:tblBorders>
-          <w:top w:val="single" w:sz="6" w:space="0" w:color="D9E4E8"/>
-          <w:left w:val="single" w:sz="6" w:space="0" w:color="D9E4E8"/>
-          <w:bottom w:val="single" w:sz="6" w:space="0" w:color="D9E4E8"/>
-          <w:right w:val="single" w:sz="6" w:space="0" w:color="D9E4E8"/>
-          <w:insideH w:val="single" w:sz="6" w:space="0" w:color="D9E4E8"/>
-          <w:insideV w:val="single" w:sz="6" w:space="0" w:color="D9E4E8"/>
-        </w:tblBorders>
-      </w:tblPr>
-      <w:tblGrid>
-        <w:gridCol w:w="5100"/>
-        <w:gridCol w:w="5100"/>
-      </w:tblGrid>
-      <w:tr>
-        <w:tc>
-          <w:tcPr>
-            <w:tcW w:type="dxa" w:w="3969"/>
-            <w:shd w:fill="087F8C"/>
-            <w:vAlign w:val="center"/>
-          </w:tcPr>
-          <w:p>
-            <w:pPr>
-              <w:jc w:val="center"/>
-            </w:pPr>
-            <w:r/>
-            <w:r>
-              <w:rPr>
-                <w:rFonts w:ascii="IRANSans(FaNum)" w:hAnsi="IRANSans(FaNum)" w:eastAsia="IRANSans(FaNum)" w:cs="IRANSans(FaNum)"/>
-                <w:b/>
-                <w:color w:val="FFFFFF"/>
-                <w:sz w:val="19"/>
-              </w:rPr>
-              <w:t>شاخص مدیریت پروژه</w:t>
-            </w:r>
-          </w:p>
-        </w:tc>
-        <w:tc>
-          <w:tcPr>
-            <w:tcW w:type="dxa" w:w="3969"/>
-            <w:shd w:fill="087F8C"/>
-            <w:vAlign w:val="center"/>
-          </w:tcPr>
-          <w:p>
-            <w:pPr>
-              <w:jc w:val="center"/>
-            </w:pPr>
-            <w:r/>
-            <w:r>
-              <w:rPr>
-                <w:rFonts w:ascii="IRANSans(FaNum)" w:hAnsi="IRANSans(FaNum)" w:eastAsia="IRANSans(FaNum)" w:cs="IRANSans(FaNum)"/>
-                <w:b/>
-                <w:color w:val="FFFFFF"/>
-                <w:sz w:val="19"/>
-              </w:rPr>
-              <w:t>مقدار</w:t>
-            </w:r>
-          </w:p>
-        </w:tc>
-      </w:tr>
-      <w:tr>
-        <w:tc>
-          <w:tcPr>
-            <w:tcW w:type="dxa" w:w="3969"/>
-            <w:vAlign w:val="center"/>
-            <w:shd w:fill="FBFCFD"/>
-          </w:tcPr>
-          <w:p>
-            <w:pPr>
-              <w:jc w:val="right"/>
-              <w:bidi/>
-            </w:pPr>
-            <w:r/>
-            <w:r>
-              <w:rPr>
-                <w:rFonts w:ascii="IRANSans(FaNum)" w:hAnsi="IRANSans(FaNum)" w:eastAsia="IRANSans(FaNum)" w:cs="IRANSans(FaNum)"/>
-                <w:b w:val="0"/>
-                <w:color w:val="17212B"/>
-                <w:sz w:val="17"/>
-              </w:rPr>
-              <w:t>مجموع زمان ثبت‌شده</w:t>
-            </w:r>
-          </w:p>
-        </w:tc>
-        <w:tc>
-          <w:tcPr>
-            <w:tcW w:type="dxa" w:w="3969"/>
-            <w:vAlign w:val="center"/>
-            <w:shd w:fill="FBFCFD"/>
-          </w:tcPr>
-          <w:p>
-            <w:pPr>
-              <w:jc w:val="right"/>
-              <w:bidi/>
-            </w:pPr>
-            <w:r/>
-            <w:r>
-              <w:rPr>
-                <w:rFonts w:ascii="IRANSans(FaNum)" w:hAnsi="IRANSans(FaNum)" w:eastAsia="IRANSans(FaNum)" w:cs="IRANSans(FaNum)"/>
-                <w:b w:val="0"/>
-                <w:color w:val="17212B"/>
-                <w:sz w:val="17"/>
-              </w:rPr>
-              <w:t>88 ساعت</w:t>
-            </w:r>
-          </w:p>
-        </w:tc>
-      </w:tr>
-      <w:tr>
-        <w:tc>
-          <w:tcPr>
-            <w:tcW w:type="dxa" w:w="3969"/>
-            <w:vAlign w:val="center"/>
-          </w:tcPr>
-          <w:p>
-            <w:pPr>
-              <w:jc w:val="right"/>
-              <w:bidi/>
-            </w:pPr>
-            <w:r/>
-            <w:r>
-              <w:rPr>
-                <w:rFonts w:ascii="IRANSans(FaNum)" w:hAnsi="IRANSans(FaNum)" w:eastAsia="IRANSans(FaNum)" w:cs="IRANSans(FaNum)"/>
-                <w:b w:val="0"/>
-                <w:color w:val="17212B"/>
-                <w:sz w:val="17"/>
-              </w:rPr>
-              <w:t>Story point اولیه</w:t>
-            </w:r>
-          </w:p>
-        </w:tc>
-        <w:tc>
-          <w:tcPr>
-            <w:tcW w:type="dxa" w:w="3969"/>
-            <w:vAlign w:val="center"/>
-          </w:tcPr>
-          <w:p>
-            <w:pPr>
-              <w:jc w:val="right"/>
-              <w:bidi/>
-            </w:pPr>
-            <w:r/>
-            <w:r>
-              <w:rPr>
-                <w:rFonts w:ascii="IRANSans(FaNum)" w:hAnsi="IRANSans(FaNum)" w:eastAsia="IRANSans(FaNum)" w:cs="IRANSans(FaNum)"/>
-                <w:b w:val="0"/>
-                <w:color w:val="17212B"/>
-                <w:sz w:val="17"/>
-              </w:rPr>
-              <w:t>42</w:t>
-            </w:r>
-          </w:p>
-        </w:tc>
-      </w:tr>
-      <w:tr>
-        <w:tc>
-          <w:tcPr>
-            <w:tcW w:type="dxa" w:w="3969"/>
-            <w:vAlign w:val="center"/>
-            <w:shd w:fill="FBFCFD"/>
-          </w:tcPr>
-          <w:p>
-            <w:pPr>
-              <w:jc w:val="right"/>
-              <w:bidi/>
-            </w:pPr>
-            <w:r/>
-            <w:r>
-              <w:rPr>
-                <w:rFonts w:ascii="IRANSans(FaNum)" w:hAnsi="IRANSans(FaNum)" w:eastAsia="IRANSans(FaNum)" w:cs="IRANSans(FaNum)"/>
-                <w:b w:val="0"/>
-                <w:color w:val="17212B"/>
-                <w:sz w:val="17"/>
-              </w:rPr>
-              <w:t>Story point باقی‌مانده</w:t>
-            </w:r>
-          </w:p>
-        </w:tc>
-        <w:tc>
-          <w:tcPr>
-            <w:tcW w:type="dxa" w:w="3969"/>
-            <w:vAlign w:val="center"/>
-            <w:shd w:fill="FBFCFD"/>
-          </w:tcPr>
-          <w:p>
-            <w:pPr>
-              <w:jc w:val="right"/>
-              <w:bidi/>
-            </w:pPr>
-            <w:r/>
-            <w:r>
-              <w:rPr>
-                <w:rFonts w:ascii="IRANSans(FaNum)" w:hAnsi="IRANSans(FaNum)" w:eastAsia="IRANSans(FaNum)" w:cs="IRANSans(FaNum)"/>
-                <w:b w:val="0"/>
-                <w:color w:val="17212B"/>
-                <w:sz w:val="17"/>
-              </w:rPr>
-              <w:t>2</w:t>
-            </w:r>
-          </w:p>
-        </w:tc>
-      </w:tr>
-      <w:tr>
-        <w:tc>
-          <w:tcPr>
-            <w:tcW w:type="dxa" w:w="3969"/>
-            <w:vAlign w:val="center"/>
-          </w:tcPr>
-          <w:p>
-            <w:pPr>
-              <w:jc w:val="right"/>
-              <w:bidi/>
-            </w:pPr>
-            <w:r/>
-            <w:r>
-              <w:rPr>
-                <w:rFonts w:ascii="IRANSans(FaNum)" w:hAnsi="IRANSans(FaNum)" w:eastAsia="IRANSans(FaNum)" w:cs="IRANSans(FaNum)"/>
-                <w:b w:val="0"/>
-                <w:color w:val="17212B"/>
-                <w:sz w:val="17"/>
-              </w:rPr>
-              <w:t>Velocity میانگین</w:t>
-            </w:r>
-          </w:p>
-        </w:tc>
-        <w:tc>
-          <w:tcPr>
-            <w:tcW w:type="dxa" w:w="3969"/>
-            <w:vAlign w:val="center"/>
-          </w:tcPr>
-          <w:p>
-            <w:pPr>
-              <w:jc w:val="right"/>
-              <w:bidi/>
-            </w:pPr>
-            <w:r/>
-            <w:r>
-              <w:rPr>
-                <w:rFonts w:ascii="IRANSans(FaNum)" w:hAnsi="IRANSans(FaNum)" w:eastAsia="IRANSans(FaNum)" w:cs="IRANSans(FaNum)"/>
-                <w:b w:val="0"/>
-                <w:color w:val="17212B"/>
-                <w:sz w:val="17"/>
-              </w:rPr>
-              <w:t>حدود 8 story point</w:t>
-            </w:r>
-          </w:p>
-        </w:tc>
-      </w:tr>
-      <w:tr>
-        <w:tc>
-          <w:tcPr>
-            <w:tcW w:type="dxa" w:w="3969"/>
-            <w:vAlign w:val="center"/>
-            <w:shd w:fill="FBFCFD"/>
-          </w:tcPr>
-          <w:p>
-            <w:pPr>
-              <w:jc w:val="right"/>
-              <w:bidi/>
-            </w:pPr>
-            <w:r/>
-            <w:r>
-              <w:rPr>
-                <w:rFonts w:ascii="IRANSans(FaNum)" w:hAnsi="IRANSans(FaNum)" w:eastAsia="IRANSans(FaNum)" w:cs="IRANSans(FaNum)"/>
-                <w:b w:val="0"/>
-                <w:color w:val="17212B"/>
-                <w:sz w:val="17"/>
-              </w:rPr>
-              <w:t>تعداد اسناد اصلی</w:t>
-            </w:r>
-          </w:p>
-        </w:tc>
-        <w:tc>
-          <w:tcPr>
-            <w:tcW w:type="dxa" w:w="3969"/>
-            <w:vAlign w:val="center"/>
-            <w:shd w:fill="FBFCFD"/>
-          </w:tcPr>
-          <w:p>
-            <w:pPr>
-              <w:jc w:val="right"/>
-              <w:bidi/>
-            </w:pPr>
-            <w:r/>
-            <w:r>
-              <w:rPr>
-                <w:rFonts w:ascii="IRANSans(FaNum)" w:hAnsi="IRANSans(FaNum)" w:eastAsia="IRANSans(FaNum)" w:cs="IRANSans(FaNum)"/>
-                <w:b w:val="0"/>
-                <w:color w:val="17212B"/>
-                <w:sz w:val="17"/>
-              </w:rPr>
-              <w:t>29 سند</w:t>
-            </w:r>
-          </w:p>
-        </w:tc>
-      </w:tr>
-    </w:tbl>
-    <w:p/>
     <w:p>
       <w:pPr>
-        <w:pStyle w:val="Heading1"/>
+        <w:spacing w:after="40"/>
+      </w:pPr>
+    </w:p>
+    <w:p>
+      <w:pPr>
+        <w:spacing w:before="320" w:after="160"/>
         <w:jc w:val="right"/>
-        <w:bidi/>
+        <w:keepNext/>
+        <w:bidi w:val="1"/>
       </w:pPr>
       <w:r>
-        <w:t>ریسک‌ها و کنترل‌ها</w:t>
+        <w:rPr>
+          <w:rFonts w:ascii="Arial" w:hAnsi="Arial" w:cs="Arial"/>
+          <w:b/>
+          <w:color w:val="064E5F"/>
+          <w:sz w:val="32"/>
+          <w:rtl w:val="1"/>
+        </w:rPr>
+        <w:t>منابع، هزینه و ارتباطات</w:t>
       </w:r>
     </w:p>
     <w:tbl>
@@ -2440,61 +2754,74 @@
         <w:jc w:val="center"/>
         <w:tblLayout w:type="fixed"/>
         <w:tblLook w:firstColumn="1" w:firstRow="1" w:lastColumn="0" w:lastRow="0" w:noHBand="0" w:noVBand="1" w:val="04A0"/>
-        <w:tblBorders>
-          <w:top w:val="single" w:sz="6" w:space="0" w:color="D9E4E8"/>
-          <w:left w:val="single" w:sz="6" w:space="0" w:color="D9E4E8"/>
-          <w:bottom w:val="single" w:sz="6" w:space="0" w:color="D9E4E8"/>
-          <w:right w:val="single" w:sz="6" w:space="0" w:color="D9E4E8"/>
-          <w:insideH w:val="single" w:sz="6" w:space="0" w:color="D9E4E8"/>
-          <w:insideV w:val="single" w:sz="6" w:space="0" w:color="D9E4E8"/>
-        </w:tblBorders>
       </w:tblPr>
       <w:tblGrid>
-        <w:gridCol w:w="5100"/>
-        <w:gridCol w:w="5100"/>
+        <w:gridCol w:w="4680"/>
+        <w:gridCol w:w="4680"/>
       </w:tblGrid>
       <w:tr>
+        <w:trPr>
+          <w:tblHeader/>
+        </w:trPr>
         <w:tc>
           <w:tcPr>
-            <w:tcW w:type="dxa" w:w="3969"/>
-            <w:shd w:fill="087F8C"/>
+            <w:tcW w:type="dxa" w:w="4680"/>
             <w:vAlign w:val="center"/>
+            <w:tcMar>
+              <w:top w:w="100" w:type="dxa"/>
+              <w:start w:w="140" w:type="dxa"/>
+              <w:bottom w:w="100" w:type="dxa"/>
+              <w:end w:w="140" w:type="dxa"/>
+            </w:tcMar>
+            <w:shd w:fill="EAF4F3"/>
           </w:tcPr>
           <w:p>
             <w:pPr>
-              <w:jc w:val="center"/>
+              <w:spacing w:before="0" w:after="0" w:line="276" w:lineRule="auto"/>
+              <w:jc w:val="right"/>
+              <w:bidi w:val="1"/>
             </w:pPr>
-            <w:r/>
             <w:r>
               <w:rPr>
-                <w:rFonts w:ascii="IRANSans(FaNum)" w:hAnsi="IRANSans(FaNum)" w:eastAsia="IRANSans(FaNum)" w:cs="IRANSans(FaNum)"/>
+                <w:rFonts w:ascii="Arial" w:hAnsi="Arial" w:cs="Arial"/>
                 <w:b/>
-                <w:color w:val="FFFFFF"/>
+                <w:color w:val="064E5F"/>
                 <w:sz w:val="19"/>
+                <w:rtl w:val="1"/>
+                <w:rtl w:val="1"/>
               </w:rPr>
-              <w:t>ریسک</w:t>
+              <w:t>موضوع</w:t>
             </w:r>
           </w:p>
         </w:tc>
         <w:tc>
           <w:tcPr>
-            <w:tcW w:type="dxa" w:w="5103"/>
-            <w:shd w:fill="087F8C"/>
+            <w:tcW w:type="dxa" w:w="4680"/>
             <w:vAlign w:val="center"/>
+            <w:tcMar>
+              <w:top w:w="100" w:type="dxa"/>
+              <w:start w:w="140" w:type="dxa"/>
+              <w:bottom w:w="100" w:type="dxa"/>
+              <w:end w:w="140" w:type="dxa"/>
+            </w:tcMar>
+            <w:shd w:fill="EAF4F3"/>
           </w:tcPr>
           <w:p>
             <w:pPr>
-              <w:jc w:val="center"/>
+              <w:spacing w:before="0" w:after="0" w:line="276" w:lineRule="auto"/>
+              <w:jc w:val="right"/>
+              <w:bidi w:val="1"/>
             </w:pPr>
-            <w:r/>
             <w:r>
               <w:rPr>
-                <w:rFonts w:ascii="IRANSans(FaNum)" w:hAnsi="IRANSans(FaNum)" w:eastAsia="IRANSans(FaNum)" w:cs="IRANSans(FaNum)"/>
+                <w:rFonts w:ascii="Arial" w:hAnsi="Arial" w:cs="Arial"/>
                 <w:b/>
-                <w:color w:val="FFFFFF"/>
+                <w:color w:val="064E5F"/>
                 <w:sz w:val="19"/>
+                <w:rtl w:val="1"/>
+                <w:rtl w:val="1"/>
               </w:rPr>
-              <w:t>کنترل</w:t>
+              <w:t>وضعیت ثبت‌شده</w:t>
             </w:r>
           </w:p>
         </w:tc>
@@ -2502,47 +2829,61 @@
       <w:tr>
         <w:tc>
           <w:tcPr>
-            <w:tcW w:type="dxa" w:w="3969"/>
+            <w:tcW w:type="dxa" w:w="4680"/>
             <w:vAlign w:val="center"/>
-            <w:shd w:fill="FBFCFD"/>
+            <w:tcMar>
+              <w:top w:w="100" w:type="dxa"/>
+              <w:start w:w="140" w:type="dxa"/>
+              <w:bottom w:w="100" w:type="dxa"/>
+              <w:end w:w="140" w:type="dxa"/>
+            </w:tcMar>
           </w:tcPr>
           <w:p>
             <w:pPr>
+              <w:spacing w:before="0" w:after="0" w:line="276" w:lineRule="auto"/>
               <w:jc w:val="right"/>
-              <w:bidi/>
+              <w:bidi w:val="1"/>
             </w:pPr>
-            <w:r/>
             <w:r>
               <w:rPr>
-                <w:rFonts w:ascii="IRANSans(FaNum)" w:hAnsi="IRANSans(FaNum)" w:eastAsia="IRANSans(FaNum)" w:cs="IRANSans(FaNum)"/>
+                <w:rFonts w:ascii="Arial" w:hAnsi="Arial" w:cs="Arial"/>
                 <w:b w:val="0"/>
-                <w:color w:val="17212B"/>
-                <w:sz w:val="17"/>
+                <w:color w:val="15212B"/>
+                <w:sz w:val="19"/>
+                <w:rtl w:val="1"/>
+                <w:rtl w:val="1"/>
               </w:rPr>
-              <w:t>False Negative در بیمار بحرانی</w:t>
+              <w:t>منابع انسانی</w:t>
             </w:r>
           </w:p>
         </w:tc>
         <w:tc>
           <w:tcPr>
-            <w:tcW w:type="dxa" w:w="5103"/>
+            <w:tcW w:type="dxa" w:w="4680"/>
             <w:vAlign w:val="center"/>
-            <w:shd w:fill="FBFCFD"/>
+            <w:tcMar>
+              <w:top w:w="100" w:type="dxa"/>
+              <w:start w:w="140" w:type="dxa"/>
+              <w:bottom w:w="100" w:type="dxa"/>
+              <w:end w:w="140" w:type="dxa"/>
+            </w:tcMar>
           </w:tcPr>
           <w:p>
             <w:pPr>
+              <w:spacing w:before="0" w:after="0" w:line="276" w:lineRule="auto"/>
               <w:jc w:val="right"/>
-              <w:bidi/>
+              <w:bidi w:val="1"/>
             </w:pPr>
-            <w:r/>
             <w:r>
               <w:rPr>
-                <w:rFonts w:ascii="IRANSans(FaNum)" w:hAnsi="IRANSans(FaNum)" w:eastAsia="IRANSans(FaNum)" w:cs="IRANSans(FaNum)"/>
+                <w:rFonts w:ascii="Arial" w:hAnsi="Arial" w:cs="Arial"/>
                 <w:b w:val="0"/>
-                <w:color w:val="17212B"/>
-                <w:sz w:val="17"/>
+                <w:color w:val="15212B"/>
+                <w:sz w:val="19"/>
+                <w:rtl w:val="1"/>
+                <w:rtl w:val="1"/>
               </w:rPr>
-              <w:t>threshold safety-first و تمرکز روی Recall</w:t>
+              <w:t>۴۷ ساعت محمدامین، ۲۳ ساعت محدثه و ۱۸ ساعت محمدرضا؛ جمع ۸۸ ساعت برآورد تیم</w:t>
             </w:r>
           </w:p>
         </w:tc>
@@ -2550,45 +2891,61 @@
       <w:tr>
         <w:tc>
           <w:tcPr>
-            <w:tcW w:type="dxa" w:w="3969"/>
+            <w:tcW w:type="dxa" w:w="4680"/>
             <w:vAlign w:val="center"/>
+            <w:tcMar>
+              <w:top w:w="100" w:type="dxa"/>
+              <w:start w:w="140" w:type="dxa"/>
+              <w:bottom w:w="100" w:type="dxa"/>
+              <w:end w:w="140" w:type="dxa"/>
+            </w:tcMar>
           </w:tcPr>
           <w:p>
             <w:pPr>
+              <w:spacing w:before="0" w:after="0" w:line="276" w:lineRule="auto"/>
               <w:jc w:val="right"/>
-              <w:bidi/>
+              <w:bidi w:val="1"/>
             </w:pPr>
-            <w:r/>
             <w:r>
               <w:rPr>
-                <w:rFonts w:ascii="IRANSans(FaNum)" w:hAnsi="IRANSans(FaNum)" w:eastAsia="IRANSans(FaNum)" w:cs="IRANSans(FaNum)"/>
+                <w:rFonts w:ascii="Arial" w:hAnsi="Arial" w:cs="Arial"/>
                 <w:b w:val="0"/>
-                <w:color w:val="17212B"/>
-                <w:sz w:val="17"/>
+                <w:color w:val="15212B"/>
+                <w:sz w:val="19"/>
+                <w:rtl w:val="1"/>
+                <w:rtl w:val="1"/>
               </w:rPr>
-              <w:t>اتکای بیش از حد به AI</w:t>
+              <w:t>منابع غیرانسانی</w:t>
             </w:r>
           </w:p>
         </w:tc>
         <w:tc>
           <w:tcPr>
-            <w:tcW w:type="dxa" w:w="5103"/>
+            <w:tcW w:type="dxa" w:w="4680"/>
             <w:vAlign w:val="center"/>
+            <w:tcMar>
+              <w:top w:w="100" w:type="dxa"/>
+              <w:start w:w="140" w:type="dxa"/>
+              <w:bottom w:w="100" w:type="dxa"/>
+              <w:end w:w="140" w:type="dxa"/>
+            </w:tcMar>
           </w:tcPr>
           <w:p>
             <w:pPr>
+              <w:spacing w:before="0" w:after="0" w:line="276" w:lineRule="auto"/>
               <w:jc w:val="right"/>
-              <w:bidi/>
+              <w:bidi w:val="1"/>
             </w:pPr>
-            <w:r/>
             <w:r>
               <w:rPr>
-                <w:rFonts w:ascii="IRANSans(FaNum)" w:hAnsi="IRANSans(FaNum)" w:eastAsia="IRANSans(FaNum)" w:cs="IRANSans(FaNum)"/>
+                <w:rFonts w:ascii="Arial" w:hAnsi="Arial" w:cs="Arial"/>
                 <w:b w:val="0"/>
-                <w:color w:val="17212B"/>
-                <w:sz w:val="17"/>
+                <w:color w:val="15212B"/>
+                <w:sz w:val="19"/>
+                <w:rtl w:val="1"/>
+                <w:rtl w:val="1"/>
               </w:rPr>
-              <w:t>disclaimer و تاکید بر decision-support</w:t>
+              <w:t>رایانه و موبایل موجود، محیط qenv، کتابخانه‌های متن‌باز، GitHub و داده ثانویه</w:t>
             </w:r>
           </w:p>
         </w:tc>
@@ -2596,47 +2953,61 @@
       <w:tr>
         <w:tc>
           <w:tcPr>
-            <w:tcW w:type="dxa" w:w="3969"/>
+            <w:tcW w:type="dxa" w:w="4680"/>
             <w:vAlign w:val="center"/>
-            <w:shd w:fill="FBFCFD"/>
+            <w:tcMar>
+              <w:top w:w="100" w:type="dxa"/>
+              <w:start w:w="140" w:type="dxa"/>
+              <w:bottom w:w="100" w:type="dxa"/>
+              <w:end w:w="140" w:type="dxa"/>
+            </w:tcMar>
           </w:tcPr>
           <w:p>
             <w:pPr>
+              <w:spacing w:before="0" w:after="0" w:line="276" w:lineRule="auto"/>
               <w:jc w:val="right"/>
-              <w:bidi/>
+              <w:bidi w:val="1"/>
             </w:pPr>
-            <w:r/>
             <w:r>
               <w:rPr>
-                <w:rFonts w:ascii="IRANSans(FaNum)" w:hAnsi="IRANSans(FaNum)" w:eastAsia="IRANSans(FaNum)" w:cs="IRANSans(FaNum)"/>
+                <w:rFonts w:ascii="Arial" w:hAnsi="Arial" w:cs="Arial"/>
                 <w:b w:val="0"/>
-                <w:color w:val="17212B"/>
-                <w:sz w:val="17"/>
+                <w:color w:val="15212B"/>
+                <w:sz w:val="19"/>
+                <w:rtl w:val="1"/>
+                <w:rtl w:val="1"/>
               </w:rPr>
-              <w:t>Leakage</w:t>
+              <w:t>هزینه نقدی توسعه</w:t>
             </w:r>
           </w:p>
         </w:tc>
         <w:tc>
           <w:tcPr>
-            <w:tcW w:type="dxa" w:w="5103"/>
+            <w:tcW w:type="dxa" w:w="4680"/>
             <w:vAlign w:val="center"/>
-            <w:shd w:fill="FBFCFD"/>
+            <w:tcMar>
+              <w:top w:w="100" w:type="dxa"/>
+              <w:start w:w="140" w:type="dxa"/>
+              <w:bottom w:w="100" w:type="dxa"/>
+              <w:end w:w="140" w:type="dxa"/>
+            </w:tcMar>
           </w:tcPr>
           <w:p>
             <w:pPr>
+              <w:spacing w:before="0" w:after="0" w:line="276" w:lineRule="auto"/>
               <w:jc w:val="right"/>
-              <w:bidi/>
+              <w:bidi w:val="1"/>
             </w:pPr>
-            <w:r/>
             <w:r>
               <w:rPr>
-                <w:rFonts w:ascii="IRANSans(FaNum)" w:hAnsi="IRANSans(FaNum)" w:eastAsia="IRANSans(FaNum)" w:cs="IRANSans(FaNum)"/>
+                <w:rFonts w:ascii="Arial" w:hAnsi="Arial" w:cs="Arial"/>
                 <w:b w:val="0"/>
-                <w:color w:val="17212B"/>
-                <w:sz w:val="17"/>
+                <w:color w:val="15212B"/>
+                <w:sz w:val="19"/>
+                <w:rtl w:val="1"/>
+                <w:rtl w:val="1"/>
               </w:rPr>
-              <w:t>حذف داده‌های بعد از تریاژ</w:t>
+              <w:t>نزدیک به صفر؛ ابزارها و GitHub Pages در free tier استفاده شدند</w:t>
             </w:r>
           </w:p>
         </w:tc>
@@ -2644,45 +3015,61 @@
       <w:tr>
         <w:tc>
           <w:tcPr>
-            <w:tcW w:type="dxa" w:w="3969"/>
+            <w:tcW w:type="dxa" w:w="4680"/>
             <w:vAlign w:val="center"/>
+            <w:tcMar>
+              <w:top w:w="100" w:type="dxa"/>
+              <w:start w:w="140" w:type="dxa"/>
+              <w:bottom w:w="100" w:type="dxa"/>
+              <w:end w:w="140" w:type="dxa"/>
+            </w:tcMar>
           </w:tcPr>
           <w:p>
             <w:pPr>
+              <w:spacing w:before="0" w:after="0" w:line="276" w:lineRule="auto"/>
               <w:jc w:val="right"/>
-              <w:bidi/>
+              <w:bidi w:val="1"/>
             </w:pPr>
-            <w:r/>
             <w:r>
               <w:rPr>
-                <w:rFonts w:ascii="IRANSans(FaNum)" w:hAnsi="IRANSans(FaNum)" w:eastAsia="IRANSans(FaNum)" w:cs="IRANSans(FaNum)"/>
+                <w:rFonts w:ascii="Arial" w:hAnsi="Arial" w:cs="Arial"/>
                 <w:b w:val="0"/>
-                <w:color w:val="17212B"/>
-                <w:sz w:val="17"/>
+                <w:color w:val="15212B"/>
+                <w:sz w:val="19"/>
+                <w:rtl w:val="1"/>
+                <w:rtl w:val="1"/>
               </w:rPr>
-              <w:t>Bias جمعیتی</w:t>
+              <w:t>هزینه‌های انجام‌نشده</w:t>
             </w:r>
           </w:p>
         </w:tc>
         <w:tc>
           <w:tcPr>
-            <w:tcW w:type="dxa" w:w="5103"/>
+            <w:tcW w:type="dxa" w:w="4680"/>
             <w:vAlign w:val="center"/>
+            <w:tcMar>
+              <w:top w:w="100" w:type="dxa"/>
+              <w:start w:w="140" w:type="dxa"/>
+              <w:bottom w:w="100" w:type="dxa"/>
+              <w:end w:w="140" w:type="dxa"/>
+            </w:tcMar>
           </w:tcPr>
           <w:p>
             <w:pPr>
+              <w:spacing w:before="0" w:after="0" w:line="276" w:lineRule="auto"/>
               <w:jc w:val="right"/>
-              <w:bidi/>
+              <w:bidi w:val="1"/>
             </w:pPr>
-            <w:r/>
             <w:r>
               <w:rPr>
-                <w:rFonts w:ascii="IRANSans(FaNum)" w:hAnsi="IRANSans(FaNum)" w:eastAsia="IRANSans(FaNum)" w:cs="IRANSans(FaNum)"/>
+                <w:rFonts w:ascii="Arial" w:hAnsi="Arial" w:cs="Arial"/>
                 <w:b w:val="0"/>
-                <w:color w:val="17212B"/>
-                <w:sz w:val="17"/>
+                <w:color w:val="15212B"/>
+                <w:sz w:val="19"/>
+                <w:rtl w:val="1"/>
+                <w:rtl w:val="1"/>
               </w:rPr>
-              <w:t>حذف متغیرهای حساس تا قبل از fairness review</w:t>
+              <w:t>چاپ پوستر و استقرار سازمانی به‌عنوان هزینه واقعی گزارش نشده‌اند</w:t>
             </w:r>
           </w:p>
         </w:tc>
@@ -2690,61 +3077,189 @@
       <w:tr>
         <w:tc>
           <w:tcPr>
-            <w:tcW w:type="dxa" w:w="3969"/>
+            <w:tcW w:type="dxa" w:w="4680"/>
             <w:vAlign w:val="center"/>
-            <w:shd w:fill="FBFCFD"/>
+            <w:tcMar>
+              <w:top w:w="100" w:type="dxa"/>
+              <w:start w:w="140" w:type="dxa"/>
+              <w:bottom w:w="100" w:type="dxa"/>
+              <w:end w:w="140" w:type="dxa"/>
+            </w:tcMar>
           </w:tcPr>
           <w:p>
             <w:pPr>
+              <w:spacing w:before="0" w:after="0" w:line="276" w:lineRule="auto"/>
               <w:jc w:val="right"/>
-              <w:bidi/>
+              <w:bidi w:val="1"/>
             </w:pPr>
-            <w:r/>
             <w:r>
               <w:rPr>
-                <w:rFonts w:ascii="IRANSans(FaNum)" w:hAnsi="IRANSans(FaNum)" w:eastAsia="IRANSans(FaNum)" w:cs="IRANSans(FaNum)"/>
+                <w:rFonts w:ascii="Arial" w:hAnsi="Arial" w:cs="Arial"/>
                 <w:b w:val="0"/>
-                <w:color w:val="17212B"/>
-                <w:sz w:val="17"/>
+                <w:color w:val="15212B"/>
+                <w:sz w:val="19"/>
+                <w:rtl w:val="1"/>
+                <w:rtl w:val="1"/>
               </w:rPr>
-              <w:t>اعتبار بالینی</w:t>
+              <w:t>ارتباطات</w:t>
             </w:r>
           </w:p>
         </w:tc>
         <w:tc>
           <w:tcPr>
-            <w:tcW w:type="dxa" w:w="5103"/>
+            <w:tcW w:type="dxa" w:w="4680"/>
             <w:vAlign w:val="center"/>
-            <w:shd w:fill="FBFCFD"/>
+            <w:tcMar>
+              <w:top w:w="100" w:type="dxa"/>
+              <w:start w:w="140" w:type="dxa"/>
+              <w:bottom w:w="100" w:type="dxa"/>
+              <w:end w:w="140" w:type="dxa"/>
+            </w:tcMar>
           </w:tcPr>
           <w:p>
             <w:pPr>
+              <w:spacing w:before="0" w:after="0" w:line="276" w:lineRule="auto"/>
               <w:jc w:val="right"/>
-              <w:bidi/>
+              <w:bidi w:val="1"/>
             </w:pPr>
-            <w:r/>
             <w:r>
               <w:rPr>
-                <w:rFonts w:ascii="IRANSans(FaNum)" w:hAnsi="IRANSans(FaNum)" w:eastAsia="IRANSans(FaNum)" w:cs="IRANSans(FaNum)"/>
+                <w:rFonts w:ascii="Arial" w:hAnsi="Arial" w:cs="Arial"/>
                 <w:b w:val="0"/>
-                <w:color w:val="17212B"/>
-                <w:sz w:val="17"/>
+                <w:color w:val="15212B"/>
+                <w:sz w:val="19"/>
+                <w:rtl w:val="1"/>
+                <w:rtl w:val="1"/>
               </w:rPr>
-              <w:t>ثبت محدودیت و نیاز به بازخورد متخصص</w:t>
+              <w:t>هماهنگی Sprint، گزارش رسمی، بازخورد پرستاران و ایمیل دو مرکز درمانی</w:t>
+            </w:r>
+          </w:p>
+        </w:tc>
+      </w:tr>
+      <w:tr>
+        <w:tc>
+          <w:tcPr>
+            <w:tcW w:type="dxa" w:w="4680"/>
+            <w:vAlign w:val="center"/>
+            <w:tcMar>
+              <w:top w:w="100" w:type="dxa"/>
+              <w:start w:w="140" w:type="dxa"/>
+              <w:bottom w:w="100" w:type="dxa"/>
+              <w:end w:w="140" w:type="dxa"/>
+            </w:tcMar>
+          </w:tcPr>
+          <w:p>
+            <w:pPr>
+              <w:spacing w:before="0" w:after="0" w:line="276" w:lineRule="auto"/>
+              <w:jc w:val="right"/>
+              <w:bidi w:val="1"/>
+            </w:pPr>
+            <w:r>
+              <w:rPr>
+                <w:rFonts w:ascii="Arial" w:hAnsi="Arial" w:cs="Arial"/>
+                <w:b w:val="0"/>
+                <w:color w:val="15212B"/>
+                <w:sz w:val="19"/>
+                <w:rtl w:val="1"/>
+                <w:rtl w:val="1"/>
+              </w:rPr>
+              <w:t>تدارکات</w:t>
+            </w:r>
+          </w:p>
+        </w:tc>
+        <w:tc>
+          <w:tcPr>
+            <w:tcW w:type="dxa" w:w="4680"/>
+            <w:vAlign w:val="center"/>
+            <w:tcMar>
+              <w:top w:w="100" w:type="dxa"/>
+              <w:start w:w="140" w:type="dxa"/>
+              <w:bottom w:w="100" w:type="dxa"/>
+              <w:end w:w="140" w:type="dxa"/>
+            </w:tcMar>
+          </w:tcPr>
+          <w:p>
+            <w:pPr>
+              <w:spacing w:before="0" w:after="0" w:line="276" w:lineRule="auto"/>
+              <w:jc w:val="right"/>
+              <w:bidi w:val="1"/>
+            </w:pPr>
+            <w:r>
+              <w:rPr>
+                <w:rFonts w:ascii="Arial" w:hAnsi="Arial" w:cs="Arial"/>
+                <w:b w:val="0"/>
+                <w:color w:val="15212B"/>
+                <w:sz w:val="19"/>
+                <w:rtl w:val="1"/>
+                <w:rtl w:val="1"/>
+              </w:rPr>
+              <w:t>ابزار و تجهیزات موجود؛ خرید یا قرارداد سازمانی انجام نشده است</w:t>
             </w:r>
           </w:p>
         </w:tc>
       </w:tr>
     </w:tbl>
-    <w:p/>
     <w:p>
       <w:pPr>
-        <w:pStyle w:val="Heading1"/>
+        <w:spacing w:after="40"/>
+      </w:pPr>
+    </w:p>
+    <w:p>
+      <w:pPr>
+        <w:spacing w:before="0" w:after="120" w:line="300" w:lineRule="auto"/>
         <w:jc w:val="right"/>
-        <w:bidi/>
+        <w:bidi w:val="1"/>
       </w:pPr>
       <w:r>
-        <w:t>Roadmap آینده</w:t>
+        <w:rPr>
+          <w:rFonts w:ascii="Arial" w:hAnsi="Arial" w:cs="Arial"/>
+          <w:b w:val="0"/>
+          <w:color w:val="15212B"/>
+          <w:sz w:val="22"/>
+          <w:rtl w:val="1"/>
+          <w:rtl w:val="1"/>
+        </w:rPr>
+        <w:t xml:space="preserve">برای جلوگیری از عددسازی، مبلغی برای فعالیت‌های انجام‌نشده به‌عنوان هزینه واقعی ثبت نشده است. جزئیات در </w:t>
+      </w:r>
+      <w:r>
+        <w:rPr>
+          <w:rFonts w:ascii="Arial" w:hAnsi="Arial" w:cs="Arial"/>
+          <w:b w:val="0"/>
+          <w:color w:val="15212B"/>
+          <w:sz w:val="22"/>
+          <w:rtl w:val="1"/>
+          <w:rtl w:val="1"/>
+        </w:rPr>
+        <w:t>docs/project-governance-and-resource-management.md</w:t>
+      </w:r>
+      <w:r>
+        <w:rPr>
+          <w:rFonts w:ascii="Arial" w:hAnsi="Arial" w:cs="Arial"/>
+          <w:b w:val="0"/>
+          <w:color w:val="15212B"/>
+          <w:sz w:val="22"/>
+          <w:rtl w:val="1"/>
+          <w:rtl w:val="1"/>
+        </w:rPr>
+        <w:t xml:space="preserve"> آمده است.</w:t>
+      </w:r>
+    </w:p>
+    <w:p>
+      <w:pPr>
+        <w:spacing w:before="320" w:after="160"/>
+        <w:jc w:val="right"/>
+        <w:keepNext/>
+        <w:bidi w:val="1"/>
+      </w:pPr>
+      <w:r>
+        <w:rPr>
+          <w:rFonts w:ascii="Arial" w:hAnsi="Arial" w:cs="Arial"/>
+          <w:b/>
+          <w:color w:val="064E5F"/>
+          <w:sz w:val="32"/>
+          <w:rtl w:val="1"/>
+        </w:rPr>
+        <w:t>نقش اعضای تیم</w:t>
       </w:r>
     </w:p>
     <w:tbl>
@@ -2753,84 +3268,74 @@
         <w:jc w:val="center"/>
         <w:tblLayout w:type="fixed"/>
         <w:tblLook w:firstColumn="1" w:firstRow="1" w:lastColumn="0" w:lastRow="0" w:noHBand="0" w:noVBand="1" w:val="04A0"/>
-        <w:tblBorders>
-          <w:top w:val="single" w:sz="6" w:space="0" w:color="D9E4E8"/>
-          <w:left w:val="single" w:sz="6" w:space="0" w:color="D9E4E8"/>
-          <w:bottom w:val="single" w:sz="6" w:space="0" w:color="D9E4E8"/>
-          <w:right w:val="single" w:sz="6" w:space="0" w:color="D9E4E8"/>
-          <w:insideH w:val="single" w:sz="6" w:space="0" w:color="D9E4E8"/>
-          <w:insideV w:val="single" w:sz="6" w:space="0" w:color="D9E4E8"/>
-        </w:tblBorders>
       </w:tblPr>
       <w:tblGrid>
-        <w:gridCol w:w="3400"/>
-        <w:gridCol w:w="3400"/>
-        <w:gridCol w:w="3400"/>
+        <w:gridCol w:w="4680"/>
+        <w:gridCol w:w="4680"/>
       </w:tblGrid>
       <w:tr>
+        <w:trPr>
+          <w:tblHeader/>
+        </w:trPr>
         <w:tc>
           <w:tcPr>
-            <w:tcW w:type="dxa" w:w="1814"/>
-            <w:shd w:fill="087F8C"/>
+            <w:tcW w:type="dxa" w:w="4680"/>
             <w:vAlign w:val="center"/>
+            <w:tcMar>
+              <w:top w:w="100" w:type="dxa"/>
+              <w:start w:w="140" w:type="dxa"/>
+              <w:bottom w:w="100" w:type="dxa"/>
+              <w:end w:w="140" w:type="dxa"/>
+            </w:tcMar>
+            <w:shd w:fill="EAF4F3"/>
           </w:tcPr>
           <w:p>
             <w:pPr>
-              <w:jc w:val="center"/>
+              <w:spacing w:before="0" w:after="0" w:line="276" w:lineRule="auto"/>
+              <w:jc w:val="right"/>
+              <w:bidi w:val="1"/>
             </w:pPr>
-            <w:r/>
             <w:r>
               <w:rPr>
-                <w:rFonts w:ascii="IRANSans(FaNum)" w:hAnsi="IRANSans(FaNum)" w:eastAsia="IRANSans(FaNum)" w:cs="IRANSans(FaNum)"/>
+                <w:rFonts w:ascii="Arial" w:hAnsi="Arial" w:cs="Arial"/>
                 <w:b/>
-                <w:color w:val="FFFFFF"/>
+                <w:color w:val="064E5F"/>
                 <w:sz w:val="19"/>
+                <w:rtl w:val="1"/>
+                <w:rtl w:val="1"/>
               </w:rPr>
-              <w:t>فاز</w:t>
+              <w:t>عضو</w:t>
             </w:r>
           </w:p>
         </w:tc>
         <w:tc>
           <w:tcPr>
-            <w:tcW w:type="dxa" w:w="3969"/>
-            <w:shd w:fill="087F8C"/>
+            <w:tcW w:type="dxa" w:w="4680"/>
             <w:vAlign w:val="center"/>
+            <w:tcMar>
+              <w:top w:w="100" w:type="dxa"/>
+              <w:start w:w="140" w:type="dxa"/>
+              <w:bottom w:w="100" w:type="dxa"/>
+              <w:end w:w="140" w:type="dxa"/>
+            </w:tcMar>
+            <w:shd w:fill="EAF4F3"/>
           </w:tcPr>
           <w:p>
             <w:pPr>
-              <w:jc w:val="center"/>
+              <w:spacing w:before="0" w:after="0" w:line="276" w:lineRule="auto"/>
+              <w:jc w:val="right"/>
+              <w:bidi w:val="1"/>
             </w:pPr>
-            <w:r/>
             <w:r>
               <w:rPr>
-                <w:rFonts w:ascii="IRANSans(FaNum)" w:hAnsi="IRANSans(FaNum)" w:eastAsia="IRANSans(FaNum)" w:cs="IRANSans(FaNum)"/>
+                <w:rFonts w:ascii="Arial" w:hAnsi="Arial" w:cs="Arial"/>
                 <w:b/>
-                <w:color w:val="FFFFFF"/>
+                <w:color w:val="064E5F"/>
                 <w:sz w:val="19"/>
+                <w:rtl w:val="1"/>
+                <w:rtl w:val="1"/>
               </w:rPr>
-              <w:t>هدف</w:t>
-            </w:r>
-          </w:p>
-        </w:tc>
-        <w:tc>
-          <w:tcPr>
-            <w:tcW w:type="dxa" w:w="3288"/>
-            <w:shd w:fill="087F8C"/>
-            <w:vAlign w:val="center"/>
-          </w:tcPr>
-          <w:p>
-            <w:pPr>
-              <w:jc w:val="center"/>
-            </w:pPr>
-            <w:r/>
-            <w:r>
-              <w:rPr>
-                <w:rFonts w:ascii="IRANSans(FaNum)" w:hAnsi="IRANSans(FaNum)" w:eastAsia="IRANSans(FaNum)" w:cs="IRANSans(FaNum)"/>
-                <w:b/>
-                <w:color w:val="FFFFFF"/>
-                <w:sz w:val="19"/>
-              </w:rPr>
-              <w:t>KPI</w:t>
+              <w:t>نقش و خروجی قابل دفاع</w:t>
             </w:r>
           </w:p>
         </w:tc>
@@ -2838,70 +3343,61 @@
       <w:tr>
         <w:tc>
           <w:tcPr>
-            <w:tcW w:type="dxa" w:w="1814"/>
+            <w:tcW w:type="dxa" w:w="4680"/>
             <w:vAlign w:val="center"/>
-            <w:shd w:fill="FBFCFD"/>
+            <w:tcMar>
+              <w:top w:w="100" w:type="dxa"/>
+              <w:start w:w="140" w:type="dxa"/>
+              <w:bottom w:w="100" w:type="dxa"/>
+              <w:end w:w="140" w:type="dxa"/>
+            </w:tcMar>
           </w:tcPr>
           <w:p>
             <w:pPr>
+              <w:spacing w:before="0" w:after="0" w:line="276" w:lineRule="auto"/>
               <w:jc w:val="right"/>
-              <w:bidi/>
+              <w:bidi w:val="1"/>
             </w:pPr>
-            <w:r/>
             <w:r>
               <w:rPr>
-                <w:rFonts w:ascii="IRANSans(FaNum)" w:hAnsi="IRANSans(FaNum)" w:eastAsia="IRANSans(FaNum)" w:cs="IRANSans(FaNum)"/>
+                <w:rFonts w:ascii="Arial" w:hAnsi="Arial" w:cs="Arial"/>
                 <w:b w:val="0"/>
-                <w:color w:val="17212B"/>
-                <w:sz w:val="17"/>
+                <w:color w:val="15212B"/>
+                <w:sz w:val="19"/>
+                <w:rtl w:val="1"/>
+                <w:rtl w:val="1"/>
               </w:rPr>
-              <w:t>تا 12 تیر</w:t>
+              <w:t>محمدامین پورمند</w:t>
             </w:r>
           </w:p>
         </w:tc>
         <w:tc>
           <w:tcPr>
-            <w:tcW w:type="dxa" w:w="3969"/>
+            <w:tcW w:type="dxa" w:w="4680"/>
             <w:vAlign w:val="center"/>
-            <w:shd w:fill="FBFCFD"/>
+            <w:tcMar>
+              <w:top w:w="100" w:type="dxa"/>
+              <w:start w:w="140" w:type="dxa"/>
+              <w:bottom w:w="100" w:type="dxa"/>
+              <w:end w:w="140" w:type="dxa"/>
+            </w:tcMar>
           </w:tcPr>
           <w:p>
             <w:pPr>
+              <w:spacing w:before="0" w:after="0" w:line="276" w:lineRule="auto"/>
               <w:jc w:val="right"/>
-              <w:bidi/>
+              <w:bidi w:val="1"/>
             </w:pPr>
-            <w:r/>
             <w:r>
               <w:rPr>
-                <w:rFonts w:ascii="IRANSans(FaNum)" w:hAnsi="IRANSans(FaNum)" w:eastAsia="IRANSans(FaNum)" w:cs="IRANSans(FaNum)"/>
+                <w:rFonts w:ascii="Arial" w:hAnsi="Arial" w:cs="Arial"/>
                 <w:b w:val="0"/>
-                <w:color w:val="17212B"/>
-                <w:sz w:val="17"/>
+                <w:color w:val="15212B"/>
+                <w:sz w:val="19"/>
+                <w:rtl w:val="1"/>
+                <w:rtl w:val="1"/>
               </w:rPr>
-              <w:t>تحویل نهایی درس</w:t>
-            </w:r>
-          </w:p>
-        </w:tc>
-        <w:tc>
-          <w:tcPr>
-            <w:tcW w:type="dxa" w:w="3288"/>
-            <w:vAlign w:val="center"/>
-            <w:shd w:fill="FBFCFD"/>
-          </w:tcPr>
-          <w:p>
-            <w:pPr>
-              <w:jc w:val="right"/>
-              <w:bidi/>
-            </w:pPr>
-            <w:r/>
-            <w:r>
-              <w:rPr>
-                <w:rFonts w:ascii="IRANSans(FaNum)" w:hAnsi="IRANSans(FaNum)" w:eastAsia="IRANSans(FaNum)" w:cs="IRANSans(FaNum)"/>
-                <w:b w:val="0"/>
-                <w:color w:val="17212B"/>
-                <w:sz w:val="17"/>
-              </w:rPr>
-              <w:t>پوستر، ویدئو، گزارش و board</w:t>
+              <w:t>رهبری پروژه، مدل v7، معماری، API، deploy، کنترل leakage و ارتباط بیمارستانی</w:t>
             </w:r>
           </w:p>
         </w:tc>
@@ -2909,67 +3405,61 @@
       <w:tr>
         <w:tc>
           <w:tcPr>
-            <w:tcW w:type="dxa" w:w="1814"/>
+            <w:tcW w:type="dxa" w:w="4680"/>
             <w:vAlign w:val="center"/>
+            <w:tcMar>
+              <w:top w:w="100" w:type="dxa"/>
+              <w:start w:w="140" w:type="dxa"/>
+              <w:bottom w:w="100" w:type="dxa"/>
+              <w:end w:w="140" w:type="dxa"/>
+            </w:tcMar>
           </w:tcPr>
           <w:p>
             <w:pPr>
+              <w:spacing w:before="0" w:after="0" w:line="276" w:lineRule="auto"/>
               <w:jc w:val="right"/>
-              <w:bidi/>
+              <w:bidi w:val="1"/>
             </w:pPr>
-            <w:r/>
             <w:r>
               <w:rPr>
-                <w:rFonts w:ascii="IRANSans(FaNum)" w:hAnsi="IRANSans(FaNum)" w:eastAsia="IRANSans(FaNum)" w:cs="IRANSans(FaNum)"/>
+                <w:rFonts w:ascii="Arial" w:hAnsi="Arial" w:cs="Arial"/>
                 <w:b w:val="0"/>
-                <w:color w:val="17212B"/>
-                <w:sz w:val="17"/>
+                <w:color w:val="15212B"/>
+                <w:sz w:val="19"/>
+                <w:rtl w:val="1"/>
+                <w:rtl w:val="1"/>
               </w:rPr>
-              <w:t>تا پایان تیر</w:t>
+              <w:t>محدثه حاتمی کیا</w:t>
             </w:r>
           </w:p>
         </w:tc>
         <w:tc>
           <w:tcPr>
-            <w:tcW w:type="dxa" w:w="3969"/>
+            <w:tcW w:type="dxa" w:w="4680"/>
             <w:vAlign w:val="center"/>
+            <w:tcMar>
+              <w:top w:w="100" w:type="dxa"/>
+              <w:start w:w="140" w:type="dxa"/>
+              <w:bottom w:w="100" w:type="dxa"/>
+              <w:end w:w="140" w:type="dxa"/>
+            </w:tcMar>
           </w:tcPr>
           <w:p>
             <w:pPr>
+              <w:spacing w:before="0" w:after="0" w:line="276" w:lineRule="auto"/>
               <w:jc w:val="right"/>
-              <w:bidi/>
+              <w:bidi w:val="1"/>
             </w:pPr>
-            <w:r/>
             <w:r>
               <w:rPr>
-                <w:rFonts w:ascii="IRANSans(FaNum)" w:hAnsi="IRANSans(FaNum)" w:eastAsia="IRANSans(FaNum)" w:cs="IRANSans(FaNum)"/>
+                <w:rFonts w:ascii="Arial" w:hAnsi="Arial" w:cs="Arial"/>
                 <w:b w:val="0"/>
-                <w:color w:val="17212B"/>
-                <w:sz w:val="17"/>
+                <w:color w:val="15212B"/>
+                <w:sz w:val="19"/>
+                <w:rtl w:val="1"/>
+                <w:rtl w:val="1"/>
               </w:rPr>
-              <w:t>اعتبارسنجی دانشگاهی</w:t>
-            </w:r>
-          </w:p>
-        </w:tc>
-        <w:tc>
-          <w:tcPr>
-            <w:tcW w:type="dxa" w:w="3288"/>
-            <w:vAlign w:val="center"/>
-          </w:tcPr>
-          <w:p>
-            <w:pPr>
-              <w:jc w:val="right"/>
-              <w:bidi/>
-            </w:pPr>
-            <w:r/>
-            <w:r>
-              <w:rPr>
-                <w:rFonts w:ascii="IRANSans(FaNum)" w:hAnsi="IRANSans(FaNum)" w:eastAsia="IRANSans(FaNum)" w:cs="IRANSans(FaNum)"/>
-                <w:b w:val="0"/>
-                <w:color w:val="17212B"/>
-                <w:sz w:val="17"/>
-              </w:rPr>
-              <w:t>35 کاربر آزمایشی و 2 بازخورد متخصص</w:t>
+              <w:t>بازبینی UI، مستندسازی، QA، سناریوهای دمو و کنترل خوانایی موبایل</w:t>
             </w:r>
           </w:p>
         </w:tc>
@@ -2977,172 +3467,284 @@
       <w:tr>
         <w:tc>
           <w:tcPr>
-            <w:tcW w:type="dxa" w:w="1814"/>
+            <w:tcW w:type="dxa" w:w="4680"/>
             <w:vAlign w:val="center"/>
-            <w:shd w:fill="FBFCFD"/>
+            <w:tcMar>
+              <w:top w:w="100" w:type="dxa"/>
+              <w:start w:w="140" w:type="dxa"/>
+              <w:bottom w:w="100" w:type="dxa"/>
+              <w:end w:w="140" w:type="dxa"/>
+            </w:tcMar>
           </w:tcPr>
           <w:p>
             <w:pPr>
+              <w:spacing w:before="0" w:after="0" w:line="276" w:lineRule="auto"/>
               <w:jc w:val="right"/>
-              <w:bidi/>
+              <w:bidi w:val="1"/>
             </w:pPr>
-            <w:r/>
             <w:r>
               <w:rPr>
-                <w:rFonts w:ascii="IRANSans(FaNum)" w:hAnsi="IRANSans(FaNum)" w:eastAsia="IRANSans(FaNum)" w:cs="IRANSans(FaNum)"/>
+                <w:rFonts w:ascii="Arial" w:hAnsi="Arial" w:cs="Arial"/>
                 <w:b w:val="0"/>
-                <w:color w:val="17212B"/>
-                <w:sz w:val="17"/>
+                <w:color w:val="15212B"/>
+                <w:sz w:val="19"/>
+                <w:rtl w:val="1"/>
+                <w:rtl w:val="1"/>
               </w:rPr>
-              <w:t>مرداد</w:t>
+              <w:t>محمدرضا آرمان‌پور</w:t>
             </w:r>
           </w:p>
         </w:tc>
         <w:tc>
           <w:tcPr>
-            <w:tcW w:type="dxa" w:w="3969"/>
+            <w:tcW w:type="dxa" w:w="4680"/>
             <w:vAlign w:val="center"/>
-            <w:shd w:fill="FBFCFD"/>
+            <w:tcMar>
+              <w:top w:w="100" w:type="dxa"/>
+              <w:start w:w="140" w:type="dxa"/>
+              <w:bottom w:w="100" w:type="dxa"/>
+              <w:end w:w="140" w:type="dxa"/>
+            </w:tcMar>
           </w:tcPr>
           <w:p>
             <w:pPr>
+              <w:spacing w:before="0" w:after="0" w:line="276" w:lineRule="auto"/>
               <w:jc w:val="right"/>
-              <w:bidi/>
+              <w:bidi w:val="1"/>
             </w:pPr>
-            <w:r/>
             <w:r>
               <w:rPr>
-                <w:rFonts w:ascii="IRANSans(FaNum)" w:hAnsi="IRANSans(FaNum)" w:eastAsia="IRANSans(FaNum)" w:cs="IRANSans(FaNum)"/>
+                <w:rFonts w:ascii="Arial" w:hAnsi="Arial" w:cs="Arial"/>
                 <w:b w:val="0"/>
-                <w:color w:val="17212B"/>
-                <w:sz w:val="17"/>
+                <w:color w:val="15212B"/>
+                <w:sz w:val="19"/>
+                <w:rtl w:val="1"/>
+                <w:rtl w:val="1"/>
               </w:rPr>
-              <w:t>اعتبارسنجی فنی/اخلاقی</w:t>
-            </w:r>
-          </w:p>
-        </w:tc>
-        <w:tc>
-          <w:tcPr>
-            <w:tcW w:type="dxa" w:w="3288"/>
-            <w:vAlign w:val="center"/>
-            <w:shd w:fill="FBFCFD"/>
-          </w:tcPr>
-          <w:p>
-            <w:pPr>
-              <w:jc w:val="right"/>
-              <w:bidi/>
-            </w:pPr>
-            <w:r/>
-            <w:r>
-              <w:rPr>
-                <w:rFonts w:ascii="IRANSans(FaNum)" w:hAnsi="IRANSans(FaNum)" w:eastAsia="IRANSans(FaNum)" w:cs="IRANSans(FaNum)"/>
-                <w:b w:val="0"/>
-                <w:color w:val="17212B"/>
-                <w:sz w:val="17"/>
-              </w:rPr>
-              <w:t>False Negative و fairness analysis</w:t>
-            </w:r>
-          </w:p>
-        </w:tc>
-      </w:tr>
-      <w:tr>
-        <w:tc>
-          <w:tcPr>
-            <w:tcW w:type="dxa" w:w="1814"/>
-            <w:vAlign w:val="center"/>
-          </w:tcPr>
-          <w:p>
-            <w:pPr>
-              <w:jc w:val="right"/>
-              <w:bidi/>
-            </w:pPr>
-            <w:r/>
-            <w:r>
-              <w:rPr>
-                <w:rFonts w:ascii="IRANSans(FaNum)" w:hAnsi="IRANSans(FaNum)" w:eastAsia="IRANSans(FaNum)" w:cs="IRANSans(FaNum)"/>
-                <w:b w:val="0"/>
-                <w:color w:val="17212B"/>
-                <w:sz w:val="17"/>
-              </w:rPr>
-              <w:t>شهریور</w:t>
-            </w:r>
-          </w:p>
-        </w:tc>
-        <w:tc>
-          <w:tcPr>
-            <w:tcW w:type="dxa" w:w="3969"/>
-            <w:vAlign w:val="center"/>
-          </w:tcPr>
-          <w:p>
-            <w:pPr>
-              <w:jc w:val="right"/>
-              <w:bidi/>
-            </w:pPr>
-            <w:r/>
-            <w:r>
-              <w:rPr>
-                <w:rFonts w:ascii="IRANSans(FaNum)" w:hAnsi="IRANSans(FaNum)" w:eastAsia="IRANSans(FaNum)" w:cs="IRANSans(FaNum)"/>
-                <w:b w:val="0"/>
-                <w:color w:val="17212B"/>
-                <w:sz w:val="17"/>
-              </w:rPr>
-              <w:t>اعتبارسنجی نسخه PWA و local-first</w:t>
-            </w:r>
-          </w:p>
-        </w:tc>
-        <w:tc>
-          <w:tcPr>
-            <w:tcW w:type="dxa" w:w="3288"/>
-            <w:vAlign w:val="center"/>
-          </w:tcPr>
-          <w:p>
-            <w:pPr>
-              <w:jc w:val="right"/>
-              <w:bidi/>
-            </w:pPr>
-            <w:r/>
-            <w:r>
-              <w:rPr>
-                <w:rFonts w:ascii="IRANSans(FaNum)" w:hAnsi="IRANSans(FaNum)" w:eastAsia="IRANSans(FaNum)" w:cs="IRANSans(FaNum)"/>
-                <w:b w:val="0"/>
-                <w:color w:val="17212B"/>
-                <w:sz w:val="17"/>
-              </w:rPr>
-              <w:t>تست میدانی با فرم موبایل و بازخورد متخصص</w:t>
+              <w:t>KPI، ریسک، Burndown، Time Tracking، backlog و پیگیری بازخورد ذی‌نفعان</w:t>
             </w:r>
           </w:p>
         </w:tc>
       </w:tr>
     </w:tbl>
-    <w:p/>
     <w:p>
       <w:pPr>
-        <w:pStyle w:val="Heading1"/>
+        <w:spacing w:after="40"/>
+      </w:pPr>
+    </w:p>
+    <w:p>
+      <w:pPr>
+        <w:spacing w:before="320" w:after="160"/>
         <w:jc w:val="right"/>
-        <w:bidi/>
+        <w:keepNext/>
+        <w:bidi w:val="1"/>
       </w:pPr>
       <w:r>
+        <w:rPr>
+          <w:rFonts w:ascii="Arial" w:hAnsi="Arial" w:cs="Arial"/>
+          <w:b/>
+          <w:color w:val="064E5F"/>
+          <w:sz w:val="32"/>
+          <w:rtl w:val="1"/>
+        </w:rPr>
+        <w:t>ریسک‌ها و محدودیت‌های باز</w:t>
+      </w:r>
+    </w:p>
+    <w:p>
+      <w:pPr>
+        <w:pStyle w:val="ListBullet"/>
+        <w:spacing w:before="0" w:after="80" w:line="300" w:lineRule="auto"/>
+        <w:jc w:val="right"/>
+        <w:bidi w:val="1"/>
+      </w:pPr>
+      <w:r>
+        <w:rPr>
+          <w:rFonts w:ascii="Arial" w:hAnsi="Arial" w:cs="Arial"/>
+          <w:b w:val="0"/>
+          <w:color w:val="15212B"/>
+          <w:sz w:val="22"/>
+          <w:rtl w:val="1"/>
+          <w:rtl w:val="1"/>
+        </w:rPr>
+        <w:t>مدل هنوز با داده بیمارستانی ایران اعتبارسنجی بالینی نشده است.</w:t>
+      </w:r>
+    </w:p>
+    <w:p>
+      <w:pPr>
+        <w:pStyle w:val="ListBullet"/>
+        <w:spacing w:before="0" w:after="80" w:line="300" w:lineRule="auto"/>
+        <w:jc w:val="right"/>
+        <w:bidi w:val="1"/>
+      </w:pPr>
+      <w:r>
+        <w:rPr>
+          <w:rFonts w:ascii="Arial" w:hAnsi="Arial" w:cs="Arial"/>
+          <w:b w:val="0"/>
+          <w:color w:val="15212B"/>
+          <w:sz w:val="22"/>
+          <w:rtl w:val="1"/>
+          <w:rtl w:val="1"/>
+        </w:rPr>
+        <w:t>بازخورد ۹ پرستار برای UX ارزشمند است، اما برای اثبات ایمنی و اثربخشی کافی نیست.</w:t>
+      </w:r>
+    </w:p>
+    <w:p>
+      <w:pPr>
+        <w:pStyle w:val="ListBullet"/>
+        <w:spacing w:before="0" w:after="80" w:line="300" w:lineRule="auto"/>
+        <w:jc w:val="right"/>
+        <w:bidi w:val="1"/>
+      </w:pPr>
+      <w:r>
+        <w:rPr>
+          <w:rFonts w:ascii="Arial" w:hAnsi="Arial" w:cs="Arial"/>
+          <w:b w:val="0"/>
+          <w:color w:val="15212B"/>
+          <w:sz w:val="22"/>
+          <w:rtl w:val="1"/>
+          <w:rtl w:val="1"/>
+        </w:rPr>
+        <w:t>FPR حالت safety-first نیازمند تنظیم بر اساس ظرفیت واقعی مرکز درمانی است.</w:t>
+      </w:r>
+    </w:p>
+    <w:p>
+      <w:pPr>
+        <w:pStyle w:val="ListBullet"/>
+        <w:spacing w:before="0" w:after="80" w:line="300" w:lineRule="auto"/>
+        <w:jc w:val="right"/>
+        <w:bidi w:val="1"/>
+      </w:pPr>
+      <w:r>
+        <w:rPr>
+          <w:rFonts w:ascii="Arial" w:hAnsi="Arial" w:cs="Arial"/>
+          <w:b w:val="0"/>
+          <w:color w:val="15212B"/>
+          <w:sz w:val="22"/>
+          <w:rtl w:val="1"/>
+          <w:rtl w:val="1"/>
+        </w:rPr>
+        <w:t>تحلیل کامل fairness و subgroup باید در فاز بعد اجرا شود.</w:t>
+      </w:r>
+    </w:p>
+    <w:p>
+      <w:pPr>
+        <w:pStyle w:val="ListBullet"/>
+        <w:spacing w:before="0" w:after="80" w:line="300" w:lineRule="auto"/>
+        <w:jc w:val="right"/>
+        <w:bidi w:val="1"/>
+      </w:pPr>
+      <w:r>
+        <w:rPr>
+          <w:rFonts w:ascii="Arial" w:hAnsi="Arial" w:cs="Arial"/>
+          <w:b w:val="0"/>
+          <w:color w:val="15212B"/>
+          <w:sz w:val="22"/>
+          <w:rtl w:val="1"/>
+          <w:rtl w:val="1"/>
+        </w:rPr>
+        <w:t>لینک و screenshot واقعی Jira/Notion فقط پس از تکمیل ورود در حساب‌های تیم قابل ارائه است.</w:t>
+      </w:r>
+    </w:p>
+    <w:p>
+      <w:pPr>
+        <w:pStyle w:val="ListBullet"/>
+        <w:spacing w:before="0" w:after="80" w:line="300" w:lineRule="auto"/>
+        <w:jc w:val="right"/>
+        <w:bidi w:val="1"/>
+      </w:pPr>
+      <w:r>
+        <w:rPr>
+          <w:rFonts w:ascii="Arial" w:hAnsi="Arial" w:cs="Arial"/>
+          <w:b w:val="0"/>
+          <w:color w:val="15212B"/>
+          <w:sz w:val="22"/>
+          <w:rtl w:val="1"/>
+          <w:rtl w:val="1"/>
+        </w:rPr>
+        <w:t>پاسخ نهایی دو مرکز درمانی هنوز دریافت نشده است.</w:t>
+      </w:r>
+    </w:p>
+    <w:p>
+      <w:pPr>
+        <w:spacing w:before="320" w:after="160"/>
+        <w:jc w:val="right"/>
+        <w:keepNext/>
+        <w:bidi w:val="1"/>
+      </w:pPr>
+      <w:r>
+        <w:rPr>
+          <w:rFonts w:ascii="Arial" w:hAnsi="Arial" w:cs="Arial"/>
+          <w:b/>
+          <w:color w:val="064E5F"/>
+          <w:sz w:val="32"/>
+          <w:rtl w:val="1"/>
+        </w:rPr>
         <w:t>جمع‌بندی</w:t>
       </w:r>
     </w:p>
     <w:p>
       <w:pPr>
+        <w:spacing w:before="0" w:after="120" w:line="300" w:lineRule="auto"/>
         <w:jc w:val="right"/>
-        <w:bidi/>
+        <w:bidi w:val="1"/>
       </w:pPr>
       <w:r>
         <w:rPr>
-          <w:rFonts w:ascii="IRANSans(FaNum)" w:hAnsi="IRANSans(FaNum)" w:eastAsia="IRANSans(FaNum)" w:cs="IRANSans(FaNum)"/>
-          <w:sz w:val="21"/>
+          <w:rFonts w:ascii="Arial" w:hAnsi="Arial" w:cs="Arial"/>
+          <w:b w:val="0"/>
+          <w:color w:val="15212B"/>
+          <w:sz w:val="22"/>
+          <w:rtl w:val="1"/>
+          <w:rtl w:val="1"/>
         </w:rPr>
-        <w:t>پروژه علاوه بر مدل ML، یک بسته کامل قابل ارائه برای درس مدیریت پروژه فناوری اطلاعات دارد: محصول قابل demo، متریک‌های کمی، مستندات Agile، ریسک، KPI، مدیریت دانش و برنامه آینده.</w:t>
+        <w:t>هدف تیم صرفاً تحویل یک تکلیف درسی نبوده است. تصمیم‌های فنی و مدیریتی با نگاه به استفاده واقعی، محدودیت محیط اورژانس، مسئولیت اخلاقی و امکان ادامه مسیر پس از درس گرفته شده‌اند. خروجی نهایی یک MVP قابل نمایش و قابل توسعه است که هم نقاط قوت خود را گزارش می‌کند و هم محدودیت‌ها را پنهان نمی‌کند.</w:t>
+      </w:r>
+    </w:p>
+    <w:p>
+      <w:pPr>
+        <w:spacing w:before="0" w:after="120" w:line="300" w:lineRule="auto"/>
+        <w:jc w:val="right"/>
+        <w:bidi w:val="1"/>
+      </w:pPr>
+      <w:r>
+        <w:rPr>
+          <w:rFonts w:ascii="Arial" w:hAnsi="Arial" w:cs="Arial"/>
+          <w:b w:val="0"/>
+          <w:color w:val="15212B"/>
+          <w:sz w:val="22"/>
+          <w:rtl w:val="1"/>
+          <w:rtl w:val="1"/>
+        </w:rPr>
+        <w:t xml:space="preserve">ماتریس تطبیق مو‌به‌موی اعلان نهایی در </w:t>
+      </w:r>
+      <w:r>
+        <w:rPr>
+          <w:rFonts w:ascii="Arial" w:hAnsi="Arial" w:cs="Arial"/>
+          <w:b w:val="0"/>
+          <w:color w:val="15212B"/>
+          <w:sz w:val="22"/>
+          <w:rtl w:val="1"/>
+          <w:rtl w:val="1"/>
+        </w:rPr>
+        <w:t>docs/final-announcement-compliance-matrix.md</w:t>
+      </w:r>
+      <w:r>
+        <w:rPr>
+          <w:rFonts w:ascii="Arial" w:hAnsi="Arial" w:cs="Arial"/>
+          <w:b w:val="0"/>
+          <w:color w:val="15212B"/>
+          <w:sz w:val="22"/>
+          <w:rtl w:val="1"/>
+          <w:rtl w:val="1"/>
+        </w:rPr>
+        <w:t xml:space="preserve"> قرار دارد.</w:t>
       </w:r>
     </w:p>
     <w:sectPr>
       <w:headerReference w:type="default" r:id="rId9"/>
       <w:footerReference w:type="default" r:id="rId10"/>
       <w:pgSz w:w="12240" w:h="15840"/>
-      <w:pgMar w:top="1020" w:right="1020" w:bottom="1020" w:left="1020" w:header="720" w:footer="720" w:gutter="0"/>
+      <w:pgMar w:top="1181" w:right="1440" w:bottom="1123" w:left="1440" w:header="504" w:footer="504" w:gutter="0"/>
       <w:cols w:space="720"/>
       <w:docGrid w:linePitch="360"/>
     </w:sectPr>
@@ -3155,16 +3757,19 @@
   <w:p>
     <w:pPr>
       <w:pStyle w:val="Footer"/>
-      <w:jc w:val="center"/>
+      <w:spacing w:before="0" w:after="0" w:line="240" w:lineRule="auto"/>
+      <w:jc w:val="right"/>
+      <w:bidi w:val="1"/>
     </w:pPr>
     <w:r>
       <w:rPr>
-        <w:rFonts w:ascii="IRANSans(FaNum)" w:hAnsi="IRANSans(FaNum)" w:eastAsia="IRANSans(FaNum)" w:cs="IRANSans(FaNum)"/>
+        <w:rFonts w:ascii="Arial" w:hAnsi="Arial" w:cs="Arial"/>
         <w:b w:val="0"/>
-        <w:color w:val="667781"/>
-        <w:sz w:val="16"/>
-      </w:rPr>
-      <w:t>Decision-support only; not a replacement for clinical judgment.</w:t>
+        <w:color w:val="60717E"/>
+        <w:sz w:val="17"/>
+        <w:rtl w:val="1"/>
+      </w:rPr>
+      <w:t>درس مدیریت پروژه فناوری اطلاعات | نسخه نهایی ۲۱ تیر ۱۴۰۵</w:t>
     </w:r>
   </w:p>
 </w:ftr>
@@ -3175,16 +3780,19 @@
   <w:p>
     <w:pPr>
       <w:pStyle w:val="Header"/>
-      <w:jc w:val="left"/>
+      <w:spacing w:before="0" w:after="0" w:line="240" w:lineRule="auto"/>
+      <w:jc w:val="right"/>
+      <w:bidi w:val="1"/>
     </w:pPr>
     <w:r>
       <w:rPr>
-        <w:rFonts w:ascii="IRANSans(FaNum)" w:hAnsi="IRANSans(FaNum)" w:eastAsia="IRANSans(FaNum)" w:cs="IRANSans(FaNum)"/>
-        <w:b w:val="0"/>
-        <w:color w:val="667781"/>
-        <w:sz w:val="16"/>
-      </w:rPr>
-      <w:t>Emergency Triage Decision Support | ITPM Final Package</w:t>
+        <w:rFonts w:ascii="Arial" w:hAnsi="Arial" w:cs="Arial"/>
+        <w:b/>
+        <w:color w:val="60717E"/>
+        <w:sz w:val="18"/>
+        <w:rtl w:val="1"/>
+      </w:rPr>
+      <w:t>امدادیار | گزارش نهایی پروژه</w:t>
     </w:r>
   </w:p>
 </w:hdr>
@@ -3553,13 +4161,6 @@
     <w:name w:val="Normal"/>
     <w:qFormat/>
     <w:rsid w:val="00FC693F"/>
-    <w:pPr>
-      <w:spacing w:after="120" w:line="288" w:lineRule="auto"/>
-    </w:pPr>
-    <w:rPr>
-      <w:rFonts w:ascii="IRANSans(FaNum)" w:hAnsi="IRANSans(FaNum)" w:eastAsia="IRANSans(FaNum)" w:cs="IRANSans(FaNum)"/>
-      <w:sz w:val="21"/>
-    </w:rPr>
   </w:style>
   <w:style w:type="paragraph" w:styleId="Header">
     <w:name w:val="header"/>
@@ -3616,15 +4217,15 @@
     <w:pPr>
       <w:keepNext/>
       <w:keepLines/>
-      <w:spacing w:before="280" w:after="140"/>
+      <w:spacing w:before="480" w:after="0"/>
       <w:outlineLvl w:val="0"/>
     </w:pPr>
     <w:rPr>
-      <w:rFonts w:asciiTheme="majorHAnsi" w:eastAsiaTheme="majorEastAsia" w:hAnsiTheme="majorHAnsi" w:cstheme="majorBidi" w:ascii="IRANSans(FaNum)" w:hAnsi="IRANSans(FaNum)" w:eastAsia="IRANSans(FaNum)" w:cs="IRANSans(FaNum)"/>
+      <w:rFonts w:asciiTheme="majorHAnsi" w:eastAsiaTheme="majorEastAsia" w:hAnsiTheme="majorHAnsi" w:cstheme="majorBidi"/>
       <w:b/>
       <w:bCs/>
-      <w:color w:val="087F8C"/>
-      <w:sz w:val="34"/>
+      <w:color w:val="365F91" w:themeColor="accent1" w:themeShade="BF"/>
+      <w:sz w:val="28"/>
       <w:szCs w:val="28"/>
     </w:rPr>
   </w:style>
@@ -3640,14 +4241,14 @@
     <w:pPr>
       <w:keepNext/>
       <w:keepLines/>
-      <w:spacing w:before="200" w:after="100"/>
+      <w:spacing w:before="200" w:after="0"/>
       <w:outlineLvl w:val="1"/>
     </w:pPr>
     <w:rPr>
-      <w:rFonts w:asciiTheme="majorHAnsi" w:eastAsiaTheme="majorEastAsia" w:hAnsiTheme="majorHAnsi" w:cstheme="majorBidi" w:ascii="IRANSans(FaNum)" w:hAnsi="IRANSans(FaNum)" w:eastAsia="IRANSans(FaNum)" w:cs="IRANSans(FaNum)"/>
+      <w:rFonts w:asciiTheme="majorHAnsi" w:eastAsiaTheme="majorEastAsia" w:hAnsiTheme="majorHAnsi" w:cstheme="majorBidi"/>
       <w:b/>
       <w:bCs/>
-      <w:color w:val="0B2545"/>
+      <w:color w:val="4F81BD" w:themeColor="accent1"/>
       <w:sz w:val="26"/>
       <w:szCs w:val="26"/>
     </w:rPr>
@@ -3668,7 +4269,7 @@
       <w:outlineLvl w:val="2"/>
     </w:pPr>
     <w:rPr>
-      <w:rFonts w:asciiTheme="majorHAnsi" w:eastAsiaTheme="majorEastAsia" w:hAnsiTheme="majorHAnsi" w:cstheme="majorBidi" w:ascii="IRANSans(FaNum)" w:hAnsi="IRANSans(FaNum)" w:eastAsia="IRANSans(FaNum)" w:cs="IRANSans(FaNum)"/>
+      <w:rFonts w:asciiTheme="majorHAnsi" w:eastAsiaTheme="majorEastAsia" w:hAnsiTheme="majorHAnsi" w:cstheme="majorBidi"/>
       <w:b/>
       <w:bCs/>
       <w:color w:val="4F81BD" w:themeColor="accent1"/>

--- a/docs/deliverables/ITPM_Final_Report_Emergency_Triage.docx
+++ b/docs/deliverables/ITPM_Final_Report_Emergency_Triage.docx
@@ -737,6 +737,68 @@
                 <w:rtl w:val="1"/>
                 <w:rtl w:val="1"/>
               </w:rPr>
+              <w:t>کنترل ورودی خالی</w:t>
+            </w:r>
+          </w:p>
+        </w:tc>
+        <w:tc>
+          <w:tcPr>
+            <w:tcW w:type="dxa" w:w="4680"/>
+            <w:vAlign w:val="center"/>
+            <w:tcMar>
+              <w:top w:w="100" w:type="dxa"/>
+              <w:start w:w="140" w:type="dxa"/>
+              <w:bottom w:w="100" w:type="dxa"/>
+              <w:end w:w="140" w:type="dxa"/>
+            </w:tcMar>
+          </w:tcPr>
+          <w:p>
+            <w:pPr>
+              <w:spacing w:before="0" w:after="0" w:line="276" w:lineRule="auto"/>
+              <w:jc w:val="right"/>
+              <w:bidi w:val="1"/>
+            </w:pPr>
+            <w:r>
+              <w:rPr>
+                <w:rFonts w:ascii="Arial" w:hAnsi="Arial" w:cs="Arial"/>
+                <w:b w:val="0"/>
+                <w:color w:val="15212B"/>
+                <w:sz w:val="19"/>
+                <w:rtl w:val="1"/>
+                <w:rtl w:val="1"/>
+              </w:rPr>
+              <w:t>بدون شکایت اصلی یا علامت حیاتی پیش‌بینی انجام نمی‌شود؛ API پاسخ ۴۲۲ می‌دهد</w:t>
+            </w:r>
+          </w:p>
+        </w:tc>
+      </w:tr>
+      <w:tr>
+        <w:tc>
+          <w:tcPr>
+            <w:tcW w:type="dxa" w:w="4680"/>
+            <w:vAlign w:val="center"/>
+            <w:tcMar>
+              <w:top w:w="100" w:type="dxa"/>
+              <w:start w:w="140" w:type="dxa"/>
+              <w:bottom w:w="100" w:type="dxa"/>
+              <w:end w:w="140" w:type="dxa"/>
+            </w:tcMar>
+          </w:tcPr>
+          <w:p>
+            <w:pPr>
+              <w:spacing w:before="0" w:after="0" w:line="276" w:lineRule="auto"/>
+              <w:jc w:val="right"/>
+              <w:bidi w:val="1"/>
+            </w:pPr>
+            <w:r>
+              <w:rPr>
+                <w:rFonts w:ascii="Arial" w:hAnsi="Arial" w:cs="Arial"/>
+                <w:b w:val="0"/>
+                <w:color w:val="15212B"/>
+                <w:sz w:val="19"/>
+                <w:rtl w:val="1"/>
+                <w:rtl w:val="1"/>
+              </w:rPr>
               <w:t>مرز اخلاقی</w:t>
             </w:r>
           </w:p>
@@ -777,6 +839,1894 @@
       <w:pPr>
         <w:spacing w:after="40"/>
       </w:pPr>
+    </w:p>
+    <w:p>
+      <w:pPr>
+        <w:spacing w:before="320" w:after="160"/>
+        <w:jc w:val="right"/>
+        <w:keepNext/>
+        <w:bidi w:val="1"/>
+      </w:pPr>
+      <w:r>
+        <w:rPr>
+          <w:rFonts w:ascii="Arial" w:hAnsi="Arial" w:cs="Arial"/>
+          <w:b/>
+          <w:color w:val="064E5F"/>
+          <w:sz w:val="32"/>
+          <w:rtl w:val="1"/>
+        </w:rPr>
+        <w:t>تغییر محدوده و دلیل آن</w:t>
+      </w:r>
+    </w:p>
+    <w:p>
+      <w:pPr>
+        <w:spacing w:before="0" w:after="120" w:line="300" w:lineRule="auto"/>
+        <w:jc w:val="right"/>
+        <w:bidi w:val="1"/>
+      </w:pPr>
+      <w:r>
+        <w:rPr>
+          <w:rFonts w:ascii="Arial" w:hAnsi="Arial" w:cs="Arial"/>
+          <w:b w:val="0"/>
+          <w:color w:val="15212B"/>
+          <w:sz w:val="22"/>
+          <w:rtl w:val="1"/>
+          <w:rtl w:val="1"/>
+        </w:rPr>
+        <w:t>موضوع اولیه گروه، یک پلتفرم ارتباط اجتماعی مبتنی بر بازی‌های گروهی بود. پس از بررسی مسئله، ظرفیت زمانی تیم و امکان ساخت یک خروجی قابل استفاده، محدوده پروژه به «پشتیبان تصمیم تریاژ اورژانس» تغییر کرد. این تغییر بدون هزینه نبود: کار تحلیل داده، کنترل اخلاقی و مستندسازی فنی بیشتر شد؛ در مقابل، مسئله روشن‌تر، شاخص‌های موفقیت قابل اندازه‌گیری و اثر اجتماعی مستقیم‌تر شد.</w:t>
+      </w:r>
+    </w:p>
+    <w:p>
+      <w:pPr>
+        <w:spacing w:before="0" w:after="120" w:line="300" w:lineRule="auto"/>
+        <w:jc w:val="right"/>
+        <w:bidi w:val="1"/>
+      </w:pPr>
+      <w:r>
+        <w:rPr>
+          <w:rFonts w:ascii="Arial" w:hAnsi="Arial" w:cs="Arial"/>
+          <w:b w:val="0"/>
+          <w:color w:val="15212B"/>
+          <w:sz w:val="22"/>
+          <w:rtl w:val="1"/>
+          <w:rtl w:val="1"/>
+        </w:rPr>
+        <w:t>برای کنترل این تغییر، موضوع جدید در Scope، Charter، backlog و Risk Register ثبت شد و قابلیت‌های خارج از MVP، از جمله تشخیص پزشکی، اتصال به پرونده بیمارستانی و تصمیم‌گیری خودکار، صریحاً کنار گذاشته شدند. این تصمیم یک تغییر کنترل‌شده در محدوده بود، نه تغییر پیاپی هدف پروژه.</w:t>
+      </w:r>
+    </w:p>
+    <w:p>
+      <w:pPr>
+        <w:spacing w:before="320" w:after="160"/>
+        <w:jc w:val="right"/>
+        <w:keepNext/>
+        <w:bidi w:val="1"/>
+      </w:pPr>
+      <w:r>
+        <w:rPr>
+          <w:rFonts w:ascii="Arial" w:hAnsi="Arial" w:cs="Arial"/>
+          <w:b/>
+          <w:color w:val="064E5F"/>
+          <w:sz w:val="32"/>
+          <w:rtl w:val="1"/>
+        </w:rPr>
+        <w:t>رویدادهای کلیدی پروژه</w:t>
+      </w:r>
+    </w:p>
+    <w:tbl>
+      <w:tblPr>
+        <w:tblW w:type="auto" w:w="0"/>
+        <w:jc w:val="center"/>
+        <w:tblLayout w:type="fixed"/>
+        <w:tblLook w:firstColumn="1" w:firstRow="1" w:lastColumn="0" w:lastRow="0" w:noHBand="0" w:noVBand="1" w:val="04A0"/>
+      </w:tblPr>
+      <w:tblGrid>
+        <w:gridCol w:w="3120"/>
+        <w:gridCol w:w="3120"/>
+        <w:gridCol w:w="3120"/>
+      </w:tblGrid>
+      <w:tr>
+        <w:trPr>
+          <w:tblHeader/>
+        </w:trPr>
+        <w:tc>
+          <w:tcPr>
+            <w:tcW w:type="dxa" w:w="3096"/>
+            <w:vAlign w:val="center"/>
+            <w:tcMar>
+              <w:top w:w="100" w:type="dxa"/>
+              <w:start w:w="140" w:type="dxa"/>
+              <w:bottom w:w="100" w:type="dxa"/>
+              <w:end w:w="140" w:type="dxa"/>
+            </w:tcMar>
+            <w:shd w:fill="EAF4F3"/>
+          </w:tcPr>
+          <w:p>
+            <w:pPr>
+              <w:spacing w:before="0" w:after="0" w:line="276" w:lineRule="auto"/>
+              <w:jc w:val="right"/>
+              <w:bidi w:val="1"/>
+            </w:pPr>
+            <w:r>
+              <w:rPr>
+                <w:rFonts w:ascii="Arial" w:hAnsi="Arial" w:cs="Arial"/>
+                <w:b/>
+                <w:color w:val="064E5F"/>
+                <w:sz w:val="19"/>
+                <w:rtl w:val="1"/>
+                <w:rtl w:val="1"/>
+              </w:rPr>
+              <w:t>تاریخ</w:t>
+            </w:r>
+          </w:p>
+        </w:tc>
+        <w:tc>
+          <w:tcPr>
+            <w:tcW w:type="dxa" w:w="1512"/>
+            <w:vAlign w:val="center"/>
+            <w:tcMar>
+              <w:top w:w="100" w:type="dxa"/>
+              <w:start w:w="140" w:type="dxa"/>
+              <w:bottom w:w="100" w:type="dxa"/>
+              <w:end w:w="140" w:type="dxa"/>
+            </w:tcMar>
+            <w:shd w:fill="EAF4F3"/>
+          </w:tcPr>
+          <w:p>
+            <w:pPr>
+              <w:spacing w:before="0" w:after="0" w:line="276" w:lineRule="auto"/>
+              <w:jc w:val="right"/>
+              <w:bidi w:val="1"/>
+            </w:pPr>
+            <w:r>
+              <w:rPr>
+                <w:rFonts w:ascii="Arial" w:hAnsi="Arial" w:cs="Arial"/>
+                <w:b/>
+                <w:color w:val="064E5F"/>
+                <w:sz w:val="19"/>
+                <w:rtl w:val="1"/>
+                <w:rtl w:val="1"/>
+              </w:rPr>
+              <w:t>رویداد و تصمیم</w:t>
+            </w:r>
+          </w:p>
+        </w:tc>
+        <w:tc>
+          <w:tcPr>
+            <w:tcW w:type="dxa" w:w="4752"/>
+            <w:vAlign w:val="center"/>
+            <w:tcMar>
+              <w:top w:w="100" w:type="dxa"/>
+              <w:start w:w="140" w:type="dxa"/>
+              <w:bottom w:w="100" w:type="dxa"/>
+              <w:end w:w="140" w:type="dxa"/>
+            </w:tcMar>
+            <w:shd w:fill="EAF4F3"/>
+          </w:tcPr>
+          <w:p>
+            <w:pPr>
+              <w:spacing w:before="0" w:after="0" w:line="276" w:lineRule="auto"/>
+              <w:jc w:val="right"/>
+              <w:bidi w:val="1"/>
+            </w:pPr>
+            <w:r>
+              <w:rPr>
+                <w:rFonts w:ascii="Arial" w:hAnsi="Arial" w:cs="Arial"/>
+                <w:b/>
+                <w:color w:val="064E5F"/>
+                <w:sz w:val="19"/>
+                <w:rtl w:val="1"/>
+                <w:rtl w:val="1"/>
+              </w:rPr>
+              <w:t>شاهد</w:t>
+            </w:r>
+          </w:p>
+        </w:tc>
+      </w:tr>
+      <w:tr>
+        <w:tc>
+          <w:tcPr>
+            <w:tcW w:type="dxa" w:w="3096"/>
+            <w:vAlign w:val="center"/>
+            <w:tcMar>
+              <w:top w:w="100" w:type="dxa"/>
+              <w:start w:w="140" w:type="dxa"/>
+              <w:bottom w:w="100" w:type="dxa"/>
+              <w:end w:w="140" w:type="dxa"/>
+            </w:tcMar>
+          </w:tcPr>
+          <w:p>
+            <w:pPr>
+              <w:spacing w:before="0" w:after="0" w:line="276" w:lineRule="auto"/>
+              <w:jc w:val="right"/>
+              <w:bidi w:val="1"/>
+            </w:pPr>
+            <w:r>
+              <w:rPr>
+                <w:rFonts w:ascii="Arial" w:hAnsi="Arial" w:cs="Arial"/>
+                <w:b w:val="0"/>
+                <w:color w:val="15212B"/>
+                <w:sz w:val="19"/>
+                <w:rtl w:val="1"/>
+                <w:rtl w:val="1"/>
+              </w:rPr>
+              <w:t>۱۶ خرداد ۱۴۰۵</w:t>
+            </w:r>
+          </w:p>
+        </w:tc>
+        <w:tc>
+          <w:tcPr>
+            <w:tcW w:type="dxa" w:w="1512"/>
+            <w:vAlign w:val="center"/>
+            <w:tcMar>
+              <w:top w:w="100" w:type="dxa"/>
+              <w:start w:w="140" w:type="dxa"/>
+              <w:bottom w:w="100" w:type="dxa"/>
+              <w:end w:w="140" w:type="dxa"/>
+            </w:tcMar>
+          </w:tcPr>
+          <w:p>
+            <w:pPr>
+              <w:spacing w:before="0" w:after="0" w:line="276" w:lineRule="auto"/>
+              <w:jc w:val="right"/>
+              <w:bidi w:val="1"/>
+            </w:pPr>
+            <w:r>
+              <w:rPr>
+                <w:rFonts w:ascii="Arial" w:hAnsi="Arial" w:cs="Arial"/>
+                <w:b w:val="0"/>
+                <w:color w:val="15212B"/>
+                <w:sz w:val="19"/>
+                <w:rtl w:val="1"/>
+                <w:rtl w:val="1"/>
+              </w:rPr>
+              <w:t>ایجاد نخستین MVP تریاژ و ثبت خط پایه فنی</w:t>
+            </w:r>
+          </w:p>
+        </w:tc>
+        <w:tc>
+          <w:tcPr>
+            <w:tcW w:type="dxa" w:w="4752"/>
+            <w:vAlign w:val="center"/>
+            <w:tcMar>
+              <w:top w:w="100" w:type="dxa"/>
+              <w:start w:w="140" w:type="dxa"/>
+              <w:bottom w:w="100" w:type="dxa"/>
+              <w:end w:w="140" w:type="dxa"/>
+            </w:tcMar>
+          </w:tcPr>
+          <w:p>
+            <w:pPr>
+              <w:spacing w:before="0" w:after="0" w:line="276" w:lineRule="auto"/>
+              <w:jc w:val="right"/>
+              <w:bidi w:val="1"/>
+            </w:pPr>
+            <w:r>
+              <w:rPr>
+                <w:rFonts w:ascii="Arial" w:hAnsi="Arial" w:cs="Arial"/>
+                <w:b w:val="0"/>
+                <w:color w:val="15212B"/>
+                <w:sz w:val="19"/>
+                <w:rtl w:val="1"/>
+                <w:rtl w:val="1"/>
+              </w:rPr>
+              <w:t xml:space="preserve">commit </w:t>
+            </w:r>
+            <w:r>
+              <w:rPr>
+                <w:rFonts w:ascii="Arial" w:hAnsi="Arial" w:cs="Arial"/>
+                <w:b w:val="0"/>
+                <w:color w:val="15212B"/>
+                <w:sz w:val="19"/>
+                <w:rtl w:val="1"/>
+                <w:rtl w:val="1"/>
+              </w:rPr>
+              <w:t>e1962ae</w:t>
+            </w:r>
+          </w:p>
+        </w:tc>
+      </w:tr>
+      <w:tr>
+        <w:tc>
+          <w:tcPr>
+            <w:tcW w:type="dxa" w:w="3096"/>
+            <w:vAlign w:val="center"/>
+            <w:tcMar>
+              <w:top w:w="100" w:type="dxa"/>
+              <w:start w:w="140" w:type="dxa"/>
+              <w:bottom w:w="100" w:type="dxa"/>
+              <w:end w:w="140" w:type="dxa"/>
+            </w:tcMar>
+          </w:tcPr>
+          <w:p>
+            <w:pPr>
+              <w:spacing w:before="0" w:after="0" w:line="276" w:lineRule="auto"/>
+              <w:jc w:val="right"/>
+              <w:bidi w:val="1"/>
+            </w:pPr>
+            <w:r>
+              <w:rPr>
+                <w:rFonts w:ascii="Arial" w:hAnsi="Arial" w:cs="Arial"/>
+                <w:b w:val="0"/>
+                <w:color w:val="15212B"/>
+                <w:sz w:val="19"/>
+                <w:rtl w:val="1"/>
+                <w:rtl w:val="1"/>
+              </w:rPr>
+              <w:t>۱۸ خرداد</w:t>
+            </w:r>
+          </w:p>
+        </w:tc>
+        <w:tc>
+          <w:tcPr>
+            <w:tcW w:type="dxa" w:w="1512"/>
+            <w:vAlign w:val="center"/>
+            <w:tcMar>
+              <w:top w:w="100" w:type="dxa"/>
+              <w:start w:w="140" w:type="dxa"/>
+              <w:bottom w:w="100" w:type="dxa"/>
+              <w:end w:w="140" w:type="dxa"/>
+            </w:tcMar>
+          </w:tcPr>
+          <w:p>
+            <w:pPr>
+              <w:spacing w:before="0" w:after="0" w:line="276" w:lineRule="auto"/>
+              <w:jc w:val="right"/>
+              <w:bidi w:val="1"/>
+            </w:pPr>
+            <w:r>
+              <w:rPr>
+                <w:rFonts w:ascii="Arial" w:hAnsi="Arial" w:cs="Arial"/>
+                <w:b w:val="0"/>
+                <w:color w:val="15212B"/>
+                <w:sz w:val="19"/>
+                <w:rtl w:val="1"/>
+                <w:rtl w:val="1"/>
+              </w:rPr>
+              <w:t>بهبود مدل v6 و تکمیل اسناد مبتنی بر معیارهای درس</w:t>
+            </w:r>
+          </w:p>
+        </w:tc>
+        <w:tc>
+          <w:tcPr>
+            <w:tcW w:type="dxa" w:w="4752"/>
+            <w:vAlign w:val="center"/>
+            <w:tcMar>
+              <w:top w:w="100" w:type="dxa"/>
+              <w:start w:w="140" w:type="dxa"/>
+              <w:bottom w:w="100" w:type="dxa"/>
+              <w:end w:w="140" w:type="dxa"/>
+            </w:tcMar>
+          </w:tcPr>
+          <w:p>
+            <w:pPr>
+              <w:spacing w:before="0" w:after="0" w:line="276" w:lineRule="auto"/>
+              <w:jc w:val="right"/>
+              <w:bidi w:val="1"/>
+            </w:pPr>
+            <w:r>
+              <w:rPr>
+                <w:rFonts w:ascii="Arial" w:hAnsi="Arial" w:cs="Arial"/>
+                <w:b w:val="0"/>
+                <w:color w:val="15212B"/>
+                <w:sz w:val="19"/>
+                <w:rtl w:val="1"/>
+                <w:rtl w:val="1"/>
+              </w:rPr>
+              <w:t xml:space="preserve">commit </w:t>
+            </w:r>
+            <w:r>
+              <w:rPr>
+                <w:rFonts w:ascii="Arial" w:hAnsi="Arial" w:cs="Arial"/>
+                <w:b w:val="0"/>
+                <w:color w:val="15212B"/>
+                <w:sz w:val="19"/>
+                <w:rtl w:val="1"/>
+                <w:rtl w:val="1"/>
+              </w:rPr>
+              <w:t>f7ca102</w:t>
+            </w:r>
+          </w:p>
+        </w:tc>
+      </w:tr>
+      <w:tr>
+        <w:tc>
+          <w:tcPr>
+            <w:tcW w:type="dxa" w:w="3096"/>
+            <w:vAlign w:val="center"/>
+            <w:tcMar>
+              <w:top w:w="100" w:type="dxa"/>
+              <w:start w:w="140" w:type="dxa"/>
+              <w:bottom w:w="100" w:type="dxa"/>
+              <w:end w:w="140" w:type="dxa"/>
+            </w:tcMar>
+          </w:tcPr>
+          <w:p>
+            <w:pPr>
+              <w:spacing w:before="0" w:after="0" w:line="276" w:lineRule="auto"/>
+              <w:jc w:val="right"/>
+              <w:bidi w:val="1"/>
+            </w:pPr>
+            <w:r>
+              <w:rPr>
+                <w:rFonts w:ascii="Arial" w:hAnsi="Arial" w:cs="Arial"/>
+                <w:b w:val="0"/>
+                <w:color w:val="15212B"/>
+                <w:sz w:val="19"/>
+                <w:rtl w:val="1"/>
+                <w:rtl w:val="1"/>
+              </w:rPr>
+              <w:t>۲۰ خرداد</w:t>
+            </w:r>
+          </w:p>
+        </w:tc>
+        <w:tc>
+          <w:tcPr>
+            <w:tcW w:type="dxa" w:w="1512"/>
+            <w:vAlign w:val="center"/>
+            <w:tcMar>
+              <w:top w:w="100" w:type="dxa"/>
+              <w:start w:w="140" w:type="dxa"/>
+              <w:bottom w:w="100" w:type="dxa"/>
+              <w:end w:w="140" w:type="dxa"/>
+            </w:tcMar>
+          </w:tcPr>
+          <w:p>
+            <w:pPr>
+              <w:spacing w:before="0" w:after="0" w:line="276" w:lineRule="auto"/>
+              <w:jc w:val="right"/>
+              <w:bidi w:val="1"/>
+            </w:pPr>
+            <w:r>
+              <w:rPr>
+                <w:rFonts w:ascii="Arial" w:hAnsi="Arial" w:cs="Arial"/>
+                <w:b w:val="0"/>
+                <w:color w:val="15212B"/>
+                <w:sz w:val="19"/>
+                <w:rtl w:val="1"/>
+                <w:rtl w:val="1"/>
+              </w:rPr>
+              <w:t>انتشار نسخه mobile-first و ثبت خروجی‌های Word</w:t>
+            </w:r>
+          </w:p>
+        </w:tc>
+        <w:tc>
+          <w:tcPr>
+            <w:tcW w:type="dxa" w:w="4752"/>
+            <w:vAlign w:val="center"/>
+            <w:tcMar>
+              <w:top w:w="100" w:type="dxa"/>
+              <w:start w:w="140" w:type="dxa"/>
+              <w:bottom w:w="100" w:type="dxa"/>
+              <w:end w:w="140" w:type="dxa"/>
+            </w:tcMar>
+          </w:tcPr>
+          <w:p>
+            <w:pPr>
+              <w:spacing w:before="0" w:after="0" w:line="276" w:lineRule="auto"/>
+              <w:jc w:val="right"/>
+              <w:bidi w:val="1"/>
+            </w:pPr>
+            <w:r>
+              <w:rPr>
+                <w:rFonts w:ascii="Arial" w:hAnsi="Arial" w:cs="Arial"/>
+                <w:b w:val="0"/>
+                <w:color w:val="15212B"/>
+                <w:sz w:val="19"/>
+                <w:rtl w:val="1"/>
+                <w:rtl w:val="1"/>
+              </w:rPr>
+              <w:t xml:space="preserve">commits </w:t>
+            </w:r>
+            <w:r>
+              <w:rPr>
+                <w:rFonts w:ascii="Arial" w:hAnsi="Arial" w:cs="Arial"/>
+                <w:b w:val="0"/>
+                <w:color w:val="15212B"/>
+                <w:sz w:val="19"/>
+                <w:rtl w:val="1"/>
+                <w:rtl w:val="1"/>
+              </w:rPr>
+              <w:t>2cb3d68</w:t>
+            </w:r>
+            <w:r>
+              <w:rPr>
+                <w:rFonts w:ascii="Arial" w:hAnsi="Arial" w:cs="Arial"/>
+                <w:b w:val="0"/>
+                <w:color w:val="15212B"/>
+                <w:sz w:val="19"/>
+                <w:rtl w:val="1"/>
+                <w:rtl w:val="1"/>
+              </w:rPr>
+              <w:t xml:space="preserve"> و </w:t>
+            </w:r>
+            <w:r>
+              <w:rPr>
+                <w:rFonts w:ascii="Arial" w:hAnsi="Arial" w:cs="Arial"/>
+                <w:b w:val="0"/>
+                <w:color w:val="15212B"/>
+                <w:sz w:val="19"/>
+                <w:rtl w:val="1"/>
+                <w:rtl w:val="1"/>
+              </w:rPr>
+              <w:t>fa36df</w:t>
+            </w:r>
+          </w:p>
+        </w:tc>
+      </w:tr>
+      <w:tr>
+        <w:tc>
+          <w:tcPr>
+            <w:tcW w:type="dxa" w:w="3096"/>
+            <w:vAlign w:val="center"/>
+            <w:tcMar>
+              <w:top w:w="100" w:type="dxa"/>
+              <w:start w:w="140" w:type="dxa"/>
+              <w:bottom w:w="100" w:type="dxa"/>
+              <w:end w:w="140" w:type="dxa"/>
+            </w:tcMar>
+          </w:tcPr>
+          <w:p>
+            <w:pPr>
+              <w:spacing w:before="0" w:after="0" w:line="276" w:lineRule="auto"/>
+              <w:jc w:val="right"/>
+              <w:bidi w:val="1"/>
+            </w:pPr>
+            <w:r>
+              <w:rPr>
+                <w:rFonts w:ascii="Arial" w:hAnsi="Arial" w:cs="Arial"/>
+                <w:b w:val="0"/>
+                <w:color w:val="15212B"/>
+                <w:sz w:val="19"/>
+                <w:rtl w:val="1"/>
+                <w:rtl w:val="1"/>
+              </w:rPr>
+              <w:t>۲۳ خرداد</w:t>
+            </w:r>
+          </w:p>
+        </w:tc>
+        <w:tc>
+          <w:tcPr>
+            <w:tcW w:type="dxa" w:w="1512"/>
+            <w:vAlign w:val="center"/>
+            <w:tcMar>
+              <w:top w:w="100" w:type="dxa"/>
+              <w:start w:w="140" w:type="dxa"/>
+              <w:bottom w:w="100" w:type="dxa"/>
+              <w:end w:w="140" w:type="dxa"/>
+            </w:tcMar>
+          </w:tcPr>
+          <w:p>
+            <w:pPr>
+              <w:spacing w:before="0" w:after="0" w:line="276" w:lineRule="auto"/>
+              <w:jc w:val="right"/>
+              <w:bidi w:val="1"/>
+            </w:pPr>
+            <w:r>
+              <w:rPr>
+                <w:rFonts w:ascii="Arial" w:hAnsi="Arial" w:cs="Arial"/>
+                <w:b w:val="0"/>
+                <w:color w:val="15212B"/>
+                <w:sz w:val="19"/>
+                <w:rtl w:val="1"/>
+                <w:rtl w:val="1"/>
+              </w:rPr>
+              <w:t>عملیاتی‌کردن ابزارهای مدیریت پروژه و حلقه بازخورد</w:t>
+            </w:r>
+          </w:p>
+        </w:tc>
+        <w:tc>
+          <w:tcPr>
+            <w:tcW w:type="dxa" w:w="4752"/>
+            <w:vAlign w:val="center"/>
+            <w:tcMar>
+              <w:top w:w="100" w:type="dxa"/>
+              <w:start w:w="140" w:type="dxa"/>
+              <w:bottom w:w="100" w:type="dxa"/>
+              <w:end w:w="140" w:type="dxa"/>
+            </w:tcMar>
+          </w:tcPr>
+          <w:p>
+            <w:pPr>
+              <w:spacing w:before="0" w:after="0" w:line="276" w:lineRule="auto"/>
+              <w:jc w:val="right"/>
+              <w:bidi w:val="1"/>
+            </w:pPr>
+            <w:r>
+              <w:rPr>
+                <w:rFonts w:ascii="Arial" w:hAnsi="Arial" w:cs="Arial"/>
+                <w:b w:val="0"/>
+                <w:color w:val="15212B"/>
+                <w:sz w:val="19"/>
+                <w:rtl w:val="1"/>
+                <w:rtl w:val="1"/>
+              </w:rPr>
+              <w:t xml:space="preserve">commits </w:t>
+            </w:r>
+            <w:r>
+              <w:rPr>
+                <w:rFonts w:ascii="Arial" w:hAnsi="Arial" w:cs="Arial"/>
+                <w:b w:val="0"/>
+                <w:color w:val="15212B"/>
+                <w:sz w:val="19"/>
+                <w:rtl w:val="1"/>
+                <w:rtl w:val="1"/>
+              </w:rPr>
+              <w:t>4fc72de</w:t>
+            </w:r>
+            <w:r>
+              <w:rPr>
+                <w:rFonts w:ascii="Arial" w:hAnsi="Arial" w:cs="Arial"/>
+                <w:b w:val="0"/>
+                <w:color w:val="15212B"/>
+                <w:sz w:val="19"/>
+                <w:rtl w:val="1"/>
+                <w:rtl w:val="1"/>
+              </w:rPr>
+              <w:t xml:space="preserve"> و </w:t>
+            </w:r>
+            <w:r>
+              <w:rPr>
+                <w:rFonts w:ascii="Arial" w:hAnsi="Arial" w:cs="Arial"/>
+                <w:b w:val="0"/>
+                <w:color w:val="15212B"/>
+                <w:sz w:val="19"/>
+                <w:rtl w:val="1"/>
+                <w:rtl w:val="1"/>
+              </w:rPr>
+              <w:t>80e5f60</w:t>
+            </w:r>
+          </w:p>
+        </w:tc>
+      </w:tr>
+      <w:tr>
+        <w:tc>
+          <w:tcPr>
+            <w:tcW w:type="dxa" w:w="3096"/>
+            <w:vAlign w:val="center"/>
+            <w:tcMar>
+              <w:top w:w="100" w:type="dxa"/>
+              <w:start w:w="140" w:type="dxa"/>
+              <w:bottom w:w="100" w:type="dxa"/>
+              <w:end w:w="140" w:type="dxa"/>
+            </w:tcMar>
+          </w:tcPr>
+          <w:p>
+            <w:pPr>
+              <w:spacing w:before="0" w:after="0" w:line="276" w:lineRule="auto"/>
+              <w:jc w:val="right"/>
+              <w:bidi w:val="1"/>
+            </w:pPr>
+            <w:r>
+              <w:rPr>
+                <w:rFonts w:ascii="Arial" w:hAnsi="Arial" w:cs="Arial"/>
+                <w:b w:val="0"/>
+                <w:color w:val="15212B"/>
+                <w:sz w:val="19"/>
+                <w:rtl w:val="1"/>
+                <w:rtl w:val="1"/>
+              </w:rPr>
+              <w:t>۳۰ خرداد</w:t>
+            </w:r>
+          </w:p>
+        </w:tc>
+        <w:tc>
+          <w:tcPr>
+            <w:tcW w:type="dxa" w:w="1512"/>
+            <w:vAlign w:val="center"/>
+            <w:tcMar>
+              <w:top w:w="100" w:type="dxa"/>
+              <w:start w:w="140" w:type="dxa"/>
+              <w:bottom w:w="100" w:type="dxa"/>
+              <w:end w:w="140" w:type="dxa"/>
+            </w:tcMar>
+          </w:tcPr>
+          <w:p>
+            <w:pPr>
+              <w:spacing w:before="0" w:after="0" w:line="276" w:lineRule="auto"/>
+              <w:jc w:val="right"/>
+              <w:bidi w:val="1"/>
+            </w:pPr>
+            <w:r>
+              <w:rPr>
+                <w:rFonts w:ascii="Arial" w:hAnsi="Arial" w:cs="Arial"/>
+                <w:b w:val="0"/>
+                <w:color w:val="15212B"/>
+                <w:sz w:val="19"/>
+                <w:rtl w:val="1"/>
+                <w:rtl w:val="1"/>
+              </w:rPr>
+              <w:t>آماده‌سازی مدل v7 و نسخه عمومی PWA</w:t>
+            </w:r>
+          </w:p>
+        </w:tc>
+        <w:tc>
+          <w:tcPr>
+            <w:tcW w:type="dxa" w:w="4752"/>
+            <w:vAlign w:val="center"/>
+            <w:tcMar>
+              <w:top w:w="100" w:type="dxa"/>
+              <w:start w:w="140" w:type="dxa"/>
+              <w:bottom w:w="100" w:type="dxa"/>
+              <w:end w:w="140" w:type="dxa"/>
+            </w:tcMar>
+          </w:tcPr>
+          <w:p>
+            <w:pPr>
+              <w:spacing w:before="0" w:after="0" w:line="276" w:lineRule="auto"/>
+              <w:jc w:val="right"/>
+              <w:bidi w:val="1"/>
+            </w:pPr>
+            <w:r>
+              <w:rPr>
+                <w:rFonts w:ascii="Arial" w:hAnsi="Arial" w:cs="Arial"/>
+                <w:b w:val="0"/>
+                <w:color w:val="15212B"/>
+                <w:sz w:val="19"/>
+                <w:rtl w:val="1"/>
+                <w:rtl w:val="1"/>
+              </w:rPr>
+              <w:t xml:space="preserve">commits </w:t>
+            </w:r>
+            <w:r>
+              <w:rPr>
+                <w:rFonts w:ascii="Arial" w:hAnsi="Arial" w:cs="Arial"/>
+                <w:b w:val="0"/>
+                <w:color w:val="15212B"/>
+                <w:sz w:val="19"/>
+                <w:rtl w:val="1"/>
+                <w:rtl w:val="1"/>
+              </w:rPr>
+              <w:t>5584b16</w:t>
+            </w:r>
+            <w:r>
+              <w:rPr>
+                <w:rFonts w:ascii="Arial" w:hAnsi="Arial" w:cs="Arial"/>
+                <w:b w:val="0"/>
+                <w:color w:val="15212B"/>
+                <w:sz w:val="19"/>
+                <w:rtl w:val="1"/>
+                <w:rtl w:val="1"/>
+              </w:rPr>
+              <w:t xml:space="preserve"> و </w:t>
+            </w:r>
+            <w:r>
+              <w:rPr>
+                <w:rFonts w:ascii="Arial" w:hAnsi="Arial" w:cs="Arial"/>
+                <w:b w:val="0"/>
+                <w:color w:val="15212B"/>
+                <w:sz w:val="19"/>
+                <w:rtl w:val="1"/>
+                <w:rtl w:val="1"/>
+              </w:rPr>
+              <w:t>a1ec91f</w:t>
+            </w:r>
+          </w:p>
+        </w:tc>
+      </w:tr>
+      <w:tr>
+        <w:tc>
+          <w:tcPr>
+            <w:tcW w:type="dxa" w:w="3096"/>
+            <w:vAlign w:val="center"/>
+            <w:tcMar>
+              <w:top w:w="100" w:type="dxa"/>
+              <w:start w:w="140" w:type="dxa"/>
+              <w:bottom w:w="100" w:type="dxa"/>
+              <w:end w:w="140" w:type="dxa"/>
+            </w:tcMar>
+          </w:tcPr>
+          <w:p>
+            <w:pPr>
+              <w:spacing w:before="0" w:after="0" w:line="276" w:lineRule="auto"/>
+              <w:jc w:val="right"/>
+              <w:bidi w:val="1"/>
+            </w:pPr>
+            <w:r>
+              <w:rPr>
+                <w:rFonts w:ascii="Arial" w:hAnsi="Arial" w:cs="Arial"/>
+                <w:b w:val="0"/>
+                <w:color w:val="15212B"/>
+                <w:sz w:val="19"/>
+                <w:rtl w:val="1"/>
+                <w:rtl w:val="1"/>
+              </w:rPr>
+              <w:t>۶ تیر</w:t>
+            </w:r>
+          </w:p>
+        </w:tc>
+        <w:tc>
+          <w:tcPr>
+            <w:tcW w:type="dxa" w:w="1512"/>
+            <w:vAlign w:val="center"/>
+            <w:tcMar>
+              <w:top w:w="100" w:type="dxa"/>
+              <w:start w:w="140" w:type="dxa"/>
+              <w:bottom w:w="100" w:type="dxa"/>
+              <w:end w:w="140" w:type="dxa"/>
+            </w:tcMar>
+          </w:tcPr>
+          <w:p>
+            <w:pPr>
+              <w:spacing w:before="0" w:after="0" w:line="276" w:lineRule="auto"/>
+              <w:jc w:val="right"/>
+              <w:bidi w:val="1"/>
+            </w:pPr>
+            <w:r>
+              <w:rPr>
+                <w:rFonts w:ascii="Arial" w:hAnsi="Arial" w:cs="Arial"/>
+                <w:b w:val="0"/>
+                <w:color w:val="15212B"/>
+                <w:sz w:val="19"/>
+                <w:rtl w:val="1"/>
+                <w:rtl w:val="1"/>
+              </w:rPr>
+              <w:t>نهایی‌سازی تجربه کاربر، دارایی‌های انتشار و ممیزی متریک‌ها</w:t>
+            </w:r>
+          </w:p>
+        </w:tc>
+        <w:tc>
+          <w:tcPr>
+            <w:tcW w:type="dxa" w:w="4752"/>
+            <w:vAlign w:val="center"/>
+            <w:tcMar>
+              <w:top w:w="100" w:type="dxa"/>
+              <w:start w:w="140" w:type="dxa"/>
+              <w:bottom w:w="100" w:type="dxa"/>
+              <w:end w:w="140" w:type="dxa"/>
+            </w:tcMar>
+          </w:tcPr>
+          <w:p>
+            <w:pPr>
+              <w:spacing w:before="0" w:after="0" w:line="276" w:lineRule="auto"/>
+              <w:jc w:val="right"/>
+              <w:bidi w:val="1"/>
+            </w:pPr>
+            <w:r>
+              <w:rPr>
+                <w:rFonts w:ascii="Arial" w:hAnsi="Arial" w:cs="Arial"/>
+                <w:b w:val="0"/>
+                <w:color w:val="15212B"/>
+                <w:sz w:val="19"/>
+                <w:rtl w:val="1"/>
+                <w:rtl w:val="1"/>
+              </w:rPr>
+              <w:t xml:space="preserve">commits </w:t>
+            </w:r>
+            <w:r>
+              <w:rPr>
+                <w:rFonts w:ascii="Arial" w:hAnsi="Arial" w:cs="Arial"/>
+                <w:b w:val="0"/>
+                <w:color w:val="15212B"/>
+                <w:sz w:val="19"/>
+                <w:rtl w:val="1"/>
+                <w:rtl w:val="1"/>
+              </w:rPr>
+              <w:t>43737c8</w:t>
+            </w:r>
+            <w:r>
+              <w:rPr>
+                <w:rFonts w:ascii="Arial" w:hAnsi="Arial" w:cs="Arial"/>
+                <w:b w:val="0"/>
+                <w:color w:val="15212B"/>
+                <w:sz w:val="19"/>
+                <w:rtl w:val="1"/>
+                <w:rtl w:val="1"/>
+              </w:rPr>
+              <w:t xml:space="preserve"> و </w:t>
+            </w:r>
+            <w:r>
+              <w:rPr>
+                <w:rFonts w:ascii="Arial" w:hAnsi="Arial" w:cs="Arial"/>
+                <w:b w:val="0"/>
+                <w:color w:val="15212B"/>
+                <w:sz w:val="19"/>
+                <w:rtl w:val="1"/>
+                <w:rtl w:val="1"/>
+              </w:rPr>
+              <w:t>cf9248e</w:t>
+            </w:r>
+          </w:p>
+        </w:tc>
+      </w:tr>
+      <w:tr>
+        <w:tc>
+          <w:tcPr>
+            <w:tcW w:type="dxa" w:w="3096"/>
+            <w:vAlign w:val="center"/>
+            <w:tcMar>
+              <w:top w:w="100" w:type="dxa"/>
+              <w:start w:w="140" w:type="dxa"/>
+              <w:bottom w:w="100" w:type="dxa"/>
+              <w:end w:w="140" w:type="dxa"/>
+            </w:tcMar>
+          </w:tcPr>
+          <w:p>
+            <w:pPr>
+              <w:spacing w:before="0" w:after="0" w:line="276" w:lineRule="auto"/>
+              <w:jc w:val="right"/>
+              <w:bidi w:val="1"/>
+            </w:pPr>
+            <w:r>
+              <w:rPr>
+                <w:rFonts w:ascii="Arial" w:hAnsi="Arial" w:cs="Arial"/>
+                <w:b w:val="0"/>
+                <w:color w:val="15212B"/>
+                <w:sz w:val="19"/>
+                <w:rtl w:val="1"/>
+                <w:rtl w:val="1"/>
+              </w:rPr>
+              <w:t>۸ تیر</w:t>
+            </w:r>
+          </w:p>
+        </w:tc>
+        <w:tc>
+          <w:tcPr>
+            <w:tcW w:type="dxa" w:w="1512"/>
+            <w:vAlign w:val="center"/>
+            <w:tcMar>
+              <w:top w:w="100" w:type="dxa"/>
+              <w:start w:w="140" w:type="dxa"/>
+              <w:bottom w:w="100" w:type="dxa"/>
+              <w:end w:w="140" w:type="dxa"/>
+            </w:tcMar>
+          </w:tcPr>
+          <w:p>
+            <w:pPr>
+              <w:spacing w:before="0" w:after="0" w:line="276" w:lineRule="auto"/>
+              <w:jc w:val="right"/>
+              <w:bidi w:val="1"/>
+            </w:pPr>
+            <w:r>
+              <w:rPr>
+                <w:rFonts w:ascii="Arial" w:hAnsi="Arial" w:cs="Arial"/>
+                <w:b w:val="0"/>
+                <w:color w:val="15212B"/>
+                <w:sz w:val="19"/>
+                <w:rtl w:val="1"/>
+                <w:rtl w:val="1"/>
+              </w:rPr>
+              <w:t>تکمیل بسته قابل ورود به Notion و Jira</w:t>
+            </w:r>
+          </w:p>
+        </w:tc>
+        <w:tc>
+          <w:tcPr>
+            <w:tcW w:type="dxa" w:w="4752"/>
+            <w:vAlign w:val="center"/>
+            <w:tcMar>
+              <w:top w:w="100" w:type="dxa"/>
+              <w:start w:w="140" w:type="dxa"/>
+              <w:bottom w:w="100" w:type="dxa"/>
+              <w:end w:w="140" w:type="dxa"/>
+            </w:tcMar>
+          </w:tcPr>
+          <w:p>
+            <w:pPr>
+              <w:spacing w:before="0" w:after="0" w:line="276" w:lineRule="auto"/>
+              <w:jc w:val="right"/>
+              <w:bidi w:val="1"/>
+            </w:pPr>
+            <w:r>
+              <w:rPr>
+                <w:rFonts w:ascii="Arial" w:hAnsi="Arial" w:cs="Arial"/>
+                <w:b w:val="0"/>
+                <w:color w:val="15212B"/>
+                <w:sz w:val="19"/>
+                <w:rtl w:val="1"/>
+                <w:rtl w:val="1"/>
+              </w:rPr>
+              <w:t xml:space="preserve">commit </w:t>
+            </w:r>
+            <w:r>
+              <w:rPr>
+                <w:rFonts w:ascii="Arial" w:hAnsi="Arial" w:cs="Arial"/>
+                <w:b w:val="0"/>
+                <w:color w:val="15212B"/>
+                <w:sz w:val="19"/>
+                <w:rtl w:val="1"/>
+                <w:rtl w:val="1"/>
+              </w:rPr>
+              <w:t>7577618</w:t>
+            </w:r>
+          </w:p>
+        </w:tc>
+      </w:tr>
+      <w:tr>
+        <w:tc>
+          <w:tcPr>
+            <w:tcW w:type="dxa" w:w="3096"/>
+            <w:vAlign w:val="center"/>
+            <w:tcMar>
+              <w:top w:w="100" w:type="dxa"/>
+              <w:start w:w="140" w:type="dxa"/>
+              <w:bottom w:w="100" w:type="dxa"/>
+              <w:end w:w="140" w:type="dxa"/>
+            </w:tcMar>
+          </w:tcPr>
+          <w:p>
+            <w:pPr>
+              <w:spacing w:before="0" w:after="0" w:line="276" w:lineRule="auto"/>
+              <w:jc w:val="right"/>
+              <w:bidi w:val="1"/>
+            </w:pPr>
+            <w:r>
+              <w:rPr>
+                <w:rFonts w:ascii="Arial" w:hAnsi="Arial" w:cs="Arial"/>
+                <w:b w:val="0"/>
+                <w:color w:val="15212B"/>
+                <w:sz w:val="19"/>
+                <w:rtl w:val="1"/>
+                <w:rtl w:val="1"/>
+              </w:rPr>
+              <w:t>۲۱ تیر</w:t>
+            </w:r>
+          </w:p>
+        </w:tc>
+        <w:tc>
+          <w:tcPr>
+            <w:tcW w:type="dxa" w:w="1512"/>
+            <w:vAlign w:val="center"/>
+            <w:tcMar>
+              <w:top w:w="100" w:type="dxa"/>
+              <w:start w:w="140" w:type="dxa"/>
+              <w:bottom w:w="100" w:type="dxa"/>
+              <w:end w:w="140" w:type="dxa"/>
+            </w:tcMar>
+          </w:tcPr>
+          <w:p>
+            <w:pPr>
+              <w:spacing w:before="0" w:after="0" w:line="276" w:lineRule="auto"/>
+              <w:jc w:val="right"/>
+              <w:bidi w:val="1"/>
+            </w:pPr>
+            <w:r>
+              <w:rPr>
+                <w:rFonts w:ascii="Arial" w:hAnsi="Arial" w:cs="Arial"/>
+                <w:b w:val="0"/>
+                <w:color w:val="15212B"/>
+                <w:sz w:val="19"/>
+                <w:rtl w:val="1"/>
+                <w:rtl w:val="1"/>
+              </w:rPr>
+              <w:t>ثبت تأیید ۹ بازخورد پرستاران، پیگیری دو مرکز درمانی و جمع‌بندی تحویل</w:t>
+            </w:r>
+          </w:p>
+        </w:tc>
+        <w:tc>
+          <w:tcPr>
+            <w:tcW w:type="dxa" w:w="4752"/>
+            <w:vAlign w:val="center"/>
+            <w:tcMar>
+              <w:top w:w="100" w:type="dxa"/>
+              <w:start w:w="140" w:type="dxa"/>
+              <w:bottom w:w="100" w:type="dxa"/>
+              <w:end w:w="140" w:type="dxa"/>
+            </w:tcMar>
+          </w:tcPr>
+          <w:p>
+            <w:pPr>
+              <w:spacing w:before="0" w:after="0" w:line="276" w:lineRule="auto"/>
+              <w:jc w:val="right"/>
+              <w:bidi w:val="1"/>
+            </w:pPr>
+            <w:r>
+              <w:rPr>
+                <w:rFonts w:ascii="Arial" w:hAnsi="Arial" w:cs="Arial"/>
+                <w:b w:val="0"/>
+                <w:color w:val="15212B"/>
+                <w:sz w:val="19"/>
+                <w:rtl w:val="1"/>
+                <w:rtl w:val="1"/>
+              </w:rPr>
+              <w:t xml:space="preserve">commit </w:t>
+            </w:r>
+            <w:r>
+              <w:rPr>
+                <w:rFonts w:ascii="Arial" w:hAnsi="Arial" w:cs="Arial"/>
+                <w:b w:val="0"/>
+                <w:color w:val="15212B"/>
+                <w:sz w:val="19"/>
+                <w:rtl w:val="1"/>
+                <w:rtl w:val="1"/>
+              </w:rPr>
+              <w:t>a37f719</w:t>
+            </w:r>
+          </w:p>
+        </w:tc>
+      </w:tr>
+    </w:tbl>
+    <w:p>
+      <w:pPr>
+        <w:spacing w:after="40"/>
+      </w:pPr>
+    </w:p>
+    <w:p>
+      <w:pPr>
+        <w:spacing w:before="0" w:after="120" w:line="300" w:lineRule="auto"/>
+        <w:jc w:val="right"/>
+        <w:bidi w:val="1"/>
+      </w:pPr>
+      <w:r>
+        <w:rPr>
+          <w:rFonts w:ascii="Arial" w:hAnsi="Arial" w:cs="Arial"/>
+          <w:b w:val="0"/>
+          <w:color w:val="15212B"/>
+          <w:sz w:val="22"/>
+          <w:rtl w:val="1"/>
+          <w:rtl w:val="1"/>
+        </w:rPr>
+        <w:t>تاریخ‌های بالا از تاریخ commitها استخراج شده‌اند. زمان دقیق جلساتی که شاهد مستقل ندارند، در Knowledge Base با برچسب «نیاز به تکمیل» نگهداری می‌شود.</w:t>
+      </w:r>
+    </w:p>
+    <w:p>
+      <w:pPr>
+        <w:spacing w:before="320" w:after="160"/>
+        <w:jc w:val="right"/>
+        <w:keepNext/>
+        <w:bidi w:val="1"/>
+      </w:pPr>
+      <w:r>
+        <w:rPr>
+          <w:rFonts w:ascii="Arial" w:hAnsi="Arial" w:cs="Arial"/>
+          <w:b/>
+          <w:color w:val="064E5F"/>
+          <w:sz w:val="32"/>
+          <w:rtl w:val="1"/>
+        </w:rPr>
+        <w:t>معماری و تصمیم‌های فنی اصلی</w:t>
+      </w:r>
+    </w:p>
+    <w:tbl>
+      <w:tblPr>
+        <w:tblW w:type="auto" w:w="0"/>
+        <w:jc w:val="center"/>
+        <w:tblLayout w:type="fixed"/>
+        <w:tblLook w:firstColumn="1" w:firstRow="1" w:lastColumn="0" w:lastRow="0" w:noHBand="0" w:noVBand="1" w:val="04A0"/>
+      </w:tblPr>
+      <w:tblGrid>
+        <w:gridCol w:w="3120"/>
+        <w:gridCol w:w="3120"/>
+        <w:gridCol w:w="3120"/>
+      </w:tblGrid>
+      <w:tr>
+        <w:trPr>
+          <w:tblHeader/>
+        </w:trPr>
+        <w:tc>
+          <w:tcPr>
+            <w:tcW w:type="dxa" w:w="3096"/>
+            <w:vAlign w:val="center"/>
+            <w:tcMar>
+              <w:top w:w="100" w:type="dxa"/>
+              <w:start w:w="140" w:type="dxa"/>
+              <w:bottom w:w="100" w:type="dxa"/>
+              <w:end w:w="140" w:type="dxa"/>
+            </w:tcMar>
+            <w:shd w:fill="EAF4F3"/>
+          </w:tcPr>
+          <w:p>
+            <w:pPr>
+              <w:spacing w:before="0" w:after="0" w:line="276" w:lineRule="auto"/>
+              <w:jc w:val="right"/>
+              <w:bidi w:val="1"/>
+            </w:pPr>
+            <w:r>
+              <w:rPr>
+                <w:rFonts w:ascii="Arial" w:hAnsi="Arial" w:cs="Arial"/>
+                <w:b/>
+                <w:color w:val="064E5F"/>
+                <w:sz w:val="19"/>
+                <w:rtl w:val="1"/>
+                <w:rtl w:val="1"/>
+              </w:rPr>
+              <w:t>تصمیم</w:t>
+            </w:r>
+          </w:p>
+        </w:tc>
+        <w:tc>
+          <w:tcPr>
+            <w:tcW w:type="dxa" w:w="1512"/>
+            <w:vAlign w:val="center"/>
+            <w:tcMar>
+              <w:top w:w="100" w:type="dxa"/>
+              <w:start w:w="140" w:type="dxa"/>
+              <w:bottom w:w="100" w:type="dxa"/>
+              <w:end w:w="140" w:type="dxa"/>
+            </w:tcMar>
+            <w:shd w:fill="EAF4F3"/>
+          </w:tcPr>
+          <w:p>
+            <w:pPr>
+              <w:spacing w:before="0" w:after="0" w:line="276" w:lineRule="auto"/>
+              <w:jc w:val="right"/>
+              <w:bidi w:val="1"/>
+            </w:pPr>
+            <w:r>
+              <w:rPr>
+                <w:rFonts w:ascii="Arial" w:hAnsi="Arial" w:cs="Arial"/>
+                <w:b/>
+                <w:color w:val="064E5F"/>
+                <w:sz w:val="19"/>
+                <w:rtl w:val="1"/>
+                <w:rtl w:val="1"/>
+              </w:rPr>
+              <w:t>دلیل</w:t>
+            </w:r>
+          </w:p>
+        </w:tc>
+        <w:tc>
+          <w:tcPr>
+            <w:tcW w:type="dxa" w:w="4752"/>
+            <w:vAlign w:val="center"/>
+            <w:tcMar>
+              <w:top w:w="100" w:type="dxa"/>
+              <w:start w:w="140" w:type="dxa"/>
+              <w:bottom w:w="100" w:type="dxa"/>
+              <w:end w:w="140" w:type="dxa"/>
+            </w:tcMar>
+            <w:shd w:fill="EAF4F3"/>
+          </w:tcPr>
+          <w:p>
+            <w:pPr>
+              <w:spacing w:before="0" w:after="0" w:line="276" w:lineRule="auto"/>
+              <w:jc w:val="right"/>
+              <w:bidi w:val="1"/>
+            </w:pPr>
+            <w:r>
+              <w:rPr>
+                <w:rFonts w:ascii="Arial" w:hAnsi="Arial" w:cs="Arial"/>
+                <w:b/>
+                <w:color w:val="064E5F"/>
+                <w:sz w:val="19"/>
+                <w:rtl w:val="1"/>
+                <w:rtl w:val="1"/>
+              </w:rPr>
+              <w:t>پیامد</w:t>
+            </w:r>
+          </w:p>
+        </w:tc>
+      </w:tr>
+      <w:tr>
+        <w:tc>
+          <w:tcPr>
+            <w:tcW w:type="dxa" w:w="3096"/>
+            <w:vAlign w:val="center"/>
+            <w:tcMar>
+              <w:top w:w="100" w:type="dxa"/>
+              <w:start w:w="140" w:type="dxa"/>
+              <w:bottom w:w="100" w:type="dxa"/>
+              <w:end w:w="140" w:type="dxa"/>
+            </w:tcMar>
+          </w:tcPr>
+          <w:p>
+            <w:pPr>
+              <w:spacing w:before="0" w:after="0" w:line="276" w:lineRule="auto"/>
+              <w:jc w:val="right"/>
+              <w:bidi w:val="1"/>
+            </w:pPr>
+            <w:r>
+              <w:rPr>
+                <w:rFonts w:ascii="Arial" w:hAnsi="Arial" w:cs="Arial"/>
+                <w:b w:val="0"/>
+                <w:color w:val="15212B"/>
+                <w:sz w:val="19"/>
+                <w:rtl w:val="1"/>
+                <w:rtl w:val="1"/>
+              </w:rPr>
+              <w:t>استفاده از داده‌های زمان تریاژ</w:t>
+            </w:r>
+          </w:p>
+        </w:tc>
+        <w:tc>
+          <w:tcPr>
+            <w:tcW w:type="dxa" w:w="1512"/>
+            <w:vAlign w:val="center"/>
+            <w:tcMar>
+              <w:top w:w="100" w:type="dxa"/>
+              <w:start w:w="140" w:type="dxa"/>
+              <w:bottom w:w="100" w:type="dxa"/>
+              <w:end w:w="140" w:type="dxa"/>
+            </w:tcMar>
+          </w:tcPr>
+          <w:p>
+            <w:pPr>
+              <w:spacing w:before="0" w:after="0" w:line="276" w:lineRule="auto"/>
+              <w:jc w:val="right"/>
+              <w:bidi w:val="1"/>
+            </w:pPr>
+            <w:r>
+              <w:rPr>
+                <w:rFonts w:ascii="Arial" w:hAnsi="Arial" w:cs="Arial"/>
+                <w:b w:val="0"/>
+                <w:color w:val="15212B"/>
+                <w:sz w:val="19"/>
+                <w:rtl w:val="1"/>
+                <w:rtl w:val="1"/>
+              </w:rPr>
+              <w:t>جلوگیری از leakage و حفظ امکان استفاده واقعی</w:t>
+            </w:r>
+          </w:p>
+        </w:tc>
+        <w:tc>
+          <w:tcPr>
+            <w:tcW w:type="dxa" w:w="4752"/>
+            <w:vAlign w:val="center"/>
+            <w:tcMar>
+              <w:top w:w="100" w:type="dxa"/>
+              <w:start w:w="140" w:type="dxa"/>
+              <w:bottom w:w="100" w:type="dxa"/>
+              <w:end w:w="140" w:type="dxa"/>
+            </w:tcMar>
+          </w:tcPr>
+          <w:p>
+            <w:pPr>
+              <w:spacing w:before="0" w:after="0" w:line="276" w:lineRule="auto"/>
+              <w:jc w:val="right"/>
+              <w:bidi w:val="1"/>
+            </w:pPr>
+            <w:r>
+              <w:rPr>
+                <w:rFonts w:ascii="Arial" w:hAnsi="Arial" w:cs="Arial"/>
+                <w:b w:val="0"/>
+                <w:color w:val="15212B"/>
+                <w:sz w:val="19"/>
+                <w:rtl w:val="1"/>
+                <w:rtl w:val="1"/>
+              </w:rPr>
+              <w:t>حذف داده‌های آزمایش، دارو، تصویربرداری و نتیجه بستری</w:t>
+            </w:r>
+          </w:p>
+        </w:tc>
+      </w:tr>
+      <w:tr>
+        <w:tc>
+          <w:tcPr>
+            <w:tcW w:type="dxa" w:w="3096"/>
+            <w:vAlign w:val="center"/>
+            <w:tcMar>
+              <w:top w:w="100" w:type="dxa"/>
+              <w:start w:w="140" w:type="dxa"/>
+              <w:bottom w:w="100" w:type="dxa"/>
+              <w:end w:w="140" w:type="dxa"/>
+            </w:tcMar>
+          </w:tcPr>
+          <w:p>
+            <w:pPr>
+              <w:spacing w:before="0" w:after="0" w:line="276" w:lineRule="auto"/>
+              <w:jc w:val="right"/>
+              <w:bidi w:val="1"/>
+            </w:pPr>
+            <w:r>
+              <w:rPr>
+                <w:rFonts w:ascii="Arial" w:hAnsi="Arial" w:cs="Arial"/>
+                <w:b w:val="0"/>
+                <w:color w:val="15212B"/>
+                <w:sz w:val="19"/>
+                <w:rtl w:val="1"/>
+                <w:rtl w:val="1"/>
+              </w:rPr>
+              <w:t>انتخاب Recall به‌عنوان معیار ایمنی اصلی</w:t>
+            </w:r>
+          </w:p>
+        </w:tc>
+        <w:tc>
+          <w:tcPr>
+            <w:tcW w:type="dxa" w:w="1512"/>
+            <w:vAlign w:val="center"/>
+            <w:tcMar>
+              <w:top w:w="100" w:type="dxa"/>
+              <w:start w:w="140" w:type="dxa"/>
+              <w:bottom w:w="100" w:type="dxa"/>
+              <w:end w:w="140" w:type="dxa"/>
+            </w:tcMar>
+          </w:tcPr>
+          <w:p>
+            <w:pPr>
+              <w:spacing w:before="0" w:after="0" w:line="276" w:lineRule="auto"/>
+              <w:jc w:val="right"/>
+              <w:bidi w:val="1"/>
+            </w:pPr>
+            <w:r>
+              <w:rPr>
+                <w:rFonts w:ascii="Arial" w:hAnsi="Arial" w:cs="Arial"/>
+                <w:b w:val="0"/>
+                <w:color w:val="15212B"/>
+                <w:sz w:val="19"/>
+                <w:rtl w:val="1"/>
+                <w:rtl w:val="1"/>
+              </w:rPr>
+              <w:t>هزینه از دست دادن بیمار پرخطر از بازبینی اضافی بیشتر است</w:t>
+            </w:r>
+          </w:p>
+        </w:tc>
+        <w:tc>
+          <w:tcPr>
+            <w:tcW w:type="dxa" w:w="4752"/>
+            <w:vAlign w:val="center"/>
+            <w:tcMar>
+              <w:top w:w="100" w:type="dxa"/>
+              <w:start w:w="140" w:type="dxa"/>
+              <w:bottom w:w="100" w:type="dxa"/>
+              <w:end w:w="140" w:type="dxa"/>
+            </w:tcMar>
+          </w:tcPr>
+          <w:p>
+            <w:pPr>
+              <w:spacing w:before="0" w:after="0" w:line="276" w:lineRule="auto"/>
+              <w:jc w:val="right"/>
+              <w:bidi w:val="1"/>
+            </w:pPr>
+            <w:r>
+              <w:rPr>
+                <w:rFonts w:ascii="Arial" w:hAnsi="Arial" w:cs="Arial"/>
+                <w:b w:val="0"/>
+                <w:color w:val="15212B"/>
+                <w:sz w:val="19"/>
+                <w:rtl w:val="1"/>
+                <w:rtl w:val="1"/>
+              </w:rPr>
+              <w:t>Threshold برابر ۰٫۳۰۱۷ و گزارش شفاف FPR</w:t>
+            </w:r>
+          </w:p>
+        </w:tc>
+      </w:tr>
+      <w:tr>
+        <w:tc>
+          <w:tcPr>
+            <w:tcW w:type="dxa" w:w="3096"/>
+            <w:vAlign w:val="center"/>
+            <w:tcMar>
+              <w:top w:w="100" w:type="dxa"/>
+              <w:start w:w="140" w:type="dxa"/>
+              <w:bottom w:w="100" w:type="dxa"/>
+              <w:end w:w="140" w:type="dxa"/>
+            </w:tcMar>
+          </w:tcPr>
+          <w:p>
+            <w:pPr>
+              <w:spacing w:before="0" w:after="0" w:line="276" w:lineRule="auto"/>
+              <w:jc w:val="right"/>
+              <w:bidi w:val="1"/>
+            </w:pPr>
+            <w:r>
+              <w:rPr>
+                <w:rFonts w:ascii="Arial" w:hAnsi="Arial" w:cs="Arial"/>
+                <w:b w:val="0"/>
+                <w:color w:val="15212B"/>
+                <w:sz w:val="19"/>
+                <w:rtl w:val="1"/>
+                <w:rtl w:val="1"/>
+              </w:rPr>
+              <w:t>طراحی PWA فارسی و mobile-first</w:t>
+            </w:r>
+          </w:p>
+        </w:tc>
+        <w:tc>
+          <w:tcPr>
+            <w:tcW w:type="dxa" w:w="1512"/>
+            <w:vAlign w:val="center"/>
+            <w:tcMar>
+              <w:top w:w="100" w:type="dxa"/>
+              <w:start w:w="140" w:type="dxa"/>
+              <w:bottom w:w="100" w:type="dxa"/>
+              <w:end w:w="140" w:type="dxa"/>
+            </w:tcMar>
+          </w:tcPr>
+          <w:p>
+            <w:pPr>
+              <w:spacing w:before="0" w:after="0" w:line="276" w:lineRule="auto"/>
+              <w:jc w:val="right"/>
+              <w:bidi w:val="1"/>
+            </w:pPr>
+            <w:r>
+              <w:rPr>
+                <w:rFonts w:ascii="Arial" w:hAnsi="Arial" w:cs="Arial"/>
+                <w:b w:val="0"/>
+                <w:color w:val="15212B"/>
+                <w:sz w:val="19"/>
+                <w:rtl w:val="1"/>
+                <w:rtl w:val="1"/>
+              </w:rPr>
+              <w:t>دسترسی سریع روی موبایل بدون نصب اجباری</w:t>
+            </w:r>
+          </w:p>
+        </w:tc>
+        <w:tc>
+          <w:tcPr>
+            <w:tcW w:type="dxa" w:w="4752"/>
+            <w:vAlign w:val="center"/>
+            <w:tcMar>
+              <w:top w:w="100" w:type="dxa"/>
+              <w:start w:w="140" w:type="dxa"/>
+              <w:bottom w:w="100" w:type="dxa"/>
+              <w:end w:w="140" w:type="dxa"/>
+            </w:tcMar>
+          </w:tcPr>
+          <w:p>
+            <w:pPr>
+              <w:spacing w:before="0" w:after="0" w:line="276" w:lineRule="auto"/>
+              <w:jc w:val="right"/>
+              <w:bidi w:val="1"/>
+            </w:pPr>
+            <w:r>
+              <w:rPr>
+                <w:rFonts w:ascii="Arial" w:hAnsi="Arial" w:cs="Arial"/>
+                <w:b w:val="0"/>
+                <w:color w:val="15212B"/>
+                <w:sz w:val="19"/>
+                <w:rtl w:val="1"/>
+                <w:rtl w:val="1"/>
+              </w:rPr>
+              <w:t>انتشار عمومی روی GitHub Pages و امکان افزودن به صفحه اصلی</w:t>
+            </w:r>
+          </w:p>
+        </w:tc>
+      </w:tr>
+      <w:tr>
+        <w:tc>
+          <w:tcPr>
+            <w:tcW w:type="dxa" w:w="3096"/>
+            <w:vAlign w:val="center"/>
+            <w:tcMar>
+              <w:top w:w="100" w:type="dxa"/>
+              <w:start w:w="140" w:type="dxa"/>
+              <w:bottom w:w="100" w:type="dxa"/>
+              <w:end w:w="140" w:type="dxa"/>
+            </w:tcMar>
+          </w:tcPr>
+          <w:p>
+            <w:pPr>
+              <w:spacing w:before="0" w:after="0" w:line="276" w:lineRule="auto"/>
+              <w:jc w:val="right"/>
+              <w:bidi w:val="1"/>
+            </w:pPr>
+            <w:r>
+              <w:rPr>
+                <w:rFonts w:ascii="Arial" w:hAnsi="Arial" w:cs="Arial"/>
+                <w:b w:val="0"/>
+                <w:color w:val="15212B"/>
+                <w:sz w:val="19"/>
+                <w:rtl w:val="1"/>
+                <w:rtl w:val="1"/>
+              </w:rPr>
+              <w:t>اجرای مرورگری مدل در نسخه عمومی</w:t>
+            </w:r>
+          </w:p>
+        </w:tc>
+        <w:tc>
+          <w:tcPr>
+            <w:tcW w:type="dxa" w:w="1512"/>
+            <w:vAlign w:val="center"/>
+            <w:tcMar>
+              <w:top w:w="100" w:type="dxa"/>
+              <w:start w:w="140" w:type="dxa"/>
+              <w:bottom w:w="100" w:type="dxa"/>
+              <w:end w:w="140" w:type="dxa"/>
+            </w:tcMar>
+          </w:tcPr>
+          <w:p>
+            <w:pPr>
+              <w:spacing w:before="0" w:after="0" w:line="276" w:lineRule="auto"/>
+              <w:jc w:val="right"/>
+              <w:bidi w:val="1"/>
+            </w:pPr>
+            <w:r>
+              <w:rPr>
+                <w:rFonts w:ascii="Arial" w:hAnsi="Arial" w:cs="Arial"/>
+                <w:b w:val="0"/>
+                <w:color w:val="15212B"/>
+                <w:sz w:val="19"/>
+                <w:rtl w:val="1"/>
+                <w:rtl w:val="1"/>
+              </w:rPr>
+              <w:t>فعال ماندن دمو بدون وابستگی به سرور inference</w:t>
+            </w:r>
+          </w:p>
+        </w:tc>
+        <w:tc>
+          <w:tcPr>
+            <w:tcW w:type="dxa" w:w="4752"/>
+            <w:vAlign w:val="center"/>
+            <w:tcMar>
+              <w:top w:w="100" w:type="dxa"/>
+              <w:start w:w="140" w:type="dxa"/>
+              <w:bottom w:w="100" w:type="dxa"/>
+              <w:end w:w="140" w:type="dxa"/>
+            </w:tcMar>
+          </w:tcPr>
+          <w:p>
+            <w:pPr>
+              <w:spacing w:before="0" w:after="0" w:line="276" w:lineRule="auto"/>
+              <w:jc w:val="right"/>
+              <w:bidi w:val="1"/>
+            </w:pPr>
+            <w:r>
+              <w:rPr>
+                <w:rFonts w:ascii="Arial" w:hAnsi="Arial" w:cs="Arial"/>
+                <w:b w:val="0"/>
+                <w:color w:val="15212B"/>
+                <w:sz w:val="19"/>
+                <w:rtl w:val="1"/>
+                <w:rtl w:val="1"/>
+              </w:rPr>
+              <w:t xml:space="preserve">استفاده از </w:t>
+            </w:r>
+            <w:r>
+              <w:rPr>
+                <w:rFonts w:ascii="Arial" w:hAnsi="Arial" w:cs="Arial"/>
+                <w:b w:val="0"/>
+                <w:color w:val="15212B"/>
+                <w:sz w:val="19"/>
+                <w:rtl w:val="1"/>
+                <w:rtl w:val="1"/>
+              </w:rPr>
+              <w:t>frontend/model-v7.json</w:t>
+            </w:r>
+            <w:r>
+              <w:rPr>
+                <w:rFonts w:ascii="Arial" w:hAnsi="Arial" w:cs="Arial"/>
+                <w:b w:val="0"/>
+                <w:color w:val="15212B"/>
+                <w:sz w:val="19"/>
+                <w:rtl w:val="1"/>
+                <w:rtl w:val="1"/>
+              </w:rPr>
+              <w:t xml:space="preserve"> در کنار FastAPI</w:t>
+            </w:r>
+          </w:p>
+        </w:tc>
+      </w:tr>
+      <w:tr>
+        <w:tc>
+          <w:tcPr>
+            <w:tcW w:type="dxa" w:w="3096"/>
+            <w:vAlign w:val="center"/>
+            <w:tcMar>
+              <w:top w:w="100" w:type="dxa"/>
+              <w:start w:w="140" w:type="dxa"/>
+              <w:bottom w:w="100" w:type="dxa"/>
+              <w:end w:w="140" w:type="dxa"/>
+            </w:tcMar>
+          </w:tcPr>
+          <w:p>
+            <w:pPr>
+              <w:spacing w:before="0" w:after="0" w:line="276" w:lineRule="auto"/>
+              <w:jc w:val="right"/>
+              <w:bidi w:val="1"/>
+            </w:pPr>
+            <w:r>
+              <w:rPr>
+                <w:rFonts w:ascii="Arial" w:hAnsi="Arial" w:cs="Arial"/>
+                <w:b w:val="0"/>
+                <w:color w:val="15212B"/>
+                <w:sz w:val="19"/>
+                <w:rtl w:val="1"/>
+                <w:rtl w:val="1"/>
+              </w:rPr>
+              <w:t>پشتیبانی از ورودی ناقص</w:t>
+            </w:r>
+          </w:p>
+        </w:tc>
+        <w:tc>
+          <w:tcPr>
+            <w:tcW w:type="dxa" w:w="1512"/>
+            <w:vAlign w:val="center"/>
+            <w:tcMar>
+              <w:top w:w="100" w:type="dxa"/>
+              <w:start w:w="140" w:type="dxa"/>
+              <w:bottom w:w="100" w:type="dxa"/>
+              <w:end w:w="140" w:type="dxa"/>
+            </w:tcMar>
+          </w:tcPr>
+          <w:p>
+            <w:pPr>
+              <w:spacing w:before="0" w:after="0" w:line="276" w:lineRule="auto"/>
+              <w:jc w:val="right"/>
+              <w:bidi w:val="1"/>
+            </w:pPr>
+            <w:r>
+              <w:rPr>
+                <w:rFonts w:ascii="Arial" w:hAnsi="Arial" w:cs="Arial"/>
+                <w:b w:val="0"/>
+                <w:color w:val="15212B"/>
+                <w:sz w:val="19"/>
+                <w:rtl w:val="1"/>
+                <w:rtl w:val="1"/>
+              </w:rPr>
+              <w:t>اطلاعات اولیه اورژانس همیشه کامل نیست</w:t>
+            </w:r>
+          </w:p>
+        </w:tc>
+        <w:tc>
+          <w:tcPr>
+            <w:tcW w:type="dxa" w:w="4752"/>
+            <w:vAlign w:val="center"/>
+            <w:tcMar>
+              <w:top w:w="100" w:type="dxa"/>
+              <w:start w:w="140" w:type="dxa"/>
+              <w:bottom w:w="100" w:type="dxa"/>
+              <w:end w:w="140" w:type="dxa"/>
+            </w:tcMar>
+          </w:tcPr>
+          <w:p>
+            <w:pPr>
+              <w:spacing w:before="0" w:after="0" w:line="276" w:lineRule="auto"/>
+              <w:jc w:val="right"/>
+              <w:bidi w:val="1"/>
+            </w:pPr>
+            <w:r>
+              <w:rPr>
+                <w:rFonts w:ascii="Arial" w:hAnsi="Arial" w:cs="Arial"/>
+                <w:b w:val="0"/>
+                <w:color w:val="15212B"/>
+                <w:sz w:val="19"/>
+                <w:rtl w:val="1"/>
+                <w:rtl w:val="1"/>
+              </w:rPr>
+              <w:t>نمایش کامل‌بودن داده و پیشنهاد فیلدهای بعدی</w:t>
+            </w:r>
+          </w:p>
+        </w:tc>
+      </w:tr>
+      <w:tr>
+        <w:tc>
+          <w:tcPr>
+            <w:tcW w:type="dxa" w:w="3096"/>
+            <w:vAlign w:val="center"/>
+            <w:tcMar>
+              <w:top w:w="100" w:type="dxa"/>
+              <w:start w:w="140" w:type="dxa"/>
+              <w:bottom w:w="100" w:type="dxa"/>
+              <w:end w:w="140" w:type="dxa"/>
+            </w:tcMar>
+          </w:tcPr>
+          <w:p>
+            <w:pPr>
+              <w:spacing w:before="0" w:after="0" w:line="276" w:lineRule="auto"/>
+              <w:jc w:val="right"/>
+              <w:bidi w:val="1"/>
+            </w:pPr>
+            <w:r>
+              <w:rPr>
+                <w:rFonts w:ascii="Arial" w:hAnsi="Arial" w:cs="Arial"/>
+                <w:b w:val="0"/>
+                <w:color w:val="15212B"/>
+                <w:sz w:val="19"/>
+                <w:rtl w:val="1"/>
+                <w:rtl w:val="1"/>
+              </w:rPr>
+              <w:t>جداسازی گزارش فنی از رابط بیمار</w:t>
+            </w:r>
+          </w:p>
+        </w:tc>
+        <w:tc>
+          <w:tcPr>
+            <w:tcW w:type="dxa" w:w="1512"/>
+            <w:vAlign w:val="center"/>
+            <w:tcMar>
+              <w:top w:w="100" w:type="dxa"/>
+              <w:start w:w="140" w:type="dxa"/>
+              <w:bottom w:w="100" w:type="dxa"/>
+              <w:end w:w="140" w:type="dxa"/>
+            </w:tcMar>
+          </w:tcPr>
+          <w:p>
+            <w:pPr>
+              <w:spacing w:before="0" w:after="0" w:line="276" w:lineRule="auto"/>
+              <w:jc w:val="right"/>
+              <w:bidi w:val="1"/>
+            </w:pPr>
+            <w:r>
+              <w:rPr>
+                <w:rFonts w:ascii="Arial" w:hAnsi="Arial" w:cs="Arial"/>
+                <w:b w:val="0"/>
+                <w:color w:val="15212B"/>
+                <w:sz w:val="19"/>
+                <w:rtl w:val="1"/>
+                <w:rtl w:val="1"/>
+              </w:rPr>
+              <w:t>جلوگیری از شلوغی و اصطلاحات نامرتبط برای کاربر</w:t>
+            </w:r>
+          </w:p>
+        </w:tc>
+        <w:tc>
+          <w:tcPr>
+            <w:tcW w:type="dxa" w:w="4752"/>
+            <w:vAlign w:val="center"/>
+            <w:tcMar>
+              <w:top w:w="100" w:type="dxa"/>
+              <w:start w:w="140" w:type="dxa"/>
+              <w:bottom w:w="100" w:type="dxa"/>
+              <w:end w:w="140" w:type="dxa"/>
+            </w:tcMar>
+          </w:tcPr>
+          <w:p>
+            <w:pPr>
+              <w:spacing w:before="0" w:after="0" w:line="276" w:lineRule="auto"/>
+              <w:jc w:val="right"/>
+              <w:bidi w:val="1"/>
+            </w:pPr>
+            <w:r>
+              <w:rPr>
+                <w:rFonts w:ascii="Arial" w:hAnsi="Arial" w:cs="Arial"/>
+                <w:b w:val="0"/>
+                <w:color w:val="15212B"/>
+                <w:sz w:val="19"/>
+                <w:rtl w:val="1"/>
+                <w:rtl w:val="1"/>
+              </w:rPr>
+              <w:t>انتقال KPI، Agile و Model Info به مستندات</w:t>
+            </w:r>
+          </w:p>
+        </w:tc>
+      </w:tr>
+    </w:tbl>
+    <w:p>
+      <w:pPr>
+        <w:spacing w:after="40"/>
+      </w:pPr>
+    </w:p>
+    <w:p>
+      <w:pPr>
+        <w:spacing w:before="0" w:after="120" w:line="300" w:lineRule="auto"/>
+        <w:jc w:val="right"/>
+        <w:bidi w:val="1"/>
+      </w:pPr>
+      <w:r>
+        <w:rPr>
+          <w:rFonts w:ascii="Arial" w:hAnsi="Arial" w:cs="Arial"/>
+          <w:b w:val="0"/>
+          <w:color w:val="15212B"/>
+          <w:sz w:val="22"/>
+          <w:rtl w:val="1"/>
+          <w:rtl w:val="1"/>
+        </w:rPr>
+        <w:t xml:space="preserve">معماری کامل، جریان داده و کنترل leakage در </w:t>
+      </w:r>
+      <w:r>
+        <w:rPr>
+          <w:rFonts w:ascii="Arial" w:hAnsi="Arial" w:cs="Arial"/>
+          <w:b w:val="0"/>
+          <w:color w:val="15212B"/>
+          <w:sz w:val="22"/>
+          <w:rtl w:val="1"/>
+          <w:rtl w:val="1"/>
+        </w:rPr>
+        <w:t>docs/architecture.md</w:t>
+      </w:r>
+      <w:r>
+        <w:rPr>
+          <w:rFonts w:ascii="Arial" w:hAnsi="Arial" w:cs="Arial"/>
+          <w:b w:val="0"/>
+          <w:color w:val="15212B"/>
+          <w:sz w:val="22"/>
+          <w:rtl w:val="1"/>
+          <w:rtl w:val="1"/>
+        </w:rPr>
+        <w:t xml:space="preserve"> و </w:t>
+      </w:r>
+      <w:r>
+        <w:rPr>
+          <w:rFonts w:ascii="Arial" w:hAnsi="Arial" w:cs="Arial"/>
+          <w:b w:val="0"/>
+          <w:color w:val="15212B"/>
+          <w:sz w:val="22"/>
+          <w:rtl w:val="1"/>
+          <w:rtl w:val="1"/>
+        </w:rPr>
+        <w:t>docs/model-card.md</w:t>
+      </w:r>
+      <w:r>
+        <w:rPr>
+          <w:rFonts w:ascii="Arial" w:hAnsi="Arial" w:cs="Arial"/>
+          <w:b w:val="0"/>
+          <w:color w:val="15212B"/>
+          <w:sz w:val="22"/>
+          <w:rtl w:val="1"/>
+          <w:rtl w:val="1"/>
+        </w:rPr>
+        <w:t xml:space="preserve"> ثبت شده است.</w:t>
+      </w:r>
     </w:p>
     <w:p>
       <w:pPr>
@@ -3547,6 +5497,1478 @@
           <w:sz w:val="32"/>
           <w:rtl w:val="1"/>
         </w:rPr>
+        <w:t>پویایی تیم و اصلاح شیوه همکاری</w:t>
+      </w:r>
+    </w:p>
+    <w:p>
+      <w:pPr>
+        <w:spacing w:before="0" w:after="120" w:line="300" w:lineRule="auto"/>
+        <w:jc w:val="right"/>
+        <w:bidi w:val="1"/>
+      </w:pPr>
+      <w:r>
+        <w:rPr>
+          <w:rFonts w:ascii="Arial" w:hAnsi="Arial" w:cs="Arial"/>
+          <w:b w:val="0"/>
+          <w:color w:val="15212B"/>
+          <w:sz w:val="22"/>
+          <w:rtl w:val="1"/>
+          <w:rtl w:val="1"/>
+        </w:rPr>
+        <w:t>در نیمه نخست پروژه، بخش بزرگی از کار فنی و هماهنگی روی محمدامین متمرکز بود و ثبت دانش هم‌زمان با توسعه به اندازه کافی منظم پیش نمی‌رفت. این وضعیت خطر وابستگی پروژه به یک نفر و دشواری توضیح نقش دو عضو دیگر را ایجاد کرد. پس از بازخورد TA، تقسیم کار بازبینی شد: محدثه مسئول QA، خوانایی رابط و سازمان‌دهی مستندات شد؛ محمدرضا ثبت KPI، ریسک، Burndown، زمان و پیگیری ذی‌نفعان را بر عهده گرفت؛ و محمدامین روی مدل، معماری، استقرار و یکپارچه‌سازی متمرکز ماند.</w:t>
+      </w:r>
+    </w:p>
+    <w:p>
+      <w:pPr>
+        <w:spacing w:before="0" w:after="120" w:line="300" w:lineRule="auto"/>
+        <w:jc w:val="right"/>
+        <w:bidi w:val="1"/>
+      </w:pPr>
+      <w:r>
+        <w:rPr>
+          <w:rFonts w:ascii="Arial" w:hAnsi="Arial" w:cs="Arial"/>
+          <w:b w:val="0"/>
+          <w:color w:val="15212B"/>
+          <w:sz w:val="22"/>
+          <w:rtl w:val="1"/>
+          <w:rtl w:val="1"/>
+        </w:rPr>
+        <w:t>ساعت‌های ۴۷، ۲۳ و ۱۸، برآورد مبتنی بر فعالیت‌های ثبت‌شده‌اند و ادعای تایم‌شیت لحظه‌ای از ابتدای ترم نیستند. برای جلوگیری از نمایش نادرست تاریخچه، انتقال backlog قدیمی به Jira با برچسب «بازسازی بر اساس شواهد Git و فایل‌ها» انجام می‌شود.</w:t>
+      </w:r>
+    </w:p>
+    <w:p>
+      <w:pPr>
+        <w:spacing w:before="320" w:after="160"/>
+        <w:jc w:val="right"/>
+        <w:keepNext/>
+        <w:bidi w:val="1"/>
+      </w:pPr>
+      <w:r>
+        <w:rPr>
+          <w:rFonts w:ascii="Arial" w:hAnsi="Arial" w:cs="Arial"/>
+          <w:b/>
+          <w:color w:val="064E5F"/>
+          <w:sz w:val="32"/>
+          <w:rtl w:val="1"/>
+        </w:rPr>
+        <w:t>ریسک‌های رخ‌داده و نحوه پاسخ</w:t>
+      </w:r>
+    </w:p>
+    <w:tbl>
+      <w:tblPr>
+        <w:tblW w:type="auto" w:w="0"/>
+        <w:jc w:val="center"/>
+        <w:tblLayout w:type="fixed"/>
+        <w:tblLook w:firstColumn="1" w:firstRow="1" w:lastColumn="0" w:lastRow="0" w:noHBand="0" w:noVBand="1" w:val="04A0"/>
+      </w:tblPr>
+      <w:tblGrid>
+        <w:gridCol w:w="2340"/>
+        <w:gridCol w:w="2340"/>
+        <w:gridCol w:w="2340"/>
+        <w:gridCol w:w="2340"/>
+      </w:tblGrid>
+      <w:tr>
+        <w:trPr>
+          <w:tblHeader/>
+        </w:trPr>
+        <w:tc>
+          <w:tcPr>
+            <w:tcW w:type="dxa" w:w="2340"/>
+            <w:vAlign w:val="center"/>
+            <w:tcMar>
+              <w:top w:w="100" w:type="dxa"/>
+              <w:start w:w="140" w:type="dxa"/>
+              <w:bottom w:w="100" w:type="dxa"/>
+              <w:end w:w="140" w:type="dxa"/>
+            </w:tcMar>
+            <w:shd w:fill="EAF4F3"/>
+          </w:tcPr>
+          <w:p>
+            <w:pPr>
+              <w:spacing w:before="0" w:after="0" w:line="276" w:lineRule="auto"/>
+              <w:jc w:val="right"/>
+              <w:bidi w:val="1"/>
+            </w:pPr>
+            <w:r>
+              <w:rPr>
+                <w:rFonts w:ascii="Arial" w:hAnsi="Arial" w:cs="Arial"/>
+                <w:b/>
+                <w:color w:val="064E5F"/>
+                <w:sz w:val="19"/>
+                <w:rtl w:val="1"/>
+                <w:rtl w:val="1"/>
+              </w:rPr>
+              <w:t>ریسک رخ‌داده</w:t>
+            </w:r>
+          </w:p>
+        </w:tc>
+        <w:tc>
+          <w:tcPr>
+            <w:tcW w:type="dxa" w:w="2340"/>
+            <w:vAlign w:val="center"/>
+            <w:tcMar>
+              <w:top w:w="100" w:type="dxa"/>
+              <w:start w:w="140" w:type="dxa"/>
+              <w:bottom w:w="100" w:type="dxa"/>
+              <w:end w:w="140" w:type="dxa"/>
+            </w:tcMar>
+            <w:shd w:fill="EAF4F3"/>
+          </w:tcPr>
+          <w:p>
+            <w:pPr>
+              <w:spacing w:before="0" w:after="0" w:line="276" w:lineRule="auto"/>
+              <w:jc w:val="right"/>
+              <w:bidi w:val="1"/>
+            </w:pPr>
+            <w:r>
+              <w:rPr>
+                <w:rFonts w:ascii="Arial" w:hAnsi="Arial" w:cs="Arial"/>
+                <w:b/>
+                <w:color w:val="064E5F"/>
+                <w:sz w:val="19"/>
+                <w:rtl w:val="1"/>
+                <w:rtl w:val="1"/>
+              </w:rPr>
+              <w:t>اثر مشاهده‌شده</w:t>
+            </w:r>
+          </w:p>
+        </w:tc>
+        <w:tc>
+          <w:tcPr>
+            <w:tcW w:type="dxa" w:w="2340"/>
+            <w:vAlign w:val="center"/>
+            <w:tcMar>
+              <w:top w:w="100" w:type="dxa"/>
+              <w:start w:w="140" w:type="dxa"/>
+              <w:bottom w:w="100" w:type="dxa"/>
+              <w:end w:w="140" w:type="dxa"/>
+            </w:tcMar>
+            <w:shd w:fill="EAF4F3"/>
+          </w:tcPr>
+          <w:p>
+            <w:pPr>
+              <w:spacing w:before="0" w:after="0" w:line="276" w:lineRule="auto"/>
+              <w:jc w:val="right"/>
+              <w:bidi w:val="1"/>
+            </w:pPr>
+            <w:r>
+              <w:rPr>
+                <w:rFonts w:ascii="Arial" w:hAnsi="Arial" w:cs="Arial"/>
+                <w:b/>
+                <w:color w:val="064E5F"/>
+                <w:sz w:val="19"/>
+                <w:rtl w:val="1"/>
+                <w:rtl w:val="1"/>
+              </w:rPr>
+              <w:t>پاسخ تیم</w:t>
+            </w:r>
+          </w:p>
+        </w:tc>
+        <w:tc>
+          <w:tcPr>
+            <w:tcW w:type="dxa" w:w="2340"/>
+            <w:vAlign w:val="center"/>
+            <w:tcMar>
+              <w:top w:w="100" w:type="dxa"/>
+              <w:start w:w="140" w:type="dxa"/>
+              <w:bottom w:w="100" w:type="dxa"/>
+              <w:end w:w="140" w:type="dxa"/>
+            </w:tcMar>
+            <w:shd w:fill="EAF4F3"/>
+          </w:tcPr>
+          <w:p>
+            <w:pPr>
+              <w:spacing w:before="0" w:after="0" w:line="276" w:lineRule="auto"/>
+              <w:jc w:val="right"/>
+              <w:bidi w:val="1"/>
+            </w:pPr>
+            <w:r>
+              <w:rPr>
+                <w:rFonts w:ascii="Arial" w:hAnsi="Arial" w:cs="Arial"/>
+                <w:b/>
+                <w:color w:val="064E5F"/>
+                <w:sz w:val="19"/>
+                <w:rtl w:val="1"/>
+                <w:rtl w:val="1"/>
+              </w:rPr>
+              <w:t>نتیجه فعلی</w:t>
+            </w:r>
+          </w:p>
+        </w:tc>
+      </w:tr>
+      <w:tr>
+        <w:tc>
+          <w:tcPr>
+            <w:tcW w:type="dxa" w:w="2340"/>
+            <w:vAlign w:val="center"/>
+            <w:tcMar>
+              <w:top w:w="100" w:type="dxa"/>
+              <w:start w:w="140" w:type="dxa"/>
+              <w:bottom w:w="100" w:type="dxa"/>
+              <w:end w:w="140" w:type="dxa"/>
+            </w:tcMar>
+          </w:tcPr>
+          <w:p>
+            <w:pPr>
+              <w:spacing w:before="0" w:after="0" w:line="276" w:lineRule="auto"/>
+              <w:jc w:val="right"/>
+              <w:bidi w:val="1"/>
+            </w:pPr>
+            <w:r>
+              <w:rPr>
+                <w:rFonts w:ascii="Arial" w:hAnsi="Arial" w:cs="Arial"/>
+                <w:b w:val="0"/>
+                <w:color w:val="15212B"/>
+                <w:sz w:val="19"/>
+                <w:rtl w:val="1"/>
+                <w:rtl w:val="1"/>
+              </w:rPr>
+              <w:t>افت عملکرد با کالیبراسیون نامناسب</w:t>
+            </w:r>
+          </w:p>
+        </w:tc>
+        <w:tc>
+          <w:tcPr>
+            <w:tcW w:type="dxa" w:w="2340"/>
+            <w:vAlign w:val="center"/>
+            <w:tcMar>
+              <w:top w:w="100" w:type="dxa"/>
+              <w:start w:w="140" w:type="dxa"/>
+              <w:bottom w:w="100" w:type="dxa"/>
+              <w:end w:w="140" w:type="dxa"/>
+            </w:tcMar>
+          </w:tcPr>
+          <w:p>
+            <w:pPr>
+              <w:spacing w:before="0" w:after="0" w:line="276" w:lineRule="auto"/>
+              <w:jc w:val="right"/>
+              <w:bidi w:val="1"/>
+            </w:pPr>
+            <w:r>
+              <w:rPr>
+                <w:rFonts w:ascii="Arial" w:hAnsi="Arial" w:cs="Arial"/>
+                <w:b w:val="0"/>
+                <w:color w:val="15212B"/>
+                <w:sz w:val="19"/>
+                <w:rtl w:val="1"/>
+                <w:rtl w:val="1"/>
+              </w:rPr>
+              <w:t>AUC ثابت و FPR نامطلوب در نسخه‌های قبلی</w:t>
+            </w:r>
+          </w:p>
+        </w:tc>
+        <w:tc>
+          <w:tcPr>
+            <w:tcW w:type="dxa" w:w="2340"/>
+            <w:vAlign w:val="center"/>
+            <w:tcMar>
+              <w:top w:w="100" w:type="dxa"/>
+              <w:start w:w="140" w:type="dxa"/>
+              <w:bottom w:w="100" w:type="dxa"/>
+              <w:end w:w="140" w:type="dxa"/>
+            </w:tcMar>
+          </w:tcPr>
+          <w:p>
+            <w:pPr>
+              <w:spacing w:before="0" w:after="0" w:line="276" w:lineRule="auto"/>
+              <w:jc w:val="right"/>
+              <w:bidi w:val="1"/>
+            </w:pPr>
+            <w:r>
+              <w:rPr>
+                <w:rFonts w:ascii="Arial" w:hAnsi="Arial" w:cs="Arial"/>
+                <w:b w:val="0"/>
+                <w:color w:val="15212B"/>
+                <w:sz w:val="19"/>
+                <w:rtl w:val="1"/>
+                <w:rtl w:val="1"/>
+              </w:rPr>
+              <w:t>حذف کالیبراسیون نامتناسب و ارزیابی جداگانه Threshold</w:t>
+            </w:r>
+          </w:p>
+        </w:tc>
+        <w:tc>
+          <w:tcPr>
+            <w:tcW w:type="dxa" w:w="2340"/>
+            <w:vAlign w:val="center"/>
+            <w:tcMar>
+              <w:top w:w="100" w:type="dxa"/>
+              <w:start w:w="140" w:type="dxa"/>
+              <w:bottom w:w="100" w:type="dxa"/>
+              <w:end w:w="140" w:type="dxa"/>
+            </w:tcMar>
+          </w:tcPr>
+          <w:p>
+            <w:pPr>
+              <w:spacing w:before="0" w:after="0" w:line="276" w:lineRule="auto"/>
+              <w:jc w:val="right"/>
+              <w:bidi w:val="1"/>
+            </w:pPr>
+            <w:r>
+              <w:rPr>
+                <w:rFonts w:ascii="Arial" w:hAnsi="Arial" w:cs="Arial"/>
+                <w:b w:val="0"/>
+                <w:color w:val="15212B"/>
+                <w:sz w:val="19"/>
+                <w:rtl w:val="1"/>
+                <w:rtl w:val="1"/>
+              </w:rPr>
+              <w:t>مدل v7 با گزارش کامل trade-off</w:t>
+            </w:r>
+          </w:p>
+        </w:tc>
+      </w:tr>
+      <w:tr>
+        <w:tc>
+          <w:tcPr>
+            <w:tcW w:type="dxa" w:w="2340"/>
+            <w:vAlign w:val="center"/>
+            <w:tcMar>
+              <w:top w:w="100" w:type="dxa"/>
+              <w:start w:w="140" w:type="dxa"/>
+              <w:bottom w:w="100" w:type="dxa"/>
+              <w:end w:w="140" w:type="dxa"/>
+            </w:tcMar>
+          </w:tcPr>
+          <w:p>
+            <w:pPr>
+              <w:spacing w:before="0" w:after="0" w:line="276" w:lineRule="auto"/>
+              <w:jc w:val="right"/>
+              <w:bidi w:val="1"/>
+            </w:pPr>
+            <w:r>
+              <w:rPr>
+                <w:rFonts w:ascii="Arial" w:hAnsi="Arial" w:cs="Arial"/>
+                <w:b w:val="0"/>
+                <w:color w:val="15212B"/>
+                <w:sz w:val="19"/>
+                <w:rtl w:val="1"/>
+                <w:rtl w:val="1"/>
+              </w:rPr>
+              <w:t>احتمال data leakage</w:t>
+            </w:r>
+          </w:p>
+        </w:tc>
+        <w:tc>
+          <w:tcPr>
+            <w:tcW w:type="dxa" w:w="2340"/>
+            <w:vAlign w:val="center"/>
+            <w:tcMar>
+              <w:top w:w="100" w:type="dxa"/>
+              <w:start w:w="140" w:type="dxa"/>
+              <w:bottom w:w="100" w:type="dxa"/>
+              <w:end w:w="140" w:type="dxa"/>
+            </w:tcMar>
+          </w:tcPr>
+          <w:p>
+            <w:pPr>
+              <w:spacing w:before="0" w:after="0" w:line="276" w:lineRule="auto"/>
+              <w:jc w:val="right"/>
+              <w:bidi w:val="1"/>
+            </w:pPr>
+            <w:r>
+              <w:rPr>
+                <w:rFonts w:ascii="Arial" w:hAnsi="Arial" w:cs="Arial"/>
+                <w:b w:val="0"/>
+                <w:color w:val="15212B"/>
+                <w:sz w:val="19"/>
+                <w:rtl w:val="1"/>
+                <w:rtl w:val="1"/>
+              </w:rPr>
+              <w:t>غیرقابل دفاع شدن متریک‌ها</w:t>
+            </w:r>
+          </w:p>
+        </w:tc>
+        <w:tc>
+          <w:tcPr>
+            <w:tcW w:type="dxa" w:w="2340"/>
+            <w:vAlign w:val="center"/>
+            <w:tcMar>
+              <w:top w:w="100" w:type="dxa"/>
+              <w:start w:w="140" w:type="dxa"/>
+              <w:bottom w:w="100" w:type="dxa"/>
+              <w:end w:w="140" w:type="dxa"/>
+            </w:tcMar>
+          </w:tcPr>
+          <w:p>
+            <w:pPr>
+              <w:spacing w:before="0" w:after="0" w:line="276" w:lineRule="auto"/>
+              <w:jc w:val="right"/>
+              <w:bidi w:val="1"/>
+            </w:pPr>
+            <w:r>
+              <w:rPr>
+                <w:rFonts w:ascii="Arial" w:hAnsi="Arial" w:cs="Arial"/>
+                <w:b w:val="0"/>
+                <w:color w:val="15212B"/>
+                <w:sz w:val="19"/>
+                <w:rtl w:val="1"/>
+                <w:rtl w:val="1"/>
+              </w:rPr>
+              <w:t>حذف داده‌های پس از تریاژ و انتخاب Threshold فقط روی validation</w:t>
+            </w:r>
+          </w:p>
+        </w:tc>
+        <w:tc>
+          <w:tcPr>
+            <w:tcW w:type="dxa" w:w="2340"/>
+            <w:vAlign w:val="center"/>
+            <w:tcMar>
+              <w:top w:w="100" w:type="dxa"/>
+              <w:start w:w="140" w:type="dxa"/>
+              <w:bottom w:w="100" w:type="dxa"/>
+              <w:end w:w="140" w:type="dxa"/>
+            </w:tcMar>
+          </w:tcPr>
+          <w:p>
+            <w:pPr>
+              <w:spacing w:before="0" w:after="0" w:line="276" w:lineRule="auto"/>
+              <w:jc w:val="right"/>
+              <w:bidi w:val="1"/>
+            </w:pPr>
+            <w:r>
+              <w:rPr>
+                <w:rFonts w:ascii="Arial" w:hAnsi="Arial" w:cs="Arial"/>
+                <w:b w:val="0"/>
+                <w:color w:val="15212B"/>
+                <w:sz w:val="19"/>
+                <w:rtl w:val="1"/>
+                <w:rtl w:val="1"/>
+              </w:rPr>
+              <w:t>کنترل leakage مستند و ممیزی‌شده</w:t>
+            </w:r>
+          </w:p>
+        </w:tc>
+      </w:tr>
+      <w:tr>
+        <w:tc>
+          <w:tcPr>
+            <w:tcW w:type="dxa" w:w="2340"/>
+            <w:vAlign w:val="center"/>
+            <w:tcMar>
+              <w:top w:w="100" w:type="dxa"/>
+              <w:start w:w="140" w:type="dxa"/>
+              <w:bottom w:w="100" w:type="dxa"/>
+              <w:end w:w="140" w:type="dxa"/>
+            </w:tcMar>
+          </w:tcPr>
+          <w:p>
+            <w:pPr>
+              <w:spacing w:before="0" w:after="0" w:line="276" w:lineRule="auto"/>
+              <w:jc w:val="right"/>
+              <w:bidi w:val="1"/>
+            </w:pPr>
+            <w:r>
+              <w:rPr>
+                <w:rFonts w:ascii="Arial" w:hAnsi="Arial" w:cs="Arial"/>
+                <w:b w:val="0"/>
+                <w:color w:val="15212B"/>
+                <w:sz w:val="19"/>
+                <w:rtl w:val="1"/>
+                <w:rtl w:val="1"/>
+              </w:rPr>
+              <w:t>شلوغی و ابهام رابط</w:t>
+            </w:r>
+          </w:p>
+        </w:tc>
+        <w:tc>
+          <w:tcPr>
+            <w:tcW w:type="dxa" w:w="2340"/>
+            <w:vAlign w:val="center"/>
+            <w:tcMar>
+              <w:top w:w="100" w:type="dxa"/>
+              <w:start w:w="140" w:type="dxa"/>
+              <w:bottom w:w="100" w:type="dxa"/>
+              <w:end w:w="140" w:type="dxa"/>
+            </w:tcMar>
+          </w:tcPr>
+          <w:p>
+            <w:pPr>
+              <w:spacing w:before="0" w:after="0" w:line="276" w:lineRule="auto"/>
+              <w:jc w:val="right"/>
+              <w:bidi w:val="1"/>
+            </w:pPr>
+            <w:r>
+              <w:rPr>
+                <w:rFonts w:ascii="Arial" w:hAnsi="Arial" w:cs="Arial"/>
+                <w:b w:val="0"/>
+                <w:color w:val="15212B"/>
+                <w:sz w:val="19"/>
+                <w:rtl w:val="1"/>
+                <w:rtl w:val="1"/>
+              </w:rPr>
+              <w:t>احتمال خطای کاربر در شرایط فشار</w:t>
+            </w:r>
+          </w:p>
+        </w:tc>
+        <w:tc>
+          <w:tcPr>
+            <w:tcW w:type="dxa" w:w="2340"/>
+            <w:vAlign w:val="center"/>
+            <w:tcMar>
+              <w:top w:w="100" w:type="dxa"/>
+              <w:start w:w="140" w:type="dxa"/>
+              <w:bottom w:w="100" w:type="dxa"/>
+              <w:end w:w="140" w:type="dxa"/>
+            </w:tcMar>
+          </w:tcPr>
+          <w:p>
+            <w:pPr>
+              <w:spacing w:before="0" w:after="0" w:line="276" w:lineRule="auto"/>
+              <w:jc w:val="right"/>
+              <w:bidi w:val="1"/>
+            </w:pPr>
+            <w:r>
+              <w:rPr>
+                <w:rFonts w:ascii="Arial" w:hAnsi="Arial" w:cs="Arial"/>
+                <w:b w:val="0"/>
+                <w:color w:val="15212B"/>
+                <w:sz w:val="19"/>
+                <w:rtl w:val="1"/>
+                <w:rtl w:val="1"/>
+              </w:rPr>
+              <w:t>حذف متن‌های مدیریتی از محصول، ساده‌سازی واژه‌ها و جابه‌جایی سناریوها</w:t>
+            </w:r>
+          </w:p>
+        </w:tc>
+        <w:tc>
+          <w:tcPr>
+            <w:tcW w:type="dxa" w:w="2340"/>
+            <w:vAlign w:val="center"/>
+            <w:tcMar>
+              <w:top w:w="100" w:type="dxa"/>
+              <w:start w:w="140" w:type="dxa"/>
+              <w:bottom w:w="100" w:type="dxa"/>
+              <w:end w:w="140" w:type="dxa"/>
+            </w:tcMar>
+          </w:tcPr>
+          <w:p>
+            <w:pPr>
+              <w:spacing w:before="0" w:after="0" w:line="276" w:lineRule="auto"/>
+              <w:jc w:val="right"/>
+              <w:bidi w:val="1"/>
+            </w:pPr>
+            <w:r>
+              <w:rPr>
+                <w:rFonts w:ascii="Arial" w:hAnsi="Arial" w:cs="Arial"/>
+                <w:b w:val="0"/>
+                <w:color w:val="15212B"/>
+                <w:sz w:val="19"/>
+                <w:rtl w:val="1"/>
+                <w:rtl w:val="1"/>
+              </w:rPr>
+              <w:t>رابط کوتاه‌تر و قابل فهم‌تر</w:t>
+            </w:r>
+          </w:p>
+        </w:tc>
+      </w:tr>
+      <w:tr>
+        <w:tc>
+          <w:tcPr>
+            <w:tcW w:type="dxa" w:w="2340"/>
+            <w:vAlign w:val="center"/>
+            <w:tcMar>
+              <w:top w:w="100" w:type="dxa"/>
+              <w:start w:w="140" w:type="dxa"/>
+              <w:bottom w:w="100" w:type="dxa"/>
+              <w:end w:w="140" w:type="dxa"/>
+            </w:tcMar>
+          </w:tcPr>
+          <w:p>
+            <w:pPr>
+              <w:spacing w:before="0" w:after="0" w:line="276" w:lineRule="auto"/>
+              <w:jc w:val="right"/>
+              <w:bidi w:val="1"/>
+            </w:pPr>
+            <w:r>
+              <w:rPr>
+                <w:rFonts w:ascii="Arial" w:hAnsi="Arial" w:cs="Arial"/>
+                <w:b w:val="0"/>
+                <w:color w:val="15212B"/>
+                <w:sz w:val="19"/>
+                <w:rtl w:val="1"/>
+                <w:rtl w:val="1"/>
+              </w:rPr>
+              <w:t>تمرکز کار روی یک عضو</w:t>
+            </w:r>
+          </w:p>
+        </w:tc>
+        <w:tc>
+          <w:tcPr>
+            <w:tcW w:type="dxa" w:w="2340"/>
+            <w:vAlign w:val="center"/>
+            <w:tcMar>
+              <w:top w:w="100" w:type="dxa"/>
+              <w:start w:w="140" w:type="dxa"/>
+              <w:bottom w:w="100" w:type="dxa"/>
+              <w:end w:w="140" w:type="dxa"/>
+            </w:tcMar>
+          </w:tcPr>
+          <w:p>
+            <w:pPr>
+              <w:spacing w:before="0" w:after="0" w:line="276" w:lineRule="auto"/>
+              <w:jc w:val="right"/>
+              <w:bidi w:val="1"/>
+            </w:pPr>
+            <w:r>
+              <w:rPr>
+                <w:rFonts w:ascii="Arial" w:hAnsi="Arial" w:cs="Arial"/>
+                <w:b w:val="0"/>
+                <w:color w:val="15212B"/>
+                <w:sz w:val="19"/>
+                <w:rtl w:val="1"/>
+                <w:rtl w:val="1"/>
+              </w:rPr>
+              <w:t>ضعف در همکاری قابل مشاهده و انتقال دانش</w:t>
+            </w:r>
+          </w:p>
+        </w:tc>
+        <w:tc>
+          <w:tcPr>
+            <w:tcW w:type="dxa" w:w="2340"/>
+            <w:vAlign w:val="center"/>
+            <w:tcMar>
+              <w:top w:w="100" w:type="dxa"/>
+              <w:start w:w="140" w:type="dxa"/>
+              <w:bottom w:w="100" w:type="dxa"/>
+              <w:end w:w="140" w:type="dxa"/>
+            </w:tcMar>
+          </w:tcPr>
+          <w:p>
+            <w:pPr>
+              <w:spacing w:before="0" w:after="0" w:line="276" w:lineRule="auto"/>
+              <w:jc w:val="right"/>
+              <w:bidi w:val="1"/>
+            </w:pPr>
+            <w:r>
+              <w:rPr>
+                <w:rFonts w:ascii="Arial" w:hAnsi="Arial" w:cs="Arial"/>
+                <w:b w:val="0"/>
+                <w:color w:val="15212B"/>
+                <w:sz w:val="19"/>
+                <w:rtl w:val="1"/>
+                <w:rtl w:val="1"/>
+              </w:rPr>
+              <w:t>بازتوزیع نقش‌ها و ثبت مالک سند/تست/شاخص</w:t>
+            </w:r>
+          </w:p>
+        </w:tc>
+        <w:tc>
+          <w:tcPr>
+            <w:tcW w:type="dxa" w:w="2340"/>
+            <w:vAlign w:val="center"/>
+            <w:tcMar>
+              <w:top w:w="100" w:type="dxa"/>
+              <w:start w:w="140" w:type="dxa"/>
+              <w:bottom w:w="100" w:type="dxa"/>
+              <w:end w:w="140" w:type="dxa"/>
+            </w:tcMar>
+          </w:tcPr>
+          <w:p>
+            <w:pPr>
+              <w:spacing w:before="0" w:after="0" w:line="276" w:lineRule="auto"/>
+              <w:jc w:val="right"/>
+              <w:bidi w:val="1"/>
+            </w:pPr>
+            <w:r>
+              <w:rPr>
+                <w:rFonts w:ascii="Arial" w:hAnsi="Arial" w:cs="Arial"/>
+                <w:b w:val="0"/>
+                <w:color w:val="15212B"/>
+                <w:sz w:val="19"/>
+                <w:rtl w:val="1"/>
+                <w:rtl w:val="1"/>
+              </w:rPr>
+              <w:t>خروجی مستقل برای هر عضو در ارائه</w:t>
+            </w:r>
+          </w:p>
+        </w:tc>
+      </w:tr>
+      <w:tr>
+        <w:tc>
+          <w:tcPr>
+            <w:tcW w:type="dxa" w:w="2340"/>
+            <w:vAlign w:val="center"/>
+            <w:tcMar>
+              <w:top w:w="100" w:type="dxa"/>
+              <w:start w:w="140" w:type="dxa"/>
+              <w:bottom w:w="100" w:type="dxa"/>
+              <w:end w:w="140" w:type="dxa"/>
+            </w:tcMar>
+          </w:tcPr>
+          <w:p>
+            <w:pPr>
+              <w:spacing w:before="0" w:after="0" w:line="276" w:lineRule="auto"/>
+              <w:jc w:val="right"/>
+              <w:bidi w:val="1"/>
+            </w:pPr>
+            <w:r>
+              <w:rPr>
+                <w:rFonts w:ascii="Arial" w:hAnsi="Arial" w:cs="Arial"/>
+                <w:b w:val="0"/>
+                <w:color w:val="15212B"/>
+                <w:sz w:val="19"/>
+                <w:rtl w:val="1"/>
+                <w:rtl w:val="1"/>
+              </w:rPr>
+              <w:t>مستندسازی دیرهنگام بخشی از کار</w:t>
+            </w:r>
+          </w:p>
+        </w:tc>
+        <w:tc>
+          <w:tcPr>
+            <w:tcW w:type="dxa" w:w="2340"/>
+            <w:vAlign w:val="center"/>
+            <w:tcMar>
+              <w:top w:w="100" w:type="dxa"/>
+              <w:start w:w="140" w:type="dxa"/>
+              <w:bottom w:w="100" w:type="dxa"/>
+              <w:end w:w="140" w:type="dxa"/>
+            </w:tcMar>
+          </w:tcPr>
+          <w:p>
+            <w:pPr>
+              <w:spacing w:before="0" w:after="0" w:line="276" w:lineRule="auto"/>
+              <w:jc w:val="right"/>
+              <w:bidi w:val="1"/>
+            </w:pPr>
+            <w:r>
+              <w:rPr>
+                <w:rFonts w:ascii="Arial" w:hAnsi="Arial" w:cs="Arial"/>
+                <w:b w:val="0"/>
+                <w:color w:val="15212B"/>
+                <w:sz w:val="19"/>
+                <w:rtl w:val="1"/>
+                <w:rtl w:val="1"/>
+              </w:rPr>
+              <w:t>دشواری بازسازی Sprint و زمان</w:t>
+            </w:r>
+          </w:p>
+        </w:tc>
+        <w:tc>
+          <w:tcPr>
+            <w:tcW w:type="dxa" w:w="2340"/>
+            <w:vAlign w:val="center"/>
+            <w:tcMar>
+              <w:top w:w="100" w:type="dxa"/>
+              <w:start w:w="140" w:type="dxa"/>
+              <w:bottom w:w="100" w:type="dxa"/>
+              <w:end w:w="140" w:type="dxa"/>
+            </w:tcMar>
+          </w:tcPr>
+          <w:p>
+            <w:pPr>
+              <w:spacing w:before="0" w:after="0" w:line="276" w:lineRule="auto"/>
+              <w:jc w:val="right"/>
+              <w:bidi w:val="1"/>
+            </w:pPr>
+            <w:r>
+              <w:rPr>
+                <w:rFonts w:ascii="Arial" w:hAnsi="Arial" w:cs="Arial"/>
+                <w:b w:val="0"/>
+                <w:color w:val="15212B"/>
+                <w:sz w:val="19"/>
+                <w:rtl w:val="1"/>
+                <w:rtl w:val="1"/>
+              </w:rPr>
+              <w:t>اتصال ادعاها به commit و فایل و تفکیک داده واقعی از بازسازی</w:t>
+            </w:r>
+          </w:p>
+        </w:tc>
+        <w:tc>
+          <w:tcPr>
+            <w:tcW w:type="dxa" w:w="2340"/>
+            <w:vAlign w:val="center"/>
+            <w:tcMar>
+              <w:top w:w="100" w:type="dxa"/>
+              <w:start w:w="140" w:type="dxa"/>
+              <w:bottom w:w="100" w:type="dxa"/>
+              <w:end w:w="140" w:type="dxa"/>
+            </w:tcMar>
+          </w:tcPr>
+          <w:p>
+            <w:pPr>
+              <w:spacing w:before="0" w:after="0" w:line="276" w:lineRule="auto"/>
+              <w:jc w:val="right"/>
+              <w:bidi w:val="1"/>
+            </w:pPr>
+            <w:r>
+              <w:rPr>
+                <w:rFonts w:ascii="Arial" w:hAnsi="Arial" w:cs="Arial"/>
+                <w:b w:val="0"/>
+                <w:color w:val="15212B"/>
+                <w:sz w:val="19"/>
+                <w:rtl w:val="1"/>
+                <w:rtl w:val="1"/>
+              </w:rPr>
+              <w:t>بسته دانش و Jira import با Evidence Link</w:t>
+            </w:r>
+          </w:p>
+        </w:tc>
+      </w:tr>
+      <w:tr>
+        <w:tc>
+          <w:tcPr>
+            <w:tcW w:type="dxa" w:w="2340"/>
+            <w:vAlign w:val="center"/>
+            <w:tcMar>
+              <w:top w:w="100" w:type="dxa"/>
+              <w:start w:w="140" w:type="dxa"/>
+              <w:bottom w:w="100" w:type="dxa"/>
+              <w:end w:w="140" w:type="dxa"/>
+            </w:tcMar>
+          </w:tcPr>
+          <w:p>
+            <w:pPr>
+              <w:spacing w:before="0" w:after="0" w:line="276" w:lineRule="auto"/>
+              <w:jc w:val="right"/>
+              <w:bidi w:val="1"/>
+            </w:pPr>
+            <w:r>
+              <w:rPr>
+                <w:rFonts w:ascii="Arial" w:hAnsi="Arial" w:cs="Arial"/>
+                <w:b w:val="0"/>
+                <w:color w:val="15212B"/>
+                <w:sz w:val="19"/>
+                <w:rtl w:val="1"/>
+                <w:rtl w:val="1"/>
+              </w:rPr>
+              <w:t>نبود دسترسی به محیط درمانی</w:t>
+            </w:r>
+          </w:p>
+        </w:tc>
+        <w:tc>
+          <w:tcPr>
+            <w:tcW w:type="dxa" w:w="2340"/>
+            <w:vAlign w:val="center"/>
+            <w:tcMar>
+              <w:top w:w="100" w:type="dxa"/>
+              <w:start w:w="140" w:type="dxa"/>
+              <w:bottom w:w="100" w:type="dxa"/>
+              <w:end w:w="140" w:type="dxa"/>
+            </w:tcMar>
+          </w:tcPr>
+          <w:p>
+            <w:pPr>
+              <w:spacing w:before="0" w:after="0" w:line="276" w:lineRule="auto"/>
+              <w:jc w:val="right"/>
+              <w:bidi w:val="1"/>
+            </w:pPr>
+            <w:r>
+              <w:rPr>
+                <w:rFonts w:ascii="Arial" w:hAnsi="Arial" w:cs="Arial"/>
+                <w:b w:val="0"/>
+                <w:color w:val="15212B"/>
+                <w:sz w:val="19"/>
+                <w:rtl w:val="1"/>
+                <w:rtl w:val="1"/>
+              </w:rPr>
+              <w:t>توقف اعتبارسنجی بالینی</w:t>
+            </w:r>
+          </w:p>
+        </w:tc>
+        <w:tc>
+          <w:tcPr>
+            <w:tcW w:type="dxa" w:w="2340"/>
+            <w:vAlign w:val="center"/>
+            <w:tcMar>
+              <w:top w:w="100" w:type="dxa"/>
+              <w:start w:w="140" w:type="dxa"/>
+              <w:bottom w:w="100" w:type="dxa"/>
+              <w:end w:w="140" w:type="dxa"/>
+            </w:tcMar>
+          </w:tcPr>
+          <w:p>
+            <w:pPr>
+              <w:spacing w:before="0" w:after="0" w:line="276" w:lineRule="auto"/>
+              <w:jc w:val="right"/>
+              <w:bidi w:val="1"/>
+            </w:pPr>
+            <w:r>
+              <w:rPr>
+                <w:rFonts w:ascii="Arial" w:hAnsi="Arial" w:cs="Arial"/>
+                <w:b w:val="0"/>
+                <w:color w:val="15212B"/>
+                <w:sz w:val="19"/>
+                <w:rtl w:val="1"/>
+                <w:rtl w:val="1"/>
+              </w:rPr>
+              <w:t>دریافت ۹ بازخورد تخصصی و ارسال درخواست ملاقات به دو مرکز</w:t>
+            </w:r>
+          </w:p>
+        </w:tc>
+        <w:tc>
+          <w:tcPr>
+            <w:tcW w:type="dxa" w:w="2340"/>
+            <w:vAlign w:val="center"/>
+            <w:tcMar>
+              <w:top w:w="100" w:type="dxa"/>
+              <w:start w:w="140" w:type="dxa"/>
+              <w:bottom w:w="100" w:type="dxa"/>
+              <w:end w:w="140" w:type="dxa"/>
+            </w:tcMar>
+          </w:tcPr>
+          <w:p>
+            <w:pPr>
+              <w:spacing w:before="0" w:after="0" w:line="276" w:lineRule="auto"/>
+              <w:jc w:val="right"/>
+              <w:bidi w:val="1"/>
+            </w:pPr>
+            <w:r>
+              <w:rPr>
+                <w:rFonts w:ascii="Arial" w:hAnsi="Arial" w:cs="Arial"/>
+                <w:b w:val="0"/>
+                <w:color w:val="15212B"/>
+                <w:sz w:val="19"/>
+                <w:rtl w:val="1"/>
+                <w:rtl w:val="1"/>
+              </w:rPr>
+              <w:t>بازخورد UX تکمیل؛ اعتبارسنجی بالینی همچنان باز</w:t>
+            </w:r>
+          </w:p>
+        </w:tc>
+      </w:tr>
+    </w:tbl>
+    <w:p>
+      <w:pPr>
+        <w:spacing w:after="40"/>
+      </w:pPr>
+    </w:p>
+    <w:p>
+      <w:pPr>
+        <w:spacing w:before="320" w:after="160"/>
+        <w:jc w:val="right"/>
+        <w:keepNext/>
+        <w:bidi w:val="1"/>
+      </w:pPr>
+      <w:r>
+        <w:rPr>
+          <w:rFonts w:ascii="Arial" w:hAnsi="Arial" w:cs="Arial"/>
+          <w:b/>
+          <w:color w:val="064E5F"/>
+          <w:sz w:val="32"/>
+          <w:rtl w:val="1"/>
+        </w:rPr>
+        <w:t>برنامه ادامه پروژه و برآورد</w:t>
+      </w:r>
+    </w:p>
+    <w:tbl>
+      <w:tblPr>
+        <w:tblW w:type="auto" w:w="0"/>
+        <w:jc w:val="center"/>
+        <w:tblLayout w:type="fixed"/>
+        <w:tblLook w:firstColumn="1" w:firstRow="1" w:lastColumn="0" w:lastRow="0" w:noHBand="0" w:noVBand="1" w:val="04A0"/>
+      </w:tblPr>
+      <w:tblGrid>
+        <w:gridCol w:w="3120"/>
+        <w:gridCol w:w="3120"/>
+        <w:gridCol w:w="3120"/>
+      </w:tblGrid>
+      <w:tr>
+        <w:trPr>
+          <w:tblHeader/>
+        </w:trPr>
+        <w:tc>
+          <w:tcPr>
+            <w:tcW w:type="dxa" w:w="3096"/>
+            <w:vAlign w:val="center"/>
+            <w:tcMar>
+              <w:top w:w="100" w:type="dxa"/>
+              <w:start w:w="140" w:type="dxa"/>
+              <w:bottom w:w="100" w:type="dxa"/>
+              <w:end w:w="140" w:type="dxa"/>
+            </w:tcMar>
+            <w:shd w:fill="EAF4F3"/>
+          </w:tcPr>
+          <w:p>
+            <w:pPr>
+              <w:spacing w:before="0" w:after="0" w:line="276" w:lineRule="auto"/>
+              <w:jc w:val="right"/>
+              <w:bidi w:val="1"/>
+            </w:pPr>
+            <w:r>
+              <w:rPr>
+                <w:rFonts w:ascii="Arial" w:hAnsi="Arial" w:cs="Arial"/>
+                <w:b/>
+                <w:color w:val="064E5F"/>
+                <w:sz w:val="19"/>
+                <w:rtl w:val="1"/>
+                <w:rtl w:val="1"/>
+              </w:rPr>
+              <w:t>بازه پیشنهادی</w:t>
+            </w:r>
+          </w:p>
+        </w:tc>
+        <w:tc>
+          <w:tcPr>
+            <w:tcW w:type="dxa" w:w="1512"/>
+            <w:vAlign w:val="center"/>
+            <w:tcMar>
+              <w:top w:w="100" w:type="dxa"/>
+              <w:start w:w="140" w:type="dxa"/>
+              <w:bottom w:w="100" w:type="dxa"/>
+              <w:end w:w="140" w:type="dxa"/>
+            </w:tcMar>
+            <w:shd w:fill="EAF4F3"/>
+          </w:tcPr>
+          <w:p>
+            <w:pPr>
+              <w:spacing w:before="0" w:after="0" w:line="276" w:lineRule="auto"/>
+              <w:jc w:val="right"/>
+              <w:bidi w:val="1"/>
+            </w:pPr>
+            <w:r>
+              <w:rPr>
+                <w:rFonts w:ascii="Arial" w:hAnsi="Arial" w:cs="Arial"/>
+                <w:b/>
+                <w:color w:val="064E5F"/>
+                <w:sz w:val="19"/>
+                <w:rtl w:val="1"/>
+                <w:rtl w:val="1"/>
+              </w:rPr>
+              <w:t>خروجی</w:t>
+            </w:r>
+          </w:p>
+        </w:tc>
+        <w:tc>
+          <w:tcPr>
+            <w:tcW w:type="dxa" w:w="4752"/>
+            <w:vAlign w:val="center"/>
+            <w:tcMar>
+              <w:top w:w="100" w:type="dxa"/>
+              <w:start w:w="140" w:type="dxa"/>
+              <w:bottom w:w="100" w:type="dxa"/>
+              <w:end w:w="140" w:type="dxa"/>
+            </w:tcMar>
+            <w:shd w:fill="EAF4F3"/>
+          </w:tcPr>
+          <w:p>
+            <w:pPr>
+              <w:spacing w:before="0" w:after="0" w:line="276" w:lineRule="auto"/>
+              <w:jc w:val="right"/>
+              <w:bidi w:val="1"/>
+            </w:pPr>
+            <w:r>
+              <w:rPr>
+                <w:rFonts w:ascii="Arial" w:hAnsi="Arial" w:cs="Arial"/>
+                <w:b/>
+                <w:color w:val="064E5F"/>
+                <w:sz w:val="19"/>
+                <w:rtl w:val="1"/>
+                <w:rtl w:val="1"/>
+              </w:rPr>
+              <w:t>معیار پایان</w:t>
+            </w:r>
+          </w:p>
+        </w:tc>
+      </w:tr>
+      <w:tr>
+        <w:tc>
+          <w:tcPr>
+            <w:tcW w:type="dxa" w:w="3096"/>
+            <w:vAlign w:val="center"/>
+            <w:tcMar>
+              <w:top w:w="100" w:type="dxa"/>
+              <w:start w:w="140" w:type="dxa"/>
+              <w:bottom w:w="100" w:type="dxa"/>
+              <w:end w:w="140" w:type="dxa"/>
+            </w:tcMar>
+          </w:tcPr>
+          <w:p>
+            <w:pPr>
+              <w:spacing w:before="0" w:after="0" w:line="276" w:lineRule="auto"/>
+              <w:jc w:val="right"/>
+              <w:bidi w:val="1"/>
+            </w:pPr>
+            <w:r>
+              <w:rPr>
+                <w:rFonts w:ascii="Arial" w:hAnsi="Arial" w:cs="Arial"/>
+                <w:b w:val="0"/>
+                <w:color w:val="15212B"/>
+                <w:sz w:val="19"/>
+                <w:rtl w:val="1"/>
+                <w:rtl w:val="1"/>
+              </w:rPr>
+              <w:t>۲ هفته</w:t>
+            </w:r>
+          </w:p>
+        </w:tc>
+        <w:tc>
+          <w:tcPr>
+            <w:tcW w:type="dxa" w:w="1512"/>
+            <w:vAlign w:val="center"/>
+            <w:tcMar>
+              <w:top w:w="100" w:type="dxa"/>
+              <w:start w:w="140" w:type="dxa"/>
+              <w:bottom w:w="100" w:type="dxa"/>
+              <w:end w:w="140" w:type="dxa"/>
+            </w:tcMar>
+          </w:tcPr>
+          <w:p>
+            <w:pPr>
+              <w:spacing w:before="0" w:after="0" w:line="276" w:lineRule="auto"/>
+              <w:jc w:val="right"/>
+              <w:bidi w:val="1"/>
+            </w:pPr>
+            <w:r>
+              <w:rPr>
+                <w:rFonts w:ascii="Arial" w:hAnsi="Arial" w:cs="Arial"/>
+                <w:b w:val="0"/>
+                <w:color w:val="15212B"/>
+                <w:sz w:val="19"/>
+                <w:rtl w:val="1"/>
+                <w:rtl w:val="1"/>
+              </w:rPr>
+              <w:t>پیگیری دو مرکز، تکمیل رضایت آگاهانه و پروتکل پایلوت</w:t>
+            </w:r>
+          </w:p>
+        </w:tc>
+        <w:tc>
+          <w:tcPr>
+            <w:tcW w:type="dxa" w:w="4752"/>
+            <w:vAlign w:val="center"/>
+            <w:tcMar>
+              <w:top w:w="100" w:type="dxa"/>
+              <w:start w:w="140" w:type="dxa"/>
+              <w:bottom w:w="100" w:type="dxa"/>
+              <w:end w:w="140" w:type="dxa"/>
+            </w:tcMar>
+          </w:tcPr>
+          <w:p>
+            <w:pPr>
+              <w:spacing w:before="0" w:after="0" w:line="276" w:lineRule="auto"/>
+              <w:jc w:val="right"/>
+              <w:bidi w:val="1"/>
+            </w:pPr>
+            <w:r>
+              <w:rPr>
+                <w:rFonts w:ascii="Arial" w:hAnsi="Arial" w:cs="Arial"/>
+                <w:b w:val="0"/>
+                <w:color w:val="15212B"/>
+                <w:sz w:val="19"/>
+                <w:rtl w:val="1"/>
+                <w:rtl w:val="1"/>
+              </w:rPr>
+              <w:t>یک جلسه ثبت‌شده یا پاسخ رسمی؛ بدون ادعای همکاری پیش از تأیید</w:t>
+            </w:r>
+          </w:p>
+        </w:tc>
+      </w:tr>
+      <w:tr>
+        <w:tc>
+          <w:tcPr>
+            <w:tcW w:type="dxa" w:w="3096"/>
+            <w:vAlign w:val="center"/>
+            <w:tcMar>
+              <w:top w:w="100" w:type="dxa"/>
+              <w:start w:w="140" w:type="dxa"/>
+              <w:bottom w:w="100" w:type="dxa"/>
+              <w:end w:w="140" w:type="dxa"/>
+            </w:tcMar>
+          </w:tcPr>
+          <w:p>
+            <w:pPr>
+              <w:spacing w:before="0" w:after="0" w:line="276" w:lineRule="auto"/>
+              <w:jc w:val="right"/>
+              <w:bidi w:val="1"/>
+            </w:pPr>
+            <w:r>
+              <w:rPr>
+                <w:rFonts w:ascii="Arial" w:hAnsi="Arial" w:cs="Arial"/>
+                <w:b w:val="0"/>
+                <w:color w:val="15212B"/>
+                <w:sz w:val="19"/>
+                <w:rtl w:val="1"/>
+                <w:rtl w:val="1"/>
+              </w:rPr>
+              <w:t>۳ تا ۴ هفته</w:t>
+            </w:r>
+          </w:p>
+        </w:tc>
+        <w:tc>
+          <w:tcPr>
+            <w:tcW w:type="dxa" w:w="1512"/>
+            <w:vAlign w:val="center"/>
+            <w:tcMar>
+              <w:top w:w="100" w:type="dxa"/>
+              <w:start w:w="140" w:type="dxa"/>
+              <w:bottom w:w="100" w:type="dxa"/>
+              <w:end w:w="140" w:type="dxa"/>
+            </w:tcMar>
+          </w:tcPr>
+          <w:p>
+            <w:pPr>
+              <w:spacing w:before="0" w:after="0" w:line="276" w:lineRule="auto"/>
+              <w:jc w:val="right"/>
+              <w:bidi w:val="1"/>
+            </w:pPr>
+            <w:r>
+              <w:rPr>
+                <w:rFonts w:ascii="Arial" w:hAnsi="Arial" w:cs="Arial"/>
+                <w:b w:val="0"/>
+                <w:color w:val="15212B"/>
+                <w:sz w:val="19"/>
+                <w:rtl w:val="1"/>
+                <w:rtl w:val="1"/>
+              </w:rPr>
+              <w:t>پایلوت کاربردپذیری کنترل‌شده با کاربران مرتبط</w:t>
+            </w:r>
+          </w:p>
+        </w:tc>
+        <w:tc>
+          <w:tcPr>
+            <w:tcW w:type="dxa" w:w="4752"/>
+            <w:vAlign w:val="center"/>
+            <w:tcMar>
+              <w:top w:w="100" w:type="dxa"/>
+              <w:start w:w="140" w:type="dxa"/>
+              <w:bottom w:w="100" w:type="dxa"/>
+              <w:end w:w="140" w:type="dxa"/>
+            </w:tcMar>
+          </w:tcPr>
+          <w:p>
+            <w:pPr>
+              <w:spacing w:before="0" w:after="0" w:line="276" w:lineRule="auto"/>
+              <w:jc w:val="right"/>
+              <w:bidi w:val="1"/>
+            </w:pPr>
+            <w:r>
+              <w:rPr>
+                <w:rFonts w:ascii="Arial" w:hAnsi="Arial" w:cs="Arial"/>
+                <w:b w:val="0"/>
+                <w:color w:val="15212B"/>
+                <w:sz w:val="19"/>
+                <w:rtl w:val="1"/>
+                <w:rtl w:val="1"/>
+              </w:rPr>
+              <w:t>حداقل ۵ تست مشاهده‌شده، رضایت حداقل ۸۰٪ و ثبت مسئله‌ها</w:t>
+            </w:r>
+          </w:p>
+        </w:tc>
+      </w:tr>
+      <w:tr>
+        <w:tc>
+          <w:tcPr>
+            <w:tcW w:type="dxa" w:w="3096"/>
+            <w:vAlign w:val="center"/>
+            <w:tcMar>
+              <w:top w:w="100" w:type="dxa"/>
+              <w:start w:w="140" w:type="dxa"/>
+              <w:bottom w:w="100" w:type="dxa"/>
+              <w:end w:w="140" w:type="dxa"/>
+            </w:tcMar>
+          </w:tcPr>
+          <w:p>
+            <w:pPr>
+              <w:spacing w:before="0" w:after="0" w:line="276" w:lineRule="auto"/>
+              <w:jc w:val="right"/>
+              <w:bidi w:val="1"/>
+            </w:pPr>
+            <w:r>
+              <w:rPr>
+                <w:rFonts w:ascii="Arial" w:hAnsi="Arial" w:cs="Arial"/>
+                <w:b w:val="0"/>
+                <w:color w:val="15212B"/>
+                <w:sz w:val="19"/>
+                <w:rtl w:val="1"/>
+                <w:rtl w:val="1"/>
+              </w:rPr>
+              <w:t>۴ تا ۶ هفته</w:t>
+            </w:r>
+          </w:p>
+        </w:tc>
+        <w:tc>
+          <w:tcPr>
+            <w:tcW w:type="dxa" w:w="1512"/>
+            <w:vAlign w:val="center"/>
+            <w:tcMar>
+              <w:top w:w="100" w:type="dxa"/>
+              <w:start w:w="140" w:type="dxa"/>
+              <w:bottom w:w="100" w:type="dxa"/>
+              <w:end w:w="140" w:type="dxa"/>
+            </w:tcMar>
+          </w:tcPr>
+          <w:p>
+            <w:pPr>
+              <w:spacing w:before="0" w:after="0" w:line="276" w:lineRule="auto"/>
+              <w:jc w:val="right"/>
+              <w:bidi w:val="1"/>
+            </w:pPr>
+            <w:r>
+              <w:rPr>
+                <w:rFonts w:ascii="Arial" w:hAnsi="Arial" w:cs="Arial"/>
+                <w:b w:val="0"/>
+                <w:color w:val="15212B"/>
+                <w:sz w:val="19"/>
+                <w:rtl w:val="1"/>
+                <w:rtl w:val="1"/>
+              </w:rPr>
+              <w:t>ارزیابی بازنگرانه روی داده محلیِ مجاز و ناشناس</w:t>
+            </w:r>
+          </w:p>
+        </w:tc>
+        <w:tc>
+          <w:tcPr>
+            <w:tcW w:type="dxa" w:w="4752"/>
+            <w:vAlign w:val="center"/>
+            <w:tcMar>
+              <w:top w:w="100" w:type="dxa"/>
+              <w:start w:w="140" w:type="dxa"/>
+              <w:bottom w:w="100" w:type="dxa"/>
+              <w:end w:w="140" w:type="dxa"/>
+            </w:tcMar>
+          </w:tcPr>
+          <w:p>
+            <w:pPr>
+              <w:spacing w:before="0" w:after="0" w:line="276" w:lineRule="auto"/>
+              <w:jc w:val="right"/>
+              <w:bidi w:val="1"/>
+            </w:pPr>
+            <w:r>
+              <w:rPr>
+                <w:rFonts w:ascii="Arial" w:hAnsi="Arial" w:cs="Arial"/>
+                <w:b w:val="0"/>
+                <w:color w:val="15212B"/>
+                <w:sz w:val="19"/>
+                <w:rtl w:val="1"/>
+                <w:rtl w:val="1"/>
+              </w:rPr>
+              <w:t>گزارش Recall، FPR و subgroup با تأیید ناظر بالینی</w:t>
+            </w:r>
+          </w:p>
+        </w:tc>
+      </w:tr>
+      <w:tr>
+        <w:tc>
+          <w:tcPr>
+            <w:tcW w:type="dxa" w:w="3096"/>
+            <w:vAlign w:val="center"/>
+            <w:tcMar>
+              <w:top w:w="100" w:type="dxa"/>
+              <w:start w:w="140" w:type="dxa"/>
+              <w:bottom w:w="100" w:type="dxa"/>
+              <w:end w:w="140" w:type="dxa"/>
+            </w:tcMar>
+          </w:tcPr>
+          <w:p>
+            <w:pPr>
+              <w:spacing w:before="0" w:after="0" w:line="276" w:lineRule="auto"/>
+              <w:jc w:val="right"/>
+              <w:bidi w:val="1"/>
+            </w:pPr>
+            <w:r>
+              <w:rPr>
+                <w:rFonts w:ascii="Arial" w:hAnsi="Arial" w:cs="Arial"/>
+                <w:b w:val="0"/>
+                <w:color w:val="15212B"/>
+                <w:sz w:val="19"/>
+                <w:rtl w:val="1"/>
+                <w:rtl w:val="1"/>
+              </w:rPr>
+              <w:t>۶ تا ۸ هفته</w:t>
+            </w:r>
+          </w:p>
+        </w:tc>
+        <w:tc>
+          <w:tcPr>
+            <w:tcW w:type="dxa" w:w="1512"/>
+            <w:vAlign w:val="center"/>
+            <w:tcMar>
+              <w:top w:w="100" w:type="dxa"/>
+              <w:start w:w="140" w:type="dxa"/>
+              <w:bottom w:w="100" w:type="dxa"/>
+              <w:end w:w="140" w:type="dxa"/>
+            </w:tcMar>
+          </w:tcPr>
+          <w:p>
+            <w:pPr>
+              <w:spacing w:before="0" w:after="0" w:line="276" w:lineRule="auto"/>
+              <w:jc w:val="right"/>
+              <w:bidi w:val="1"/>
+            </w:pPr>
+            <w:r>
+              <w:rPr>
+                <w:rFonts w:ascii="Arial" w:hAnsi="Arial" w:cs="Arial"/>
+                <w:b w:val="0"/>
+                <w:color w:val="15212B"/>
+                <w:sz w:val="19"/>
+                <w:rtl w:val="1"/>
+                <w:rtl w:val="1"/>
+              </w:rPr>
+              <w:t>تنظیم Threshold متناسب با ظرفیت مرکز و نسخه محدود سازمانی</w:t>
+            </w:r>
+          </w:p>
+        </w:tc>
+        <w:tc>
+          <w:tcPr>
+            <w:tcW w:type="dxa" w:w="4752"/>
+            <w:vAlign w:val="center"/>
+            <w:tcMar>
+              <w:top w:w="100" w:type="dxa"/>
+              <w:start w:w="140" w:type="dxa"/>
+              <w:bottom w:w="100" w:type="dxa"/>
+              <w:end w:w="140" w:type="dxa"/>
+            </w:tcMar>
+          </w:tcPr>
+          <w:p>
+            <w:pPr>
+              <w:spacing w:before="0" w:after="0" w:line="276" w:lineRule="auto"/>
+              <w:jc w:val="right"/>
+              <w:bidi w:val="1"/>
+            </w:pPr>
+            <w:r>
+              <w:rPr>
+                <w:rFonts w:ascii="Arial" w:hAnsi="Arial" w:cs="Arial"/>
+                <w:b w:val="0"/>
+                <w:color w:val="15212B"/>
+                <w:sz w:val="19"/>
+                <w:rtl w:val="1"/>
+                <w:rtl w:val="1"/>
+              </w:rPr>
+              <w:t>تأیید پروتکل، audit log و توقف ایمن در خطا</w:t>
+            </w:r>
+          </w:p>
+        </w:tc>
+      </w:tr>
+    </w:tbl>
+    <w:p>
+      <w:pPr>
+        <w:spacing w:after="40"/>
+      </w:pPr>
+    </w:p>
+    <w:p>
+      <w:pPr>
+        <w:spacing w:before="0" w:after="120" w:line="300" w:lineRule="auto"/>
+        <w:jc w:val="right"/>
+        <w:bidi w:val="1"/>
+      </w:pPr>
+      <w:r>
+        <w:rPr>
+          <w:rFonts w:ascii="Arial" w:hAnsi="Arial" w:cs="Arial"/>
+          <w:b w:val="0"/>
+          <w:color w:val="15212B"/>
+          <w:sz w:val="22"/>
+          <w:rtl w:val="1"/>
+          <w:rtl w:val="1"/>
+        </w:rPr>
+        <w:t>این زمان‌ها برآورد برنامه‌ریزی‌اند و تعهد بیمارستان یا نتیجه بالینی محسوب نمی‌شوند.</w:t>
+      </w:r>
+    </w:p>
+    <w:p>
+      <w:pPr>
+        <w:spacing w:before="320" w:after="160"/>
+        <w:jc w:val="right"/>
+        <w:keepNext/>
+        <w:bidi w:val="1"/>
+      </w:pPr>
+      <w:r>
+        <w:rPr>
+          <w:rFonts w:ascii="Arial" w:hAnsi="Arial" w:cs="Arial"/>
+          <w:b/>
+          <w:color w:val="064E5F"/>
+          <w:sz w:val="32"/>
+          <w:rtl w:val="1"/>
+        </w:rPr>
         <w:t>ریسک‌ها و محدودیت‌های باز</w:t>
       </w:r>
     </w:p>
@@ -3666,6 +7088,25 @@
     </w:p>
     <w:p>
       <w:pPr>
+        <w:pStyle w:val="ListBullet"/>
+        <w:spacing w:before="0" w:after="80" w:line="300" w:lineRule="auto"/>
+        <w:jc w:val="right"/>
+        <w:bidi w:val="1"/>
+      </w:pPr>
+      <w:r>
+        <w:rPr>
+          <w:rFonts w:ascii="Arial" w:hAnsi="Arial" w:cs="Arial"/>
+          <w:b w:val="0"/>
+          <w:color w:val="15212B"/>
+          <w:sz w:val="22"/>
+          <w:rtl w:val="1"/>
+          <w:rtl w:val="1"/>
+        </w:rPr>
+        <w:t>ویدئوی استفاده یک کاربر نهایی از محصول، در صورت نبود رضایت ثبت‌شده، نباید ساخته یا جایگزین‌سازی شود.</w:t>
+      </w:r>
+    </w:p>
+    <w:p>
+      <w:pPr>
         <w:spacing w:before="320" w:after="160"/>
         <w:jc w:val="right"/>
         <w:keepNext/>
@@ -3792,7 +7233,7 @@
         <w:sz w:val="18"/>
         <w:rtl w:val="1"/>
       </w:rPr>
-      <w:t>امدادیار | گزارش نهایی پروژه</w:t>
+      <w:t>امداد یار | گزارش نهایی پروژه</w:t>
     </w:r>
   </w:p>
 </w:hdr>

--- a/docs/deliverables/ITPM_Final_Report_Emergency_Triage.docx
+++ b/docs/deliverables/ITPM_Final_Report_Emergency_Triage.docx
@@ -7179,6 +7179,186 @@
           <w:rtl w:val="1"/>
         </w:rPr>
         <w:t xml:space="preserve"> قرار دارد.</w:t>
+      </w:r>
+    </w:p>
+    <w:p>
+      <w:r>
+        <w:br w:type="page"/>
+      </w:r>
+    </w:p>
+    <w:p>
+      <w:pPr>
+        <w:spacing w:before="200" w:after="120"/>
+        <w:jc w:val="right"/>
+        <w:bidi/>
+      </w:pPr>
+      <w:r>
+        <w:rPr>
+          <w:rFonts w:ascii="Arial" w:hAnsi="Arial"/>
+          <w:b/>
+          <w:color w:val="0B6770"/>
+          <w:sz w:val="32"/>
+          <w:rtl/>
+        </w:rPr>
+        <w:t>ضمیمه ممیزی فنی نسخه انتشار</w:t>
+      </w:r>
+    </w:p>
+    <w:p>
+      <w:pPr>
+        <w:spacing w:after="80"/>
+        <w:jc w:val="right"/>
+        <w:bidi/>
+      </w:pPr>
+      <w:r>
+        <w:rPr>
+          <w:rFonts w:ascii="Arial" w:hAnsi="Arial"/>
+          <w:sz w:val="22"/>
+          <w:rtl/>
+        </w:rPr>
+        <w:t>در ۲۵ تیر ۱۴۰۵، پیش از بسته‌بندی نسخه بازار، ارزیابی مدل و قواعد ایمنی از ابتدا بازتولید شد. این ممیزی داخلی و گذشته‌نگر است و جای اعتبارسنجی بالینی یا تطبیق با پروتکل بیمارستان را نمی‌گیرد.</w:t>
+      </w:r>
+    </w:p>
+    <w:p>
+      <w:pPr>
+        <w:pStyle w:val="ListBullet"/>
+        <w:spacing w:after="80"/>
+        <w:jc w:val="right"/>
+        <w:bidi/>
+      </w:pPr>
+      <w:r>
+        <w:rPr>
+          <w:rFonts w:ascii="Arial" w:hAnsi="Arial"/>
+          <w:sz w:val="22"/>
+          <w:rtl/>
+        </w:rPr>
+        <w:t>تقسیم آزمون با random_state=42 بازسازی و ۱۱۱٬۶۰۶ رکورد نگه‌داشته‌شده دوباره پیش‌بینی شد؛ اختلاف متریک با artifact آموزشی صفر بود.</w:t>
+      </w:r>
+    </w:p>
+    <w:p>
+      <w:pPr>
+        <w:pStyle w:val="ListBullet"/>
+        <w:spacing w:after="80"/>
+        <w:jc w:val="right"/>
+        <w:bidi/>
+      </w:pPr>
+      <w:r>
+        <w:rPr>
+          <w:rFonts w:ascii="Arial" w:hAnsi="Arial"/>
+          <w:sz w:val="22"/>
+          <w:rtl/>
+        </w:rPr>
+        <w:t>مجموعه QA شامل ۱۱۸ تست Python، ۱۰۷ آزمون مرزی سن‌محور و ۵٬۰۰۰ ترکیب تصادفی با بذر ثابت است.</w:t>
+      </w:r>
+    </w:p>
+    <w:p>
+      <w:pPr>
+        <w:pStyle w:val="ListBullet"/>
+        <w:spacing w:after="80"/>
+        <w:jc w:val="right"/>
+        <w:bidi/>
+      </w:pPr>
+      <w:r>
+        <w:rPr>
+          <w:rFonts w:ascii="Arial" w:hAnsi="Arial"/>
+          <w:sz w:val="22"/>
+          <w:rtl/>
+        </w:rPr>
+        <w:t>نسخه مرورگر و API در ۱٬۱۶۷ سناریو مقایسه شدند؛ صفر اختلاف تصمیمی و بیشینه اختلاف احتمال 3.54e-7 ثبت شد.</w:t>
+      </w:r>
+    </w:p>
+    <w:p>
+      <w:pPr>
+        <w:pStyle w:val="ListBullet"/>
+        <w:spacing w:after="80"/>
+        <w:jc w:val="right"/>
+        <w:bidi/>
+      </w:pPr>
+      <w:r>
+        <w:rPr>
+          <w:rFonts w:ascii="Arial" w:hAnsi="Arial"/>
+          <w:sz w:val="22"/>
+          <w:rtl/>
+        </w:rPr>
+        <w:t>برای ورودی سه‌فیلدی شکایت اصلی، ضربان و SpO2، Recall برابر 0.9411 و FPR برابر 0.5901 بود؛ افزودن سن Recall=0.9246 و FPR=0.5177 داد.</w:t>
+      </w:r>
+    </w:p>
+    <w:p>
+      <w:pPr>
+        <w:pStyle w:val="ListBullet"/>
+        <w:spacing w:after="80"/>
+        <w:jc w:val="right"/>
+        <w:bidi/>
+      </w:pPr>
+      <w:r>
+        <w:rPr>
+          <w:rFonts w:ascii="Arial" w:hAnsi="Arial"/>
+          <w:sz w:val="22"/>
+          <w:rtl/>
+        </w:rPr>
+        <w:t>آستانه آزمایشی فقط علائم حیاتی به علت FPR=0.7840 رد شد و وارد محصول نشد.</w:t>
+      </w:r>
+    </w:p>
+    <w:p>
+      <w:pPr>
+        <w:pStyle w:val="ListBullet"/>
+        <w:spacing w:after="80"/>
+        <w:jc w:val="right"/>
+        <w:bidi/>
+      </w:pPr>
+      <w:r>
+        <w:rPr>
+          <w:rFonts w:ascii="Arial" w:hAnsi="Arial"/>
+          <w:sz w:val="22"/>
+          <w:rtl/>
+        </w:rPr>
+        <w:t>قواعد ایمنی نسخه 2026.07.2 سن، اکسیژن، فشار، تنفس، ضربان، دما، نسبت شوک و ناسازگاری اندازه‌گیری را بررسی می‌کنند؛ احتمال خام مدل تغییر نمی‌کند.</w:t>
+      </w:r>
+    </w:p>
+    <w:p>
+      <w:pPr>
+        <w:pStyle w:val="ListBullet"/>
+        <w:spacing w:after="80"/>
+        <w:jc w:val="right"/>
+        <w:bidi/>
+      </w:pPr>
+      <w:r>
+        <w:rPr>
+          <w:rFonts w:ascii="Arial" w:hAnsi="Arial"/>
+          <w:sz w:val="22"/>
+          <w:rtl/>
+        </w:rPr>
+        <w:t>APK و AAB نسخه 1.0.0 با assetهای نهایی بازامضا شدند؛ پنج فایل کلیدی داخل بسته بایت‌به‌بایت با dist برابرند.</w:t>
+      </w:r>
+    </w:p>
+    <w:p>
+      <w:pPr>
+        <w:pStyle w:val="ListBullet"/>
+        <w:spacing w:after="80"/>
+        <w:jc w:val="right"/>
+        <w:bidi/>
+      </w:pPr>
+      <w:r>
+        <w:rPr>
+          <w:rFonts w:ascii="Arial" w:hAnsi="Arial"/>
+          <w:sz w:val="22"/>
+          <w:rtl/>
+        </w:rPr>
+        <w:t>نصب روی گوشی فیزیکی، تحلیل fairness و اعتبارسنجی خارجی/بالینی همچنان اقدام‌های باز فاز بعدی هستند.</w:t>
+      </w:r>
+    </w:p>
+    <w:p>
+      <w:pPr>
+        <w:spacing w:after="80"/>
+        <w:jc w:val="right"/>
+        <w:bidi/>
+      </w:pPr>
+      <w:r>
+        <w:rPr>
+          <w:rFonts w:ascii="Arial" w:hAnsi="Arial"/>
+          <w:sz w:val="22"/>
+          <w:rtl/>
+        </w:rPr>
+        <w:t>شواهد: docs/model-release-scenario-audit-fa.md، reports/model/release_validation_v7.json، reports/model/browser_backend_differential_v7.json و docs/market/build-verification-fa.md.</w:t>
       </w:r>
     </w:p>
     <w:sectPr>

--- a/docs/deliverables/ITPM_Final_Report_Emergency_Triage.docx
+++ b/docs/deliverables/ITPM_Final_Report_Emergency_Triage.docx
@@ -3962,14 +3962,11 @@
       </w:pPr>
       <w:r>
         <w:rPr>
-          <w:rFonts w:ascii="Arial" w:hAnsi="Arial" w:cs="Arial"/>
-          <w:b w:val="0"/>
-          <w:color w:val="15212B"/>
+          <w:rFonts w:ascii="Arial" w:hAnsi="Arial"/>
           <w:sz w:val="22"/>
-          <w:rtl w:val="1"/>
-          <w:rtl w:val="1"/>
+          <w:rtl/>
         </w:rPr>
-        <w:t>backlog آماده Jira شامل ۹ Epic و حداقل ۴۵ Story/Task</w:t>
+        <w:t>پروژه واقعی Jira با کلید EMD شامل ۹ Epic و ۵۱ Story/Task است؛ همه Story/Taskها به Epic والد متصل شده‌اند و وضعیت Workflow بر اساس شواهد repo به‌روزرسانی شده است.</w:t>
       </w:r>
     </w:p>
     <w:p>
@@ -5526,14 +5523,11 @@
       </w:pPr>
       <w:r>
         <w:rPr>
-          <w:rFonts w:ascii="Arial" w:hAnsi="Arial" w:cs="Arial"/>
-          <w:b w:val="0"/>
-          <w:color w:val="15212B"/>
+          <w:rFonts w:ascii="Arial" w:hAnsi="Arial"/>
           <w:sz w:val="22"/>
-          <w:rtl w:val="1"/>
-          <w:rtl w:val="1"/>
+          <w:rtl/>
         </w:rPr>
-        <w:t>ساعت‌های ۴۷، ۲۳ و ۱۸، برآورد مبتنی بر فعالیت‌های ثبت‌شده‌اند و ادعای تایم‌شیت لحظه‌ای از ابتدای ترم نیستند. برای جلوگیری از نمایش نادرست تاریخچه، انتقال backlog قدیمی به Jira با برچسب «بازسازی بر اساس شواهد Git و فایل‌ها» انجام می‌شود.</w:t>
+        <w:t>ساعت‌های ۴۷، ۲۳ و ۱۸، برآورد مبتنی بر فعالیت‌های ثبت‌شده‌اند و ادعای تایم‌شیت لحظه‌ای از ابتدای ترم نیستند. backlog قدیمی در Jira با اتکا به شواهد Git و فایل‌ها بازسازی شده است؛ تاریخ ایجاد پلتفرم به‌عنوان تاریخ انجام کار معرفی نمی‌شود. حساب Jira محدثه و محمدرضا برای ثبت Assignee و worklog شخصی هنوز باید با ایمیل واقعی دعوت شود.</w:t>
       </w:r>
     </w:p>
     <w:p>
@@ -7057,14 +7051,11 @@
       </w:pPr>
       <w:r>
         <w:rPr>
-          <w:rFonts w:ascii="Arial" w:hAnsi="Arial" w:cs="Arial"/>
-          <w:b w:val="0"/>
-          <w:color w:val="15212B"/>
+          <w:rFonts w:ascii="Arial" w:hAnsi="Arial"/>
           <w:sz w:val="22"/>
-          <w:rtl w:val="1"/>
-          <w:rtl w:val="1"/>
+          <w:rtl/>
         </w:rPr>
-        <w:t>لینک و screenshot واقعی Jira/Notion فقط پس از تکمیل ورود در حساب‌های تیم قابل ارائه است.</w:t>
+        <w:t>ابزارهای واقعی فعال‌اند: Jira در https://pourmand.atlassian.net/jira/software/projects/EMD/board و Notion در https://app.notion.com/p/38fd955c965a80c18b7ac3a8fd176cc3. ثبت screenshot رابط، آزمون دسترسی مهمان و دعوت حساب دو عضو همچنان اقدام انسانی پیش از تحویل است.</w:t>
       </w:r>
     </w:p>
     <w:p>
@@ -7359,6 +7350,87 @@
           <w:rtl/>
         </w:rPr>
         <w:t>شواهد: docs/model-release-scenario-audit-fa.md، reports/model/release_validation_v7.json، reports/model/browser_backend_differential_v7.json و docs/market/build-verification-fa.md.</w:t>
+      </w:r>
+    </w:p>
+    <w:p>
+      <w:pPr>
+        <w:spacing w:before="200" w:after="120"/>
+        <w:jc w:val="right"/>
+        <w:bidi/>
+      </w:pPr>
+      <w:r>
+        <w:rPr>
+          <w:rFonts w:ascii="Arial" w:hAnsi="Arial"/>
+          <w:b/>
+          <w:color w:val="0B6770"/>
+          <w:sz w:val="32"/>
+          <w:rtl/>
+        </w:rPr>
+        <w:t>شواهد ابزارهای واقعی مدیریت پروژه و دانش</w:t>
+      </w:r>
+    </w:p>
+    <w:p>
+      <w:pPr>
+        <w:pStyle w:val="ListBullet"/>
+        <w:spacing w:after="80"/>
+        <w:jc w:val="right"/>
+        <w:bidi/>
+      </w:pPr>
+      <w:r>
+        <w:rPr>
+          <w:rFonts w:ascii="Arial" w:hAnsi="Arial"/>
+          <w:sz w:val="22"/>
+          <w:rtl/>
+        </w:rPr>
+        <w:t>Jira: پروژه EMD با ۹ Epic، ۵۱ Story/Task، Parent واقعی و ۵۲ مورد Done؛ کارهای بیرونی اثبات‌نشده باز مانده‌اند.</w:t>
+      </w:r>
+    </w:p>
+    <w:p>
+      <w:pPr>
+        <w:pStyle w:val="ListBullet"/>
+        <w:spacing w:after="80"/>
+        <w:jc w:val="right"/>
+        <w:bidi/>
+      </w:pPr>
+      <w:r>
+        <w:rPr>
+          <w:rFonts w:ascii="Arial" w:hAnsi="Arial"/>
+          <w:sz w:val="22"/>
+          <w:rtl/>
+        </w:rPr>
+        <w:t>Notion: هفت صفحه محتوایی، پنج دیتابیس و ۶۶ رکورد تصمیم، تغییر، ریسک، بازخورد و QA.</w:t>
+      </w:r>
+    </w:p>
+    <w:p>
+      <w:pPr>
+        <w:pStyle w:val="ListBullet"/>
+        <w:spacing w:after="80"/>
+        <w:jc w:val="right"/>
+        <w:bidi/>
+      </w:pPr>
+      <w:r>
+        <w:rPr>
+          <w:rFonts w:ascii="Arial" w:hAnsi="Arial"/>
+          <w:sz w:val="22"/>
+          <w:rtl/>
+        </w:rPr>
+        <w:t>بازخورد: ۹ نظر کیفی پرستاران تأیید شده؛ outreach دو مرکز درمانی در انتظار پاسخ نهایی است و همکاری رسمی ادعا نمی‌شود.</w:t>
+      </w:r>
+    </w:p>
+    <w:p>
+      <w:pPr>
+        <w:pStyle w:val="ListBullet"/>
+        <w:spacing w:after="80"/>
+        <w:jc w:val="right"/>
+        <w:bidi/>
+      </w:pPr>
+      <w:r>
+        <w:rPr>
+          <w:rFonts w:ascii="Arial" w:hAnsi="Arial"/>
+          <w:sz w:val="22"/>
+          <w:rtl/>
+        </w:rPr>
+        <w:t>کارهای باز: حساب Jira دو عضو، screenshot، تست APK/PWA روی گوشی، ضبط ویدئو، fairness و اعتبارسنجی بالینی.</w:t>
       </w:r>
     </w:p>
     <w:sectPr>

--- a/docs/deliverables/ITPM_Final_Report_Emergency_Triage.docx
+++ b/docs/deliverables/ITPM_Final_Report_Emergency_Triage.docx
@@ -17,7 +17,7 @@
           <w:sz w:val="48"/>
           <w:rtl w:val="1"/>
         </w:rPr>
-        <w:t>گزارش نهایی پروژه امدادیار</w:t>
+        <w:t>گزارش نهایی پروژه امداد یار</w:t>
       </w:r>
     </w:p>
     <w:p>
@@ -53,7 +53,7 @@
           <w:rtl w:val="1"/>
           <w:rtl w:val="1"/>
         </w:rPr>
-        <w:t>«امدادیار» از یک آزمایش مدل یادگیری ماشین به یک MVP عمومی، فارسی، نصب‌پذیر و قابل ردیابی از نظر مدیریت پروژه تبدیل شده است. نسخه نهایی فقط از داده‌های قابل دسترس در زمان تریاژ استفاده می‌کند، با ورودی ناقص کار می‌کند و خروجی را به‌صورت پشتیبان تصمیم، نه تشخیص پزشکی، ارائه می‌دهد.</w:t>
+        <w:t>«امداد یار» از یک آزمایش مدل یادگیری ماشین به یک MVP عمومی، فارسی، نصب‌پذیر و قابل ردیابی از نظر مدیریت پروژه تبدیل شده است. نسخه نهایی فقط از داده‌های قابل دسترس در زمان تریاژ استفاده می‌کند، با ورودی ناقص کار می‌کند و خروجی را به‌صورت پشتیبان تصمیم، نه تشخیص پزشکی، ارائه می‌دهد.</w:t>
       </w:r>
     </w:p>
     <w:p>
@@ -7382,7 +7382,7 @@
           <w:sz w:val="22"/>
           <w:rtl/>
         </w:rPr>
-        <w:t>Jira: پروژه EMD با ۹ Epic، ۵۱ Story/Task، Parent واقعی و ۵۲ مورد Done؛ کارهای بیرونی اثبات‌نشده باز مانده‌اند.</w:t>
+        <w:t>Jira: پروژه EMD با ۹ Epic، ۵۱ Story/Task و Parent واقعی ثبت شده است؛ در ممیزی نهایی ۵۱ Issue در وضعیت Done، ۶ مورد In Progress، یک مورد In Review و دو مورد Backlog بوده‌اند.</w:t>
       </w:r>
     </w:p>
     <w:p>
@@ -7398,7 +7398,7 @@
           <w:sz w:val="22"/>
           <w:rtl/>
         </w:rPr>
-        <w:t>Notion: هفت صفحه محتوایی، پنج دیتابیس و ۶۶ رکورد تصمیم، تغییر، ریسک، بازخورد و QA.</w:t>
+        <w:t>Notion: هشت صفحه محتوایی، پنج دیتابیس و ۷۳ رکورد تصمیم، تغییر، ریسک، بازخورد و QA.</w:t>
       </w:r>
     </w:p>
     <w:p>

--- a/docs/deliverables/ITPM_Final_Report_Emergency_Triage.docx
+++ b/docs/deliverables/ITPM_Final_Report_Emergency_Triage.docx
@@ -7398,7 +7398,7 @@
           <w:sz w:val="22"/>
           <w:rtl/>
         </w:rPr>
-        <w:t>Notion: هشت صفحه محتوایی، پنج دیتابیس و ۷۳ رکورد تصمیم، تغییر، ریسک، بازخورد و QA.</w:t>
+        <w:t>Notion: هشت صفحه محتوایی، پنج دیتابیس و ۷۵ رکورد تصمیم، تغییر، ریسک، بازخورد و QA.</w:t>
       </w:r>
     </w:p>
     <w:p>
@@ -7431,6 +7431,102 @@
           <w:rtl/>
         </w:rPr>
         <w:t>کارهای باز: حساب Jira دو عضو، screenshot، تست APK/PWA روی گوشی، ضبط ویدئو، fairness و اعتبارسنجی بالینی.</w:t>
+      </w:r>
+    </w:p>
+    <w:p>
+      <w:pPr>
+        <w:spacing w:before="200" w:after="120"/>
+        <w:jc w:val="right"/>
+        <w:bidi/>
+      </w:pPr>
+      <w:r>
+        <w:rPr>
+          <w:rFonts w:ascii="Arial" w:hAnsi="Arial"/>
+          <w:b/>
+          <w:color w:val="0B6770"/>
+          <w:sz w:val="32"/>
+          <w:rtl/>
+        </w:rPr>
+        <w:t>ضمیمه بازبینی تجربه نسخه موبایل</w:t>
+      </w:r>
+    </w:p>
+    <w:p>
+      <w:pPr>
+        <w:spacing w:after="80"/>
+        <w:jc w:val="right"/>
+        <w:bidi/>
+      </w:pPr>
+      <w:r>
+        <w:rPr>
+          <w:rFonts w:ascii="Arial" w:hAnsi="Arial"/>
+          <w:sz w:val="22"/>
+          <w:rtl/>
+        </w:rPr>
+        <w:t>مشاهده نسخه نصب‌شده روی گوشی Samsung نشان داد محتوای بالای صفحه با نوار وضعیت تداخل دارد و نمایش دوباره کنترل نصب داخل APK ضروری نیست. این مشاهده به یک تغییر قابل ردیابی در محصول تبدیل شد.</w:t>
+      </w:r>
+    </w:p>
+    <w:p>
+      <w:pPr>
+        <w:pStyle w:val="ListBullet"/>
+        <w:spacing w:after="80"/>
+        <w:jc w:val="right"/>
+        <w:bidi/>
+      </w:pPr>
+      <w:r>
+        <w:rPr>
+          <w:rFonts w:ascii="Arial" w:hAnsi="Arial"/>
+          <w:sz w:val="22"/>
+          <w:rtl/>
+        </w:rPr>
+        <w:t>فاصله نوار وضعیت با WindowInsets در پوسته Native مدیریت می‌شود.</w:t>
+      </w:r>
+    </w:p>
+    <w:p>
+      <w:pPr>
+        <w:pStyle w:val="ListBullet"/>
+        <w:spacing w:after="80"/>
+        <w:jc w:val="right"/>
+        <w:bidi/>
+      </w:pPr>
+      <w:r>
+        <w:rPr>
+          <w:rFonts w:ascii="Arial" w:hAnsi="Arial"/>
+          <w:sz w:val="22"/>
+          <w:rtl/>
+        </w:rPr>
+        <w:t>wrapper اندروید با شناسه EmdadyarAndroid شناسایی و تمام کنترل‌های نصب در آن پنهان می‌شوند.</w:t>
+      </w:r>
+    </w:p>
+    <w:p>
+      <w:pPr>
+        <w:pStyle w:val="ListBullet"/>
+        <w:spacing w:after="80"/>
+        <w:jc w:val="right"/>
+        <w:bidi/>
+      </w:pPr>
+      <w:r>
+        <w:rPr>
+          <w:rFonts w:ascii="Arial" w:hAnsi="Arial"/>
+          <w:sz w:val="22"/>
+          <w:rtl/>
+        </w:rPr>
+        <w:t>تب نصب با راهنمای سه‌مرحله‌ای جایگزین شد و سوابق و سناریوهای نمونه به بخش‌های جمع‌شونده منتقل شدند.</w:t>
+      </w:r>
+    </w:p>
+    <w:p>
+      <w:pPr>
+        <w:pStyle w:val="ListBullet"/>
+        <w:spacing w:after="80"/>
+        <w:jc w:val="right"/>
+        <w:bidi/>
+      </w:pPr>
+      <w:r>
+        <w:rPr>
+          <w:rFonts w:ascii="Arial" w:hAnsi="Arial"/>
+          <w:sz w:val="22"/>
+          <w:rtl/>
+        </w:rPr>
+        <w:t>آزمون خودکار wrapper در ابعاد ۳۹۰×۸۴۴ بدون خطای runtime عبور کرد؛ نصب APK نهایی با hash تازه روی دستگاه واقعی همچنان کنترل باز انتشار است.</w:t>
       </w:r>
     </w:p>
     <w:sectPr>
